--- a/word_template.docx
+++ b/word_template.docx
@@ -114,7 +114,7 @@
               <w:rPr>
                 <w:noProof/>
               </w:rPr>
-              <w:t>22 December 2025</w:t>
+              <w:t>26 February 2026</w:t>
             </w:r>
             <w:r>
               <w:fldChar w:fldCharType="end"/>
@@ -2319,19 +2319,7 @@
               <w:rPr>
                 <w:rStyle w:val="Hyperlink"/>
               </w:rPr>
-              <w:t>Plan to P</w:t>
-            </w:r>
-            <w:r>
-              <w:rPr>
-                <w:rStyle w:val="Hyperlink"/>
-              </w:rPr>
-              <w:t>r</w:t>
-            </w:r>
-            <w:r>
-              <w:rPr>
-                <w:rStyle w:val="Hyperlink"/>
-              </w:rPr>
-              <w:t>oduce (P2P)</w:t>
+              <w:t>Plan to Produce (P2P)</w:t>
             </w:r>
             <w:r>
               <w:rPr>
@@ -7220,6 +7208,24 @@
       </w:r>
     </w:p>
     <w:p>
+      <w:r>
+        <w:t>{{</w:t>
+      </w:r>
+      <w:proofErr w:type="spellStart"/>
+      <w:proofErr w:type="gramStart"/>
+      <w:r>
+        <w:t>data.Customer</w:t>
+      </w:r>
+      <w:proofErr w:type="gramEnd"/>
+      <w:r>
+        <w:t>_Business_Overview.Schedule_of_Events.content</w:t>
+      </w:r>
+      <w:proofErr w:type="spellEnd"/>
+      <w:r>
+        <w:t>}}</w:t>
+      </w:r>
+    </w:p>
+    <w:p>
       <w:pPr>
         <w:pStyle w:val="Heading2"/>
       </w:pPr>
@@ -7230,6 +7236,24 @@
       <w:bookmarkEnd w:id="2"/>
     </w:p>
     <w:p>
+      <w:r>
+        <w:t>{{</w:t>
+      </w:r>
+      <w:proofErr w:type="spellStart"/>
+      <w:proofErr w:type="gramStart"/>
+      <w:r>
+        <w:t>data.Customer</w:t>
+      </w:r>
+      <w:proofErr w:type="gramEnd"/>
+      <w:r>
+        <w:t>_Business_Overview.Contacts_Identified.content</w:t>
+      </w:r>
+      <w:proofErr w:type="spellEnd"/>
+      <w:r>
+        <w:t>}}</w:t>
+      </w:r>
+    </w:p>
+    <w:p>
       <w:pPr>
         <w:pStyle w:val="Heading2"/>
       </w:pPr>
@@ -7244,6 +7268,29 @@
     </w:p>
     <w:p>
       <w:pPr>
+        <w:spacing w:line="240" w:lineRule="auto"/>
+        <w:rPr>
+          <w:rFonts w:ascii="Times New Roman" w:eastAsia="Times New Roman" w:hAnsi="Times New Roman" w:cs="Times New Roman"/>
+          <w:kern w:val="0"/>
+          <w:sz w:val="24"/>
+          <w:lang w:val="en-IN" w:eastAsia="en-GB"/>
+          <w14:ligatures w14:val="none"/>
+        </w:rPr>
+      </w:pPr>
+      <w:r>
+        <w:rPr>
+          <w:rFonts w:ascii="Times New Roman" w:eastAsia="Times New Roman" w:hAnsi="Times New Roman" w:cs="Times New Roman"/>
+          <w:kern w:val="0"/>
+          <w:sz w:val="24"/>
+          <w:lang w:val="en-IN" w:eastAsia="en-GB"/>
+          <w14:ligatures w14:val="none"/>
+        </w:rPr>
+        <w:t>{{data.Customer_Business_Overview.Industry_Categorization.content}}</w:t>
+      </w:r>
+    </w:p>
+    <w:p/>
+    <w:p>
+      <w:pPr>
         <w:pStyle w:val="Heading2"/>
       </w:pPr>
       <w:bookmarkStart w:id="4" w:name="_Toc208312985"/>
@@ -7256,6 +7303,24 @@
       <w:bookmarkEnd w:id="4"/>
     </w:p>
     <w:p>
+      <w:r>
+        <w:t>{{</w:t>
+      </w:r>
+      <w:proofErr w:type="spellStart"/>
+      <w:proofErr w:type="gramStart"/>
+      <w:r>
+        <w:t>data.Customer</w:t>
+      </w:r>
+      <w:proofErr w:type="gramEnd"/>
+      <w:r>
+        <w:t>_Business_Overview.Revenue_Band.content</w:t>
+      </w:r>
+      <w:proofErr w:type="spellEnd"/>
+      <w:r>
+        <w:t>}}</w:t>
+      </w:r>
+    </w:p>
+    <w:p>
       <w:pPr>
         <w:pStyle w:val="Heading2"/>
       </w:pPr>
@@ -7273,6 +7338,28 @@
     </w:p>
     <w:p>
       <w:pPr>
+        <w:spacing w:line="240" w:lineRule="auto"/>
+        <w:rPr>
+          <w:rFonts w:ascii="Times New Roman" w:eastAsia="Times New Roman" w:hAnsi="Times New Roman" w:cs="Times New Roman"/>
+          <w:kern w:val="0"/>
+          <w:sz w:val="24"/>
+          <w:lang w:val="en-IN" w:eastAsia="en-GB"/>
+          <w14:ligatures w14:val="none"/>
+        </w:rPr>
+      </w:pPr>
+      <w:r>
+        <w:rPr>
+          <w:rFonts w:ascii="Times New Roman" w:eastAsia="Times New Roman" w:hAnsi="Times New Roman" w:cs="Times New Roman"/>
+          <w:kern w:val="0"/>
+          <w:sz w:val="24"/>
+          <w:lang w:val="en-IN" w:eastAsia="en-GB"/>
+          <w14:ligatures w14:val="none"/>
+        </w:rPr>
+        <w:t>{{data.Customer_Business_Overview.Legal_Entities_and_Names.content}}</w:t>
+      </w:r>
+    </w:p>
+    <w:p>
+      <w:pPr>
         <w:pStyle w:val="Heading2"/>
       </w:pPr>
       <w:bookmarkStart w:id="6" w:name="_Toc208312987"/>
@@ -7282,6 +7369,24 @@
       <w:bookmarkEnd w:id="6"/>
     </w:p>
     <w:p>
+      <w:r>
+        <w:t>{{</w:t>
+      </w:r>
+      <w:proofErr w:type="spellStart"/>
+      <w:proofErr w:type="gramStart"/>
+      <w:r>
+        <w:t>data.Customer</w:t>
+      </w:r>
+      <w:proofErr w:type="gramEnd"/>
+      <w:r>
+        <w:t>_Business_Overview.Business_Locations.content</w:t>
+      </w:r>
+      <w:proofErr w:type="spellEnd"/>
+      <w:r>
+        <w:t>}}</w:t>
+      </w:r>
+    </w:p>
+    <w:p>
       <w:pPr>
         <w:pStyle w:val="Heading2"/>
       </w:pPr>
@@ -7291,6 +7396,51 @@
       </w:r>
       <w:bookmarkEnd w:id="7"/>
     </w:p>
+    <w:p>
+      <w:pPr>
+        <w:spacing w:line="240" w:lineRule="auto"/>
+        <w:rPr>
+          <w:rFonts w:ascii="Times New Roman" w:eastAsia="Times New Roman" w:hAnsi="Times New Roman" w:cs="Times New Roman"/>
+          <w:kern w:val="0"/>
+          <w:sz w:val="24"/>
+          <w:lang w:val="en-IN" w:eastAsia="en-GB"/>
+          <w14:ligatures w14:val="none"/>
+        </w:rPr>
+      </w:pPr>
+      <w:r>
+        <w:rPr>
+          <w:rFonts w:ascii="Times New Roman" w:eastAsia="Times New Roman" w:hAnsi="Times New Roman" w:cs="Times New Roman"/>
+          <w:kern w:val="0"/>
+          <w:sz w:val="24"/>
+          <w:lang w:val="en-IN" w:eastAsia="en-GB"/>
+          <w14:ligatures w14:val="none"/>
+        </w:rPr>
+        <w:t>{{</w:t>
+      </w:r>
+      <w:proofErr w:type="spellStart"/>
+      <w:r>
+        <w:rPr>
+          <w:rFonts w:ascii="Times New Roman" w:eastAsia="Times New Roman" w:hAnsi="Times New Roman" w:cs="Times New Roman"/>
+          <w:kern w:val="0"/>
+          <w:sz w:val="24"/>
+          <w:lang w:val="en-IN" w:eastAsia="en-GB"/>
+          <w14:ligatures w14:val="none"/>
+        </w:rPr>
+        <w:t>data.Customer_Business_Overview.Fiscal_Year_Format.content</w:t>
+      </w:r>
+      <w:proofErr w:type="spellEnd"/>
+      <w:r>
+        <w:rPr>
+          <w:rFonts w:ascii="Times New Roman" w:eastAsia="Times New Roman" w:hAnsi="Times New Roman" w:cs="Times New Roman"/>
+          <w:kern w:val="0"/>
+          <w:sz w:val="24"/>
+          <w:lang w:val="en-IN" w:eastAsia="en-GB"/>
+          <w14:ligatures w14:val="none"/>
+        </w:rPr>
+        <w:t>}}</w:t>
+      </w:r>
+    </w:p>
+    <w:p/>
     <w:p>
       <w:pPr>
         <w:pStyle w:val="Heading2"/>
@@ -7318,6 +7468,38 @@
     </w:p>
     <w:p>
       <w:pPr>
+        <w:rPr>
+          <w:i/>
+          <w:iCs/>
+        </w:rPr>
+      </w:pPr>
+    </w:p>
+    <w:p>
+      <w:pPr>
+        <w:rPr>
+          <w:i/>
+          <w:iCs/>
+        </w:rPr>
+      </w:pPr>
+      <w:r>
+        <w:t>{{</w:t>
+      </w:r>
+      <w:proofErr w:type="spellStart"/>
+      <w:proofErr w:type="gramStart"/>
+      <w:r>
+        <w:t>data.Customer</w:t>
+      </w:r>
+      <w:proofErr w:type="gramEnd"/>
+      <w:r>
+        <w:t>_Business_Overview.Total_SAP_Users.content</w:t>
+      </w:r>
+      <w:proofErr w:type="spellEnd"/>
+      <w:r>
+        <w:t>}}</w:t>
+      </w:r>
+    </w:p>
+    <w:p>
+      <w:pPr>
         <w:pStyle w:val="Heading2"/>
       </w:pPr>
       <w:bookmarkStart w:id="9" w:name="_Toc208312990"/>
@@ -7343,6 +7525,66 @@
     </w:p>
     <w:p>
       <w:pPr>
+        <w:rPr>
+          <w:i/>
+          <w:iCs/>
+        </w:rPr>
+      </w:pPr>
+    </w:p>
+    <w:p>
+      <w:pPr>
+        <w:spacing w:line="240" w:lineRule="auto"/>
+        <w:rPr>
+          <w:rFonts w:ascii="Times New Roman" w:eastAsia="Times New Roman" w:hAnsi="Times New Roman" w:cs="Times New Roman"/>
+          <w:kern w:val="0"/>
+          <w:sz w:val="24"/>
+          <w:lang w:val="en-IN" w:eastAsia="en-GB"/>
+          <w14:ligatures w14:val="none"/>
+        </w:rPr>
+      </w:pPr>
+      <w:r>
+        <w:rPr>
+          <w:rFonts w:ascii="Times New Roman" w:eastAsia="Times New Roman" w:hAnsi="Times New Roman" w:cs="Times New Roman"/>
+          <w:kern w:val="0"/>
+          <w:sz w:val="24"/>
+          <w:lang w:val="en-IN" w:eastAsia="en-GB"/>
+          <w14:ligatures w14:val="none"/>
+        </w:rPr>
+        <w:t>{{</w:t>
+      </w:r>
+      <w:proofErr w:type="spellStart"/>
+      <w:r>
+        <w:rPr>
+          <w:rFonts w:ascii="Times New Roman" w:eastAsia="Times New Roman" w:hAnsi="Times New Roman" w:cs="Times New Roman"/>
+          <w:kern w:val="0"/>
+          <w:sz w:val="24"/>
+          <w:lang w:val="en-IN" w:eastAsia="en-GB"/>
+          <w14:ligatures w14:val="none"/>
+        </w:rPr>
+        <w:t>data.Customer_Business_Overview.System_Landscape.content</w:t>
+      </w:r>
+      <w:proofErr w:type="spellEnd"/>
+      <w:r>
+        <w:rPr>
+          <w:rFonts w:ascii="Times New Roman" w:eastAsia="Times New Roman" w:hAnsi="Times New Roman" w:cs="Times New Roman"/>
+          <w:kern w:val="0"/>
+          <w:sz w:val="24"/>
+          <w:lang w:val="en-IN" w:eastAsia="en-GB"/>
+          <w14:ligatures w14:val="none"/>
+        </w:rPr>
+        <w:t>}}</w:t>
+      </w:r>
+    </w:p>
+    <w:p>
+      <w:pPr>
+        <w:rPr>
+          <w:i/>
+          <w:iCs/>
+        </w:rPr>
+      </w:pPr>
+    </w:p>
+    <w:p>
+      <w:pPr>
         <w:pStyle w:val="Heading2"/>
       </w:pPr>
       <w:bookmarkStart w:id="10" w:name="_Toc208312991"/>
@@ -7353,15 +7595,74 @@
     </w:p>
     <w:p>
       <w:pPr>
+        <w:spacing w:line="240" w:lineRule="auto"/>
+        <w:rPr>
+          <w:rFonts w:ascii="Times New Roman" w:eastAsia="Times New Roman" w:hAnsi="Times New Roman" w:cs="Times New Roman"/>
+          <w:kern w:val="0"/>
+          <w:sz w:val="24"/>
+          <w:lang w:val="en-IN" w:eastAsia="en-GB"/>
+          <w14:ligatures w14:val="none"/>
+        </w:rPr>
+      </w:pPr>
+      <w:r>
+        <w:rPr>
+          <w:rFonts w:ascii="Times New Roman" w:eastAsia="Times New Roman" w:hAnsi="Times New Roman" w:cs="Times New Roman"/>
+          <w:kern w:val="0"/>
+          <w:sz w:val="24"/>
+          <w:lang w:val="en-IN" w:eastAsia="en-GB"/>
+          <w14:ligatures w14:val="none"/>
+        </w:rPr>
+        <w:t>{{</w:t>
+      </w:r>
+      <w:proofErr w:type="spellStart"/>
+      <w:r>
+        <w:rPr>
+          <w:rFonts w:ascii="Times New Roman" w:eastAsia="Times New Roman" w:hAnsi="Times New Roman" w:cs="Times New Roman"/>
+          <w:kern w:val="0"/>
+          <w:sz w:val="24"/>
+          <w:lang w:val="en-IN" w:eastAsia="en-GB"/>
+          <w14:ligatures w14:val="none"/>
+        </w:rPr>
+        <w:t>data.Customer_Business_Overview.Key_Value_Drivers.content</w:t>
+      </w:r>
+      <w:proofErr w:type="spellEnd"/>
+      <w:r>
+        <w:rPr>
+          <w:rFonts w:ascii="Times New Roman" w:eastAsia="Times New Roman" w:hAnsi="Times New Roman" w:cs="Times New Roman"/>
+          <w:kern w:val="0"/>
+          <w:sz w:val="24"/>
+          <w:lang w:val="en-IN" w:eastAsia="en-GB"/>
+          <w14:ligatures w14:val="none"/>
+        </w:rPr>
+        <w:t>}}</w:t>
+      </w:r>
+    </w:p>
+    <w:p/>
+    <w:p>
+      <w:pPr>
         <w:pStyle w:val="Heading2"/>
       </w:pPr>
       <w:bookmarkStart w:id="11" w:name="_Toc208312992"/>
       <w:r>
+        <w:lastRenderedPageBreak/>
         <w:t>Motivation(s) for Transformation</w:t>
       </w:r>
       <w:bookmarkEnd w:id="11"/>
     </w:p>
     <w:p>
+      <w:r>
+        <w:t>{{</w:t>
+      </w:r>
+      <w:proofErr w:type="gramStart"/>
+      <w:r>
+        <w:t>data.Customer</w:t>
+      </w:r>
+      <w:proofErr w:type="gramEnd"/>
+      <w:r>
+        <w:t>_Business_Overview.Motivations_for_Transformation.content}}</w:t>
+      </w:r>
+    </w:p>
+    <w:p>
       <w:pPr>
         <w:pStyle w:val="Heading2"/>
       </w:pPr>
@@ -7369,19 +7670,55 @@
       <w:r>
         <w:t>Areas of Perceived Competitive Advantage</w:t>
       </w:r>
+      <w:bookmarkStart w:id="13" w:name="_Toc208312994"/>
       <w:bookmarkEnd w:id="12"/>
     </w:p>
     <w:p>
       <w:pPr>
+        <w:spacing w:line="240" w:lineRule="auto"/>
+        <w:rPr>
+          <w:rFonts w:ascii="Times New Roman" w:eastAsia="Times New Roman" w:hAnsi="Times New Roman" w:cs="Times New Roman"/>
+          <w:kern w:val="0"/>
+          <w:sz w:val="24"/>
+          <w:lang w:val="en-IN" w:eastAsia="en-GB"/>
+          <w14:ligatures w14:val="none"/>
+        </w:rPr>
+      </w:pPr>
+      <w:r>
+        <w:rPr>
+          <w:rFonts w:ascii="Times New Roman" w:eastAsia="Times New Roman" w:hAnsi="Times New Roman" w:cs="Times New Roman"/>
+          <w:kern w:val="0"/>
+          <w:sz w:val="24"/>
+          <w:lang w:val="en-IN" w:eastAsia="en-GB"/>
+          <w14:ligatures w14:val="none"/>
+        </w:rPr>
+        <w:t>{{data.Customer_Business_Overview.Areas_of_Perceived_Competitive_Advantage.content}}</w:t>
+      </w:r>
+    </w:p>
+    <w:p/>
+    <w:p>
+      <w:pPr>
         <w:pStyle w:val="Heading2"/>
       </w:pPr>
-      <w:bookmarkStart w:id="13" w:name="_Toc208312994"/>
       <w:r>
         <w:t>Perceived Change Resistance</w:t>
       </w:r>
       <w:bookmarkEnd w:id="13"/>
       <w:r>
         <w:t xml:space="preserve"> </w:t>
+      </w:r>
+    </w:p>
+    <w:p>
+      <w:r>
+        <w:t>{{</w:t>
+      </w:r>
+      <w:proofErr w:type="gramStart"/>
+      <w:r>
+        <w:t>data.Customer</w:t>
+      </w:r>
+      <w:proofErr w:type="gramEnd"/>
+      <w:r>
+        <w:t>_Business_Overview.Perceived_Change_Resistance.content}}</w:t>
       </w:r>
     </w:p>
     <w:p>
@@ -7395,6 +7732,19 @@
       <w:bookmarkEnd w:id="14"/>
     </w:p>
     <w:p>
+      <w:r>
+        <w:t>{{</w:t>
+      </w:r>
+      <w:proofErr w:type="gramStart"/>
+      <w:r>
+        <w:t>data.Customer</w:t>
+      </w:r>
+      <w:proofErr w:type="gramEnd"/>
+      <w:r>
+        <w:t>_Business_Overview.Technical_Challenges_and_Requirements.content}}</w:t>
+      </w:r>
+    </w:p>
+    <w:p>
       <w:pPr>
         <w:pStyle w:val="Heading2"/>
       </w:pPr>
@@ -7403,6 +7753,19 @@
         <w:t>Regulatory Compliance Requirements</w:t>
       </w:r>
       <w:bookmarkEnd w:id="15"/>
+    </w:p>
+    <w:p>
+      <w:r>
+        <w:t>{{</w:t>
+      </w:r>
+      <w:proofErr w:type="gramStart"/>
+      <w:r>
+        <w:t>data.Customer</w:t>
+      </w:r>
+      <w:proofErr w:type="gramEnd"/>
+      <w:r>
+        <w:t>_Business_Overview.Regulatory_Compliance_Requirements.content}}</w:t>
+      </w:r>
     </w:p>
     <w:p>
       <w:pPr>
@@ -7463,11 +7826,48 @@
     </w:p>
     <w:p>
       <w:pPr>
+        <w:rPr>
+          <w:i/>
+          <w:iCs/>
+        </w:rPr>
+      </w:pPr>
+    </w:p>
+    <w:p>
+      <w:pPr>
+        <w:spacing w:line="240" w:lineRule="auto"/>
+        <w:rPr>
+          <w:rFonts w:ascii="Times New Roman" w:eastAsia="Times New Roman" w:hAnsi="Times New Roman" w:cs="Times New Roman"/>
+          <w:kern w:val="0"/>
+          <w:sz w:val="24"/>
+          <w:lang w:val="en-IN" w:eastAsia="en-GB"/>
+          <w14:ligatures w14:val="none"/>
+        </w:rPr>
+      </w:pPr>
+      <w:r>
+        <w:rPr>
+          <w:rFonts w:ascii="Times New Roman" w:eastAsia="Times New Roman" w:hAnsi="Times New Roman" w:cs="Times New Roman"/>
+          <w:kern w:val="0"/>
+          <w:sz w:val="24"/>
+          <w:lang w:val="en-IN" w:eastAsia="en-GB"/>
+          <w14:ligatures w14:val="none"/>
+        </w:rPr>
+        <w:t>{{data.Customer_Business_Overview.Transformation_Program_C_Suite_KPIs.content}}</w:t>
+      </w:r>
+    </w:p>
+    <w:p>
+      <w:pPr>
+        <w:rPr>
+          <w:i/>
+          <w:iCs/>
+        </w:rPr>
+      </w:pPr>
+    </w:p>
+    <w:p>
+      <w:pPr>
         <w:pStyle w:val="Heading2"/>
       </w:pPr>
       <w:bookmarkStart w:id="17" w:name="_Toc208312998"/>
       <w:r>
-        <w:lastRenderedPageBreak/>
         <w:t>Key Public Cloud Disqualifiers</w:t>
       </w:r>
       <w:bookmarkEnd w:id="17"/>
@@ -7496,6 +7896,33 @@
     </w:p>
     <w:p>
       <w:pPr>
+        <w:rPr>
+          <w:i/>
+          <w:iCs/>
+        </w:rPr>
+      </w:pPr>
+    </w:p>
+    <w:p>
+      <w:pPr>
+        <w:rPr>
+          <w:i/>
+          <w:iCs/>
+        </w:rPr>
+      </w:pPr>
+      <w:r>
+        <w:t>{{</w:t>
+      </w:r>
+      <w:proofErr w:type="gramStart"/>
+      <w:r>
+        <w:t>data.Customer</w:t>
+      </w:r>
+      <w:proofErr w:type="gramEnd"/>
+      <w:r>
+        <w:t>_Business_Overview.Key_Public_Cloud_Disqualifiers.content}}</w:t>
+      </w:r>
+    </w:p>
+    <w:p>
+      <w:pPr>
         <w:pStyle w:val="Heading1"/>
       </w:pPr>
       <w:bookmarkStart w:id="18" w:name="_Toc208312999"/>
@@ -7533,16 +7960,49 @@
       </w:r>
       <w:bookmarkEnd w:id="19"/>
     </w:p>
-    <w:p/>
     <w:p>
       <w:pPr>
-        <w:pStyle w:val="Heading2"/>
-      </w:pPr>
-      <w:bookmarkStart w:id="20" w:name="_Toc208313001"/>
-      <w:r>
-        <w:t>Pain Points</w:t>
-      </w:r>
-      <w:bookmarkEnd w:id="20"/>
+        <w:spacing w:line="240" w:lineRule="auto"/>
+        <w:rPr>
+          <w:rFonts w:ascii="Times New Roman" w:eastAsia="Times New Roman" w:hAnsi="Times New Roman" w:cs="Times New Roman"/>
+          <w:kern w:val="0"/>
+          <w:sz w:val="24"/>
+          <w:lang w:val="en-IN" w:eastAsia="en-GB"/>
+          <w14:ligatures w14:val="none"/>
+        </w:rPr>
+      </w:pPr>
+      <w:r>
+        <w:rPr>
+          <w:rFonts w:ascii="Times New Roman" w:eastAsia="Times New Roman" w:hAnsi="Times New Roman" w:cs="Times New Roman"/>
+          <w:kern w:val="0"/>
+          <w:sz w:val="24"/>
+          <w:lang w:val="en-IN" w:eastAsia="en-GB"/>
+          <w14:ligatures w14:val="none"/>
+        </w:rPr>
+        <w:t>{{</w:t>
+      </w:r>
+      <w:proofErr w:type="spellStart"/>
+      <w:r>
+        <w:rPr>
+          <w:rFonts w:ascii="Times New Roman" w:eastAsia="Times New Roman" w:hAnsi="Times New Roman" w:cs="Times New Roman"/>
+          <w:kern w:val="0"/>
+          <w:sz w:val="24"/>
+          <w:lang w:val="en-IN" w:eastAsia="en-GB"/>
+          <w14:ligatures w14:val="none"/>
+        </w:rPr>
+        <w:t>data.Idea_to_Market.Current_Processes_Key_Findings.content</w:t>
+      </w:r>
+      <w:proofErr w:type="spellEnd"/>
+      <w:r>
+        <w:rPr>
+          <w:rFonts w:ascii="Times New Roman" w:eastAsia="Times New Roman" w:hAnsi="Times New Roman" w:cs="Times New Roman"/>
+          <w:kern w:val="0"/>
+          <w:sz w:val="24"/>
+          <w:lang w:val="en-IN" w:eastAsia="en-GB"/>
+          <w14:ligatures w14:val="none"/>
+        </w:rPr>
+        <w:t>}}</w:t>
+      </w:r>
     </w:p>
     <w:p/>
     <w:p/>
@@ -7550,26 +8010,115 @@
       <w:pPr>
         <w:pStyle w:val="Heading2"/>
       </w:pPr>
+      <w:bookmarkStart w:id="20" w:name="_Toc208313001"/>
+      <w:r>
+        <w:t>Pain Points</w:t>
+      </w:r>
+      <w:bookmarkEnd w:id="20"/>
+    </w:p>
+    <w:p>
+      <w:r>
+        <w:t>{{</w:t>
+      </w:r>
+      <w:proofErr w:type="spellStart"/>
+      <w:proofErr w:type="gramStart"/>
+      <w:r>
+        <w:t>data.Idea</w:t>
+      </w:r>
+      <w:proofErr w:type="gramEnd"/>
+      <w:r>
+        <w:t>_to_Market.Pain_Points.content</w:t>
+      </w:r>
+      <w:proofErr w:type="spellEnd"/>
+      <w:r>
+        <w:t>}}</w:t>
+      </w:r>
+    </w:p>
+    <w:p/>
+    <w:p/>
+    <w:p>
+      <w:pPr>
+        <w:pStyle w:val="Heading2"/>
+      </w:pPr>
       <w:bookmarkStart w:id="21" w:name="_Toc208313002"/>
       <w:r>
         <w:t>Proposed SAP Solution(s) Mapping</w:t>
       </w:r>
       <w:bookmarkEnd w:id="21"/>
     </w:p>
+    <w:p>
+      <w:pPr>
+        <w:spacing w:line="240" w:lineRule="auto"/>
+        <w:rPr>
+          <w:rFonts w:ascii="Times New Roman" w:eastAsia="Times New Roman" w:hAnsi="Times New Roman" w:cs="Times New Roman"/>
+          <w:kern w:val="0"/>
+          <w:sz w:val="24"/>
+          <w:lang w:val="en-IN" w:eastAsia="en-GB"/>
+          <w14:ligatures w14:val="none"/>
+        </w:rPr>
+      </w:pPr>
+      <w:r>
+        <w:rPr>
+          <w:rFonts w:ascii="Times New Roman" w:eastAsia="Times New Roman" w:hAnsi="Times New Roman" w:cs="Times New Roman"/>
+          <w:kern w:val="0"/>
+          <w:sz w:val="24"/>
+          <w:lang w:val="en-IN" w:eastAsia="en-GB"/>
+          <w14:ligatures w14:val="none"/>
+        </w:rPr>
+        <w:t>{{</w:t>
+      </w:r>
+      <w:proofErr w:type="spellStart"/>
+      <w:r>
+        <w:rPr>
+          <w:rFonts w:ascii="Times New Roman" w:eastAsia="Times New Roman" w:hAnsi="Times New Roman" w:cs="Times New Roman"/>
+          <w:kern w:val="0"/>
+          <w:sz w:val="24"/>
+          <w:lang w:val="en-IN" w:eastAsia="en-GB"/>
+          <w14:ligatures w14:val="none"/>
+        </w:rPr>
+        <w:t>data.Idea_to_Market.Proposed_SAP_Solutions_Mapping.content</w:t>
+      </w:r>
+      <w:proofErr w:type="spellEnd"/>
+      <w:r>
+        <w:rPr>
+          <w:rFonts w:ascii="Times New Roman" w:eastAsia="Times New Roman" w:hAnsi="Times New Roman" w:cs="Times New Roman"/>
+          <w:kern w:val="0"/>
+          <w:sz w:val="24"/>
+          <w:lang w:val="en-IN" w:eastAsia="en-GB"/>
+          <w14:ligatures w14:val="none"/>
+        </w:rPr>
+        <w:t>}}</w:t>
+      </w:r>
+    </w:p>
+    <w:p/>
     <w:p/>
     <w:p>
       <w:pPr>
         <w:pStyle w:val="Heading2"/>
-        <w:rPr>
-          <w:i/>
-          <w:iCs w:val="0"/>
-        </w:rPr>
       </w:pPr>
       <w:bookmarkStart w:id="22" w:name="_Toc208313003"/>
       <w:r>
         <w:t>Major Gap(s) &amp; Integration(s)</w:t>
       </w:r>
       <w:bookmarkEnd w:id="22"/>
+    </w:p>
+    <w:p>
+      <w:r>
+        <w:t>{{</w:t>
+      </w:r>
+      <w:proofErr w:type="spellStart"/>
+      <w:proofErr w:type="gramStart"/>
+      <w:r>
+        <w:t>data.Idea</w:t>
+      </w:r>
+      <w:proofErr w:type="gramEnd"/>
+      <w:r>
+        <w:t>_to_Market.Major_Gaps_and_Integrations.content</w:t>
+      </w:r>
+      <w:proofErr w:type="spellEnd"/>
+      <w:r>
+        <w:t>}}</w:t>
+      </w:r>
     </w:p>
     <w:p>
       <w:pPr>
@@ -7625,25 +8174,84 @@
     </w:p>
     <w:p>
       <w:pPr>
+        <w:spacing w:line="240" w:lineRule="auto"/>
+        <w:rPr>
+          <w:rFonts w:ascii="Times New Roman" w:eastAsia="Times New Roman" w:hAnsi="Times New Roman" w:cs="Times New Roman"/>
+          <w:kern w:val="0"/>
+          <w:sz w:val="24"/>
+          <w:lang w:val="en-IN" w:eastAsia="en-GB"/>
+          <w14:ligatures w14:val="none"/>
+        </w:rPr>
+      </w:pPr>
+      <w:r>
+        <w:rPr>
+          <w:rFonts w:ascii="Times New Roman" w:eastAsia="Times New Roman" w:hAnsi="Times New Roman" w:cs="Times New Roman"/>
+          <w:kern w:val="0"/>
+          <w:sz w:val="24"/>
+          <w:lang w:val="en-IN" w:eastAsia="en-GB"/>
+          <w14:ligatures w14:val="none"/>
+        </w:rPr>
+        <w:t>{{data.Source_to_Pay_S2P.Current_Processes_Key_Findings.content}}</w:t>
+      </w:r>
+    </w:p>
+    <w:p/>
+    <w:p>
+      <w:pPr>
         <w:pStyle w:val="Heading2"/>
       </w:pPr>
       <w:bookmarkStart w:id="25" w:name="_Toc208313006"/>
       <w:r>
         <w:t>Pain Points</w:t>
       </w:r>
+      <w:bookmarkStart w:id="26" w:name="_Toc208313007"/>
       <w:bookmarkEnd w:id="25"/>
     </w:p>
     <w:p>
       <w:pPr>
+        <w:spacing w:line="240" w:lineRule="auto"/>
+        <w:rPr>
+          <w:rFonts w:ascii="Times New Roman" w:eastAsia="Times New Roman" w:hAnsi="Times New Roman" w:cs="Times New Roman"/>
+          <w:kern w:val="0"/>
+          <w:sz w:val="24"/>
+          <w:lang w:val="en-IN" w:eastAsia="en-GB"/>
+          <w14:ligatures w14:val="none"/>
+        </w:rPr>
+      </w:pPr>
+      <w:r>
+        <w:rPr>
+          <w:rFonts w:ascii="Times New Roman" w:eastAsia="Times New Roman" w:hAnsi="Times New Roman" w:cs="Times New Roman"/>
+          <w:kern w:val="0"/>
+          <w:sz w:val="24"/>
+          <w:lang w:val="en-IN" w:eastAsia="en-GB"/>
+          <w14:ligatures w14:val="none"/>
+        </w:rPr>
+        <w:t>{{data.Source_to_Pay_S2P.Pain_Points.content}}</w:t>
+      </w:r>
+    </w:p>
+    <w:p/>
+    <w:p>
+      <w:pPr>
         <w:pStyle w:val="Heading2"/>
       </w:pPr>
-      <w:bookmarkStart w:id="26" w:name="_Toc208313007"/>
       <w:r>
         <w:t>Proposed SAP Solution(s) Mapping</w:t>
       </w:r>
       <w:bookmarkEnd w:id="26"/>
     </w:p>
     <w:p>
+      <w:r>
+        <w:t>{{</w:t>
+      </w:r>
+      <w:proofErr w:type="gramStart"/>
+      <w:r>
+        <w:t>data.Source</w:t>
+      </w:r>
+      <w:proofErr w:type="gramEnd"/>
+      <w:r>
+        <w:t>_to_Pay_S2P.Proposed_SAP_Solutions_Mapping.content}}</w:t>
+      </w:r>
+    </w:p>
+    <w:p>
       <w:pPr>
         <w:pStyle w:val="Heading2"/>
       </w:pPr>
@@ -7652,6 +8260,19 @@
         <w:t>Major Gap(s) &amp; Integration(s)</w:t>
       </w:r>
       <w:bookmarkEnd w:id="27"/>
+    </w:p>
+    <w:p>
+      <w:r>
+        <w:t>{{</w:t>
+      </w:r>
+      <w:proofErr w:type="gramStart"/>
+      <w:r>
+        <w:t>data.Source</w:t>
+      </w:r>
+      <w:proofErr w:type="gramEnd"/>
+      <w:r>
+        <w:t>_to_Pay_S2P.Major_Gaps_and_Integrations.content}}</w:t>
+      </w:r>
     </w:p>
     <w:p>
       <w:pPr>
@@ -7805,6 +8426,19 @@
       <w:bookmarkEnd w:id="34"/>
     </w:p>
     <w:p>
+      <w:r>
+        <w:t>{{</w:t>
+      </w:r>
+      <w:proofErr w:type="gramStart"/>
+      <w:r>
+        <w:t>data.Detect</w:t>
+      </w:r>
+      <w:proofErr w:type="gramEnd"/>
+      <w:r>
+        <w:t>_to_Correct_D2C.Current_Processes_Key_Findings.content}}</w:t>
+      </w:r>
+    </w:p>
+    <w:p>
       <w:pPr>
         <w:pStyle w:val="Heading2"/>
       </w:pPr>
@@ -7815,6 +8449,19 @@
       <w:bookmarkEnd w:id="35"/>
     </w:p>
     <w:p>
+      <w:r>
+        <w:t>{{</w:t>
+      </w:r>
+      <w:proofErr w:type="gramStart"/>
+      <w:r>
+        <w:t>data.Detect</w:t>
+      </w:r>
+      <w:proofErr w:type="gramEnd"/>
+      <w:r>
+        <w:t>_to_Correct_D2C.Pain_Points.content}}</w:t>
+      </w:r>
+    </w:p>
+    <w:p>
       <w:pPr>
         <w:pStyle w:val="Heading2"/>
       </w:pPr>
@@ -7824,6 +8471,190 @@
       </w:r>
       <w:bookmarkEnd w:id="36"/>
     </w:p>
+    <w:p>
+      <w:pPr>
+        <w:spacing w:line="240" w:lineRule="auto"/>
+        <w:rPr>
+          <w:rFonts w:ascii="Times New Roman" w:eastAsia="Times New Roman" w:hAnsi="Times New Roman" w:cs="Times New Roman"/>
+          <w:kern w:val="0"/>
+          <w:sz w:val="24"/>
+          <w:lang w:val="en-IN" w:eastAsia="en-GB"/>
+          <w14:ligatures w14:val="none"/>
+        </w:rPr>
+      </w:pPr>
+      <w:r>
+        <w:rPr>
+          <w:rFonts w:ascii="Times New Roman" w:eastAsia="Times New Roman" w:hAnsi="Times New Roman" w:cs="Times New Roman"/>
+          <w:kern w:val="0"/>
+          <w:sz w:val="24"/>
+          <w:lang w:val="en-IN" w:eastAsia="en-GB"/>
+          <w14:ligatures w14:val="none"/>
+        </w:rPr>
+        <w:t>{{data.Detect_to_Correct_D2C.Proposed_SAP_Solutions_Mapping.content}}</w:t>
+      </w:r>
+    </w:p>
+    <w:p/>
+    <w:p>
+      <w:pPr>
+        <w:pStyle w:val="Heading2"/>
+      </w:pPr>
+      <w:bookmarkStart w:id="37" w:name="_Toc208313018"/>
+      <w:r>
+        <w:t>Major Gap(s) &amp; Integration(s)</w:t>
+      </w:r>
+      <w:bookmarkEnd w:id="37"/>
+    </w:p>
+    <w:p>
+      <w:pPr>
+        <w:tabs>
+          <w:tab w:val="left" w:pos="916"/>
+          <w:tab w:val="left" w:pos="1832"/>
+          <w:tab w:val="left" w:pos="2748"/>
+          <w:tab w:val="left" w:pos="3664"/>
+          <w:tab w:val="left" w:pos="4580"/>
+          <w:tab w:val="left" w:pos="5496"/>
+          <w:tab w:val="left" w:pos="6412"/>
+          <w:tab w:val="left" w:pos="7328"/>
+          <w:tab w:val="left" w:pos="8244"/>
+          <w:tab w:val="left" w:pos="9160"/>
+          <w:tab w:val="left" w:pos="10076"/>
+          <w:tab w:val="left" w:pos="10992"/>
+          <w:tab w:val="left" w:pos="11908"/>
+          <w:tab w:val="left" w:pos="12824"/>
+          <w:tab w:val="left" w:pos="13740"/>
+          <w:tab w:val="left" w:pos="14656"/>
+        </w:tabs>
+        <w:spacing w:line="240" w:lineRule="auto"/>
+        <w:rPr>
+          <w:rFonts w:ascii="Courier New" w:eastAsia="Times New Roman" w:hAnsi="Courier New" w:cs="Courier New"/>
+          <w:kern w:val="0"/>
+          <w:szCs w:val="20"/>
+          <w:lang w:val="en-IN" w:eastAsia="en-GB"/>
+          <w14:ligatures w14:val="none"/>
+        </w:rPr>
+      </w:pPr>
+      <w:r>
+        <w:rPr>
+          <w:rFonts w:ascii="Courier New" w:eastAsia="Times New Roman" w:hAnsi="Courier New" w:cs="Courier New"/>
+          <w:kern w:val="0"/>
+          <w:szCs w:val="20"/>
+          <w:lang w:val="en-IN" w:eastAsia="en-GB"/>
+          <w14:ligatures w14:val="none"/>
+        </w:rPr>
+        <w:t>{{data.Detect_to_Correct_D2C.Major_Gaps_and_Integrations.content}}</w:t>
+      </w:r>
+    </w:p>
+    <w:p/>
+    <w:p>
+      <w:pPr>
+        <w:pStyle w:val="Heading1"/>
+      </w:pPr>
+      <w:bookmarkStart w:id="38" w:name="_Toc208313019"/>
+      <w:r>
+        <w:lastRenderedPageBreak/>
+        <w:t>Forecast to Fulfill (F2F)</w:t>
+      </w:r>
+      <w:bookmarkEnd w:id="38"/>
+    </w:p>
+    <w:p>
+      <w:pPr>
+        <w:rPr>
+          <w:i/>
+          <w:iCs/>
+        </w:rPr>
+      </w:pPr>
+      <w:r>
+        <w:rPr>
+          <w:i/>
+          <w:iCs/>
+        </w:rPr>
+        <w:t>Integrated supply chain and demand fulfillment.</w:t>
+      </w:r>
+    </w:p>
+    <w:p>
+      <w:pPr>
+        <w:pStyle w:val="Heading2"/>
+      </w:pPr>
+      <w:bookmarkStart w:id="39" w:name="_Warehouse_Execution"/>
+      <w:bookmarkStart w:id="40" w:name="_Toc208313020"/>
+      <w:bookmarkEnd w:id="39"/>
+      <w:r>
+        <w:t>Current Processes</w:t>
+      </w:r>
+      <w:r>
+        <w:t xml:space="preserve"> (Key Findings)</w:t>
+      </w:r>
+      <w:bookmarkStart w:id="41" w:name="_Toc208313021"/>
+      <w:bookmarkEnd w:id="40"/>
+    </w:p>
+    <w:p>
+      <w:r>
+        <w:t>{{</w:t>
+      </w:r>
+      <w:proofErr w:type="gramStart"/>
+      <w:r>
+        <w:t>data.Forecast</w:t>
+      </w:r>
+      <w:proofErr w:type="gramEnd"/>
+      <w:r>
+        <w:t>_to_Fulfill_F2F.Current_Processes_Key_Findings.content}}</w:t>
+      </w:r>
+    </w:p>
+    <w:p>
+      <w:pPr>
+        <w:pStyle w:val="Heading2"/>
+      </w:pPr>
+      <w:r>
+        <w:t>Pain Points</w:t>
+      </w:r>
+      <w:bookmarkEnd w:id="41"/>
+    </w:p>
+    <w:p>
+      <w:r>
+        <w:t>{{</w:t>
+      </w:r>
+      <w:proofErr w:type="gramStart"/>
+      <w:r>
+        <w:t>data.Forecast</w:t>
+      </w:r>
+      <w:proofErr w:type="gramEnd"/>
+      <w:r>
+        <w:t>_to_Fulfill_F2F.Pain_Points.content}}</w:t>
+      </w:r>
+    </w:p>
+    <w:p>
+      <w:pPr>
+        <w:pStyle w:val="Heading2"/>
+      </w:pPr>
+      <w:bookmarkStart w:id="42" w:name="_Toc208313022"/>
+      <w:r>
+        <w:t>Proposed SAP Solution(s) Mapping</w:t>
+      </w:r>
+      <w:bookmarkEnd w:id="42"/>
+    </w:p>
+    <w:p>
+      <w:pPr>
+        <w:spacing w:line="240" w:lineRule="auto"/>
+        <w:rPr>
+          <w:rFonts w:ascii="Times New Roman" w:eastAsia="Times New Roman" w:hAnsi="Times New Roman" w:cs="Times New Roman"/>
+          <w:kern w:val="0"/>
+          <w:sz w:val="24"/>
+          <w:lang w:val="en-IN" w:eastAsia="en-GB"/>
+          <w14:ligatures w14:val="none"/>
+        </w:rPr>
+      </w:pPr>
+      <w:r>
+        <w:rPr>
+          <w:rFonts w:ascii="Times New Roman" w:eastAsia="Times New Roman" w:hAnsi="Times New Roman" w:cs="Times New Roman"/>
+          <w:kern w:val="0"/>
+          <w:sz w:val="24"/>
+          <w:lang w:val="en-IN" w:eastAsia="en-GB"/>
+          <w14:ligatures w14:val="none"/>
+        </w:rPr>
+        <w:t>{{data.Forecast_to_Fulfill_F2F.Proposed_SAP_Solutions_Mapping.content}}</w:t>
+      </w:r>
+    </w:p>
+    <w:p/>
     <w:p>
       <w:pPr>
         <w:pStyle w:val="Heading2"/>
@@ -7832,459 +8663,19 @@
           <w:iCs w:val="0"/>
         </w:rPr>
       </w:pPr>
-      <w:bookmarkStart w:id="37" w:name="_Toc208313018"/>
+      <w:bookmarkStart w:id="43" w:name="_Toc208313023"/>
       <w:r>
         <w:t>Major Gap(s) &amp; Integration(s)</w:t>
       </w:r>
-      <w:bookmarkEnd w:id="37"/>
+      <w:bookmarkEnd w:id="43"/>
     </w:p>
     <w:p>
       <w:pPr>
-        <w:pStyle w:val="Heading1"/>
-      </w:pPr>
-      <w:bookmarkStart w:id="38" w:name="_Toc208313019"/>
-      <w:r>
-        <w:lastRenderedPageBreak/>
-        <w:t>Forecast to Fulfill (F2F)</w:t>
-      </w:r>
-      <w:bookmarkEnd w:id="38"/>
-    </w:p>
-    <w:p>
-      <w:pPr>
-        <w:rPr>
-          <w:i/>
-          <w:iCs/>
-        </w:rPr>
-      </w:pPr>
-      <w:r>
-        <w:rPr>
-          <w:i/>
-          <w:iCs/>
-        </w:rPr>
-        <w:t>Integrated supply chain and demand fulfillment.</w:t>
-      </w:r>
-    </w:p>
-    <w:p>
-      <w:pPr>
-        <w:pStyle w:val="Heading2"/>
-      </w:pPr>
-      <w:bookmarkStart w:id="39" w:name="_Warehouse_Execution"/>
-      <w:bookmarkStart w:id="40" w:name="_Toc208313020"/>
-      <w:bookmarkEnd w:id="39"/>
-      <w:r>
-        <w:t>Current Processes</w:t>
-      </w:r>
-      <w:r>
-        <w:t xml:space="preserve"> (Key Findings)</w:t>
-      </w:r>
-      <w:bookmarkEnd w:id="40"/>
-    </w:p>
-    <w:p>
-      <w:pPr>
-        <w:pStyle w:val="Heading2"/>
-      </w:pPr>
-      <w:bookmarkStart w:id="41" w:name="_Toc208313021"/>
-      <w:r>
-        <w:t>Pain Points</w:t>
-      </w:r>
-      <w:bookmarkEnd w:id="41"/>
-    </w:p>
-    <w:p>
-      <w:pPr>
-        <w:pStyle w:val="Heading2"/>
-      </w:pPr>
-      <w:bookmarkStart w:id="42" w:name="_Toc208313022"/>
-      <w:r>
-        <w:t>Proposed SAP Solution(s) Mapping</w:t>
-      </w:r>
-      <w:bookmarkEnd w:id="42"/>
-    </w:p>
-    <w:p>
-      <w:pPr>
-        <w:pStyle w:val="Heading2"/>
-        <w:rPr>
-          <w:i/>
-          <w:iCs w:val="0"/>
-        </w:rPr>
-      </w:pPr>
-      <w:bookmarkStart w:id="43" w:name="_Toc208313023"/>
-      <w:r>
-        <w:t>Major Gap(s) &amp; Integration(s)</w:t>
-      </w:r>
-      <w:bookmarkEnd w:id="43"/>
-      <w:r>
-        <w:rPr>
-          <w:i/>
-          <w:iCs w:val="0"/>
-        </w:rPr>
-        <w:t xml:space="preserve"> </w:t>
-      </w:r>
-    </w:p>
-    <w:p>
-      <w:pPr>
-        <w:pStyle w:val="Heading1"/>
-      </w:pPr>
-      <w:bookmarkStart w:id="44" w:name="_Toc208313024"/>
-      <w:r>
-        <w:lastRenderedPageBreak/>
-        <w:t>Warehouse Execution</w:t>
-      </w:r>
-      <w:r>
-        <w:t xml:space="preserve"> (</w:t>
-      </w:r>
-      <w:r>
-        <w:t>WM / EWM)</w:t>
-      </w:r>
-      <w:bookmarkEnd w:id="44"/>
-    </w:p>
-    <w:p>
-      <w:pPr>
-        <w:pStyle w:val="Heading2"/>
-      </w:pPr>
-      <w:bookmarkStart w:id="45" w:name="_Toc208313025"/>
-      <w:r>
-        <w:t>Current Processes</w:t>
-      </w:r>
-      <w:r>
-        <w:t xml:space="preserve"> (Key Findings)</w:t>
-      </w:r>
-      <w:bookmarkEnd w:id="45"/>
-    </w:p>
-    <w:p>
-      <w:pPr>
-        <w:pStyle w:val="Heading2"/>
-      </w:pPr>
-      <w:bookmarkStart w:id="46" w:name="_Toc208313026"/>
-      <w:r>
-        <w:t>Pain Points</w:t>
-      </w:r>
-      <w:bookmarkEnd w:id="46"/>
-    </w:p>
-    <w:p>
-      <w:pPr>
-        <w:pStyle w:val="Heading2"/>
-      </w:pPr>
-      <w:bookmarkStart w:id="47" w:name="_Toc208313027"/>
-      <w:r>
-        <w:t>Proposed SAP Solution(s) Mapping</w:t>
-      </w:r>
-      <w:bookmarkEnd w:id="47"/>
-    </w:p>
-    <w:p>
-      <w:pPr>
-        <w:pStyle w:val="Heading2"/>
-        <w:rPr>
-          <w:i/>
-          <w:iCs w:val="0"/>
-        </w:rPr>
-      </w:pPr>
-      <w:bookmarkStart w:id="48" w:name="_Toc208313028"/>
-      <w:r>
-        <w:t>Major Gap(s) &amp; Integration(s)</w:t>
-      </w:r>
-      <w:bookmarkEnd w:id="48"/>
-      <w:r>
-        <w:rPr>
-          <w:i/>
-          <w:iCs w:val="0"/>
-        </w:rPr>
-        <w:t xml:space="preserve"> </w:t>
-      </w:r>
-    </w:p>
-    <w:p>
-      <w:pPr>
-        <w:pStyle w:val="Heading1"/>
-      </w:pPr>
-      <w:bookmarkStart w:id="49" w:name="_Toc208313029"/>
-      <w:r>
-        <w:lastRenderedPageBreak/>
-        <w:t xml:space="preserve">Lead to </w:t>
-      </w:r>
-      <w:r>
-        <w:t>Cash</w:t>
-      </w:r>
-      <w:r>
-        <w:t xml:space="preserve"> (L2</w:t>
-      </w:r>
-      <w:r>
-        <w:t>C</w:t>
-      </w:r>
-      <w:r>
-        <w:t>)</w:t>
-      </w:r>
-      <w:bookmarkEnd w:id="49"/>
-    </w:p>
-    <w:p>
-      <w:pPr>
-        <w:rPr>
-          <w:i/>
-          <w:iCs/>
-        </w:rPr>
-      </w:pPr>
-      <w:r>
-        <w:rPr>
-          <w:i/>
-          <w:iCs/>
-        </w:rPr>
-        <w:t>End-to-end customer engagement cycle (includes part of CRM and O2C).</w:t>
-      </w:r>
-    </w:p>
-    <w:p>
-      <w:pPr>
-        <w:pStyle w:val="Heading2"/>
-      </w:pPr>
-      <w:bookmarkStart w:id="50" w:name="_Logistics_Planning_&amp;"/>
-      <w:bookmarkStart w:id="51" w:name="_Toc208313030"/>
-      <w:bookmarkEnd w:id="50"/>
-      <w:r>
-        <w:t>Current Processes</w:t>
-      </w:r>
-      <w:r>
-        <w:t xml:space="preserve"> (Key Findings)</w:t>
-      </w:r>
-      <w:bookmarkEnd w:id="51"/>
-    </w:p>
-    <w:p>
-      <w:pPr>
-        <w:pStyle w:val="Heading2"/>
-      </w:pPr>
-      <w:bookmarkStart w:id="52" w:name="_Toc208313031"/>
-      <w:r>
-        <w:t>Pain Points</w:t>
-      </w:r>
-      <w:bookmarkEnd w:id="52"/>
-    </w:p>
-    <w:p>
-      <w:pPr>
-        <w:pStyle w:val="Heading2"/>
-      </w:pPr>
-      <w:bookmarkStart w:id="53" w:name="_Toc208313032"/>
-      <w:r>
-        <w:t>Proposed SAP Solution(s) Mapping</w:t>
-      </w:r>
-      <w:bookmarkEnd w:id="53"/>
-    </w:p>
-    <w:p/>
-    <w:p>
-      <w:pPr>
-        <w:pStyle w:val="Heading2"/>
-      </w:pPr>
-      <w:bookmarkStart w:id="54" w:name="_Toc208313033"/>
-      <w:r>
-        <w:t>Major Gap(s) &amp; Integration(s)</w:t>
-      </w:r>
-      <w:bookmarkEnd w:id="54"/>
-    </w:p>
-    <w:p>
-      <w:pPr>
-        <w:pStyle w:val="Heading1"/>
-      </w:pPr>
-      <w:bookmarkStart w:id="55" w:name="_Toc208313034"/>
-      <w:r>
-        <w:lastRenderedPageBreak/>
-        <w:t>Logistics Planning &amp; Transportation</w:t>
-      </w:r>
-      <w:r>
-        <w:t xml:space="preserve"> (TM)</w:t>
-      </w:r>
-      <w:bookmarkEnd w:id="55"/>
-    </w:p>
-    <w:p>
-      <w:pPr>
-        <w:pStyle w:val="Heading2"/>
-      </w:pPr>
-      <w:bookmarkStart w:id="56" w:name="_Toc208313035"/>
-      <w:r>
-        <w:t>Current Processes</w:t>
-      </w:r>
-      <w:r>
-        <w:t xml:space="preserve"> (Key Findings)</w:t>
-      </w:r>
-      <w:bookmarkEnd w:id="56"/>
-    </w:p>
-    <w:p>
-      <w:pPr>
-        <w:pStyle w:val="Heading2"/>
-      </w:pPr>
-      <w:bookmarkStart w:id="57" w:name="_Toc208313036"/>
-      <w:r>
-        <w:t>Pain Points</w:t>
-      </w:r>
-      <w:bookmarkEnd w:id="57"/>
-    </w:p>
-    <w:p>
-      <w:pPr>
-        <w:pStyle w:val="Heading2"/>
-      </w:pPr>
-      <w:bookmarkStart w:id="58" w:name="_Toc208313037"/>
-      <w:r>
-        <w:t>Proposed SAP Solution(s) Mapping</w:t>
-      </w:r>
-      <w:bookmarkEnd w:id="58"/>
-    </w:p>
-    <w:p>
-      <w:pPr>
-        <w:pStyle w:val="Heading2"/>
-        <w:rPr>
-          <w:i/>
-          <w:iCs w:val="0"/>
-        </w:rPr>
-      </w:pPr>
-      <w:bookmarkStart w:id="59" w:name="_Toc208313038"/>
-      <w:r>
-        <w:t>Major Gap(s) &amp; Integration(s)</w:t>
-      </w:r>
-      <w:bookmarkEnd w:id="59"/>
-      <w:r>
-        <w:rPr>
-          <w:i/>
-          <w:iCs w:val="0"/>
-        </w:rPr>
-        <w:t xml:space="preserve"> </w:t>
-      </w:r>
-    </w:p>
-    <w:p>
-      <w:pPr>
-        <w:pStyle w:val="Heading1"/>
-      </w:pPr>
-      <w:bookmarkStart w:id="60" w:name="_Toc208313039"/>
-      <w:r>
-        <w:lastRenderedPageBreak/>
-        <w:t>Request to Service (R2S)</w:t>
-      </w:r>
-      <w:bookmarkEnd w:id="60"/>
-    </w:p>
-    <w:p>
-      <w:pPr>
-        <w:rPr>
-          <w:i/>
-          <w:iCs/>
-        </w:rPr>
-      </w:pPr>
-      <w:r>
-        <w:rPr>
-          <w:i/>
-          <w:iCs/>
-        </w:rPr>
-        <w:t>Service and support management.</w:t>
-      </w:r>
-    </w:p>
-    <w:p>
-      <w:pPr>
-        <w:pStyle w:val="Heading2"/>
-      </w:pPr>
-      <w:bookmarkStart w:id="61" w:name="_Toc208313040"/>
-      <w:r>
-        <w:t>Current Processes</w:t>
-      </w:r>
-      <w:r>
-        <w:t xml:space="preserve"> (Key Findings)</w:t>
-      </w:r>
-      <w:bookmarkEnd w:id="61"/>
-    </w:p>
-    <w:p>
-      <w:pPr>
-        <w:pStyle w:val="Heading2"/>
-      </w:pPr>
-      <w:bookmarkStart w:id="62" w:name="_Toc208313041"/>
-      <w:r>
-        <w:t>Pain Points</w:t>
-      </w:r>
-      <w:bookmarkEnd w:id="62"/>
-    </w:p>
-    <w:p>
-      <w:pPr>
-        <w:pStyle w:val="Heading2"/>
-      </w:pPr>
-      <w:bookmarkStart w:id="63" w:name="_Toc208313042"/>
-      <w:r>
-        <w:t>Proposed SAP Solution(s) Mapping</w:t>
-      </w:r>
-      <w:bookmarkEnd w:id="63"/>
-    </w:p>
-    <w:p>
-      <w:pPr>
-        <w:pStyle w:val="Heading2"/>
-        <w:rPr>
-          <w:i/>
-          <w:iCs w:val="0"/>
-        </w:rPr>
-      </w:pPr>
-      <w:bookmarkStart w:id="64" w:name="_Toc208313043"/>
-      <w:r>
-        <w:t>Major Gap(s) &amp; Integration(s)</w:t>
-      </w:r>
-      <w:bookmarkEnd w:id="64"/>
-      <w:r>
-        <w:rPr>
-          <w:i/>
-          <w:iCs w:val="0"/>
-        </w:rPr>
-        <w:t xml:space="preserve"> </w:t>
-      </w:r>
-    </w:p>
-    <w:p>
-      <w:pPr>
-        <w:pStyle w:val="Heading1"/>
-      </w:pPr>
-      <w:bookmarkStart w:id="65" w:name="_Toc208313044"/>
-      <w:r>
-        <w:lastRenderedPageBreak/>
-        <w:t>Record to Report (R2R)</w:t>
-      </w:r>
-      <w:bookmarkEnd w:id="65"/>
-    </w:p>
-    <w:p>
-      <w:r>
-        <w:t>Accounting and financial closing activities.</w:t>
-      </w:r>
-    </w:p>
-    <w:p>
-      <w:pPr>
-        <w:pStyle w:val="Heading2"/>
-      </w:pPr>
-      <w:bookmarkStart w:id="66" w:name="_Toc208313045"/>
-      <w:r>
-        <w:t>Current Processes</w:t>
-      </w:r>
-      <w:r>
-        <w:t xml:space="preserve"> (Key Findings)</w:t>
-      </w:r>
-      <w:bookmarkEnd w:id="66"/>
-    </w:p>
-    <w:p>
-      <w:pPr>
-        <w:pStyle w:val="Heading2"/>
-      </w:pPr>
-      <w:bookmarkStart w:id="67" w:name="_Toc208313046"/>
-      <w:r>
-        <w:t>Pain Points</w:t>
-      </w:r>
-      <w:bookmarkEnd w:id="67"/>
-    </w:p>
-    <w:p>
-      <w:pPr>
-        <w:pStyle w:val="Heading2"/>
-      </w:pPr>
-      <w:bookmarkStart w:id="68" w:name="_Toc208313047"/>
-      <w:r>
-        <w:t>Proposed SAP Solution(s) Mapping</w:t>
-      </w:r>
-      <w:bookmarkEnd w:id="68"/>
-    </w:p>
-    <w:p>
-      <w:pPr>
-        <w:pStyle w:val="Heading2"/>
-        <w:rPr>
-          <w:i/>
-          <w:iCs w:val="0"/>
-        </w:rPr>
-      </w:pPr>
-      <w:bookmarkStart w:id="69" w:name="_Toc208313048"/>
-      <w:r>
-        <w:t>Major Gap(s) &amp; Integration(s)</w:t>
-      </w:r>
-      <w:bookmarkEnd w:id="69"/>
+        <w:pStyle w:val="HTMLPreformatted"/>
+      </w:pPr>
+      <w:r>
+        <w:t>{{data.Forecast_to_Fulfill_F2F.Major_Gaps_and_Integrations.content}}</w:t>
+      </w:r>
     </w:p>
     <w:p>
       <w:pPr>
@@ -8298,6 +8689,823 @@
           <w:iCs w:val="0"/>
         </w:rPr>
       </w:pPr>
+      <w:r>
+        <w:rPr>
+          <w:i/>
+          <w:iCs w:val="0"/>
+        </w:rPr>
+        <w:t xml:space="preserve"> </w:t>
+      </w:r>
+    </w:p>
+    <w:p>
+      <w:pPr>
+        <w:pStyle w:val="Heading1"/>
+      </w:pPr>
+      <w:bookmarkStart w:id="44" w:name="_Toc208313024"/>
+      <w:r>
+        <w:lastRenderedPageBreak/>
+        <w:t>Warehouse Execution</w:t>
+      </w:r>
+      <w:r>
+        <w:t xml:space="preserve"> (</w:t>
+      </w:r>
+      <w:r>
+        <w:t>WM / EWM)</w:t>
+      </w:r>
+      <w:bookmarkEnd w:id="44"/>
+    </w:p>
+    <w:p>
+      <w:pPr>
+        <w:pStyle w:val="Heading2"/>
+      </w:pPr>
+      <w:bookmarkStart w:id="45" w:name="_Toc208313025"/>
+      <w:r>
+        <w:t>Current Processes</w:t>
+      </w:r>
+      <w:r>
+        <w:t xml:space="preserve"> (Key Findings)</w:t>
+      </w:r>
+      <w:bookmarkEnd w:id="45"/>
+    </w:p>
+    <w:p>
+      <w:r>
+        <w:t>{{</w:t>
+      </w:r>
+      <w:proofErr w:type="gramStart"/>
+      <w:r>
+        <w:t>data.Warehouse</w:t>
+      </w:r>
+      <w:proofErr w:type="gramEnd"/>
+      <w:r>
+        <w:t>_Execution_WM_EWM.Current_Processes_Key_Findings.content}}</w:t>
+      </w:r>
+    </w:p>
+    <w:p>
+      <w:pPr>
+        <w:pStyle w:val="Heading2"/>
+      </w:pPr>
+      <w:bookmarkStart w:id="46" w:name="_Toc208313026"/>
+      <w:r>
+        <w:t>Pain Points</w:t>
+      </w:r>
+      <w:bookmarkEnd w:id="46"/>
+    </w:p>
+    <w:p>
+      <w:pPr>
+        <w:spacing w:line="240" w:lineRule="auto"/>
+        <w:rPr>
+          <w:rFonts w:ascii="Times New Roman" w:eastAsia="Times New Roman" w:hAnsi="Times New Roman" w:cs="Times New Roman"/>
+          <w:kern w:val="0"/>
+          <w:sz w:val="24"/>
+          <w:lang w:val="en-IN" w:eastAsia="en-GB"/>
+          <w14:ligatures w14:val="none"/>
+        </w:rPr>
+      </w:pPr>
+      <w:r>
+        <w:rPr>
+          <w:rFonts w:ascii="Times New Roman" w:eastAsia="Times New Roman" w:hAnsi="Times New Roman" w:cs="Times New Roman"/>
+          <w:kern w:val="0"/>
+          <w:sz w:val="24"/>
+          <w:lang w:val="en-IN" w:eastAsia="en-GB"/>
+          <w14:ligatures w14:val="none"/>
+        </w:rPr>
+        <w:t>{{</w:t>
+      </w:r>
+      <w:proofErr w:type="spellStart"/>
+      <w:r>
+        <w:rPr>
+          <w:rFonts w:ascii="Times New Roman" w:eastAsia="Times New Roman" w:hAnsi="Times New Roman" w:cs="Times New Roman"/>
+          <w:kern w:val="0"/>
+          <w:sz w:val="24"/>
+          <w:lang w:val="en-IN" w:eastAsia="en-GB"/>
+          <w14:ligatures w14:val="none"/>
+        </w:rPr>
+        <w:t>data.Warehouse_Execution_WM_EWM.Pain_Points.content</w:t>
+      </w:r>
+      <w:proofErr w:type="spellEnd"/>
+      <w:r>
+        <w:rPr>
+          <w:rFonts w:ascii="Times New Roman" w:eastAsia="Times New Roman" w:hAnsi="Times New Roman" w:cs="Times New Roman"/>
+          <w:kern w:val="0"/>
+          <w:sz w:val="24"/>
+          <w:lang w:val="en-IN" w:eastAsia="en-GB"/>
+          <w14:ligatures w14:val="none"/>
+        </w:rPr>
+        <w:t>}}</w:t>
+      </w:r>
+    </w:p>
+    <w:p>
+      <w:pPr>
+        <w:pStyle w:val="Heading2"/>
+      </w:pPr>
+      <w:bookmarkStart w:id="47" w:name="_Toc208313027"/>
+      <w:r>
+        <w:t>Proposed SAP Solution(s) Mapping</w:t>
+      </w:r>
+      <w:bookmarkEnd w:id="47"/>
+    </w:p>
+    <w:p>
+      <w:pPr>
+        <w:spacing w:line="240" w:lineRule="auto"/>
+        <w:rPr>
+          <w:rFonts w:ascii="Times New Roman" w:eastAsia="Times New Roman" w:hAnsi="Times New Roman" w:cs="Times New Roman"/>
+          <w:kern w:val="0"/>
+          <w:sz w:val="24"/>
+          <w:lang w:val="en-IN" w:eastAsia="en-GB"/>
+          <w14:ligatures w14:val="none"/>
+        </w:rPr>
+      </w:pPr>
+      <w:r>
+        <w:rPr>
+          <w:rFonts w:ascii="Times New Roman" w:eastAsia="Times New Roman" w:hAnsi="Times New Roman" w:cs="Times New Roman"/>
+          <w:kern w:val="0"/>
+          <w:sz w:val="24"/>
+          <w:lang w:val="en-IN" w:eastAsia="en-GB"/>
+          <w14:ligatures w14:val="none"/>
+        </w:rPr>
+        <w:t>{{data.Warehouse_Execution_WM_EWM.Proposed_SAP_Solutions_Mapping.content}}</w:t>
+      </w:r>
+    </w:p>
+    <w:p/>
+    <w:p>
+      <w:pPr>
+        <w:pStyle w:val="Heading2"/>
+        <w:rPr>
+          <w:i/>
+          <w:iCs w:val="0"/>
+        </w:rPr>
+      </w:pPr>
+      <w:bookmarkStart w:id="48" w:name="_Toc208313028"/>
+      <w:r>
+        <w:t>Major Gap(s) &amp; Integration(s)</w:t>
+      </w:r>
+      <w:bookmarkEnd w:id="48"/>
+    </w:p>
+    <w:p>
+      <w:pPr>
+        <w:pStyle w:val="Heading2"/>
+        <w:numPr>
+          <w:ilvl w:val="0"/>
+          <w:numId w:val="0"/>
+        </w:numPr>
+        <w:rPr>
+          <w:b w:val="0"/>
+          <w:bCs w:val="0"/>
+          <w:i/>
+          <w:iCs w:val="0"/>
+          <w:sz w:val="24"/>
+          <w:szCs w:val="24"/>
+        </w:rPr>
+      </w:pPr>
+      <w:r>
+        <w:rPr>
+          <w:b w:val="0"/>
+          <w:bCs w:val="0"/>
+          <w:sz w:val="24"/>
+          <w:szCs w:val="24"/>
+        </w:rPr>
+        <w:t>{{</w:t>
+      </w:r>
+      <w:proofErr w:type="gramStart"/>
+      <w:r>
+        <w:rPr>
+          <w:b w:val="0"/>
+          <w:bCs w:val="0"/>
+          <w:sz w:val="24"/>
+          <w:szCs w:val="24"/>
+        </w:rPr>
+        <w:t>data.Warehouse</w:t>
+      </w:r>
+      <w:proofErr w:type="gramEnd"/>
+      <w:r>
+        <w:rPr>
+          <w:b w:val="0"/>
+          <w:bCs w:val="0"/>
+          <w:sz w:val="24"/>
+          <w:szCs w:val="24"/>
+        </w:rPr>
+        <w:t>_Execution_WM_EWM.Major_Gaps_and_Integrations.content}}</w:t>
+      </w:r>
+      <w:r>
+        <w:rPr>
+          <w:b w:val="0"/>
+          <w:bCs w:val="0"/>
+          <w:i/>
+          <w:iCs w:val="0"/>
+          <w:sz w:val="24"/>
+          <w:szCs w:val="24"/>
+        </w:rPr>
+        <w:t xml:space="preserve"> </w:t>
+      </w:r>
+    </w:p>
+    <w:p>
+      <w:pPr>
+        <w:pStyle w:val="Heading1"/>
+      </w:pPr>
+      <w:bookmarkStart w:id="49" w:name="_Toc208313029"/>
+      <w:r>
+        <w:lastRenderedPageBreak/>
+        <w:t xml:space="preserve">Lead to </w:t>
+      </w:r>
+      <w:r>
+        <w:t>Cash</w:t>
+      </w:r>
+      <w:r>
+        <w:t xml:space="preserve"> (L2</w:t>
+      </w:r>
+      <w:r>
+        <w:t>C</w:t>
+      </w:r>
+      <w:r>
+        <w:t>)</w:t>
+      </w:r>
+      <w:bookmarkEnd w:id="49"/>
+    </w:p>
+    <w:p>
+      <w:pPr>
+        <w:rPr>
+          <w:i/>
+          <w:iCs/>
+        </w:rPr>
+      </w:pPr>
+      <w:r>
+        <w:rPr>
+          <w:i/>
+          <w:iCs/>
+        </w:rPr>
+        <w:t>End-to-end customer engagement cycle (includes part of CRM and O2C).</w:t>
+      </w:r>
+    </w:p>
+    <w:p>
+      <w:pPr>
+        <w:pStyle w:val="Heading2"/>
+      </w:pPr>
+      <w:bookmarkStart w:id="50" w:name="_Logistics_Planning_&amp;"/>
+      <w:bookmarkStart w:id="51" w:name="_Toc208313030"/>
+      <w:bookmarkEnd w:id="50"/>
+      <w:r>
+        <w:t>Current Processes</w:t>
+      </w:r>
+      <w:r>
+        <w:t xml:space="preserve"> (Key Findings)</w:t>
+      </w:r>
+      <w:bookmarkEnd w:id="51"/>
+    </w:p>
+    <w:p>
+      <w:pPr>
+        <w:spacing w:line="240" w:lineRule="auto"/>
+        <w:rPr>
+          <w:rFonts w:ascii="Times New Roman" w:eastAsia="Times New Roman" w:hAnsi="Times New Roman" w:cs="Times New Roman"/>
+          <w:kern w:val="0"/>
+          <w:sz w:val="24"/>
+          <w:lang w:val="en-IN" w:eastAsia="en-GB"/>
+          <w14:ligatures w14:val="none"/>
+        </w:rPr>
+      </w:pPr>
+      <w:r>
+        <w:rPr>
+          <w:rFonts w:ascii="Times New Roman" w:eastAsia="Times New Roman" w:hAnsi="Times New Roman" w:cs="Times New Roman"/>
+          <w:kern w:val="0"/>
+          <w:sz w:val="24"/>
+          <w:lang w:val="en-IN" w:eastAsia="en-GB"/>
+          <w14:ligatures w14:val="none"/>
+        </w:rPr>
+        <w:t>{{data.Lead_to_Cash_L2C.Current_Processes_Key_Findings.content}}</w:t>
+      </w:r>
+    </w:p>
+    <w:p/>
+    <w:p>
+      <w:pPr>
+        <w:pStyle w:val="Heading2"/>
+      </w:pPr>
+      <w:bookmarkStart w:id="52" w:name="_Toc208313031"/>
+      <w:r>
+        <w:t>Pain Points</w:t>
+      </w:r>
+      <w:bookmarkEnd w:id="52"/>
+    </w:p>
+    <w:p>
+      <w:pPr>
+        <w:spacing w:line="240" w:lineRule="auto"/>
+        <w:rPr>
+          <w:rFonts w:ascii="Times New Roman" w:eastAsia="Times New Roman" w:hAnsi="Times New Roman" w:cs="Times New Roman"/>
+          <w:kern w:val="0"/>
+          <w:sz w:val="24"/>
+          <w:lang w:val="en-IN" w:eastAsia="en-GB"/>
+          <w14:ligatures w14:val="none"/>
+        </w:rPr>
+      </w:pPr>
+      <w:r>
+        <w:rPr>
+          <w:rFonts w:ascii="Times New Roman" w:eastAsia="Times New Roman" w:hAnsi="Times New Roman" w:cs="Times New Roman"/>
+          <w:kern w:val="0"/>
+          <w:sz w:val="24"/>
+          <w:lang w:val="en-IN" w:eastAsia="en-GB"/>
+          <w14:ligatures w14:val="none"/>
+        </w:rPr>
+        <w:t>{{data.Lead_to_Cash_L2C.Pain_Points.content}}</w:t>
+      </w:r>
+    </w:p>
+    <w:p/>
+    <w:p>
+      <w:pPr>
+        <w:pStyle w:val="Heading2"/>
+      </w:pPr>
+      <w:bookmarkStart w:id="53" w:name="_Toc208313032"/>
+      <w:r>
+        <w:t>Proposed SAP Solution(s) Mapping</w:t>
+      </w:r>
+      <w:bookmarkEnd w:id="53"/>
+    </w:p>
+    <w:p>
+      <w:pPr>
+        <w:spacing w:line="240" w:lineRule="auto"/>
+        <w:rPr>
+          <w:rFonts w:ascii="Times New Roman" w:eastAsia="Times New Roman" w:hAnsi="Times New Roman" w:cs="Times New Roman"/>
+          <w:kern w:val="0"/>
+          <w:sz w:val="24"/>
+          <w:lang w:val="en-IN" w:eastAsia="en-GB"/>
+          <w14:ligatures w14:val="none"/>
+        </w:rPr>
+      </w:pPr>
+      <w:r>
+        <w:rPr>
+          <w:rFonts w:ascii="Times New Roman" w:eastAsia="Times New Roman" w:hAnsi="Times New Roman" w:cs="Times New Roman"/>
+          <w:kern w:val="0"/>
+          <w:sz w:val="24"/>
+          <w:lang w:val="en-IN" w:eastAsia="en-GB"/>
+          <w14:ligatures w14:val="none"/>
+        </w:rPr>
+        <w:t>{{data.Lead_to_Cash_L2C.Proposed_SAP_Solutions_Mapping.content}}</w:t>
+      </w:r>
+    </w:p>
+    <w:p/>
+    <w:p/>
+    <w:p>
+      <w:pPr>
+        <w:pStyle w:val="Heading2"/>
+      </w:pPr>
+      <w:bookmarkStart w:id="54" w:name="_Toc208313033"/>
+      <w:r>
+        <w:t>Major Gap(s) &amp; Integration(s)</w:t>
+      </w:r>
+      <w:bookmarkEnd w:id="54"/>
+    </w:p>
+    <w:p>
+      <w:r>
+        <w:t>{{</w:t>
+      </w:r>
+      <w:proofErr w:type="gramStart"/>
+      <w:r>
+        <w:t>data.Lead</w:t>
+      </w:r>
+      <w:proofErr w:type="gramEnd"/>
+      <w:r>
+        <w:t>_to_Cash_L2C.Major_Gaps_and_Integrations.content}}</w:t>
+      </w:r>
+    </w:p>
+    <w:p>
+      <w:pPr>
+        <w:pStyle w:val="Heading1"/>
+      </w:pPr>
+      <w:bookmarkStart w:id="55" w:name="_Toc208313034"/>
+      <w:r>
+        <w:lastRenderedPageBreak/>
+        <w:t>Logistics Planning &amp; Transportation</w:t>
+      </w:r>
+      <w:r>
+        <w:t xml:space="preserve"> (TM)</w:t>
+      </w:r>
+      <w:bookmarkEnd w:id="55"/>
+    </w:p>
+    <w:p>
+      <w:pPr>
+        <w:pStyle w:val="Heading2"/>
+      </w:pPr>
+      <w:bookmarkStart w:id="56" w:name="_Toc208313035"/>
+      <w:r>
+        <w:t>Current Processes</w:t>
+      </w:r>
+      <w:r>
+        <w:t xml:space="preserve"> (Key Findings)</w:t>
+      </w:r>
+      <w:bookmarkEnd w:id="56"/>
+    </w:p>
+    <w:p>
+      <w:r>
+        <w:t>{{</w:t>
+      </w:r>
+      <w:proofErr w:type="gramStart"/>
+      <w:r>
+        <w:t>data.Logistics</w:t>
+      </w:r>
+      <w:proofErr w:type="gramEnd"/>
+      <w:r>
+        <w:t>_Planning_Transportation_</w:t>
+      </w:r>
+      <w:proofErr w:type="gramStart"/>
+      <w:r>
+        <w:t>TM.Current</w:t>
+      </w:r>
+      <w:proofErr w:type="gramEnd"/>
+      <w:r>
+        <w:t>_Processes_Key_Findings.content}}</w:t>
+      </w:r>
+    </w:p>
+    <w:p>
+      <w:pPr>
+        <w:pStyle w:val="Heading2"/>
+      </w:pPr>
+      <w:bookmarkStart w:id="57" w:name="_Toc208313036"/>
+      <w:r>
+        <w:t>Pain Points</w:t>
+      </w:r>
+      <w:bookmarkEnd w:id="57"/>
+    </w:p>
+    <w:p>
+      <w:r>
+        <w:t>{{</w:t>
+      </w:r>
+      <w:proofErr w:type="gramStart"/>
+      <w:r>
+        <w:t>data.Logistics</w:t>
+      </w:r>
+      <w:proofErr w:type="gramEnd"/>
+      <w:r>
+        <w:t>_Planning_Transportation_</w:t>
+      </w:r>
+      <w:proofErr w:type="gramStart"/>
+      <w:r>
+        <w:t>TM.Pain</w:t>
+      </w:r>
+      <w:proofErr w:type="gramEnd"/>
+      <w:r>
+        <w:t>_Points.content}}</w:t>
+      </w:r>
+    </w:p>
+    <w:p>
+      <w:pPr>
+        <w:pStyle w:val="Heading2"/>
+      </w:pPr>
+      <w:bookmarkStart w:id="58" w:name="_Toc208313037"/>
+      <w:r>
+        <w:t>Proposed SAP Solution(s) Mapping</w:t>
+      </w:r>
+      <w:bookmarkEnd w:id="58"/>
+    </w:p>
+    <w:p>
+      <w:pPr>
+        <w:spacing w:line="240" w:lineRule="auto"/>
+        <w:rPr>
+          <w:rFonts w:ascii="Times New Roman" w:eastAsia="Times New Roman" w:hAnsi="Times New Roman" w:cs="Times New Roman"/>
+          <w:kern w:val="0"/>
+          <w:sz w:val="24"/>
+          <w:lang w:val="en-IN" w:eastAsia="en-GB"/>
+          <w14:ligatures w14:val="none"/>
+        </w:rPr>
+      </w:pPr>
+      <w:r>
+        <w:rPr>
+          <w:rFonts w:ascii="Times New Roman" w:eastAsia="Times New Roman" w:hAnsi="Times New Roman" w:cs="Times New Roman"/>
+          <w:kern w:val="0"/>
+          <w:sz w:val="24"/>
+          <w:lang w:val="en-IN" w:eastAsia="en-GB"/>
+          <w14:ligatures w14:val="none"/>
+        </w:rPr>
+        <w:t>{{data.Logistics_Planning_Transportation_TM.Proposed_SAP_Solutions_Mapping.content}}</w:t>
+      </w:r>
+    </w:p>
+    <w:p/>
+    <w:p>
+      <w:pPr>
+        <w:pStyle w:val="Heading2"/>
+        <w:rPr>
+          <w:i/>
+          <w:iCs w:val="0"/>
+        </w:rPr>
+      </w:pPr>
+      <w:bookmarkStart w:id="59" w:name="_Toc208313038"/>
+      <w:r>
+        <w:t>Major Gap(s) &amp; Integration(s)</w:t>
+      </w:r>
+      <w:bookmarkEnd w:id="59"/>
+    </w:p>
+    <w:p>
+      <w:pPr>
+        <w:pStyle w:val="HTMLPreformatted"/>
+      </w:pPr>
+      <w:r>
+        <w:t>{{data.Logistics_Planning_Transportation_TM.Major_Gaps_and_Integrations.content}}</w:t>
+      </w:r>
+    </w:p>
+    <w:p>
+      <w:pPr>
+        <w:pStyle w:val="Heading2"/>
+        <w:numPr>
+          <w:ilvl w:val="0"/>
+          <w:numId w:val="0"/>
+        </w:numPr>
+        <w:rPr>
+          <w:i/>
+          <w:iCs w:val="0"/>
+        </w:rPr>
+      </w:pPr>
+      <w:r>
+        <w:rPr>
+          <w:i/>
+          <w:iCs w:val="0"/>
+        </w:rPr>
+        <w:t xml:space="preserve"> </w:t>
+      </w:r>
+    </w:p>
+    <w:p>
+      <w:pPr>
+        <w:pStyle w:val="Heading1"/>
+      </w:pPr>
+      <w:bookmarkStart w:id="60" w:name="_Toc208313039"/>
+      <w:r>
+        <w:lastRenderedPageBreak/>
+        <w:t>Request to Service (R2S)</w:t>
+      </w:r>
+      <w:bookmarkEnd w:id="60"/>
+    </w:p>
+    <w:p>
+      <w:pPr>
+        <w:rPr>
+          <w:i/>
+          <w:iCs/>
+        </w:rPr>
+      </w:pPr>
+      <w:r>
+        <w:rPr>
+          <w:i/>
+          <w:iCs/>
+        </w:rPr>
+        <w:t>Service and support management.</w:t>
+      </w:r>
+    </w:p>
+    <w:p>
+      <w:pPr>
+        <w:pStyle w:val="Heading2"/>
+      </w:pPr>
+      <w:bookmarkStart w:id="61" w:name="_Toc208313040"/>
+      <w:r>
+        <w:t>Current Processes</w:t>
+      </w:r>
+      <w:r>
+        <w:t xml:space="preserve"> (Key Findings)</w:t>
+      </w:r>
+      <w:bookmarkEnd w:id="61"/>
+    </w:p>
+    <w:p>
+      <w:pPr>
+        <w:spacing w:line="240" w:lineRule="auto"/>
+        <w:rPr>
+          <w:rFonts w:ascii="Times New Roman" w:eastAsia="Times New Roman" w:hAnsi="Times New Roman" w:cs="Times New Roman"/>
+          <w:kern w:val="0"/>
+          <w:sz w:val="24"/>
+          <w:lang w:val="en-IN" w:eastAsia="en-GB"/>
+          <w14:ligatures w14:val="none"/>
+        </w:rPr>
+      </w:pPr>
+      <w:r>
+        <w:rPr>
+          <w:rFonts w:ascii="Times New Roman" w:eastAsia="Times New Roman" w:hAnsi="Times New Roman" w:cs="Times New Roman"/>
+          <w:kern w:val="0"/>
+          <w:sz w:val="24"/>
+          <w:lang w:val="en-IN" w:eastAsia="en-GB"/>
+          <w14:ligatures w14:val="none"/>
+        </w:rPr>
+        <w:t>{{data.Request_to_Service_R2S.Current_Processes_Key_Findings.content}}</w:t>
+      </w:r>
+    </w:p>
+    <w:p/>
+    <w:p>
+      <w:pPr>
+        <w:pStyle w:val="Heading2"/>
+      </w:pPr>
+      <w:bookmarkStart w:id="62" w:name="_Toc208313041"/>
+      <w:r>
+        <w:t>Pain Points</w:t>
+      </w:r>
+      <w:bookmarkEnd w:id="62"/>
+    </w:p>
+    <w:p>
+      <w:pPr>
+        <w:spacing w:line="240" w:lineRule="auto"/>
+        <w:rPr>
+          <w:rFonts w:ascii="Times New Roman" w:eastAsia="Times New Roman" w:hAnsi="Times New Roman" w:cs="Times New Roman"/>
+          <w:kern w:val="0"/>
+          <w:sz w:val="24"/>
+          <w:lang w:val="en-IN" w:eastAsia="en-GB"/>
+          <w14:ligatures w14:val="none"/>
+        </w:rPr>
+      </w:pPr>
+      <w:r>
+        <w:rPr>
+          <w:rFonts w:ascii="Times New Roman" w:eastAsia="Times New Roman" w:hAnsi="Times New Roman" w:cs="Times New Roman"/>
+          <w:kern w:val="0"/>
+          <w:sz w:val="24"/>
+          <w:lang w:val="en-IN" w:eastAsia="en-GB"/>
+          <w14:ligatures w14:val="none"/>
+        </w:rPr>
+        <w:t>{{data.Request_to_Service_R2S.Pain_Points.content}}</w:t>
+      </w:r>
+    </w:p>
+    <w:p>
+      <w:pPr>
+        <w:pStyle w:val="Heading2"/>
+      </w:pPr>
+      <w:bookmarkStart w:id="63" w:name="_Toc208313042"/>
+      <w:r>
+        <w:t>Proposed SAP Solution(s) Mapping</w:t>
+      </w:r>
+      <w:bookmarkEnd w:id="63"/>
+    </w:p>
+    <w:p>
+      <w:r>
+        <w:t>{{</w:t>
+      </w:r>
+      <w:proofErr w:type="gramStart"/>
+      <w:r>
+        <w:t>data.Request</w:t>
+      </w:r>
+      <w:proofErr w:type="gramEnd"/>
+      <w:r>
+        <w:t>_to_Service_R2S.Proposed_SAP_Solutions_Mapping.content}}</w:t>
+      </w:r>
+    </w:p>
+    <w:p>
+      <w:pPr>
+        <w:pStyle w:val="Heading2"/>
+        <w:rPr>
+          <w:i/>
+          <w:iCs w:val="0"/>
+        </w:rPr>
+      </w:pPr>
+      <w:bookmarkStart w:id="64" w:name="_Toc208313043"/>
+      <w:r>
+        <w:t>Major Gap(s) &amp; Integration(s)</w:t>
+      </w:r>
+      <w:bookmarkEnd w:id="64"/>
+    </w:p>
+    <w:p>
+      <w:pPr>
+        <w:pStyle w:val="HTMLPreformatted"/>
+      </w:pPr>
+      <w:r>
+        <w:t>{{data.Request_to_Service_R2S.Major_Gaps_and_Integrations.content}}</w:t>
+      </w:r>
+    </w:p>
+    <w:p>
+      <w:pPr>
+        <w:pStyle w:val="Heading2"/>
+        <w:numPr>
+          <w:ilvl w:val="0"/>
+          <w:numId w:val="0"/>
+        </w:numPr>
+        <w:rPr>
+          <w:i/>
+          <w:iCs w:val="0"/>
+        </w:rPr>
+      </w:pPr>
+      <w:r>
+        <w:rPr>
+          <w:i/>
+          <w:iCs w:val="0"/>
+        </w:rPr>
+        <w:t xml:space="preserve"> </w:t>
+      </w:r>
+    </w:p>
+    <w:p>
+      <w:pPr>
+        <w:pStyle w:val="Heading1"/>
+      </w:pPr>
+      <w:bookmarkStart w:id="65" w:name="_Toc208313044"/>
+      <w:r>
+        <w:lastRenderedPageBreak/>
+        <w:t>Record to Report (R2R)</w:t>
+      </w:r>
+      <w:bookmarkEnd w:id="65"/>
+    </w:p>
+    <w:p>
+      <w:r>
+        <w:t>Accounting and financial closing activities.</w:t>
+      </w:r>
+    </w:p>
+    <w:p>
+      <w:pPr>
+        <w:pStyle w:val="Heading2"/>
+      </w:pPr>
+      <w:bookmarkStart w:id="66" w:name="_Toc208313045"/>
+      <w:r>
+        <w:t>Current Processes</w:t>
+      </w:r>
+      <w:r>
+        <w:t xml:space="preserve"> (Key Findings)</w:t>
+      </w:r>
+      <w:bookmarkEnd w:id="66"/>
+    </w:p>
+    <w:p>
+      <w:r>
+        <w:t>{{</w:t>
+      </w:r>
+      <w:proofErr w:type="gramStart"/>
+      <w:r>
+        <w:t>data.Record</w:t>
+      </w:r>
+      <w:proofErr w:type="gramEnd"/>
+      <w:r>
+        <w:t>_to_Report_R2R.Current_Processes_Key_Findings.content}}</w:t>
+      </w:r>
+    </w:p>
+    <w:p>
+      <w:pPr>
+        <w:pStyle w:val="Heading2"/>
+      </w:pPr>
+      <w:bookmarkStart w:id="67" w:name="_Toc208313046"/>
+      <w:r>
+        <w:t>Pain Points</w:t>
+      </w:r>
+      <w:bookmarkEnd w:id="67"/>
+    </w:p>
+    <w:p>
+      <w:pPr>
+        <w:spacing w:line="240" w:lineRule="auto"/>
+        <w:rPr>
+          <w:rFonts w:ascii="Times New Roman" w:eastAsia="Times New Roman" w:hAnsi="Times New Roman" w:cs="Times New Roman"/>
+          <w:kern w:val="0"/>
+          <w:sz w:val="24"/>
+          <w:lang w:val="en-IN" w:eastAsia="en-GB"/>
+          <w14:ligatures w14:val="none"/>
+        </w:rPr>
+      </w:pPr>
+      <w:r>
+        <w:rPr>
+          <w:rFonts w:ascii="Times New Roman" w:eastAsia="Times New Roman" w:hAnsi="Times New Roman" w:cs="Times New Roman"/>
+          <w:kern w:val="0"/>
+          <w:sz w:val="24"/>
+          <w:lang w:val="en-IN" w:eastAsia="en-GB"/>
+          <w14:ligatures w14:val="none"/>
+        </w:rPr>
+        <w:t>{{data.Record_to_Report_R2R.Pain_Points.content}}</w:t>
+      </w:r>
+    </w:p>
+    <w:p/>
+    <w:p>
+      <w:pPr>
+        <w:pStyle w:val="Heading2"/>
+      </w:pPr>
+      <w:bookmarkStart w:id="68" w:name="_Toc208313047"/>
+      <w:r>
+        <w:t>Proposed SAP Solution(s) Mapping</w:t>
+      </w:r>
+      <w:bookmarkEnd w:id="68"/>
+    </w:p>
+    <w:p>
+      <w:r>
+        <w:t>{{</w:t>
+      </w:r>
+      <w:proofErr w:type="gramStart"/>
+      <w:r>
+        <w:t>data.Record</w:t>
+      </w:r>
+      <w:proofErr w:type="gramEnd"/>
+      <w:r>
+        <w:t>_to_Report_R2R.Proposed_SAP_Solutions_Mapping.content}}</w:t>
+      </w:r>
+    </w:p>
+    <w:p>
+      <w:pPr>
+        <w:pStyle w:val="Heading2"/>
+      </w:pPr>
+      <w:bookmarkStart w:id="69" w:name="_Toc208313048"/>
+      <w:r>
+        <w:t>Major Gap(s) &amp; Integration(s)</w:t>
+      </w:r>
+      <w:bookmarkEnd w:id="69"/>
+    </w:p>
+    <w:p>
+      <w:pPr>
+        <w:pStyle w:val="HTMLPreformatted"/>
+      </w:pPr>
+      <w:r>
+        <w:t>{{data.Record_to_Report_R2R.Major_Gaps_and_Integrations.content}}</w:t>
+      </w:r>
+    </w:p>
+    <w:p/>
+    <w:p>
+      <w:pPr>
+        <w:pStyle w:val="Heading2"/>
+        <w:numPr>
+          <w:ilvl w:val="0"/>
+          <w:numId w:val="0"/>
+        </w:numPr>
+        <w:rPr>
+          <w:i/>
+          <w:iCs w:val="0"/>
+        </w:rPr>
+      </w:pPr>
     </w:p>
     <w:p>
       <w:pPr>
@@ -8339,6 +9547,19 @@
       <w:bookmarkEnd w:id="71"/>
     </w:p>
     <w:p>
+      <w:r>
+        <w:t>{{</w:t>
+      </w:r>
+      <w:proofErr w:type="gramStart"/>
+      <w:r>
+        <w:t>data.Acquire</w:t>
+      </w:r>
+      <w:proofErr w:type="gramEnd"/>
+      <w:r>
+        <w:t>_to_Dispose_A2D.Current_Processes_Key_Findings.content}}</w:t>
+      </w:r>
+    </w:p>
+    <w:p>
       <w:pPr>
         <w:pStyle w:val="Heading2"/>
       </w:pPr>
@@ -8349,6 +9570,19 @@
       <w:bookmarkEnd w:id="72"/>
     </w:p>
     <w:p>
+      <w:r>
+        <w:t>{{</w:t>
+      </w:r>
+      <w:proofErr w:type="gramStart"/>
+      <w:r>
+        <w:t>data.Acquire</w:t>
+      </w:r>
+      <w:proofErr w:type="gramEnd"/>
+      <w:r>
+        <w:t>_to_Dispose_A2D.Pain_Points.content}}</w:t>
+      </w:r>
+    </w:p>
+    <w:p>
       <w:pPr>
         <w:pStyle w:val="Heading2"/>
       </w:pPr>
@@ -8357,6 +9591,19 @@
         <w:t>Proposed SAP Solution(s) Mapping</w:t>
       </w:r>
       <w:bookmarkEnd w:id="73"/>
+    </w:p>
+    <w:p>
+      <w:r>
+        <w:t>{{</w:t>
+      </w:r>
+      <w:proofErr w:type="gramStart"/>
+      <w:r>
+        <w:t>data.Acquire</w:t>
+      </w:r>
+      <w:proofErr w:type="gramEnd"/>
+      <w:r>
+        <w:t>_to_Dispose_A2D.Proposed_SAP_Solutions_Mapping.content}}</w:t>
+      </w:r>
     </w:p>
     <w:p>
       <w:pPr>
@@ -8371,6 +9618,27 @@
         <w:t>Major Gap(s) &amp; Integration(s)</w:t>
       </w:r>
       <w:bookmarkEnd w:id="74"/>
+    </w:p>
+    <w:p>
+      <w:pPr>
+        <w:pStyle w:val="HTMLPreformatted"/>
+      </w:pPr>
+      <w:r>
+        <w:t>{{data.Acquire_to_Dispose_A2D.Major_Gaps_and_Integrations.content}}</w:t>
+      </w:r>
+    </w:p>
+    <w:p>
+      <w:pPr>
+        <w:pStyle w:val="Heading2"/>
+        <w:numPr>
+          <w:ilvl w:val="0"/>
+          <w:numId w:val="0"/>
+        </w:numPr>
+        <w:rPr>
+          <w:i/>
+          <w:iCs w:val="0"/>
+        </w:rPr>
+      </w:pPr>
       <w:r>
         <w:rPr>
           <w:i/>
@@ -8420,6 +9688,28 @@
     </w:p>
     <w:p>
       <w:pPr>
+        <w:spacing w:line="240" w:lineRule="auto"/>
+        <w:rPr>
+          <w:rFonts w:ascii="Times New Roman" w:eastAsia="Times New Roman" w:hAnsi="Times New Roman" w:cs="Times New Roman"/>
+          <w:kern w:val="0"/>
+          <w:sz w:val="24"/>
+          <w:lang w:val="en-IN" w:eastAsia="en-GB"/>
+          <w14:ligatures w14:val="none"/>
+        </w:rPr>
+      </w:pPr>
+      <w:r>
+        <w:rPr>
+          <w:rFonts w:ascii="Times New Roman" w:eastAsia="Times New Roman" w:hAnsi="Times New Roman" w:cs="Times New Roman"/>
+          <w:kern w:val="0"/>
+          <w:sz w:val="24"/>
+          <w:lang w:val="en-IN" w:eastAsia="en-GB"/>
+          <w14:ligatures w14:val="none"/>
+        </w:rPr>
+        <w:t>{{data.Environmental_Social_Governance_ESG.Current_Processes_Key_Findings.content}}</w:t>
+      </w:r>
+    </w:p>
+    <w:p>
+      <w:pPr>
         <w:pStyle w:val="Heading2"/>
       </w:pPr>
       <w:bookmarkStart w:id="77" w:name="_Toc208313056"/>
@@ -8430,6 +9720,51 @@
     </w:p>
     <w:p>
       <w:pPr>
+        <w:spacing w:line="240" w:lineRule="auto"/>
+        <w:rPr>
+          <w:rFonts w:ascii="Times New Roman" w:eastAsia="Times New Roman" w:hAnsi="Times New Roman" w:cs="Times New Roman"/>
+          <w:kern w:val="0"/>
+          <w:sz w:val="24"/>
+          <w:lang w:val="en-IN" w:eastAsia="en-GB"/>
+          <w14:ligatures w14:val="none"/>
+        </w:rPr>
+      </w:pPr>
+      <w:r>
+        <w:rPr>
+          <w:rFonts w:ascii="Times New Roman" w:eastAsia="Times New Roman" w:hAnsi="Times New Roman" w:cs="Times New Roman"/>
+          <w:kern w:val="0"/>
+          <w:sz w:val="24"/>
+          <w:lang w:val="en-IN" w:eastAsia="en-GB"/>
+          <w14:ligatures w14:val="none"/>
+        </w:rPr>
+        <w:t>{{</w:t>
+      </w:r>
+      <w:proofErr w:type="spellStart"/>
+      <w:r>
+        <w:rPr>
+          <w:rFonts w:ascii="Times New Roman" w:eastAsia="Times New Roman" w:hAnsi="Times New Roman" w:cs="Times New Roman"/>
+          <w:kern w:val="0"/>
+          <w:sz w:val="24"/>
+          <w:lang w:val="en-IN" w:eastAsia="en-GB"/>
+          <w14:ligatures w14:val="none"/>
+        </w:rPr>
+        <w:t>data.Environmental_Social_Governance_ESG.Pain_Points.content</w:t>
+      </w:r>
+      <w:proofErr w:type="spellEnd"/>
+      <w:r>
+        <w:rPr>
+          <w:rFonts w:ascii="Times New Roman" w:eastAsia="Times New Roman" w:hAnsi="Times New Roman" w:cs="Times New Roman"/>
+          <w:kern w:val="0"/>
+          <w:sz w:val="24"/>
+          <w:lang w:val="en-IN" w:eastAsia="en-GB"/>
+          <w14:ligatures w14:val="none"/>
+        </w:rPr>
+        <w:t>}}</w:t>
+      </w:r>
+    </w:p>
+    <w:p/>
+    <w:p>
+      <w:pPr>
         <w:pStyle w:val="Heading2"/>
       </w:pPr>
       <w:bookmarkStart w:id="78" w:name="_Toc208313057"/>
@@ -8438,6 +9773,29 @@
       </w:r>
       <w:bookmarkEnd w:id="78"/>
     </w:p>
+    <w:p>
+      <w:pPr>
+        <w:spacing w:line="240" w:lineRule="auto"/>
+        <w:rPr>
+          <w:rFonts w:ascii="Times New Roman" w:eastAsia="Times New Roman" w:hAnsi="Times New Roman" w:cs="Times New Roman"/>
+          <w:kern w:val="0"/>
+          <w:sz w:val="24"/>
+          <w:lang w:val="en-IN" w:eastAsia="en-GB"/>
+          <w14:ligatures w14:val="none"/>
+        </w:rPr>
+      </w:pPr>
+      <w:r>
+        <w:rPr>
+          <w:rFonts w:ascii="Times New Roman" w:eastAsia="Times New Roman" w:hAnsi="Times New Roman" w:cs="Times New Roman"/>
+          <w:kern w:val="0"/>
+          <w:sz w:val="24"/>
+          <w:lang w:val="en-IN" w:eastAsia="en-GB"/>
+          <w14:ligatures w14:val="none"/>
+        </w:rPr>
+        <w:t>{{data.Environmental_Social_Governance_ESG.Proposed_SAP_Solutions_Mapping.content}}</w:t>
+      </w:r>
+    </w:p>
+    <w:p/>
     <w:p>
       <w:pPr>
         <w:pStyle w:val="Heading2"/>
@@ -8451,6 +9809,27 @@
         <w:t>Major Gap(s) &amp; Integration(s)</w:t>
       </w:r>
       <w:bookmarkEnd w:id="79"/>
+    </w:p>
+    <w:p>
+      <w:pPr>
+        <w:pStyle w:val="HTMLPreformatted"/>
+      </w:pPr>
+      <w:r>
+        <w:t>{{data.Environmental_Social_Governance_ESG.Major_Gaps_and_Integrations.content}}</w:t>
+      </w:r>
+    </w:p>
+    <w:p>
+      <w:pPr>
+        <w:pStyle w:val="Heading2"/>
+        <w:numPr>
+          <w:ilvl w:val="0"/>
+          <w:numId w:val="0"/>
+        </w:numPr>
+        <w:rPr>
+          <w:i/>
+          <w:iCs w:val="0"/>
+        </w:rPr>
+      </w:pPr>
       <w:r>
         <w:rPr>
           <w:i/>
@@ -8497,6 +9876,19 @@
       <w:bookmarkEnd w:id="81"/>
     </w:p>
     <w:p>
+      <w:r>
+        <w:t>{{</w:t>
+      </w:r>
+      <w:proofErr w:type="gramStart"/>
+      <w:r>
+        <w:t>data.Hire</w:t>
+      </w:r>
+      <w:proofErr w:type="gramEnd"/>
+      <w:r>
+        <w:t>_to_Retire_H2R.Current_Processes_Key_Findings.content}}</w:t>
+      </w:r>
+    </w:p>
+    <w:p>
       <w:pPr>
         <w:pStyle w:val="Heading2"/>
       </w:pPr>
@@ -8507,6 +9899,19 @@
       <w:bookmarkEnd w:id="82"/>
     </w:p>
     <w:p>
+      <w:r>
+        <w:t>{{</w:t>
+      </w:r>
+      <w:proofErr w:type="gramStart"/>
+      <w:r>
+        <w:t>data.Hire</w:t>
+      </w:r>
+      <w:proofErr w:type="gramEnd"/>
+      <w:r>
+        <w:t>_to_Retire_H2R.Pain_Points.content}}</w:t>
+      </w:r>
+    </w:p>
+    <w:p>
       <w:pPr>
         <w:pStyle w:val="Heading2"/>
       </w:pPr>
@@ -8515,6 +9920,19 @@
         <w:t>Proposed SAP Solution(s) Mapping</w:t>
       </w:r>
       <w:bookmarkEnd w:id="83"/>
+    </w:p>
+    <w:p>
+      <w:r>
+        <w:t>{{</w:t>
+      </w:r>
+      <w:proofErr w:type="gramStart"/>
+      <w:r>
+        <w:t>data.Hire</w:t>
+      </w:r>
+      <w:proofErr w:type="gramEnd"/>
+      <w:r>
+        <w:t>_to_Retire_H2R.Proposed_SAP_Solutions_Mapping.content}}</w:t>
+      </w:r>
     </w:p>
     <w:p>
       <w:pPr>
@@ -8529,6 +9947,27 @@
         <w:t>Major Gap(s) &amp; Integration(s)</w:t>
       </w:r>
       <w:bookmarkEnd w:id="84"/>
+    </w:p>
+    <w:p>
+      <w:pPr>
+        <w:pStyle w:val="HTMLPreformatted"/>
+      </w:pPr>
+      <w:r>
+        <w:t>{{data.Hire_to_Retire_H2R.Major_Gaps_and_Integrations.content}}</w:t>
+      </w:r>
+    </w:p>
+    <w:p>
+      <w:pPr>
+        <w:pStyle w:val="Heading2"/>
+        <w:numPr>
+          <w:ilvl w:val="0"/>
+          <w:numId w:val="0"/>
+        </w:numPr>
+        <w:rPr>
+          <w:i/>
+          <w:iCs w:val="0"/>
+        </w:rPr>
+      </w:pPr>
       <w:r>
         <w:rPr>
           <w:i/>
@@ -19266,6 +20705,59 @@
       <w:sz w:val="24"/>
     </w:rPr>
   </w:style>
+  <w:style w:type="paragraph" w:styleId="HTMLPreformatted">
+    <w:name w:val="HTML Preformatted"/>
+    <w:basedOn w:val="Normal"/>
+    <w:link w:val="HTMLPreformattedChar"/>
+    <w:uiPriority w:val="99"/>
+    <w:semiHidden/>
+    <w:unhideWhenUsed/>
+    <w:rsid w:val="003563F9"/>
+    <w:pPr>
+      <w:tabs>
+        <w:tab w:val="left" w:pos="916"/>
+        <w:tab w:val="left" w:pos="1832"/>
+        <w:tab w:val="left" w:pos="2748"/>
+        <w:tab w:val="left" w:pos="3664"/>
+        <w:tab w:val="left" w:pos="4580"/>
+        <w:tab w:val="left" w:pos="5496"/>
+        <w:tab w:val="left" w:pos="6412"/>
+        <w:tab w:val="left" w:pos="7328"/>
+        <w:tab w:val="left" w:pos="8244"/>
+        <w:tab w:val="left" w:pos="9160"/>
+        <w:tab w:val="left" w:pos="10076"/>
+        <w:tab w:val="left" w:pos="10992"/>
+        <w:tab w:val="left" w:pos="11908"/>
+        <w:tab w:val="left" w:pos="12824"/>
+        <w:tab w:val="left" w:pos="13740"/>
+        <w:tab w:val="left" w:pos="14656"/>
+      </w:tabs>
+      <w:spacing w:line="240" w:lineRule="auto"/>
+    </w:pPr>
+    <w:rPr>
+      <w:rFonts w:ascii="Courier New" w:eastAsia="Times New Roman" w:hAnsi="Courier New" w:cs="Courier New"/>
+      <w:kern w:val="0"/>
+      <w:szCs w:val="20"/>
+      <w:lang w:val="en-IN" w:eastAsia="en-GB"/>
+      <w14:ligatures w14:val="none"/>
+    </w:rPr>
+  </w:style>
+  <w:style w:type="character" w:customStyle="1" w:styleId="HTMLPreformattedChar">
+    <w:name w:val="HTML Preformatted Char"/>
+    <w:basedOn w:val="DefaultParagraphFont"/>
+    <w:link w:val="HTMLPreformatted"/>
+    <w:uiPriority w:val="99"/>
+    <w:semiHidden/>
+    <w:rsid w:val="003563F9"/>
+    <w:rPr>
+      <w:rFonts w:ascii="Courier New" w:eastAsia="Times New Roman" w:hAnsi="Courier New" w:cs="Courier New"/>
+      <w:kern w:val="0"/>
+      <w:sz w:val="20"/>
+      <w:szCs w:val="20"/>
+      <w:lang w:val="en-IN" w:eastAsia="en-GB"/>
+      <w14:ligatures w14:val="none"/>
+    </w:rPr>
+  </w:style>
 </w:styles>
 </file>
 
@@ -19551,11 +21043,13 @@
   </w:compat>
   <w:rsids>
     <w:rsidRoot w:val="00B0176D"/>
+    <w:rsid w:val="000B5801"/>
     <w:rsid w:val="000D110E"/>
     <w:rsid w:val="00133C69"/>
     <w:rsid w:val="00137E8A"/>
     <w:rsid w:val="00186D5D"/>
     <w:rsid w:val="001F238E"/>
+    <w:rsid w:val="00207947"/>
     <w:rsid w:val="0022143F"/>
     <w:rsid w:val="00251A04"/>
     <w:rsid w:val="00297C60"/>
@@ -19588,6 +21082,7 @@
     <w:rsid w:val="00EB177B"/>
     <w:rsid w:val="00EF30A0"/>
     <w:rsid w:val="00F87825"/>
+    <w:rsid w:val="00FD6059"/>
   </w:rsids>
   <m:mathPr>
     <m:mathFont m:val="Cambria Math"/>
@@ -20334,25 +21829,16 @@
 </file>
 
 <file path=customXml/item1.xml><?xml version="1.0" encoding="utf-8"?>
-<b:Sources xmlns:b="http://schemas.openxmlformats.org/officeDocument/2006/bibliography" xmlns="http://schemas.openxmlformats.org/officeDocument/2006/bibliography" SelectedStyle="\APASixthEditionOfficeOnline.xsl" StyleName="APA" Version="6"/>
-</file>
-
-<file path=customXml/item2.xml><?xml version="1.0" encoding="utf-8"?>
 <p:properties xmlns:p="http://schemas.microsoft.com/office/2006/metadata/properties" xmlns:xsi="http://www.w3.org/2001/XMLSchema-instance" xmlns:pc="http://schemas.microsoft.com/office/infopath/2007/PartnerControls">
   <documentManagement/>
 </p:properties>
 </file>
 
-<file path=customXml/item3.xml><?xml version="1.0" encoding="utf-8"?>
-<?mso-contentType ?>
-<FormTemplates xmlns="http://schemas.microsoft.com/sharepoint/v3/contenttype/forms">
-  <Display>DocumentLibraryForm</Display>
-  <Edit>DocumentLibraryForm</Edit>
-  <New>DocumentLibraryForm</New>
-</FormTemplates>
+<file path=customXml/item2.xml><?xml version="1.0" encoding="utf-8"?>
+<b:Sources xmlns:b="http://schemas.openxmlformats.org/officeDocument/2006/bibliography" xmlns="http://schemas.openxmlformats.org/officeDocument/2006/bibliography" SelectedStyle="\APASixthEditionOfficeOnline.xsl" StyleName="APA" Version="6"/>
 </file>
 
-<file path=customXml/item4.xml><?xml version="1.0" encoding="utf-8"?>
+<file path=customXml/item3.xml><?xml version="1.0" encoding="utf-8"?>
 <ct:contentTypeSchema xmlns:ct="http://schemas.microsoft.com/office/2006/metadata/contentType" xmlns:ma="http://schemas.microsoft.com/office/2006/metadata/properties/metaAttributes" ct:_="" ma:_="" ma:contentTypeName="Document" ma:contentTypeID="0x0101000A49EB99E6499D439FB507E92DFB948A" ma:contentTypeVersion="3" ma:contentTypeDescription="Create a new document." ma:contentTypeScope="" ma:versionID="4e6393af3769a3037de78fdd1e5290c4">
   <xsd:schema xmlns:xsd="http://www.w3.org/2001/XMLSchema" xmlns:xs="http://www.w3.org/2001/XMLSchema" xmlns:p="http://schemas.microsoft.com/office/2006/metadata/properties" xmlns:ns2="ba4cc30b-c043-49b1-8e93-4c9262a918f0" targetNamespace="http://schemas.microsoft.com/office/2006/metadata/properties" ma:root="true" ma:fieldsID="a22f4753efaf92b99cb84030fbd56b80" ns2:_="">
     <xsd:import namespace="ba4cc30b-c043-49b1-8e93-4c9262a918f0"/>
@@ -20490,15 +21976,16 @@
 </ct:contentTypeSchema>
 </file>
 
-<file path=customXml/itemProps1.xml><?xml version="1.0" encoding="utf-8"?>
-<ds:datastoreItem xmlns:ds="http://schemas.openxmlformats.org/officeDocument/2006/customXml" ds:itemID="{98BD03B9-BFAB-42BE-8091-69031DD3A8CE}">
-  <ds:schemaRefs>
-    <ds:schemaRef ds:uri="http://schemas.openxmlformats.org/officeDocument/2006/bibliography"/>
-  </ds:schemaRefs>
-</ds:datastoreItem>
+<file path=customXml/item4.xml><?xml version="1.0" encoding="utf-8"?>
+<?mso-contentType ?>
+<FormTemplates xmlns="http://schemas.microsoft.com/sharepoint/v3/contenttype/forms">
+  <Display>DocumentLibraryForm</Display>
+  <Edit>DocumentLibraryForm</Edit>
+  <New>DocumentLibraryForm</New>
+</FormTemplates>
 </file>
 
-<file path=customXml/itemProps2.xml><?xml version="1.0" encoding="utf-8"?>
+<file path=customXml/itemProps1.xml><?xml version="1.0" encoding="utf-8"?>
 <ds:datastoreItem xmlns:ds="http://schemas.openxmlformats.org/officeDocument/2006/customXml" ds:itemID="{B6ADF4F3-5389-4261-BA50-D9C1C4EE966F}">
   <ds:schemaRefs>
     <ds:schemaRef ds:uri="http://schemas.microsoft.com/office/2006/metadata/properties"/>
@@ -20507,15 +21994,15 @@
 </ds:datastoreItem>
 </file>
 
-<file path=customXml/itemProps3.xml><?xml version="1.0" encoding="utf-8"?>
-<ds:datastoreItem xmlns:ds="http://schemas.openxmlformats.org/officeDocument/2006/customXml" ds:itemID="{F4033E51-A133-484E-A999-B47BB42AC722}">
+<file path=customXml/itemProps2.xml><?xml version="1.0" encoding="utf-8"?>
+<ds:datastoreItem xmlns:ds="http://schemas.openxmlformats.org/officeDocument/2006/customXml" ds:itemID="{98BD03B9-BFAB-42BE-8091-69031DD3A8CE}">
   <ds:schemaRefs>
-    <ds:schemaRef ds:uri="http://schemas.microsoft.com/sharepoint/v3/contenttype/forms"/>
+    <ds:schemaRef ds:uri="http://schemas.openxmlformats.org/officeDocument/2006/bibliography"/>
   </ds:schemaRefs>
 </ds:datastoreItem>
 </file>
 
-<file path=customXml/itemProps4.xml><?xml version="1.0" encoding="utf-8"?>
+<file path=customXml/itemProps3.xml><?xml version="1.0" encoding="utf-8"?>
 <ds:datastoreItem xmlns:ds="http://schemas.openxmlformats.org/officeDocument/2006/customXml" ds:itemID="{CE2EA80F-BC29-4285-8F53-00433A445D1D}">
   <ds:schemaRefs>
     <ds:schemaRef ds:uri="http://schemas.microsoft.com/office/2006/metadata/contentType"/>
@@ -20533,6 +22020,14 @@
 </ds:datastoreItem>
 </file>
 
+<file path=customXml/itemProps4.xml><?xml version="1.0" encoding="utf-8"?>
+<ds:datastoreItem xmlns:ds="http://schemas.openxmlformats.org/officeDocument/2006/customXml" ds:itemID="{F4033E51-A133-484E-A999-B47BB42AC722}">
+  <ds:schemaRefs>
+    <ds:schemaRef ds:uri="http://schemas.microsoft.com/sharepoint/v3/contenttype/forms"/>
+  </ds:schemaRefs>
+</ds:datastoreItem>
+</file>
+
 <file path=docMetadata/LabelInfo.xml><?xml version="1.0" encoding="utf-8"?>
 <clbl:labelList xmlns:clbl="http://schemas.microsoft.com/office/2020/mipLabelMetadata">
   <clbl:label id="{ec3fe26b-7d76-4b37-8465-ecc347eca3f0}" enabled="1" method="Standard" siteId="{46c4de19-0ffc-4c54-aa86-ee7274afa9d7}" removed="0"/>

--- a/word_template.docx
+++ b/word_template.docx
@@ -9698,14 +9698,15 @@
         </w:rPr>
       </w:pPr>
       <w:r>
-        <w:rPr>
-          <w:rFonts w:ascii="Times New Roman" w:eastAsia="Times New Roman" w:hAnsi="Times New Roman" w:cs="Times New Roman"/>
-          <w:kern w:val="0"/>
-          <w:sz w:val="24"/>
-          <w:lang w:val="en-IN" w:eastAsia="en-GB"/>
-          <w14:ligatures w14:val="none"/>
-        </w:rPr>
-        <w:t>{{data.Environmental_Social_Governance_ESG.Current_Processes_Key_Findings.content}}</w:t>
+        <w:t>{{</w:t>
+      </w:r>
+      <w:proofErr w:type="gramStart"/>
+      <w:r>
+        <w:t>data.Environmental</w:t>
+      </w:r>
+      <w:proofErr w:type="gramEnd"/>
+      <w:r>
+        <w:t>_Social_and_Governance_ESG_Processes.Current_Processes_Key_Findings.content}}</w:t>
       </w:r>
     </w:p>
     <w:p>
@@ -9737,29 +9738,7 @@
           <w:lang w:val="en-IN" w:eastAsia="en-GB"/>
           <w14:ligatures w14:val="none"/>
         </w:rPr>
-        <w:t>{{</w:t>
-      </w:r>
-      <w:proofErr w:type="spellStart"/>
-      <w:r>
-        <w:rPr>
-          <w:rFonts w:ascii="Times New Roman" w:eastAsia="Times New Roman" w:hAnsi="Times New Roman" w:cs="Times New Roman"/>
-          <w:kern w:val="0"/>
-          <w:sz w:val="24"/>
-          <w:lang w:val="en-IN" w:eastAsia="en-GB"/>
-          <w14:ligatures w14:val="none"/>
-        </w:rPr>
-        <w:t>data.Environmental_Social_Governance_ESG.Pain_Points.content</w:t>
-      </w:r>
-      <w:proofErr w:type="spellEnd"/>
-      <w:r>
-        <w:rPr>
-          <w:rFonts w:ascii="Times New Roman" w:eastAsia="Times New Roman" w:hAnsi="Times New Roman" w:cs="Times New Roman"/>
-          <w:kern w:val="0"/>
-          <w:sz w:val="24"/>
-          <w:lang w:val="en-IN" w:eastAsia="en-GB"/>
-          <w14:ligatures w14:val="none"/>
-        </w:rPr>
-        <w:t>}}</w:t>
+        <w:t>{{data.Environmental_Social_and_Governance_ESG_Processes.Pain_Points.content}}</w:t>
       </w:r>
     </w:p>
     <w:p/>
@@ -9785,14 +9764,15 @@
         </w:rPr>
       </w:pPr>
       <w:r>
-        <w:rPr>
-          <w:rFonts w:ascii="Times New Roman" w:eastAsia="Times New Roman" w:hAnsi="Times New Roman" w:cs="Times New Roman"/>
-          <w:kern w:val="0"/>
-          <w:sz w:val="24"/>
-          <w:lang w:val="en-IN" w:eastAsia="en-GB"/>
-          <w14:ligatures w14:val="none"/>
-        </w:rPr>
-        <w:t>{{data.Environmental_Social_Governance_ESG.Proposed_SAP_Solutions_Mapping.content}}</w:t>
+        <w:t>{{</w:t>
+      </w:r>
+      <w:proofErr w:type="gramStart"/>
+      <w:r>
+        <w:t>data.Environmental</w:t>
+      </w:r>
+      <w:proofErr w:type="gramEnd"/>
+      <w:r>
+        <w:t>_Social_and_Governance_ESG_Processes.Proposed_SAP_Solutions_Mapping.content}}</w:t>
       </w:r>
     </w:p>
     <w:p/>
@@ -9815,8 +9795,13 @@
         <w:pStyle w:val="HTMLPreformatted"/>
       </w:pPr>
       <w:r>
-        <w:t>{{data.Environmental_Social_Governance_ESG.Major_Gaps_and_Integrations.content}}</w:t>
-      </w:r>
+        <w:t>{{data.Environmental_Social_and_Governance_ESG_Processes.Major_Gaps_and_Integrations.content}}</w:t>
+      </w:r>
+    </w:p>
+    <w:p>
+      <w:pPr>
+        <w:pStyle w:val="HTMLPreformatted"/>
+      </w:pPr>
     </w:p>
     <w:p>
       <w:pPr>
@@ -21058,6 +21043,7 @@
     <w:rsid w:val="00557961"/>
     <w:rsid w:val="005616DB"/>
     <w:rsid w:val="0059300A"/>
+    <w:rsid w:val="005D2BDA"/>
     <w:rsid w:val="00634F0D"/>
     <w:rsid w:val="006361F8"/>
     <w:rsid w:val="0064559B"/>
@@ -21074,6 +21060,7 @@
     <w:rsid w:val="00C25536"/>
     <w:rsid w:val="00C7520D"/>
     <w:rsid w:val="00CA3119"/>
+    <w:rsid w:val="00CE222C"/>
     <w:rsid w:val="00D3186C"/>
     <w:rsid w:val="00DF3800"/>
     <w:rsid w:val="00E05A4E"/>
@@ -21829,16 +21816,6 @@
 </file>
 
 <file path=customXml/item1.xml><?xml version="1.0" encoding="utf-8"?>
-<p:properties xmlns:p="http://schemas.microsoft.com/office/2006/metadata/properties" xmlns:xsi="http://www.w3.org/2001/XMLSchema-instance" xmlns:pc="http://schemas.microsoft.com/office/infopath/2007/PartnerControls">
-  <documentManagement/>
-</p:properties>
-</file>
-
-<file path=customXml/item2.xml><?xml version="1.0" encoding="utf-8"?>
-<b:Sources xmlns:b="http://schemas.openxmlformats.org/officeDocument/2006/bibliography" xmlns="http://schemas.openxmlformats.org/officeDocument/2006/bibliography" SelectedStyle="\APASixthEditionOfficeOnline.xsl" StyleName="APA" Version="6"/>
-</file>
-
-<file path=customXml/item3.xml><?xml version="1.0" encoding="utf-8"?>
 <ct:contentTypeSchema xmlns:ct="http://schemas.microsoft.com/office/2006/metadata/contentType" xmlns:ma="http://schemas.microsoft.com/office/2006/metadata/properties/metaAttributes" ct:_="" ma:_="" ma:contentTypeName="Document" ma:contentTypeID="0x0101000A49EB99E6499D439FB507E92DFB948A" ma:contentTypeVersion="3" ma:contentTypeDescription="Create a new document." ma:contentTypeScope="" ma:versionID="4e6393af3769a3037de78fdd1e5290c4">
   <xsd:schema xmlns:xsd="http://www.w3.org/2001/XMLSchema" xmlns:xs="http://www.w3.org/2001/XMLSchema" xmlns:p="http://schemas.microsoft.com/office/2006/metadata/properties" xmlns:ns2="ba4cc30b-c043-49b1-8e93-4c9262a918f0" targetNamespace="http://schemas.microsoft.com/office/2006/metadata/properties" ma:root="true" ma:fieldsID="a22f4753efaf92b99cb84030fbd56b80" ns2:_="">
     <xsd:import namespace="ba4cc30b-c043-49b1-8e93-4c9262a918f0"/>
@@ -21976,6 +21953,16 @@
 </ct:contentTypeSchema>
 </file>
 
+<file path=customXml/item2.xml><?xml version="1.0" encoding="utf-8"?>
+<b:Sources xmlns:b="http://schemas.openxmlformats.org/officeDocument/2006/bibliography" xmlns="http://schemas.openxmlformats.org/officeDocument/2006/bibliography" SelectedStyle="\APASixthEditionOfficeOnline.xsl" StyleName="APA" Version="6"/>
+</file>
+
+<file path=customXml/item3.xml><?xml version="1.0" encoding="utf-8"?>
+<p:properties xmlns:p="http://schemas.microsoft.com/office/2006/metadata/properties" xmlns:xsi="http://www.w3.org/2001/XMLSchema-instance" xmlns:pc="http://schemas.microsoft.com/office/infopath/2007/PartnerControls">
+  <documentManagement/>
+</p:properties>
+</file>
+
 <file path=customXml/item4.xml><?xml version="1.0" encoding="utf-8"?>
 <?mso-contentType ?>
 <FormTemplates xmlns="http://schemas.microsoft.com/sharepoint/v3/contenttype/forms">
@@ -21986,23 +21973,6 @@
 </file>
 
 <file path=customXml/itemProps1.xml><?xml version="1.0" encoding="utf-8"?>
-<ds:datastoreItem xmlns:ds="http://schemas.openxmlformats.org/officeDocument/2006/customXml" ds:itemID="{B6ADF4F3-5389-4261-BA50-D9C1C4EE966F}">
-  <ds:schemaRefs>
-    <ds:schemaRef ds:uri="http://schemas.microsoft.com/office/2006/metadata/properties"/>
-    <ds:schemaRef ds:uri="http://schemas.microsoft.com/office/infopath/2007/PartnerControls"/>
-  </ds:schemaRefs>
-</ds:datastoreItem>
-</file>
-
-<file path=customXml/itemProps2.xml><?xml version="1.0" encoding="utf-8"?>
-<ds:datastoreItem xmlns:ds="http://schemas.openxmlformats.org/officeDocument/2006/customXml" ds:itemID="{98BD03B9-BFAB-42BE-8091-69031DD3A8CE}">
-  <ds:schemaRefs>
-    <ds:schemaRef ds:uri="http://schemas.openxmlformats.org/officeDocument/2006/bibliography"/>
-  </ds:schemaRefs>
-</ds:datastoreItem>
-</file>
-
-<file path=customXml/itemProps3.xml><?xml version="1.0" encoding="utf-8"?>
 <ds:datastoreItem xmlns:ds="http://schemas.openxmlformats.org/officeDocument/2006/customXml" ds:itemID="{CE2EA80F-BC29-4285-8F53-00433A445D1D}">
   <ds:schemaRefs>
     <ds:schemaRef ds:uri="http://schemas.microsoft.com/office/2006/metadata/contentType"/>
@@ -22020,6 +21990,23 @@
 </ds:datastoreItem>
 </file>
 
+<file path=customXml/itemProps2.xml><?xml version="1.0" encoding="utf-8"?>
+<ds:datastoreItem xmlns:ds="http://schemas.openxmlformats.org/officeDocument/2006/customXml" ds:itemID="{98BD03B9-BFAB-42BE-8091-69031DD3A8CE}">
+  <ds:schemaRefs>
+    <ds:schemaRef ds:uri="http://schemas.openxmlformats.org/officeDocument/2006/bibliography"/>
+  </ds:schemaRefs>
+</ds:datastoreItem>
+</file>
+
+<file path=customXml/itemProps3.xml><?xml version="1.0" encoding="utf-8"?>
+<ds:datastoreItem xmlns:ds="http://schemas.openxmlformats.org/officeDocument/2006/customXml" ds:itemID="{B6ADF4F3-5389-4261-BA50-D9C1C4EE966F}">
+  <ds:schemaRefs>
+    <ds:schemaRef ds:uri="http://schemas.microsoft.com/office/2006/metadata/properties"/>
+    <ds:schemaRef ds:uri="http://schemas.microsoft.com/office/infopath/2007/PartnerControls"/>
+  </ds:schemaRefs>
+</ds:datastoreItem>
+</file>
+
 <file path=customXml/itemProps4.xml><?xml version="1.0" encoding="utf-8"?>
 <ds:datastoreItem xmlns:ds="http://schemas.openxmlformats.org/officeDocument/2006/customXml" ds:itemID="{F4033E51-A133-484E-A999-B47BB42AC722}">
   <ds:schemaRefs>

--- a/word_template.docx
+++ b/word_template.docx
@@ -63,10 +63,7 @@
                   <w:pStyle w:val="DocTitle"/>
                 </w:pPr>
                 <w:r>
-                  <w:t xml:space="preserve">Customer Profile - </w:t>
-                </w:r>
-                <w:r>
-                  <w:t>Discovery</w:t>
+                  <w:t>Customer Profile - Discovery</w:t>
                 </w:r>
               </w:p>
             </w:sdtContent>
@@ -103,11 +100,7 @@
             </w:pPr>
             <w:r>
               <w:fldChar w:fldCharType="begin"/>
-            </w:r>
-            <w:r>
               <w:instrText xml:space="preserve"> DATE  \@ "d MMMM yyyy"  \* MERGEFORMAT </w:instrText>
-            </w:r>
-            <w:r>
               <w:fldChar w:fldCharType="separate"/>
             </w:r>
             <w:r>
@@ -118,12 +111,7 @@
             </w:r>
             <w:r>
               <w:fldChar w:fldCharType="end"/>
-            </w:r>
-            <w:r>
-              <w:t xml:space="preserve"> | Document Version </w:t>
-            </w:r>
-            <w:r>
-              <w:t>0.01</w:t>
+              <w:t xml:space="preserve"> | Document Version 0.01</w:t>
             </w:r>
           </w:p>
         </w:tc>
@@ -225,19 +213,7 @@
               <w:szCs w:val="16"/>
             </w:rPr>
             <w:fldChar w:fldCharType="begin"/>
-          </w:r>
-          <w:r>
-            <w:rPr>
-              <w:sz w:val="16"/>
-              <w:szCs w:val="16"/>
-            </w:rPr>
             <w:instrText xml:space="preserve"> TOC \o "1-3" \h \z \u </w:instrText>
-          </w:r>
-          <w:r>
-            <w:rPr>
-              <w:sz w:val="16"/>
-              <w:szCs w:val="16"/>
-            </w:rPr>
             <w:fldChar w:fldCharType="separate"/>
           </w:r>
           <w:hyperlink w:anchor="_Toc208312981" w:history="1">
@@ -268,40 +244,10 @@
                 <w:webHidden/>
               </w:rPr>
               <w:tab/>
-            </w:r>
-            <w:r>
-              <w:rPr>
-                <w:webHidden/>
-              </w:rPr>
               <w:fldChar w:fldCharType="begin"/>
-            </w:r>
-            <w:r>
-              <w:rPr>
-                <w:webHidden/>
-              </w:rPr>
               <w:instrText xml:space="preserve"> PAGEREF _Toc208312981 \h </w:instrText>
-            </w:r>
-            <w:r>
-              <w:rPr>
-                <w:webHidden/>
-              </w:rPr>
-            </w:r>
-            <w:r>
-              <w:rPr>
-                <w:webHidden/>
-              </w:rPr>
               <w:fldChar w:fldCharType="separate"/>
-            </w:r>
-            <w:r>
-              <w:rPr>
-                <w:webHidden/>
-              </w:rPr>
               <w:t>5</w:t>
-            </w:r>
-            <w:r>
-              <w:rPr>
-                <w:webHidden/>
-              </w:rPr>
               <w:fldChar w:fldCharType="end"/>
             </w:r>
           </w:hyperlink>
@@ -343,40 +289,10 @@
                 <w:webHidden/>
               </w:rPr>
               <w:tab/>
-            </w:r>
-            <w:r>
-              <w:rPr>
-                <w:webHidden/>
-              </w:rPr>
               <w:fldChar w:fldCharType="begin"/>
-            </w:r>
-            <w:r>
-              <w:rPr>
-                <w:webHidden/>
-              </w:rPr>
               <w:instrText xml:space="preserve"> PAGEREF _Toc208312982 \h </w:instrText>
-            </w:r>
-            <w:r>
-              <w:rPr>
-                <w:webHidden/>
-              </w:rPr>
-            </w:r>
-            <w:r>
-              <w:rPr>
-                <w:webHidden/>
-              </w:rPr>
               <w:fldChar w:fldCharType="separate"/>
-            </w:r>
-            <w:r>
-              <w:rPr>
-                <w:webHidden/>
-              </w:rPr>
               <w:t>5</w:t>
-            </w:r>
-            <w:r>
-              <w:rPr>
-                <w:webHidden/>
-              </w:rPr>
               <w:fldChar w:fldCharType="end"/>
             </w:r>
           </w:hyperlink>
@@ -416,40 +332,10 @@
                 <w:webHidden/>
               </w:rPr>
               <w:tab/>
-            </w:r>
-            <w:r>
-              <w:rPr>
-                <w:webHidden/>
-              </w:rPr>
               <w:fldChar w:fldCharType="begin"/>
-            </w:r>
-            <w:r>
-              <w:rPr>
-                <w:webHidden/>
-              </w:rPr>
               <w:instrText xml:space="preserve"> PAGEREF _Toc208312983 \h </w:instrText>
-            </w:r>
-            <w:r>
-              <w:rPr>
-                <w:webHidden/>
-              </w:rPr>
-            </w:r>
-            <w:r>
-              <w:rPr>
-                <w:webHidden/>
-              </w:rPr>
               <w:fldChar w:fldCharType="separate"/>
-            </w:r>
-            <w:r>
-              <w:rPr>
-                <w:webHidden/>
-              </w:rPr>
               <w:t>5</w:t>
-            </w:r>
-            <w:r>
-              <w:rPr>
-                <w:webHidden/>
-              </w:rPr>
               <w:fldChar w:fldCharType="end"/>
             </w:r>
           </w:hyperlink>
@@ -489,40 +375,10 @@
                 <w:webHidden/>
               </w:rPr>
               <w:tab/>
-            </w:r>
-            <w:r>
-              <w:rPr>
-                <w:webHidden/>
-              </w:rPr>
               <w:fldChar w:fldCharType="begin"/>
-            </w:r>
-            <w:r>
-              <w:rPr>
-                <w:webHidden/>
-              </w:rPr>
               <w:instrText xml:space="preserve"> PAGEREF _Toc208312984 \h </w:instrText>
-            </w:r>
-            <w:r>
-              <w:rPr>
-                <w:webHidden/>
-              </w:rPr>
-            </w:r>
-            <w:r>
-              <w:rPr>
-                <w:webHidden/>
-              </w:rPr>
               <w:fldChar w:fldCharType="separate"/>
-            </w:r>
-            <w:r>
-              <w:rPr>
-                <w:webHidden/>
-              </w:rPr>
               <w:t>5</w:t>
-            </w:r>
-            <w:r>
-              <w:rPr>
-                <w:webHidden/>
-              </w:rPr>
               <w:fldChar w:fldCharType="end"/>
             </w:r>
           </w:hyperlink>
@@ -562,40 +418,10 @@
                 <w:webHidden/>
               </w:rPr>
               <w:tab/>
-            </w:r>
-            <w:r>
-              <w:rPr>
-                <w:webHidden/>
-              </w:rPr>
               <w:fldChar w:fldCharType="begin"/>
-            </w:r>
-            <w:r>
-              <w:rPr>
-                <w:webHidden/>
-              </w:rPr>
               <w:instrText xml:space="preserve"> PAGEREF _Toc208312985 \h </w:instrText>
-            </w:r>
-            <w:r>
-              <w:rPr>
-                <w:webHidden/>
-              </w:rPr>
-            </w:r>
-            <w:r>
-              <w:rPr>
-                <w:webHidden/>
-              </w:rPr>
               <w:fldChar w:fldCharType="separate"/>
-            </w:r>
-            <w:r>
-              <w:rPr>
-                <w:webHidden/>
-              </w:rPr>
               <w:t>5</w:t>
-            </w:r>
-            <w:r>
-              <w:rPr>
-                <w:webHidden/>
-              </w:rPr>
               <w:fldChar w:fldCharType="end"/>
             </w:r>
           </w:hyperlink>
@@ -635,40 +461,10 @@
                 <w:webHidden/>
               </w:rPr>
               <w:tab/>
-            </w:r>
-            <w:r>
-              <w:rPr>
-                <w:webHidden/>
-              </w:rPr>
               <w:fldChar w:fldCharType="begin"/>
-            </w:r>
-            <w:r>
-              <w:rPr>
-                <w:webHidden/>
-              </w:rPr>
               <w:instrText xml:space="preserve"> PAGEREF _Toc208312986 \h </w:instrText>
-            </w:r>
-            <w:r>
-              <w:rPr>
-                <w:webHidden/>
-              </w:rPr>
-            </w:r>
-            <w:r>
-              <w:rPr>
-                <w:webHidden/>
-              </w:rPr>
               <w:fldChar w:fldCharType="separate"/>
-            </w:r>
-            <w:r>
-              <w:rPr>
-                <w:webHidden/>
-              </w:rPr>
               <w:t>5</w:t>
-            </w:r>
-            <w:r>
-              <w:rPr>
-                <w:webHidden/>
-              </w:rPr>
               <w:fldChar w:fldCharType="end"/>
             </w:r>
           </w:hyperlink>
@@ -708,40 +504,10 @@
                 <w:webHidden/>
               </w:rPr>
               <w:tab/>
-            </w:r>
-            <w:r>
-              <w:rPr>
-                <w:webHidden/>
-              </w:rPr>
               <w:fldChar w:fldCharType="begin"/>
-            </w:r>
-            <w:r>
-              <w:rPr>
-                <w:webHidden/>
-              </w:rPr>
               <w:instrText xml:space="preserve"> PAGEREF _Toc208312987 \h </w:instrText>
-            </w:r>
-            <w:r>
-              <w:rPr>
-                <w:webHidden/>
-              </w:rPr>
-            </w:r>
-            <w:r>
-              <w:rPr>
-                <w:webHidden/>
-              </w:rPr>
               <w:fldChar w:fldCharType="separate"/>
-            </w:r>
-            <w:r>
-              <w:rPr>
-                <w:webHidden/>
-              </w:rPr>
               <w:t>5</w:t>
-            </w:r>
-            <w:r>
-              <w:rPr>
-                <w:webHidden/>
-              </w:rPr>
               <w:fldChar w:fldCharType="end"/>
             </w:r>
           </w:hyperlink>
@@ -781,40 +547,10 @@
                 <w:webHidden/>
               </w:rPr>
               <w:tab/>
-            </w:r>
-            <w:r>
-              <w:rPr>
-                <w:webHidden/>
-              </w:rPr>
               <w:fldChar w:fldCharType="begin"/>
-            </w:r>
-            <w:r>
-              <w:rPr>
-                <w:webHidden/>
-              </w:rPr>
               <w:instrText xml:space="preserve"> PAGEREF _Toc208312988 \h </w:instrText>
-            </w:r>
-            <w:r>
-              <w:rPr>
-                <w:webHidden/>
-              </w:rPr>
-            </w:r>
-            <w:r>
-              <w:rPr>
-                <w:webHidden/>
-              </w:rPr>
               <w:fldChar w:fldCharType="separate"/>
-            </w:r>
-            <w:r>
-              <w:rPr>
-                <w:webHidden/>
-              </w:rPr>
               <w:t>5</w:t>
-            </w:r>
-            <w:r>
-              <w:rPr>
-                <w:webHidden/>
-              </w:rPr>
               <w:fldChar w:fldCharType="end"/>
             </w:r>
           </w:hyperlink>
@@ -854,40 +590,10 @@
                 <w:webHidden/>
               </w:rPr>
               <w:tab/>
-            </w:r>
-            <w:r>
-              <w:rPr>
-                <w:webHidden/>
-              </w:rPr>
               <w:fldChar w:fldCharType="begin"/>
-            </w:r>
-            <w:r>
-              <w:rPr>
-                <w:webHidden/>
-              </w:rPr>
               <w:instrText xml:space="preserve"> PAGEREF _Toc208312989 \h </w:instrText>
-            </w:r>
-            <w:r>
-              <w:rPr>
-                <w:webHidden/>
-              </w:rPr>
-            </w:r>
-            <w:r>
-              <w:rPr>
-                <w:webHidden/>
-              </w:rPr>
               <w:fldChar w:fldCharType="separate"/>
-            </w:r>
-            <w:r>
-              <w:rPr>
-                <w:webHidden/>
-              </w:rPr>
               <w:t>5</w:t>
-            </w:r>
-            <w:r>
-              <w:rPr>
-                <w:webHidden/>
-              </w:rPr>
               <w:fldChar w:fldCharType="end"/>
             </w:r>
           </w:hyperlink>
@@ -927,40 +633,10 @@
                 <w:webHidden/>
               </w:rPr>
               <w:tab/>
-            </w:r>
-            <w:r>
-              <w:rPr>
-                <w:webHidden/>
-              </w:rPr>
               <w:fldChar w:fldCharType="begin"/>
-            </w:r>
-            <w:r>
-              <w:rPr>
-                <w:webHidden/>
-              </w:rPr>
               <w:instrText xml:space="preserve"> PAGEREF _Toc208312990 \h </w:instrText>
-            </w:r>
-            <w:r>
-              <w:rPr>
-                <w:webHidden/>
-              </w:rPr>
-            </w:r>
-            <w:r>
-              <w:rPr>
-                <w:webHidden/>
-              </w:rPr>
               <w:fldChar w:fldCharType="separate"/>
-            </w:r>
-            <w:r>
-              <w:rPr>
-                <w:webHidden/>
-              </w:rPr>
               <w:t>5</w:t>
-            </w:r>
-            <w:r>
-              <w:rPr>
-                <w:webHidden/>
-              </w:rPr>
               <w:fldChar w:fldCharType="end"/>
             </w:r>
           </w:hyperlink>
@@ -1000,40 +676,10 @@
                 <w:webHidden/>
               </w:rPr>
               <w:tab/>
-            </w:r>
-            <w:r>
-              <w:rPr>
-                <w:webHidden/>
-              </w:rPr>
               <w:fldChar w:fldCharType="begin"/>
-            </w:r>
-            <w:r>
-              <w:rPr>
-                <w:webHidden/>
-              </w:rPr>
               <w:instrText xml:space="preserve"> PAGEREF _Toc208312991 \h </w:instrText>
-            </w:r>
-            <w:r>
-              <w:rPr>
-                <w:webHidden/>
-              </w:rPr>
-            </w:r>
-            <w:r>
-              <w:rPr>
-                <w:webHidden/>
-              </w:rPr>
               <w:fldChar w:fldCharType="separate"/>
-            </w:r>
-            <w:r>
-              <w:rPr>
-                <w:webHidden/>
-              </w:rPr>
               <w:t>5</w:t>
-            </w:r>
-            <w:r>
-              <w:rPr>
-                <w:webHidden/>
-              </w:rPr>
               <w:fldChar w:fldCharType="end"/>
             </w:r>
           </w:hyperlink>
@@ -1073,40 +719,10 @@
                 <w:webHidden/>
               </w:rPr>
               <w:tab/>
-            </w:r>
-            <w:r>
-              <w:rPr>
-                <w:webHidden/>
-              </w:rPr>
               <w:fldChar w:fldCharType="begin"/>
-            </w:r>
-            <w:r>
-              <w:rPr>
-                <w:webHidden/>
-              </w:rPr>
               <w:instrText xml:space="preserve"> PAGEREF _Toc208312992 \h </w:instrText>
-            </w:r>
-            <w:r>
-              <w:rPr>
-                <w:webHidden/>
-              </w:rPr>
-            </w:r>
-            <w:r>
-              <w:rPr>
-                <w:webHidden/>
-              </w:rPr>
               <w:fldChar w:fldCharType="separate"/>
-            </w:r>
-            <w:r>
-              <w:rPr>
-                <w:webHidden/>
-              </w:rPr>
               <w:t>5</w:t>
-            </w:r>
-            <w:r>
-              <w:rPr>
-                <w:webHidden/>
-              </w:rPr>
               <w:fldChar w:fldCharType="end"/>
             </w:r>
           </w:hyperlink>
@@ -1146,40 +762,10 @@
                 <w:webHidden/>
               </w:rPr>
               <w:tab/>
-            </w:r>
-            <w:r>
-              <w:rPr>
-                <w:webHidden/>
-              </w:rPr>
               <w:fldChar w:fldCharType="begin"/>
-            </w:r>
-            <w:r>
-              <w:rPr>
-                <w:webHidden/>
-              </w:rPr>
               <w:instrText xml:space="preserve"> PAGEREF _Toc208312993 \h </w:instrText>
-            </w:r>
-            <w:r>
-              <w:rPr>
-                <w:webHidden/>
-              </w:rPr>
-            </w:r>
-            <w:r>
-              <w:rPr>
-                <w:webHidden/>
-              </w:rPr>
               <w:fldChar w:fldCharType="separate"/>
-            </w:r>
-            <w:r>
-              <w:rPr>
-                <w:webHidden/>
-              </w:rPr>
               <w:t>5</w:t>
-            </w:r>
-            <w:r>
-              <w:rPr>
-                <w:webHidden/>
-              </w:rPr>
               <w:fldChar w:fldCharType="end"/>
             </w:r>
           </w:hyperlink>
@@ -1219,40 +805,10 @@
                 <w:webHidden/>
               </w:rPr>
               <w:tab/>
-            </w:r>
-            <w:r>
-              <w:rPr>
-                <w:webHidden/>
-              </w:rPr>
               <w:fldChar w:fldCharType="begin"/>
-            </w:r>
-            <w:r>
-              <w:rPr>
-                <w:webHidden/>
-              </w:rPr>
               <w:instrText xml:space="preserve"> PAGEREF _Toc208312994 \h </w:instrText>
-            </w:r>
-            <w:r>
-              <w:rPr>
-                <w:webHidden/>
-              </w:rPr>
-            </w:r>
-            <w:r>
-              <w:rPr>
-                <w:webHidden/>
-              </w:rPr>
               <w:fldChar w:fldCharType="separate"/>
-            </w:r>
-            <w:r>
-              <w:rPr>
-                <w:webHidden/>
-              </w:rPr>
               <w:t>5</w:t>
-            </w:r>
-            <w:r>
-              <w:rPr>
-                <w:webHidden/>
-              </w:rPr>
               <w:fldChar w:fldCharType="end"/>
             </w:r>
           </w:hyperlink>
@@ -1292,40 +848,10 @@
                 <w:webHidden/>
               </w:rPr>
               <w:tab/>
-            </w:r>
-            <w:r>
-              <w:rPr>
-                <w:webHidden/>
-              </w:rPr>
               <w:fldChar w:fldCharType="begin"/>
-            </w:r>
-            <w:r>
-              <w:rPr>
-                <w:webHidden/>
-              </w:rPr>
               <w:instrText xml:space="preserve"> PAGEREF _Toc208312995 \h </w:instrText>
-            </w:r>
-            <w:r>
-              <w:rPr>
-                <w:webHidden/>
-              </w:rPr>
-            </w:r>
-            <w:r>
-              <w:rPr>
-                <w:webHidden/>
-              </w:rPr>
               <w:fldChar w:fldCharType="separate"/>
-            </w:r>
-            <w:r>
-              <w:rPr>
-                <w:webHidden/>
-              </w:rPr>
               <w:t>5</w:t>
-            </w:r>
-            <w:r>
-              <w:rPr>
-                <w:webHidden/>
-              </w:rPr>
               <w:fldChar w:fldCharType="end"/>
             </w:r>
           </w:hyperlink>
@@ -1365,40 +891,10 @@
                 <w:webHidden/>
               </w:rPr>
               <w:tab/>
-            </w:r>
-            <w:r>
-              <w:rPr>
-                <w:webHidden/>
-              </w:rPr>
               <w:fldChar w:fldCharType="begin"/>
-            </w:r>
-            <w:r>
-              <w:rPr>
-                <w:webHidden/>
-              </w:rPr>
               <w:instrText xml:space="preserve"> PAGEREF _Toc208312996 \h </w:instrText>
-            </w:r>
-            <w:r>
-              <w:rPr>
-                <w:webHidden/>
-              </w:rPr>
-            </w:r>
-            <w:r>
-              <w:rPr>
-                <w:webHidden/>
-              </w:rPr>
               <w:fldChar w:fldCharType="separate"/>
-            </w:r>
-            <w:r>
-              <w:rPr>
-                <w:webHidden/>
-              </w:rPr>
               <w:t>5</w:t>
-            </w:r>
-            <w:r>
-              <w:rPr>
-                <w:webHidden/>
-              </w:rPr>
               <w:fldChar w:fldCharType="end"/>
             </w:r>
           </w:hyperlink>
@@ -1438,40 +934,10 @@
                 <w:webHidden/>
               </w:rPr>
               <w:tab/>
-            </w:r>
-            <w:r>
-              <w:rPr>
-                <w:webHidden/>
-              </w:rPr>
               <w:fldChar w:fldCharType="begin"/>
-            </w:r>
-            <w:r>
-              <w:rPr>
-                <w:webHidden/>
-              </w:rPr>
               <w:instrText xml:space="preserve"> PAGEREF _Toc208312997 \h </w:instrText>
-            </w:r>
-            <w:r>
-              <w:rPr>
-                <w:webHidden/>
-              </w:rPr>
-            </w:r>
-            <w:r>
-              <w:rPr>
-                <w:webHidden/>
-              </w:rPr>
               <w:fldChar w:fldCharType="separate"/>
-            </w:r>
-            <w:r>
-              <w:rPr>
-                <w:webHidden/>
-              </w:rPr>
               <w:t>5</w:t>
-            </w:r>
-            <w:r>
-              <w:rPr>
-                <w:webHidden/>
-              </w:rPr>
               <w:fldChar w:fldCharType="end"/>
             </w:r>
           </w:hyperlink>
@@ -1511,40 +977,10 @@
                 <w:webHidden/>
               </w:rPr>
               <w:tab/>
-            </w:r>
-            <w:r>
-              <w:rPr>
-                <w:webHidden/>
-              </w:rPr>
               <w:fldChar w:fldCharType="begin"/>
-            </w:r>
-            <w:r>
-              <w:rPr>
-                <w:webHidden/>
-              </w:rPr>
               <w:instrText xml:space="preserve"> PAGEREF _Toc208312998 \h </w:instrText>
-            </w:r>
-            <w:r>
-              <w:rPr>
-                <w:webHidden/>
-              </w:rPr>
-            </w:r>
-            <w:r>
-              <w:rPr>
-                <w:webHidden/>
-              </w:rPr>
               <w:fldChar w:fldCharType="separate"/>
-            </w:r>
-            <w:r>
-              <w:rPr>
-                <w:webHidden/>
-              </w:rPr>
               <w:t>6</w:t>
-            </w:r>
-            <w:r>
-              <w:rPr>
-                <w:webHidden/>
-              </w:rPr>
               <w:fldChar w:fldCharType="end"/>
             </w:r>
           </w:hyperlink>
@@ -1588,40 +1024,10 @@
                 <w:webHidden/>
               </w:rPr>
               <w:tab/>
-            </w:r>
-            <w:r>
-              <w:rPr>
-                <w:webHidden/>
-              </w:rPr>
               <w:fldChar w:fldCharType="begin"/>
-            </w:r>
-            <w:r>
-              <w:rPr>
-                <w:webHidden/>
-              </w:rPr>
               <w:instrText xml:space="preserve"> PAGEREF _Toc208312999 \h </w:instrText>
-            </w:r>
-            <w:r>
-              <w:rPr>
-                <w:webHidden/>
-              </w:rPr>
-            </w:r>
-            <w:r>
-              <w:rPr>
-                <w:webHidden/>
-              </w:rPr>
               <w:fldChar w:fldCharType="separate"/>
-            </w:r>
-            <w:r>
-              <w:rPr>
-                <w:webHidden/>
-              </w:rPr>
               <w:t>7</w:t>
-            </w:r>
-            <w:r>
-              <w:rPr>
-                <w:webHidden/>
-              </w:rPr>
               <w:fldChar w:fldCharType="end"/>
             </w:r>
           </w:hyperlink>
@@ -1661,40 +1067,10 @@
                 <w:webHidden/>
               </w:rPr>
               <w:tab/>
-            </w:r>
-            <w:r>
-              <w:rPr>
-                <w:webHidden/>
-              </w:rPr>
               <w:fldChar w:fldCharType="begin"/>
-            </w:r>
-            <w:r>
-              <w:rPr>
-                <w:webHidden/>
-              </w:rPr>
               <w:instrText xml:space="preserve"> PAGEREF _Toc208313000 \h </w:instrText>
-            </w:r>
-            <w:r>
-              <w:rPr>
-                <w:webHidden/>
-              </w:rPr>
-            </w:r>
-            <w:r>
-              <w:rPr>
-                <w:webHidden/>
-              </w:rPr>
               <w:fldChar w:fldCharType="separate"/>
-            </w:r>
-            <w:r>
-              <w:rPr>
-                <w:webHidden/>
-              </w:rPr>
               <w:t>7</w:t>
-            </w:r>
-            <w:r>
-              <w:rPr>
-                <w:webHidden/>
-              </w:rPr>
               <w:fldChar w:fldCharType="end"/>
             </w:r>
           </w:hyperlink>
@@ -1734,40 +1110,10 @@
                 <w:webHidden/>
               </w:rPr>
               <w:tab/>
-            </w:r>
-            <w:r>
-              <w:rPr>
-                <w:webHidden/>
-              </w:rPr>
               <w:fldChar w:fldCharType="begin"/>
-            </w:r>
-            <w:r>
-              <w:rPr>
-                <w:webHidden/>
-              </w:rPr>
               <w:instrText xml:space="preserve"> PAGEREF _Toc208313001 \h </w:instrText>
-            </w:r>
-            <w:r>
-              <w:rPr>
-                <w:webHidden/>
-              </w:rPr>
-            </w:r>
-            <w:r>
-              <w:rPr>
-                <w:webHidden/>
-              </w:rPr>
               <w:fldChar w:fldCharType="separate"/>
-            </w:r>
-            <w:r>
-              <w:rPr>
-                <w:webHidden/>
-              </w:rPr>
               <w:t>7</w:t>
-            </w:r>
-            <w:r>
-              <w:rPr>
-                <w:webHidden/>
-              </w:rPr>
               <w:fldChar w:fldCharType="end"/>
             </w:r>
           </w:hyperlink>
@@ -1807,40 +1153,10 @@
                 <w:webHidden/>
               </w:rPr>
               <w:tab/>
-            </w:r>
-            <w:r>
-              <w:rPr>
-                <w:webHidden/>
-              </w:rPr>
               <w:fldChar w:fldCharType="begin"/>
-            </w:r>
-            <w:r>
-              <w:rPr>
-                <w:webHidden/>
-              </w:rPr>
               <w:instrText xml:space="preserve"> PAGEREF _Toc208313002 \h </w:instrText>
-            </w:r>
-            <w:r>
-              <w:rPr>
-                <w:webHidden/>
-              </w:rPr>
-            </w:r>
-            <w:r>
-              <w:rPr>
-                <w:webHidden/>
-              </w:rPr>
               <w:fldChar w:fldCharType="separate"/>
-            </w:r>
-            <w:r>
-              <w:rPr>
-                <w:webHidden/>
-              </w:rPr>
               <w:t>7</w:t>
-            </w:r>
-            <w:r>
-              <w:rPr>
-                <w:webHidden/>
-              </w:rPr>
               <w:fldChar w:fldCharType="end"/>
             </w:r>
           </w:hyperlink>
@@ -1880,40 +1196,10 @@
                 <w:webHidden/>
               </w:rPr>
               <w:tab/>
-            </w:r>
-            <w:r>
-              <w:rPr>
-                <w:webHidden/>
-              </w:rPr>
               <w:fldChar w:fldCharType="begin"/>
-            </w:r>
-            <w:r>
-              <w:rPr>
-                <w:webHidden/>
-              </w:rPr>
               <w:instrText xml:space="preserve"> PAGEREF _Toc208313003 \h </w:instrText>
-            </w:r>
-            <w:r>
-              <w:rPr>
-                <w:webHidden/>
-              </w:rPr>
-            </w:r>
-            <w:r>
-              <w:rPr>
-                <w:webHidden/>
-              </w:rPr>
               <w:fldChar w:fldCharType="separate"/>
-            </w:r>
-            <w:r>
-              <w:rPr>
-                <w:webHidden/>
-              </w:rPr>
               <w:t>7</w:t>
-            </w:r>
-            <w:r>
-              <w:rPr>
-                <w:webHidden/>
-              </w:rPr>
               <w:fldChar w:fldCharType="end"/>
             </w:r>
           </w:hyperlink>
@@ -1957,40 +1243,10 @@
                 <w:webHidden/>
               </w:rPr>
               <w:tab/>
-            </w:r>
-            <w:r>
-              <w:rPr>
-                <w:webHidden/>
-              </w:rPr>
               <w:fldChar w:fldCharType="begin"/>
-            </w:r>
-            <w:r>
-              <w:rPr>
-                <w:webHidden/>
-              </w:rPr>
               <w:instrText xml:space="preserve"> PAGEREF _Toc208313004 \h </w:instrText>
-            </w:r>
-            <w:r>
-              <w:rPr>
-                <w:webHidden/>
-              </w:rPr>
-            </w:r>
-            <w:r>
-              <w:rPr>
-                <w:webHidden/>
-              </w:rPr>
               <w:fldChar w:fldCharType="separate"/>
-            </w:r>
-            <w:r>
-              <w:rPr>
-                <w:webHidden/>
-              </w:rPr>
               <w:t>8</w:t>
-            </w:r>
-            <w:r>
-              <w:rPr>
-                <w:webHidden/>
-              </w:rPr>
               <w:fldChar w:fldCharType="end"/>
             </w:r>
           </w:hyperlink>
@@ -2030,40 +1286,10 @@
                 <w:webHidden/>
               </w:rPr>
               <w:tab/>
-            </w:r>
-            <w:r>
-              <w:rPr>
-                <w:webHidden/>
-              </w:rPr>
               <w:fldChar w:fldCharType="begin"/>
-            </w:r>
-            <w:r>
-              <w:rPr>
-                <w:webHidden/>
-              </w:rPr>
               <w:instrText xml:space="preserve"> PAGEREF _Toc208313005 \h </w:instrText>
-            </w:r>
-            <w:r>
-              <w:rPr>
-                <w:webHidden/>
-              </w:rPr>
-            </w:r>
-            <w:r>
-              <w:rPr>
-                <w:webHidden/>
-              </w:rPr>
               <w:fldChar w:fldCharType="separate"/>
-            </w:r>
-            <w:r>
-              <w:rPr>
-                <w:webHidden/>
-              </w:rPr>
               <w:t>8</w:t>
-            </w:r>
-            <w:r>
-              <w:rPr>
-                <w:webHidden/>
-              </w:rPr>
               <w:fldChar w:fldCharType="end"/>
             </w:r>
           </w:hyperlink>
@@ -2103,40 +1329,10 @@
                 <w:webHidden/>
               </w:rPr>
               <w:tab/>
-            </w:r>
-            <w:r>
-              <w:rPr>
-                <w:webHidden/>
-              </w:rPr>
               <w:fldChar w:fldCharType="begin"/>
-            </w:r>
-            <w:r>
-              <w:rPr>
-                <w:webHidden/>
-              </w:rPr>
               <w:instrText xml:space="preserve"> PAGEREF _Toc208313006 \h </w:instrText>
-            </w:r>
-            <w:r>
-              <w:rPr>
-                <w:webHidden/>
-              </w:rPr>
-            </w:r>
-            <w:r>
-              <w:rPr>
-                <w:webHidden/>
-              </w:rPr>
               <w:fldChar w:fldCharType="separate"/>
-            </w:r>
-            <w:r>
-              <w:rPr>
-                <w:webHidden/>
-              </w:rPr>
               <w:t>8</w:t>
-            </w:r>
-            <w:r>
-              <w:rPr>
-                <w:webHidden/>
-              </w:rPr>
               <w:fldChar w:fldCharType="end"/>
             </w:r>
           </w:hyperlink>
@@ -2176,40 +1372,10 @@
                 <w:webHidden/>
               </w:rPr>
               <w:tab/>
-            </w:r>
-            <w:r>
-              <w:rPr>
-                <w:webHidden/>
-              </w:rPr>
               <w:fldChar w:fldCharType="begin"/>
-            </w:r>
-            <w:r>
-              <w:rPr>
-                <w:webHidden/>
-              </w:rPr>
               <w:instrText xml:space="preserve"> PAGEREF _Toc208313007 \h </w:instrText>
-            </w:r>
-            <w:r>
-              <w:rPr>
-                <w:webHidden/>
-              </w:rPr>
-            </w:r>
-            <w:r>
-              <w:rPr>
-                <w:webHidden/>
-              </w:rPr>
               <w:fldChar w:fldCharType="separate"/>
-            </w:r>
-            <w:r>
-              <w:rPr>
-                <w:webHidden/>
-              </w:rPr>
               <w:t>8</w:t>
-            </w:r>
-            <w:r>
-              <w:rPr>
-                <w:webHidden/>
-              </w:rPr>
               <w:fldChar w:fldCharType="end"/>
             </w:r>
           </w:hyperlink>
@@ -2249,40 +1415,10 @@
                 <w:webHidden/>
               </w:rPr>
               <w:tab/>
-            </w:r>
-            <w:r>
-              <w:rPr>
-                <w:webHidden/>
-              </w:rPr>
               <w:fldChar w:fldCharType="begin"/>
-            </w:r>
-            <w:r>
-              <w:rPr>
-                <w:webHidden/>
-              </w:rPr>
               <w:instrText xml:space="preserve"> PAGEREF _Toc208313008 \h </w:instrText>
-            </w:r>
-            <w:r>
-              <w:rPr>
-                <w:webHidden/>
-              </w:rPr>
-            </w:r>
-            <w:r>
-              <w:rPr>
-                <w:webHidden/>
-              </w:rPr>
               <w:fldChar w:fldCharType="separate"/>
-            </w:r>
-            <w:r>
-              <w:rPr>
-                <w:webHidden/>
-              </w:rPr>
               <w:t>8</w:t>
-            </w:r>
-            <w:r>
-              <w:rPr>
-                <w:webHidden/>
-              </w:rPr>
               <w:fldChar w:fldCharType="end"/>
             </w:r>
           </w:hyperlink>
@@ -2326,40 +1462,10 @@
                 <w:webHidden/>
               </w:rPr>
               <w:tab/>
-            </w:r>
-            <w:r>
-              <w:rPr>
-                <w:webHidden/>
-              </w:rPr>
               <w:fldChar w:fldCharType="begin"/>
-            </w:r>
-            <w:r>
-              <w:rPr>
-                <w:webHidden/>
-              </w:rPr>
               <w:instrText xml:space="preserve"> PAGEREF _Toc208313009 \h </w:instrText>
-            </w:r>
-            <w:r>
-              <w:rPr>
-                <w:webHidden/>
-              </w:rPr>
-            </w:r>
-            <w:r>
-              <w:rPr>
-                <w:webHidden/>
-              </w:rPr>
               <w:fldChar w:fldCharType="separate"/>
-            </w:r>
-            <w:r>
-              <w:rPr>
-                <w:webHidden/>
-              </w:rPr>
               <w:t>9</w:t>
-            </w:r>
-            <w:r>
-              <w:rPr>
-                <w:webHidden/>
-              </w:rPr>
               <w:fldChar w:fldCharType="end"/>
             </w:r>
           </w:hyperlink>
@@ -2399,40 +1505,10 @@
                 <w:webHidden/>
               </w:rPr>
               <w:tab/>
-            </w:r>
-            <w:r>
-              <w:rPr>
-                <w:webHidden/>
-              </w:rPr>
               <w:fldChar w:fldCharType="begin"/>
-            </w:r>
-            <w:r>
-              <w:rPr>
-                <w:webHidden/>
-              </w:rPr>
               <w:instrText xml:space="preserve"> PAGEREF _Toc208313010 \h </w:instrText>
-            </w:r>
-            <w:r>
-              <w:rPr>
-                <w:webHidden/>
-              </w:rPr>
-            </w:r>
-            <w:r>
-              <w:rPr>
-                <w:webHidden/>
-              </w:rPr>
               <w:fldChar w:fldCharType="separate"/>
-            </w:r>
-            <w:r>
-              <w:rPr>
-                <w:webHidden/>
-              </w:rPr>
               <w:t>9</w:t>
-            </w:r>
-            <w:r>
-              <w:rPr>
-                <w:webHidden/>
-              </w:rPr>
               <w:fldChar w:fldCharType="end"/>
             </w:r>
           </w:hyperlink>
@@ -2472,40 +1548,10 @@
                 <w:webHidden/>
               </w:rPr>
               <w:tab/>
-            </w:r>
-            <w:r>
-              <w:rPr>
-                <w:webHidden/>
-              </w:rPr>
               <w:fldChar w:fldCharType="begin"/>
-            </w:r>
-            <w:r>
-              <w:rPr>
-                <w:webHidden/>
-              </w:rPr>
               <w:instrText xml:space="preserve"> PAGEREF _Toc208313011 \h </w:instrText>
-            </w:r>
-            <w:r>
-              <w:rPr>
-                <w:webHidden/>
-              </w:rPr>
-            </w:r>
-            <w:r>
-              <w:rPr>
-                <w:webHidden/>
-              </w:rPr>
               <w:fldChar w:fldCharType="separate"/>
-            </w:r>
-            <w:r>
-              <w:rPr>
-                <w:webHidden/>
-              </w:rPr>
               <w:t>9</w:t>
-            </w:r>
-            <w:r>
-              <w:rPr>
-                <w:webHidden/>
-              </w:rPr>
               <w:fldChar w:fldCharType="end"/>
             </w:r>
           </w:hyperlink>
@@ -2545,40 +1591,10 @@
                 <w:webHidden/>
               </w:rPr>
               <w:tab/>
-            </w:r>
-            <w:r>
-              <w:rPr>
-                <w:webHidden/>
-              </w:rPr>
               <w:fldChar w:fldCharType="begin"/>
-            </w:r>
-            <w:r>
-              <w:rPr>
-                <w:webHidden/>
-              </w:rPr>
               <w:instrText xml:space="preserve"> PAGEREF _Toc208313012 \h </w:instrText>
-            </w:r>
-            <w:r>
-              <w:rPr>
-                <w:webHidden/>
-              </w:rPr>
-            </w:r>
-            <w:r>
-              <w:rPr>
-                <w:webHidden/>
-              </w:rPr>
               <w:fldChar w:fldCharType="separate"/>
-            </w:r>
-            <w:r>
-              <w:rPr>
-                <w:webHidden/>
-              </w:rPr>
               <w:t>9</w:t>
-            </w:r>
-            <w:r>
-              <w:rPr>
-                <w:webHidden/>
-              </w:rPr>
               <w:fldChar w:fldCharType="end"/>
             </w:r>
           </w:hyperlink>
@@ -2618,40 +1634,10 @@
                 <w:webHidden/>
               </w:rPr>
               <w:tab/>
-            </w:r>
-            <w:r>
-              <w:rPr>
-                <w:webHidden/>
-              </w:rPr>
               <w:fldChar w:fldCharType="begin"/>
-            </w:r>
-            <w:r>
-              <w:rPr>
-                <w:webHidden/>
-              </w:rPr>
               <w:instrText xml:space="preserve"> PAGEREF _Toc208313013 \h </w:instrText>
-            </w:r>
-            <w:r>
-              <w:rPr>
-                <w:webHidden/>
-              </w:rPr>
-            </w:r>
-            <w:r>
-              <w:rPr>
-                <w:webHidden/>
-              </w:rPr>
               <w:fldChar w:fldCharType="separate"/>
-            </w:r>
-            <w:r>
-              <w:rPr>
-                <w:webHidden/>
-              </w:rPr>
               <w:t>9</w:t>
-            </w:r>
-            <w:r>
-              <w:rPr>
-                <w:webHidden/>
-              </w:rPr>
               <w:fldChar w:fldCharType="end"/>
             </w:r>
           </w:hyperlink>
@@ -2695,40 +1681,10 @@
                 <w:webHidden/>
               </w:rPr>
               <w:tab/>
-            </w:r>
-            <w:r>
-              <w:rPr>
-                <w:webHidden/>
-              </w:rPr>
               <w:fldChar w:fldCharType="begin"/>
-            </w:r>
-            <w:r>
-              <w:rPr>
-                <w:webHidden/>
-              </w:rPr>
               <w:instrText xml:space="preserve"> PAGEREF _Toc208313014 \h </w:instrText>
-            </w:r>
-            <w:r>
-              <w:rPr>
-                <w:webHidden/>
-              </w:rPr>
-            </w:r>
-            <w:r>
-              <w:rPr>
-                <w:webHidden/>
-              </w:rPr>
               <w:fldChar w:fldCharType="separate"/>
-            </w:r>
-            <w:r>
-              <w:rPr>
-                <w:webHidden/>
-              </w:rPr>
               <w:t>10</w:t>
-            </w:r>
-            <w:r>
-              <w:rPr>
-                <w:webHidden/>
-              </w:rPr>
               <w:fldChar w:fldCharType="end"/>
             </w:r>
           </w:hyperlink>
@@ -2768,40 +1724,10 @@
                 <w:webHidden/>
               </w:rPr>
               <w:tab/>
-            </w:r>
-            <w:r>
-              <w:rPr>
-                <w:webHidden/>
-              </w:rPr>
               <w:fldChar w:fldCharType="begin"/>
-            </w:r>
-            <w:r>
-              <w:rPr>
-                <w:webHidden/>
-              </w:rPr>
               <w:instrText xml:space="preserve"> PAGEREF _Toc208313015 \h </w:instrText>
-            </w:r>
-            <w:r>
-              <w:rPr>
-                <w:webHidden/>
-              </w:rPr>
-            </w:r>
-            <w:r>
-              <w:rPr>
-                <w:webHidden/>
-              </w:rPr>
               <w:fldChar w:fldCharType="separate"/>
-            </w:r>
-            <w:r>
-              <w:rPr>
-                <w:webHidden/>
-              </w:rPr>
               <w:t>10</w:t>
-            </w:r>
-            <w:r>
-              <w:rPr>
-                <w:webHidden/>
-              </w:rPr>
               <w:fldChar w:fldCharType="end"/>
             </w:r>
           </w:hyperlink>
@@ -2841,40 +1767,10 @@
                 <w:webHidden/>
               </w:rPr>
               <w:tab/>
-            </w:r>
-            <w:r>
-              <w:rPr>
-                <w:webHidden/>
-              </w:rPr>
               <w:fldChar w:fldCharType="begin"/>
-            </w:r>
-            <w:r>
-              <w:rPr>
-                <w:webHidden/>
-              </w:rPr>
               <w:instrText xml:space="preserve"> PAGEREF _Toc208313016 \h </w:instrText>
-            </w:r>
-            <w:r>
-              <w:rPr>
-                <w:webHidden/>
-              </w:rPr>
-            </w:r>
-            <w:r>
-              <w:rPr>
-                <w:webHidden/>
-              </w:rPr>
               <w:fldChar w:fldCharType="separate"/>
-            </w:r>
-            <w:r>
-              <w:rPr>
-                <w:webHidden/>
-              </w:rPr>
               <w:t>10</w:t>
-            </w:r>
-            <w:r>
-              <w:rPr>
-                <w:webHidden/>
-              </w:rPr>
               <w:fldChar w:fldCharType="end"/>
             </w:r>
           </w:hyperlink>
@@ -2914,40 +1810,10 @@
                 <w:webHidden/>
               </w:rPr>
               <w:tab/>
-            </w:r>
-            <w:r>
-              <w:rPr>
-                <w:webHidden/>
-              </w:rPr>
               <w:fldChar w:fldCharType="begin"/>
-            </w:r>
-            <w:r>
-              <w:rPr>
-                <w:webHidden/>
-              </w:rPr>
               <w:instrText xml:space="preserve"> PAGEREF _Toc208313017 \h </w:instrText>
-            </w:r>
-            <w:r>
-              <w:rPr>
-                <w:webHidden/>
-              </w:rPr>
-            </w:r>
-            <w:r>
-              <w:rPr>
-                <w:webHidden/>
-              </w:rPr>
               <w:fldChar w:fldCharType="separate"/>
-            </w:r>
-            <w:r>
-              <w:rPr>
-                <w:webHidden/>
-              </w:rPr>
               <w:t>10</w:t>
-            </w:r>
-            <w:r>
-              <w:rPr>
-                <w:webHidden/>
-              </w:rPr>
               <w:fldChar w:fldCharType="end"/>
             </w:r>
           </w:hyperlink>
@@ -2987,40 +1853,10 @@
                 <w:webHidden/>
               </w:rPr>
               <w:tab/>
-            </w:r>
-            <w:r>
-              <w:rPr>
-                <w:webHidden/>
-              </w:rPr>
               <w:fldChar w:fldCharType="begin"/>
-            </w:r>
-            <w:r>
-              <w:rPr>
-                <w:webHidden/>
-              </w:rPr>
               <w:instrText xml:space="preserve"> PAGEREF _Toc208313018 \h </w:instrText>
-            </w:r>
-            <w:r>
-              <w:rPr>
-                <w:webHidden/>
-              </w:rPr>
-            </w:r>
-            <w:r>
-              <w:rPr>
-                <w:webHidden/>
-              </w:rPr>
               <w:fldChar w:fldCharType="separate"/>
-            </w:r>
-            <w:r>
-              <w:rPr>
-                <w:webHidden/>
-              </w:rPr>
               <w:t>10</w:t>
-            </w:r>
-            <w:r>
-              <w:rPr>
-                <w:webHidden/>
-              </w:rPr>
               <w:fldChar w:fldCharType="end"/>
             </w:r>
           </w:hyperlink>
@@ -3064,40 +1900,10 @@
                 <w:webHidden/>
               </w:rPr>
               <w:tab/>
-            </w:r>
-            <w:r>
-              <w:rPr>
-                <w:webHidden/>
-              </w:rPr>
               <w:fldChar w:fldCharType="begin"/>
-            </w:r>
-            <w:r>
-              <w:rPr>
-                <w:webHidden/>
-              </w:rPr>
               <w:instrText xml:space="preserve"> PAGEREF _Toc208313019 \h </w:instrText>
-            </w:r>
-            <w:r>
-              <w:rPr>
-                <w:webHidden/>
-              </w:rPr>
-            </w:r>
-            <w:r>
-              <w:rPr>
-                <w:webHidden/>
-              </w:rPr>
               <w:fldChar w:fldCharType="separate"/>
-            </w:r>
-            <w:r>
-              <w:rPr>
-                <w:webHidden/>
-              </w:rPr>
               <w:t>11</w:t>
-            </w:r>
-            <w:r>
-              <w:rPr>
-                <w:webHidden/>
-              </w:rPr>
               <w:fldChar w:fldCharType="end"/>
             </w:r>
           </w:hyperlink>
@@ -3137,40 +1943,10 @@
                 <w:webHidden/>
               </w:rPr>
               <w:tab/>
-            </w:r>
-            <w:r>
-              <w:rPr>
-                <w:webHidden/>
-              </w:rPr>
               <w:fldChar w:fldCharType="begin"/>
-            </w:r>
-            <w:r>
-              <w:rPr>
-                <w:webHidden/>
-              </w:rPr>
               <w:instrText xml:space="preserve"> PAGEREF _Toc208313020 \h </w:instrText>
-            </w:r>
-            <w:r>
-              <w:rPr>
-                <w:webHidden/>
-              </w:rPr>
-            </w:r>
-            <w:r>
-              <w:rPr>
-                <w:webHidden/>
-              </w:rPr>
               <w:fldChar w:fldCharType="separate"/>
-            </w:r>
-            <w:r>
-              <w:rPr>
-                <w:webHidden/>
-              </w:rPr>
               <w:t>11</w:t>
-            </w:r>
-            <w:r>
-              <w:rPr>
-                <w:webHidden/>
-              </w:rPr>
               <w:fldChar w:fldCharType="end"/>
             </w:r>
           </w:hyperlink>
@@ -3210,40 +1986,10 @@
                 <w:webHidden/>
               </w:rPr>
               <w:tab/>
-            </w:r>
-            <w:r>
-              <w:rPr>
-                <w:webHidden/>
-              </w:rPr>
               <w:fldChar w:fldCharType="begin"/>
-            </w:r>
-            <w:r>
-              <w:rPr>
-                <w:webHidden/>
-              </w:rPr>
               <w:instrText xml:space="preserve"> PAGEREF _Toc208313021 \h </w:instrText>
-            </w:r>
-            <w:r>
-              <w:rPr>
-                <w:webHidden/>
-              </w:rPr>
-            </w:r>
-            <w:r>
-              <w:rPr>
-                <w:webHidden/>
-              </w:rPr>
               <w:fldChar w:fldCharType="separate"/>
-            </w:r>
-            <w:r>
-              <w:rPr>
-                <w:webHidden/>
-              </w:rPr>
               <w:t>11</w:t>
-            </w:r>
-            <w:r>
-              <w:rPr>
-                <w:webHidden/>
-              </w:rPr>
               <w:fldChar w:fldCharType="end"/>
             </w:r>
           </w:hyperlink>
@@ -3283,40 +2029,10 @@
                 <w:webHidden/>
               </w:rPr>
               <w:tab/>
-            </w:r>
-            <w:r>
-              <w:rPr>
-                <w:webHidden/>
-              </w:rPr>
               <w:fldChar w:fldCharType="begin"/>
-            </w:r>
-            <w:r>
-              <w:rPr>
-                <w:webHidden/>
-              </w:rPr>
               <w:instrText xml:space="preserve"> PAGEREF _Toc208313022 \h </w:instrText>
-            </w:r>
-            <w:r>
-              <w:rPr>
-                <w:webHidden/>
-              </w:rPr>
-            </w:r>
-            <w:r>
-              <w:rPr>
-                <w:webHidden/>
-              </w:rPr>
               <w:fldChar w:fldCharType="separate"/>
-            </w:r>
-            <w:r>
-              <w:rPr>
-                <w:webHidden/>
-              </w:rPr>
               <w:t>11</w:t>
-            </w:r>
-            <w:r>
-              <w:rPr>
-                <w:webHidden/>
-              </w:rPr>
               <w:fldChar w:fldCharType="end"/>
             </w:r>
           </w:hyperlink>
@@ -3356,40 +2072,10 @@
                 <w:webHidden/>
               </w:rPr>
               <w:tab/>
-            </w:r>
-            <w:r>
-              <w:rPr>
-                <w:webHidden/>
-              </w:rPr>
               <w:fldChar w:fldCharType="begin"/>
-            </w:r>
-            <w:r>
-              <w:rPr>
-                <w:webHidden/>
-              </w:rPr>
               <w:instrText xml:space="preserve"> PAGEREF _Toc208313023 \h </w:instrText>
-            </w:r>
-            <w:r>
-              <w:rPr>
-                <w:webHidden/>
-              </w:rPr>
-            </w:r>
-            <w:r>
-              <w:rPr>
-                <w:webHidden/>
-              </w:rPr>
               <w:fldChar w:fldCharType="separate"/>
-            </w:r>
-            <w:r>
-              <w:rPr>
-                <w:webHidden/>
-              </w:rPr>
               <w:t>11</w:t>
-            </w:r>
-            <w:r>
-              <w:rPr>
-                <w:webHidden/>
-              </w:rPr>
               <w:fldChar w:fldCharType="end"/>
             </w:r>
           </w:hyperlink>
@@ -3433,40 +2119,10 @@
                 <w:webHidden/>
               </w:rPr>
               <w:tab/>
-            </w:r>
-            <w:r>
-              <w:rPr>
-                <w:webHidden/>
-              </w:rPr>
               <w:fldChar w:fldCharType="begin"/>
-            </w:r>
-            <w:r>
-              <w:rPr>
-                <w:webHidden/>
-              </w:rPr>
               <w:instrText xml:space="preserve"> PAGEREF _Toc208313024 \h </w:instrText>
-            </w:r>
-            <w:r>
-              <w:rPr>
-                <w:webHidden/>
-              </w:rPr>
-            </w:r>
-            <w:r>
-              <w:rPr>
-                <w:webHidden/>
-              </w:rPr>
               <w:fldChar w:fldCharType="separate"/>
-            </w:r>
-            <w:r>
-              <w:rPr>
-                <w:webHidden/>
-              </w:rPr>
               <w:t>12</w:t>
-            </w:r>
-            <w:r>
-              <w:rPr>
-                <w:webHidden/>
-              </w:rPr>
               <w:fldChar w:fldCharType="end"/>
             </w:r>
           </w:hyperlink>
@@ -3506,40 +2162,10 @@
                 <w:webHidden/>
               </w:rPr>
               <w:tab/>
-            </w:r>
-            <w:r>
-              <w:rPr>
-                <w:webHidden/>
-              </w:rPr>
               <w:fldChar w:fldCharType="begin"/>
-            </w:r>
-            <w:r>
-              <w:rPr>
-                <w:webHidden/>
-              </w:rPr>
               <w:instrText xml:space="preserve"> PAGEREF _Toc208313025 \h </w:instrText>
-            </w:r>
-            <w:r>
-              <w:rPr>
-                <w:webHidden/>
-              </w:rPr>
-            </w:r>
-            <w:r>
-              <w:rPr>
-                <w:webHidden/>
-              </w:rPr>
               <w:fldChar w:fldCharType="separate"/>
-            </w:r>
-            <w:r>
-              <w:rPr>
-                <w:webHidden/>
-              </w:rPr>
               <w:t>12</w:t>
-            </w:r>
-            <w:r>
-              <w:rPr>
-                <w:webHidden/>
-              </w:rPr>
               <w:fldChar w:fldCharType="end"/>
             </w:r>
           </w:hyperlink>
@@ -3579,40 +2205,10 @@
                 <w:webHidden/>
               </w:rPr>
               <w:tab/>
-            </w:r>
-            <w:r>
-              <w:rPr>
-                <w:webHidden/>
-              </w:rPr>
               <w:fldChar w:fldCharType="begin"/>
-            </w:r>
-            <w:r>
-              <w:rPr>
-                <w:webHidden/>
-              </w:rPr>
               <w:instrText xml:space="preserve"> PAGEREF _Toc208313026 \h </w:instrText>
-            </w:r>
-            <w:r>
-              <w:rPr>
-                <w:webHidden/>
-              </w:rPr>
-            </w:r>
-            <w:r>
-              <w:rPr>
-                <w:webHidden/>
-              </w:rPr>
               <w:fldChar w:fldCharType="separate"/>
-            </w:r>
-            <w:r>
-              <w:rPr>
-                <w:webHidden/>
-              </w:rPr>
               <w:t>12</w:t>
-            </w:r>
-            <w:r>
-              <w:rPr>
-                <w:webHidden/>
-              </w:rPr>
               <w:fldChar w:fldCharType="end"/>
             </w:r>
           </w:hyperlink>
@@ -3652,40 +2248,10 @@
                 <w:webHidden/>
               </w:rPr>
               <w:tab/>
-            </w:r>
-            <w:r>
-              <w:rPr>
-                <w:webHidden/>
-              </w:rPr>
               <w:fldChar w:fldCharType="begin"/>
-            </w:r>
-            <w:r>
-              <w:rPr>
-                <w:webHidden/>
-              </w:rPr>
               <w:instrText xml:space="preserve"> PAGEREF _Toc208313027 \h </w:instrText>
-            </w:r>
-            <w:r>
-              <w:rPr>
-                <w:webHidden/>
-              </w:rPr>
-            </w:r>
-            <w:r>
-              <w:rPr>
-                <w:webHidden/>
-              </w:rPr>
               <w:fldChar w:fldCharType="separate"/>
-            </w:r>
-            <w:r>
-              <w:rPr>
-                <w:webHidden/>
-              </w:rPr>
               <w:t>12</w:t>
-            </w:r>
-            <w:r>
-              <w:rPr>
-                <w:webHidden/>
-              </w:rPr>
               <w:fldChar w:fldCharType="end"/>
             </w:r>
           </w:hyperlink>
@@ -3725,40 +2291,10 @@
                 <w:webHidden/>
               </w:rPr>
               <w:tab/>
-            </w:r>
-            <w:r>
-              <w:rPr>
-                <w:webHidden/>
-              </w:rPr>
               <w:fldChar w:fldCharType="begin"/>
-            </w:r>
-            <w:r>
-              <w:rPr>
-                <w:webHidden/>
-              </w:rPr>
               <w:instrText xml:space="preserve"> PAGEREF _Toc208313028 \h </w:instrText>
-            </w:r>
-            <w:r>
-              <w:rPr>
-                <w:webHidden/>
-              </w:rPr>
-            </w:r>
-            <w:r>
-              <w:rPr>
-                <w:webHidden/>
-              </w:rPr>
               <w:fldChar w:fldCharType="separate"/>
-            </w:r>
-            <w:r>
-              <w:rPr>
-                <w:webHidden/>
-              </w:rPr>
               <w:t>12</w:t>
-            </w:r>
-            <w:r>
-              <w:rPr>
-                <w:webHidden/>
-              </w:rPr>
               <w:fldChar w:fldCharType="end"/>
             </w:r>
           </w:hyperlink>
@@ -3802,40 +2338,10 @@
                 <w:webHidden/>
               </w:rPr>
               <w:tab/>
-            </w:r>
-            <w:r>
-              <w:rPr>
-                <w:webHidden/>
-              </w:rPr>
               <w:fldChar w:fldCharType="begin"/>
-            </w:r>
-            <w:r>
-              <w:rPr>
-                <w:webHidden/>
-              </w:rPr>
               <w:instrText xml:space="preserve"> PAGEREF _Toc208313029 \h </w:instrText>
-            </w:r>
-            <w:r>
-              <w:rPr>
-                <w:webHidden/>
-              </w:rPr>
-            </w:r>
-            <w:r>
-              <w:rPr>
-                <w:webHidden/>
-              </w:rPr>
               <w:fldChar w:fldCharType="separate"/>
-            </w:r>
-            <w:r>
-              <w:rPr>
-                <w:webHidden/>
-              </w:rPr>
               <w:t>13</w:t>
-            </w:r>
-            <w:r>
-              <w:rPr>
-                <w:webHidden/>
-              </w:rPr>
               <w:fldChar w:fldCharType="end"/>
             </w:r>
           </w:hyperlink>
@@ -3875,40 +2381,10 @@
                 <w:webHidden/>
               </w:rPr>
               <w:tab/>
-            </w:r>
-            <w:r>
-              <w:rPr>
-                <w:webHidden/>
-              </w:rPr>
               <w:fldChar w:fldCharType="begin"/>
-            </w:r>
-            <w:r>
-              <w:rPr>
-                <w:webHidden/>
-              </w:rPr>
               <w:instrText xml:space="preserve"> PAGEREF _Toc208313030 \h </w:instrText>
-            </w:r>
-            <w:r>
-              <w:rPr>
-                <w:webHidden/>
-              </w:rPr>
-            </w:r>
-            <w:r>
-              <w:rPr>
-                <w:webHidden/>
-              </w:rPr>
               <w:fldChar w:fldCharType="separate"/>
-            </w:r>
-            <w:r>
-              <w:rPr>
-                <w:webHidden/>
-              </w:rPr>
               <w:t>13</w:t>
-            </w:r>
-            <w:r>
-              <w:rPr>
-                <w:webHidden/>
-              </w:rPr>
               <w:fldChar w:fldCharType="end"/>
             </w:r>
           </w:hyperlink>
@@ -3948,40 +2424,10 @@
                 <w:webHidden/>
               </w:rPr>
               <w:tab/>
-            </w:r>
-            <w:r>
-              <w:rPr>
-                <w:webHidden/>
-              </w:rPr>
               <w:fldChar w:fldCharType="begin"/>
-            </w:r>
-            <w:r>
-              <w:rPr>
-                <w:webHidden/>
-              </w:rPr>
               <w:instrText xml:space="preserve"> PAGEREF _Toc208313031 \h </w:instrText>
-            </w:r>
-            <w:r>
-              <w:rPr>
-                <w:webHidden/>
-              </w:rPr>
-            </w:r>
-            <w:r>
-              <w:rPr>
-                <w:webHidden/>
-              </w:rPr>
               <w:fldChar w:fldCharType="separate"/>
-            </w:r>
-            <w:r>
-              <w:rPr>
-                <w:webHidden/>
-              </w:rPr>
               <w:t>13</w:t>
-            </w:r>
-            <w:r>
-              <w:rPr>
-                <w:webHidden/>
-              </w:rPr>
               <w:fldChar w:fldCharType="end"/>
             </w:r>
           </w:hyperlink>
@@ -4021,40 +2467,10 @@
                 <w:webHidden/>
               </w:rPr>
               <w:tab/>
-            </w:r>
-            <w:r>
-              <w:rPr>
-                <w:webHidden/>
-              </w:rPr>
               <w:fldChar w:fldCharType="begin"/>
-            </w:r>
-            <w:r>
-              <w:rPr>
-                <w:webHidden/>
-              </w:rPr>
               <w:instrText xml:space="preserve"> PAGEREF _Toc208313032 \h </w:instrText>
-            </w:r>
-            <w:r>
-              <w:rPr>
-                <w:webHidden/>
-              </w:rPr>
-            </w:r>
-            <w:r>
-              <w:rPr>
-                <w:webHidden/>
-              </w:rPr>
               <w:fldChar w:fldCharType="separate"/>
-            </w:r>
-            <w:r>
-              <w:rPr>
-                <w:webHidden/>
-              </w:rPr>
               <w:t>13</w:t>
-            </w:r>
-            <w:r>
-              <w:rPr>
-                <w:webHidden/>
-              </w:rPr>
               <w:fldChar w:fldCharType="end"/>
             </w:r>
           </w:hyperlink>
@@ -4094,40 +2510,10 @@
                 <w:webHidden/>
               </w:rPr>
               <w:tab/>
-            </w:r>
-            <w:r>
-              <w:rPr>
-                <w:webHidden/>
-              </w:rPr>
               <w:fldChar w:fldCharType="begin"/>
-            </w:r>
-            <w:r>
-              <w:rPr>
-                <w:webHidden/>
-              </w:rPr>
               <w:instrText xml:space="preserve"> PAGEREF _Toc208313033 \h </w:instrText>
-            </w:r>
-            <w:r>
-              <w:rPr>
-                <w:webHidden/>
-              </w:rPr>
-            </w:r>
-            <w:r>
-              <w:rPr>
-                <w:webHidden/>
-              </w:rPr>
               <w:fldChar w:fldCharType="separate"/>
-            </w:r>
-            <w:r>
-              <w:rPr>
-                <w:webHidden/>
-              </w:rPr>
               <w:t>13</w:t>
-            </w:r>
-            <w:r>
-              <w:rPr>
-                <w:webHidden/>
-              </w:rPr>
               <w:fldChar w:fldCharType="end"/>
             </w:r>
           </w:hyperlink>
@@ -4171,40 +2557,10 @@
                 <w:webHidden/>
               </w:rPr>
               <w:tab/>
-            </w:r>
-            <w:r>
-              <w:rPr>
-                <w:webHidden/>
-              </w:rPr>
               <w:fldChar w:fldCharType="begin"/>
-            </w:r>
-            <w:r>
-              <w:rPr>
-                <w:webHidden/>
-              </w:rPr>
               <w:instrText xml:space="preserve"> PAGEREF _Toc208313034 \h </w:instrText>
-            </w:r>
-            <w:r>
-              <w:rPr>
-                <w:webHidden/>
-              </w:rPr>
-            </w:r>
-            <w:r>
-              <w:rPr>
-                <w:webHidden/>
-              </w:rPr>
               <w:fldChar w:fldCharType="separate"/>
-            </w:r>
-            <w:r>
-              <w:rPr>
-                <w:webHidden/>
-              </w:rPr>
               <w:t>14</w:t>
-            </w:r>
-            <w:r>
-              <w:rPr>
-                <w:webHidden/>
-              </w:rPr>
               <w:fldChar w:fldCharType="end"/>
             </w:r>
           </w:hyperlink>
@@ -4244,40 +2600,10 @@
                 <w:webHidden/>
               </w:rPr>
               <w:tab/>
-            </w:r>
-            <w:r>
-              <w:rPr>
-                <w:webHidden/>
-              </w:rPr>
               <w:fldChar w:fldCharType="begin"/>
-            </w:r>
-            <w:r>
-              <w:rPr>
-                <w:webHidden/>
-              </w:rPr>
               <w:instrText xml:space="preserve"> PAGEREF _Toc208313035 \h </w:instrText>
-            </w:r>
-            <w:r>
-              <w:rPr>
-                <w:webHidden/>
-              </w:rPr>
-            </w:r>
-            <w:r>
-              <w:rPr>
-                <w:webHidden/>
-              </w:rPr>
               <w:fldChar w:fldCharType="separate"/>
-            </w:r>
-            <w:r>
-              <w:rPr>
-                <w:webHidden/>
-              </w:rPr>
               <w:t>14</w:t>
-            </w:r>
-            <w:r>
-              <w:rPr>
-                <w:webHidden/>
-              </w:rPr>
               <w:fldChar w:fldCharType="end"/>
             </w:r>
           </w:hyperlink>
@@ -4317,40 +2643,10 @@
                 <w:webHidden/>
               </w:rPr>
               <w:tab/>
-            </w:r>
-            <w:r>
-              <w:rPr>
-                <w:webHidden/>
-              </w:rPr>
               <w:fldChar w:fldCharType="begin"/>
-            </w:r>
-            <w:r>
-              <w:rPr>
-                <w:webHidden/>
-              </w:rPr>
               <w:instrText xml:space="preserve"> PAGEREF _Toc208313036 \h </w:instrText>
-            </w:r>
-            <w:r>
-              <w:rPr>
-                <w:webHidden/>
-              </w:rPr>
-            </w:r>
-            <w:r>
-              <w:rPr>
-                <w:webHidden/>
-              </w:rPr>
               <w:fldChar w:fldCharType="separate"/>
-            </w:r>
-            <w:r>
-              <w:rPr>
-                <w:webHidden/>
-              </w:rPr>
               <w:t>14</w:t>
-            </w:r>
-            <w:r>
-              <w:rPr>
-                <w:webHidden/>
-              </w:rPr>
               <w:fldChar w:fldCharType="end"/>
             </w:r>
           </w:hyperlink>
@@ -4390,40 +2686,10 @@
                 <w:webHidden/>
               </w:rPr>
               <w:tab/>
-            </w:r>
-            <w:r>
-              <w:rPr>
-                <w:webHidden/>
-              </w:rPr>
               <w:fldChar w:fldCharType="begin"/>
-            </w:r>
-            <w:r>
-              <w:rPr>
-                <w:webHidden/>
-              </w:rPr>
               <w:instrText xml:space="preserve"> PAGEREF _Toc208313037 \h </w:instrText>
-            </w:r>
-            <w:r>
-              <w:rPr>
-                <w:webHidden/>
-              </w:rPr>
-            </w:r>
-            <w:r>
-              <w:rPr>
-                <w:webHidden/>
-              </w:rPr>
               <w:fldChar w:fldCharType="separate"/>
-            </w:r>
-            <w:r>
-              <w:rPr>
-                <w:webHidden/>
-              </w:rPr>
               <w:t>14</w:t>
-            </w:r>
-            <w:r>
-              <w:rPr>
-                <w:webHidden/>
-              </w:rPr>
               <w:fldChar w:fldCharType="end"/>
             </w:r>
           </w:hyperlink>
@@ -4463,40 +2729,10 @@
                 <w:webHidden/>
               </w:rPr>
               <w:tab/>
-            </w:r>
-            <w:r>
-              <w:rPr>
-                <w:webHidden/>
-              </w:rPr>
               <w:fldChar w:fldCharType="begin"/>
-            </w:r>
-            <w:r>
-              <w:rPr>
-                <w:webHidden/>
-              </w:rPr>
               <w:instrText xml:space="preserve"> PAGEREF _Toc208313038 \h </w:instrText>
-            </w:r>
-            <w:r>
-              <w:rPr>
-                <w:webHidden/>
-              </w:rPr>
-            </w:r>
-            <w:r>
-              <w:rPr>
-                <w:webHidden/>
-              </w:rPr>
               <w:fldChar w:fldCharType="separate"/>
-            </w:r>
-            <w:r>
-              <w:rPr>
-                <w:webHidden/>
-              </w:rPr>
               <w:t>14</w:t>
-            </w:r>
-            <w:r>
-              <w:rPr>
-                <w:webHidden/>
-              </w:rPr>
               <w:fldChar w:fldCharType="end"/>
             </w:r>
           </w:hyperlink>
@@ -4540,40 +2776,10 @@
                 <w:webHidden/>
               </w:rPr>
               <w:tab/>
-            </w:r>
-            <w:r>
-              <w:rPr>
-                <w:webHidden/>
-              </w:rPr>
               <w:fldChar w:fldCharType="begin"/>
-            </w:r>
-            <w:r>
-              <w:rPr>
-                <w:webHidden/>
-              </w:rPr>
               <w:instrText xml:space="preserve"> PAGEREF _Toc208313039 \h </w:instrText>
-            </w:r>
-            <w:r>
-              <w:rPr>
-                <w:webHidden/>
-              </w:rPr>
-            </w:r>
-            <w:r>
-              <w:rPr>
-                <w:webHidden/>
-              </w:rPr>
               <w:fldChar w:fldCharType="separate"/>
-            </w:r>
-            <w:r>
-              <w:rPr>
-                <w:webHidden/>
-              </w:rPr>
               <w:t>15</w:t>
-            </w:r>
-            <w:r>
-              <w:rPr>
-                <w:webHidden/>
-              </w:rPr>
               <w:fldChar w:fldCharType="end"/>
             </w:r>
           </w:hyperlink>
@@ -4613,40 +2819,10 @@
                 <w:webHidden/>
               </w:rPr>
               <w:tab/>
-            </w:r>
-            <w:r>
-              <w:rPr>
-                <w:webHidden/>
-              </w:rPr>
               <w:fldChar w:fldCharType="begin"/>
-            </w:r>
-            <w:r>
-              <w:rPr>
-                <w:webHidden/>
-              </w:rPr>
               <w:instrText xml:space="preserve"> PAGEREF _Toc208313040 \h </w:instrText>
-            </w:r>
-            <w:r>
-              <w:rPr>
-                <w:webHidden/>
-              </w:rPr>
-            </w:r>
-            <w:r>
-              <w:rPr>
-                <w:webHidden/>
-              </w:rPr>
               <w:fldChar w:fldCharType="separate"/>
-            </w:r>
-            <w:r>
-              <w:rPr>
-                <w:webHidden/>
-              </w:rPr>
               <w:t>15</w:t>
-            </w:r>
-            <w:r>
-              <w:rPr>
-                <w:webHidden/>
-              </w:rPr>
               <w:fldChar w:fldCharType="end"/>
             </w:r>
           </w:hyperlink>
@@ -4686,40 +2862,10 @@
                 <w:webHidden/>
               </w:rPr>
               <w:tab/>
-            </w:r>
-            <w:r>
-              <w:rPr>
-                <w:webHidden/>
-              </w:rPr>
               <w:fldChar w:fldCharType="begin"/>
-            </w:r>
-            <w:r>
-              <w:rPr>
-                <w:webHidden/>
-              </w:rPr>
               <w:instrText xml:space="preserve"> PAGEREF _Toc208313041 \h </w:instrText>
-            </w:r>
-            <w:r>
-              <w:rPr>
-                <w:webHidden/>
-              </w:rPr>
-            </w:r>
-            <w:r>
-              <w:rPr>
-                <w:webHidden/>
-              </w:rPr>
               <w:fldChar w:fldCharType="separate"/>
-            </w:r>
-            <w:r>
-              <w:rPr>
-                <w:webHidden/>
-              </w:rPr>
               <w:t>15</w:t>
-            </w:r>
-            <w:r>
-              <w:rPr>
-                <w:webHidden/>
-              </w:rPr>
               <w:fldChar w:fldCharType="end"/>
             </w:r>
           </w:hyperlink>
@@ -4759,40 +2905,10 @@
                 <w:webHidden/>
               </w:rPr>
               <w:tab/>
-            </w:r>
-            <w:r>
-              <w:rPr>
-                <w:webHidden/>
-              </w:rPr>
               <w:fldChar w:fldCharType="begin"/>
-            </w:r>
-            <w:r>
-              <w:rPr>
-                <w:webHidden/>
-              </w:rPr>
               <w:instrText xml:space="preserve"> PAGEREF _Toc208313042 \h </w:instrText>
-            </w:r>
-            <w:r>
-              <w:rPr>
-                <w:webHidden/>
-              </w:rPr>
-            </w:r>
-            <w:r>
-              <w:rPr>
-                <w:webHidden/>
-              </w:rPr>
               <w:fldChar w:fldCharType="separate"/>
-            </w:r>
-            <w:r>
-              <w:rPr>
-                <w:webHidden/>
-              </w:rPr>
               <w:t>15</w:t>
-            </w:r>
-            <w:r>
-              <w:rPr>
-                <w:webHidden/>
-              </w:rPr>
               <w:fldChar w:fldCharType="end"/>
             </w:r>
           </w:hyperlink>
@@ -4832,40 +2948,10 @@
                 <w:webHidden/>
               </w:rPr>
               <w:tab/>
-            </w:r>
-            <w:r>
-              <w:rPr>
-                <w:webHidden/>
-              </w:rPr>
               <w:fldChar w:fldCharType="begin"/>
-            </w:r>
-            <w:r>
-              <w:rPr>
-                <w:webHidden/>
-              </w:rPr>
               <w:instrText xml:space="preserve"> PAGEREF _Toc208313043 \h </w:instrText>
-            </w:r>
-            <w:r>
-              <w:rPr>
-                <w:webHidden/>
-              </w:rPr>
-            </w:r>
-            <w:r>
-              <w:rPr>
-                <w:webHidden/>
-              </w:rPr>
               <w:fldChar w:fldCharType="separate"/>
-            </w:r>
-            <w:r>
-              <w:rPr>
-                <w:webHidden/>
-              </w:rPr>
               <w:t>15</w:t>
-            </w:r>
-            <w:r>
-              <w:rPr>
-                <w:webHidden/>
-              </w:rPr>
               <w:fldChar w:fldCharType="end"/>
             </w:r>
           </w:hyperlink>
@@ -4909,40 +2995,10 @@
                 <w:webHidden/>
               </w:rPr>
               <w:tab/>
-            </w:r>
-            <w:r>
-              <w:rPr>
-                <w:webHidden/>
-              </w:rPr>
               <w:fldChar w:fldCharType="begin"/>
-            </w:r>
-            <w:r>
-              <w:rPr>
-                <w:webHidden/>
-              </w:rPr>
               <w:instrText xml:space="preserve"> PAGEREF _Toc208313044 \h </w:instrText>
-            </w:r>
-            <w:r>
-              <w:rPr>
-                <w:webHidden/>
-              </w:rPr>
-            </w:r>
-            <w:r>
-              <w:rPr>
-                <w:webHidden/>
-              </w:rPr>
               <w:fldChar w:fldCharType="separate"/>
-            </w:r>
-            <w:r>
-              <w:rPr>
-                <w:webHidden/>
-              </w:rPr>
               <w:t>16</w:t>
-            </w:r>
-            <w:r>
-              <w:rPr>
-                <w:webHidden/>
-              </w:rPr>
               <w:fldChar w:fldCharType="end"/>
             </w:r>
           </w:hyperlink>
@@ -4982,40 +3038,10 @@
                 <w:webHidden/>
               </w:rPr>
               <w:tab/>
-            </w:r>
-            <w:r>
-              <w:rPr>
-                <w:webHidden/>
-              </w:rPr>
               <w:fldChar w:fldCharType="begin"/>
-            </w:r>
-            <w:r>
-              <w:rPr>
-                <w:webHidden/>
-              </w:rPr>
               <w:instrText xml:space="preserve"> PAGEREF _Toc208313045 \h </w:instrText>
-            </w:r>
-            <w:r>
-              <w:rPr>
-                <w:webHidden/>
-              </w:rPr>
-            </w:r>
-            <w:r>
-              <w:rPr>
-                <w:webHidden/>
-              </w:rPr>
               <w:fldChar w:fldCharType="separate"/>
-            </w:r>
-            <w:r>
-              <w:rPr>
-                <w:webHidden/>
-              </w:rPr>
               <w:t>16</w:t>
-            </w:r>
-            <w:r>
-              <w:rPr>
-                <w:webHidden/>
-              </w:rPr>
               <w:fldChar w:fldCharType="end"/>
             </w:r>
           </w:hyperlink>
@@ -5055,40 +3081,10 @@
                 <w:webHidden/>
               </w:rPr>
               <w:tab/>
-            </w:r>
-            <w:r>
-              <w:rPr>
-                <w:webHidden/>
-              </w:rPr>
               <w:fldChar w:fldCharType="begin"/>
-            </w:r>
-            <w:r>
-              <w:rPr>
-                <w:webHidden/>
-              </w:rPr>
               <w:instrText xml:space="preserve"> PAGEREF _Toc208313046 \h </w:instrText>
-            </w:r>
-            <w:r>
-              <w:rPr>
-                <w:webHidden/>
-              </w:rPr>
-            </w:r>
-            <w:r>
-              <w:rPr>
-                <w:webHidden/>
-              </w:rPr>
               <w:fldChar w:fldCharType="separate"/>
-            </w:r>
-            <w:r>
-              <w:rPr>
-                <w:webHidden/>
-              </w:rPr>
               <w:t>16</w:t>
-            </w:r>
-            <w:r>
-              <w:rPr>
-                <w:webHidden/>
-              </w:rPr>
               <w:fldChar w:fldCharType="end"/>
             </w:r>
           </w:hyperlink>
@@ -5128,40 +3124,10 @@
                 <w:webHidden/>
               </w:rPr>
               <w:tab/>
-            </w:r>
-            <w:r>
-              <w:rPr>
-                <w:webHidden/>
-              </w:rPr>
               <w:fldChar w:fldCharType="begin"/>
-            </w:r>
-            <w:r>
-              <w:rPr>
-                <w:webHidden/>
-              </w:rPr>
               <w:instrText xml:space="preserve"> PAGEREF _Toc208313047 \h </w:instrText>
-            </w:r>
-            <w:r>
-              <w:rPr>
-                <w:webHidden/>
-              </w:rPr>
-            </w:r>
-            <w:r>
-              <w:rPr>
-                <w:webHidden/>
-              </w:rPr>
               <w:fldChar w:fldCharType="separate"/>
-            </w:r>
-            <w:r>
-              <w:rPr>
-                <w:webHidden/>
-              </w:rPr>
               <w:t>16</w:t>
-            </w:r>
-            <w:r>
-              <w:rPr>
-                <w:webHidden/>
-              </w:rPr>
               <w:fldChar w:fldCharType="end"/>
             </w:r>
           </w:hyperlink>
@@ -5201,40 +3167,10 @@
                 <w:webHidden/>
               </w:rPr>
               <w:tab/>
-            </w:r>
-            <w:r>
-              <w:rPr>
-                <w:webHidden/>
-              </w:rPr>
               <w:fldChar w:fldCharType="begin"/>
-            </w:r>
-            <w:r>
-              <w:rPr>
-                <w:webHidden/>
-              </w:rPr>
               <w:instrText xml:space="preserve"> PAGEREF _Toc208313048 \h </w:instrText>
-            </w:r>
-            <w:r>
-              <w:rPr>
-                <w:webHidden/>
-              </w:rPr>
-            </w:r>
-            <w:r>
-              <w:rPr>
-                <w:webHidden/>
-              </w:rPr>
               <w:fldChar w:fldCharType="separate"/>
-            </w:r>
-            <w:r>
-              <w:rPr>
-                <w:webHidden/>
-              </w:rPr>
               <w:t>16</w:t>
-            </w:r>
-            <w:r>
-              <w:rPr>
-                <w:webHidden/>
-              </w:rPr>
               <w:fldChar w:fldCharType="end"/>
             </w:r>
           </w:hyperlink>
@@ -5278,40 +3214,10 @@
                 <w:webHidden/>
               </w:rPr>
               <w:tab/>
-            </w:r>
-            <w:r>
-              <w:rPr>
-                <w:webHidden/>
-              </w:rPr>
               <w:fldChar w:fldCharType="begin"/>
-            </w:r>
-            <w:r>
-              <w:rPr>
-                <w:webHidden/>
-              </w:rPr>
               <w:instrText xml:space="preserve"> PAGEREF _Toc208313049 \h </w:instrText>
-            </w:r>
-            <w:r>
-              <w:rPr>
-                <w:webHidden/>
-              </w:rPr>
-            </w:r>
-            <w:r>
-              <w:rPr>
-                <w:webHidden/>
-              </w:rPr>
               <w:fldChar w:fldCharType="separate"/>
-            </w:r>
-            <w:r>
-              <w:rPr>
-                <w:webHidden/>
-              </w:rPr>
               <w:t>17</w:t>
-            </w:r>
-            <w:r>
-              <w:rPr>
-                <w:webHidden/>
-              </w:rPr>
               <w:fldChar w:fldCharType="end"/>
             </w:r>
           </w:hyperlink>
@@ -5351,40 +3257,10 @@
                 <w:webHidden/>
               </w:rPr>
               <w:tab/>
-            </w:r>
-            <w:r>
-              <w:rPr>
-                <w:webHidden/>
-              </w:rPr>
               <w:fldChar w:fldCharType="begin"/>
-            </w:r>
-            <w:r>
-              <w:rPr>
-                <w:webHidden/>
-              </w:rPr>
               <w:instrText xml:space="preserve"> PAGEREF _Toc208313050 \h </w:instrText>
-            </w:r>
-            <w:r>
-              <w:rPr>
-                <w:webHidden/>
-              </w:rPr>
-            </w:r>
-            <w:r>
-              <w:rPr>
-                <w:webHidden/>
-              </w:rPr>
               <w:fldChar w:fldCharType="separate"/>
-            </w:r>
-            <w:r>
-              <w:rPr>
-                <w:webHidden/>
-              </w:rPr>
               <w:t>17</w:t>
-            </w:r>
-            <w:r>
-              <w:rPr>
-                <w:webHidden/>
-              </w:rPr>
               <w:fldChar w:fldCharType="end"/>
             </w:r>
           </w:hyperlink>
@@ -5424,40 +3300,10 @@
                 <w:webHidden/>
               </w:rPr>
               <w:tab/>
-            </w:r>
-            <w:r>
-              <w:rPr>
-                <w:webHidden/>
-              </w:rPr>
               <w:fldChar w:fldCharType="begin"/>
-            </w:r>
-            <w:r>
-              <w:rPr>
-                <w:webHidden/>
-              </w:rPr>
               <w:instrText xml:space="preserve"> PAGEREF _Toc208313051 \h </w:instrText>
-            </w:r>
-            <w:r>
-              <w:rPr>
-                <w:webHidden/>
-              </w:rPr>
-            </w:r>
-            <w:r>
-              <w:rPr>
-                <w:webHidden/>
-              </w:rPr>
               <w:fldChar w:fldCharType="separate"/>
-            </w:r>
-            <w:r>
-              <w:rPr>
-                <w:webHidden/>
-              </w:rPr>
               <w:t>17</w:t>
-            </w:r>
-            <w:r>
-              <w:rPr>
-                <w:webHidden/>
-              </w:rPr>
               <w:fldChar w:fldCharType="end"/>
             </w:r>
           </w:hyperlink>
@@ -5497,40 +3343,10 @@
                 <w:webHidden/>
               </w:rPr>
               <w:tab/>
-            </w:r>
-            <w:r>
-              <w:rPr>
-                <w:webHidden/>
-              </w:rPr>
               <w:fldChar w:fldCharType="begin"/>
-            </w:r>
-            <w:r>
-              <w:rPr>
-                <w:webHidden/>
-              </w:rPr>
               <w:instrText xml:space="preserve"> PAGEREF _Toc208313052 \h </w:instrText>
-            </w:r>
-            <w:r>
-              <w:rPr>
-                <w:webHidden/>
-              </w:rPr>
-            </w:r>
-            <w:r>
-              <w:rPr>
-                <w:webHidden/>
-              </w:rPr>
               <w:fldChar w:fldCharType="separate"/>
-            </w:r>
-            <w:r>
-              <w:rPr>
-                <w:webHidden/>
-              </w:rPr>
               <w:t>17</w:t>
-            </w:r>
-            <w:r>
-              <w:rPr>
-                <w:webHidden/>
-              </w:rPr>
               <w:fldChar w:fldCharType="end"/>
             </w:r>
           </w:hyperlink>
@@ -5570,40 +3386,10 @@
                 <w:webHidden/>
               </w:rPr>
               <w:tab/>
-            </w:r>
-            <w:r>
-              <w:rPr>
-                <w:webHidden/>
-              </w:rPr>
               <w:fldChar w:fldCharType="begin"/>
-            </w:r>
-            <w:r>
-              <w:rPr>
-                <w:webHidden/>
-              </w:rPr>
               <w:instrText xml:space="preserve"> PAGEREF _Toc208313053 \h </w:instrText>
-            </w:r>
-            <w:r>
-              <w:rPr>
-                <w:webHidden/>
-              </w:rPr>
-            </w:r>
-            <w:r>
-              <w:rPr>
-                <w:webHidden/>
-              </w:rPr>
               <w:fldChar w:fldCharType="separate"/>
-            </w:r>
-            <w:r>
-              <w:rPr>
-                <w:webHidden/>
-              </w:rPr>
               <w:t>17</w:t>
-            </w:r>
-            <w:r>
-              <w:rPr>
-                <w:webHidden/>
-              </w:rPr>
               <w:fldChar w:fldCharType="end"/>
             </w:r>
           </w:hyperlink>
@@ -5647,40 +3433,10 @@
                 <w:webHidden/>
               </w:rPr>
               <w:tab/>
-            </w:r>
-            <w:r>
-              <w:rPr>
-                <w:webHidden/>
-              </w:rPr>
               <w:fldChar w:fldCharType="begin"/>
-            </w:r>
-            <w:r>
-              <w:rPr>
-                <w:webHidden/>
-              </w:rPr>
               <w:instrText xml:space="preserve"> PAGEREF _Toc208313054 \h </w:instrText>
-            </w:r>
-            <w:r>
-              <w:rPr>
-                <w:webHidden/>
-              </w:rPr>
-            </w:r>
-            <w:r>
-              <w:rPr>
-                <w:webHidden/>
-              </w:rPr>
               <w:fldChar w:fldCharType="separate"/>
-            </w:r>
-            <w:r>
-              <w:rPr>
-                <w:webHidden/>
-              </w:rPr>
               <w:t>18</w:t>
-            </w:r>
-            <w:r>
-              <w:rPr>
-                <w:webHidden/>
-              </w:rPr>
               <w:fldChar w:fldCharType="end"/>
             </w:r>
           </w:hyperlink>
@@ -5720,40 +3476,10 @@
                 <w:webHidden/>
               </w:rPr>
               <w:tab/>
-            </w:r>
-            <w:r>
-              <w:rPr>
-                <w:webHidden/>
-              </w:rPr>
               <w:fldChar w:fldCharType="begin"/>
-            </w:r>
-            <w:r>
-              <w:rPr>
-                <w:webHidden/>
-              </w:rPr>
               <w:instrText xml:space="preserve"> PAGEREF _Toc208313055 \h </w:instrText>
-            </w:r>
-            <w:r>
-              <w:rPr>
-                <w:webHidden/>
-              </w:rPr>
-            </w:r>
-            <w:r>
-              <w:rPr>
-                <w:webHidden/>
-              </w:rPr>
               <w:fldChar w:fldCharType="separate"/>
-            </w:r>
-            <w:r>
-              <w:rPr>
-                <w:webHidden/>
-              </w:rPr>
               <w:t>18</w:t>
-            </w:r>
-            <w:r>
-              <w:rPr>
-                <w:webHidden/>
-              </w:rPr>
               <w:fldChar w:fldCharType="end"/>
             </w:r>
           </w:hyperlink>
@@ -5793,40 +3519,10 @@
                 <w:webHidden/>
               </w:rPr>
               <w:tab/>
-            </w:r>
-            <w:r>
-              <w:rPr>
-                <w:webHidden/>
-              </w:rPr>
               <w:fldChar w:fldCharType="begin"/>
-            </w:r>
-            <w:r>
-              <w:rPr>
-                <w:webHidden/>
-              </w:rPr>
               <w:instrText xml:space="preserve"> PAGEREF _Toc208313056 \h </w:instrText>
-            </w:r>
-            <w:r>
-              <w:rPr>
-                <w:webHidden/>
-              </w:rPr>
-            </w:r>
-            <w:r>
-              <w:rPr>
-                <w:webHidden/>
-              </w:rPr>
               <w:fldChar w:fldCharType="separate"/>
-            </w:r>
-            <w:r>
-              <w:rPr>
-                <w:webHidden/>
-              </w:rPr>
               <w:t>18</w:t>
-            </w:r>
-            <w:r>
-              <w:rPr>
-                <w:webHidden/>
-              </w:rPr>
               <w:fldChar w:fldCharType="end"/>
             </w:r>
           </w:hyperlink>
@@ -5866,40 +3562,10 @@
                 <w:webHidden/>
               </w:rPr>
               <w:tab/>
-            </w:r>
-            <w:r>
-              <w:rPr>
-                <w:webHidden/>
-              </w:rPr>
               <w:fldChar w:fldCharType="begin"/>
-            </w:r>
-            <w:r>
-              <w:rPr>
-                <w:webHidden/>
-              </w:rPr>
               <w:instrText xml:space="preserve"> PAGEREF _Toc208313057 \h </w:instrText>
-            </w:r>
-            <w:r>
-              <w:rPr>
-                <w:webHidden/>
-              </w:rPr>
-            </w:r>
-            <w:r>
-              <w:rPr>
-                <w:webHidden/>
-              </w:rPr>
               <w:fldChar w:fldCharType="separate"/>
-            </w:r>
-            <w:r>
-              <w:rPr>
-                <w:webHidden/>
-              </w:rPr>
               <w:t>18</w:t>
-            </w:r>
-            <w:r>
-              <w:rPr>
-                <w:webHidden/>
-              </w:rPr>
               <w:fldChar w:fldCharType="end"/>
             </w:r>
           </w:hyperlink>
@@ -5939,40 +3605,10 @@
                 <w:webHidden/>
               </w:rPr>
               <w:tab/>
-            </w:r>
-            <w:r>
-              <w:rPr>
-                <w:webHidden/>
-              </w:rPr>
               <w:fldChar w:fldCharType="begin"/>
-            </w:r>
-            <w:r>
-              <w:rPr>
-                <w:webHidden/>
-              </w:rPr>
               <w:instrText xml:space="preserve"> PAGEREF _Toc208313058 \h </w:instrText>
-            </w:r>
-            <w:r>
-              <w:rPr>
-                <w:webHidden/>
-              </w:rPr>
-            </w:r>
-            <w:r>
-              <w:rPr>
-                <w:webHidden/>
-              </w:rPr>
               <w:fldChar w:fldCharType="separate"/>
-            </w:r>
-            <w:r>
-              <w:rPr>
-                <w:webHidden/>
-              </w:rPr>
               <w:t>18</w:t>
-            </w:r>
-            <w:r>
-              <w:rPr>
-                <w:webHidden/>
-              </w:rPr>
               <w:fldChar w:fldCharType="end"/>
             </w:r>
           </w:hyperlink>
@@ -6016,40 +3652,10 @@
                 <w:webHidden/>
               </w:rPr>
               <w:tab/>
-            </w:r>
-            <w:r>
-              <w:rPr>
-                <w:webHidden/>
-              </w:rPr>
               <w:fldChar w:fldCharType="begin"/>
-            </w:r>
-            <w:r>
-              <w:rPr>
-                <w:webHidden/>
-              </w:rPr>
               <w:instrText xml:space="preserve"> PAGEREF _Toc208313059 \h </w:instrText>
-            </w:r>
-            <w:r>
-              <w:rPr>
-                <w:webHidden/>
-              </w:rPr>
-            </w:r>
-            <w:r>
-              <w:rPr>
-                <w:webHidden/>
-              </w:rPr>
               <w:fldChar w:fldCharType="separate"/>
-            </w:r>
-            <w:r>
-              <w:rPr>
-                <w:webHidden/>
-              </w:rPr>
               <w:t>19</w:t>
-            </w:r>
-            <w:r>
-              <w:rPr>
-                <w:webHidden/>
-              </w:rPr>
               <w:fldChar w:fldCharType="end"/>
             </w:r>
           </w:hyperlink>
@@ -6089,40 +3695,10 @@
                 <w:webHidden/>
               </w:rPr>
               <w:tab/>
-            </w:r>
-            <w:r>
-              <w:rPr>
-                <w:webHidden/>
-              </w:rPr>
               <w:fldChar w:fldCharType="begin"/>
-            </w:r>
-            <w:r>
-              <w:rPr>
-                <w:webHidden/>
-              </w:rPr>
               <w:instrText xml:space="preserve"> PAGEREF _Toc208313060 \h </w:instrText>
-            </w:r>
-            <w:r>
-              <w:rPr>
-                <w:webHidden/>
-              </w:rPr>
-            </w:r>
-            <w:r>
-              <w:rPr>
-                <w:webHidden/>
-              </w:rPr>
               <w:fldChar w:fldCharType="separate"/>
-            </w:r>
-            <w:r>
-              <w:rPr>
-                <w:webHidden/>
-              </w:rPr>
               <w:t>19</w:t>
-            </w:r>
-            <w:r>
-              <w:rPr>
-                <w:webHidden/>
-              </w:rPr>
               <w:fldChar w:fldCharType="end"/>
             </w:r>
           </w:hyperlink>
@@ -6162,40 +3738,10 @@
                 <w:webHidden/>
               </w:rPr>
               <w:tab/>
-            </w:r>
-            <w:r>
-              <w:rPr>
-                <w:webHidden/>
-              </w:rPr>
               <w:fldChar w:fldCharType="begin"/>
-            </w:r>
-            <w:r>
-              <w:rPr>
-                <w:webHidden/>
-              </w:rPr>
               <w:instrText xml:space="preserve"> PAGEREF _Toc208313061 \h </w:instrText>
-            </w:r>
-            <w:r>
-              <w:rPr>
-                <w:webHidden/>
-              </w:rPr>
-            </w:r>
-            <w:r>
-              <w:rPr>
-                <w:webHidden/>
-              </w:rPr>
               <w:fldChar w:fldCharType="separate"/>
-            </w:r>
-            <w:r>
-              <w:rPr>
-                <w:webHidden/>
-              </w:rPr>
               <w:t>19</w:t>
-            </w:r>
-            <w:r>
-              <w:rPr>
-                <w:webHidden/>
-              </w:rPr>
               <w:fldChar w:fldCharType="end"/>
             </w:r>
           </w:hyperlink>
@@ -6235,40 +3781,10 @@
                 <w:webHidden/>
               </w:rPr>
               <w:tab/>
-            </w:r>
-            <w:r>
-              <w:rPr>
-                <w:webHidden/>
-              </w:rPr>
               <w:fldChar w:fldCharType="begin"/>
-            </w:r>
-            <w:r>
-              <w:rPr>
-                <w:webHidden/>
-              </w:rPr>
               <w:instrText xml:space="preserve"> PAGEREF _Toc208313062 \h </w:instrText>
-            </w:r>
-            <w:r>
-              <w:rPr>
-                <w:webHidden/>
-              </w:rPr>
-            </w:r>
-            <w:r>
-              <w:rPr>
-                <w:webHidden/>
-              </w:rPr>
               <w:fldChar w:fldCharType="separate"/>
-            </w:r>
-            <w:r>
-              <w:rPr>
-                <w:webHidden/>
-              </w:rPr>
               <w:t>19</w:t>
-            </w:r>
-            <w:r>
-              <w:rPr>
-                <w:webHidden/>
-              </w:rPr>
               <w:fldChar w:fldCharType="end"/>
             </w:r>
           </w:hyperlink>
@@ -6308,40 +3824,10 @@
                 <w:webHidden/>
               </w:rPr>
               <w:tab/>
-            </w:r>
-            <w:r>
-              <w:rPr>
-                <w:webHidden/>
-              </w:rPr>
               <w:fldChar w:fldCharType="begin"/>
-            </w:r>
-            <w:r>
-              <w:rPr>
-                <w:webHidden/>
-              </w:rPr>
               <w:instrText xml:space="preserve"> PAGEREF _Toc208313063 \h </w:instrText>
-            </w:r>
-            <w:r>
-              <w:rPr>
-                <w:webHidden/>
-              </w:rPr>
-            </w:r>
-            <w:r>
-              <w:rPr>
-                <w:webHidden/>
-              </w:rPr>
               <w:fldChar w:fldCharType="separate"/>
-            </w:r>
-            <w:r>
-              <w:rPr>
-                <w:webHidden/>
-              </w:rPr>
               <w:t>19</w:t>
-            </w:r>
-            <w:r>
-              <w:rPr>
-                <w:webHidden/>
-              </w:rPr>
               <w:fldChar w:fldCharType="end"/>
             </w:r>
           </w:hyperlink>
@@ -6385,40 +3871,10 @@
                 <w:webHidden/>
               </w:rPr>
               <w:tab/>
-            </w:r>
-            <w:r>
-              <w:rPr>
-                <w:webHidden/>
-              </w:rPr>
               <w:fldChar w:fldCharType="begin"/>
-            </w:r>
-            <w:r>
-              <w:rPr>
-                <w:webHidden/>
-              </w:rPr>
               <w:instrText xml:space="preserve"> PAGEREF _Toc208313064 \h </w:instrText>
-            </w:r>
-            <w:r>
-              <w:rPr>
-                <w:webHidden/>
-              </w:rPr>
-            </w:r>
-            <w:r>
-              <w:rPr>
-                <w:webHidden/>
-              </w:rPr>
               <w:fldChar w:fldCharType="separate"/>
-            </w:r>
-            <w:r>
-              <w:rPr>
-                <w:webHidden/>
-              </w:rPr>
               <w:t>20</w:t>
-            </w:r>
-            <w:r>
-              <w:rPr>
-                <w:webHidden/>
-              </w:rPr>
               <w:fldChar w:fldCharType="end"/>
             </w:r>
           </w:hyperlink>
@@ -6458,40 +3914,10 @@
                 <w:webHidden/>
               </w:rPr>
               <w:tab/>
-            </w:r>
-            <w:r>
-              <w:rPr>
-                <w:webHidden/>
-              </w:rPr>
               <w:fldChar w:fldCharType="begin"/>
-            </w:r>
-            <w:r>
-              <w:rPr>
-                <w:webHidden/>
-              </w:rPr>
               <w:instrText xml:space="preserve"> PAGEREF _Toc208313065 \h </w:instrText>
-            </w:r>
-            <w:r>
-              <w:rPr>
-                <w:webHidden/>
-              </w:rPr>
-            </w:r>
-            <w:r>
-              <w:rPr>
-                <w:webHidden/>
-              </w:rPr>
               <w:fldChar w:fldCharType="separate"/>
-            </w:r>
-            <w:r>
-              <w:rPr>
-                <w:webHidden/>
-              </w:rPr>
               <w:t>20</w:t>
-            </w:r>
-            <w:r>
-              <w:rPr>
-                <w:webHidden/>
-              </w:rPr>
               <w:fldChar w:fldCharType="end"/>
             </w:r>
           </w:hyperlink>
@@ -6531,40 +3957,10 @@
                 <w:webHidden/>
               </w:rPr>
               <w:tab/>
-            </w:r>
-            <w:r>
-              <w:rPr>
-                <w:webHidden/>
-              </w:rPr>
               <w:fldChar w:fldCharType="begin"/>
-            </w:r>
-            <w:r>
-              <w:rPr>
-                <w:webHidden/>
-              </w:rPr>
               <w:instrText xml:space="preserve"> PAGEREF _Toc208313066 \h </w:instrText>
-            </w:r>
-            <w:r>
-              <w:rPr>
-                <w:webHidden/>
-              </w:rPr>
-            </w:r>
-            <w:r>
-              <w:rPr>
-                <w:webHidden/>
-              </w:rPr>
               <w:fldChar w:fldCharType="separate"/>
-            </w:r>
-            <w:r>
-              <w:rPr>
-                <w:webHidden/>
-              </w:rPr>
               <w:t>20</w:t>
-            </w:r>
-            <w:r>
-              <w:rPr>
-                <w:webHidden/>
-              </w:rPr>
               <w:fldChar w:fldCharType="end"/>
             </w:r>
           </w:hyperlink>
@@ -6604,40 +4000,10 @@
                 <w:webHidden/>
               </w:rPr>
               <w:tab/>
-            </w:r>
-            <w:r>
-              <w:rPr>
-                <w:webHidden/>
-              </w:rPr>
               <w:fldChar w:fldCharType="begin"/>
-            </w:r>
-            <w:r>
-              <w:rPr>
-                <w:webHidden/>
-              </w:rPr>
               <w:instrText xml:space="preserve"> PAGEREF _Toc208313067 \h </w:instrText>
-            </w:r>
-            <w:r>
-              <w:rPr>
-                <w:webHidden/>
-              </w:rPr>
-            </w:r>
-            <w:r>
-              <w:rPr>
-                <w:webHidden/>
-              </w:rPr>
               <w:fldChar w:fldCharType="separate"/>
-            </w:r>
-            <w:r>
-              <w:rPr>
-                <w:webHidden/>
-              </w:rPr>
               <w:t>20</w:t>
-            </w:r>
-            <w:r>
-              <w:rPr>
-                <w:webHidden/>
-              </w:rPr>
               <w:fldChar w:fldCharType="end"/>
             </w:r>
           </w:hyperlink>
@@ -6677,40 +4043,10 @@
                 <w:webHidden/>
               </w:rPr>
               <w:tab/>
-            </w:r>
-            <w:r>
-              <w:rPr>
-                <w:webHidden/>
-              </w:rPr>
               <w:fldChar w:fldCharType="begin"/>
-            </w:r>
-            <w:r>
-              <w:rPr>
-                <w:webHidden/>
-              </w:rPr>
               <w:instrText xml:space="preserve"> PAGEREF _Toc208313068 \h </w:instrText>
-            </w:r>
-            <w:r>
-              <w:rPr>
-                <w:webHidden/>
-              </w:rPr>
-            </w:r>
-            <w:r>
-              <w:rPr>
-                <w:webHidden/>
-              </w:rPr>
               <w:fldChar w:fldCharType="separate"/>
-            </w:r>
-            <w:r>
-              <w:rPr>
-                <w:webHidden/>
-              </w:rPr>
               <w:t>20</w:t>
-            </w:r>
-            <w:r>
-              <w:rPr>
-                <w:webHidden/>
-              </w:rPr>
               <w:fldChar w:fldCharType="end"/>
             </w:r>
           </w:hyperlink>
@@ -6754,40 +4090,10 @@
                 <w:webHidden/>
               </w:rPr>
               <w:tab/>
-            </w:r>
-            <w:r>
-              <w:rPr>
-                <w:webHidden/>
-              </w:rPr>
               <w:fldChar w:fldCharType="begin"/>
-            </w:r>
-            <w:r>
-              <w:rPr>
-                <w:webHidden/>
-              </w:rPr>
               <w:instrText xml:space="preserve"> PAGEREF _Toc208313069 \h </w:instrText>
-            </w:r>
-            <w:r>
-              <w:rPr>
-                <w:webHidden/>
-              </w:rPr>
-            </w:r>
-            <w:r>
-              <w:rPr>
-                <w:webHidden/>
-              </w:rPr>
               <w:fldChar w:fldCharType="separate"/>
-            </w:r>
-            <w:r>
-              <w:rPr>
-                <w:webHidden/>
-              </w:rPr>
               <w:t>21</w:t>
-            </w:r>
-            <w:r>
-              <w:rPr>
-                <w:webHidden/>
-              </w:rPr>
               <w:fldChar w:fldCharType="end"/>
             </w:r>
           </w:hyperlink>
@@ -6827,40 +4133,10 @@
                 <w:webHidden/>
               </w:rPr>
               <w:tab/>
-            </w:r>
-            <w:r>
-              <w:rPr>
-                <w:webHidden/>
-              </w:rPr>
               <w:fldChar w:fldCharType="begin"/>
-            </w:r>
-            <w:r>
-              <w:rPr>
-                <w:webHidden/>
-              </w:rPr>
               <w:instrText xml:space="preserve"> PAGEREF _Toc208313070 \h </w:instrText>
-            </w:r>
-            <w:r>
-              <w:rPr>
-                <w:webHidden/>
-              </w:rPr>
-            </w:r>
-            <w:r>
-              <w:rPr>
-                <w:webHidden/>
-              </w:rPr>
               <w:fldChar w:fldCharType="separate"/>
-            </w:r>
-            <w:r>
-              <w:rPr>
-                <w:webHidden/>
-              </w:rPr>
               <w:t>21</w:t>
-            </w:r>
-            <w:r>
-              <w:rPr>
-                <w:webHidden/>
-              </w:rPr>
               <w:fldChar w:fldCharType="end"/>
             </w:r>
           </w:hyperlink>
@@ -6900,40 +4176,10 @@
                 <w:webHidden/>
               </w:rPr>
               <w:tab/>
-            </w:r>
-            <w:r>
-              <w:rPr>
-                <w:webHidden/>
-              </w:rPr>
               <w:fldChar w:fldCharType="begin"/>
-            </w:r>
-            <w:r>
-              <w:rPr>
-                <w:webHidden/>
-              </w:rPr>
               <w:instrText xml:space="preserve"> PAGEREF _Toc208313071 \h </w:instrText>
-            </w:r>
-            <w:r>
-              <w:rPr>
-                <w:webHidden/>
-              </w:rPr>
-            </w:r>
-            <w:r>
-              <w:rPr>
-                <w:webHidden/>
-              </w:rPr>
               <w:fldChar w:fldCharType="separate"/>
-            </w:r>
-            <w:r>
-              <w:rPr>
-                <w:webHidden/>
-              </w:rPr>
               <w:t>21</w:t>
-            </w:r>
-            <w:r>
-              <w:rPr>
-                <w:webHidden/>
-              </w:rPr>
               <w:fldChar w:fldCharType="end"/>
             </w:r>
           </w:hyperlink>
@@ -6973,40 +4219,10 @@
                 <w:webHidden/>
               </w:rPr>
               <w:tab/>
-            </w:r>
-            <w:r>
-              <w:rPr>
-                <w:webHidden/>
-              </w:rPr>
               <w:fldChar w:fldCharType="begin"/>
-            </w:r>
-            <w:r>
-              <w:rPr>
-                <w:webHidden/>
-              </w:rPr>
               <w:instrText xml:space="preserve"> PAGEREF _Toc208313072 \h </w:instrText>
-            </w:r>
-            <w:r>
-              <w:rPr>
-                <w:webHidden/>
-              </w:rPr>
-            </w:r>
-            <w:r>
-              <w:rPr>
-                <w:webHidden/>
-              </w:rPr>
               <w:fldChar w:fldCharType="separate"/>
-            </w:r>
-            <w:r>
-              <w:rPr>
-                <w:webHidden/>
-              </w:rPr>
               <w:t>21</w:t>
-            </w:r>
-            <w:r>
-              <w:rPr>
-                <w:webHidden/>
-              </w:rPr>
               <w:fldChar w:fldCharType="end"/>
             </w:r>
           </w:hyperlink>
@@ -7046,40 +4262,10 @@
                 <w:webHidden/>
               </w:rPr>
               <w:tab/>
-            </w:r>
-            <w:r>
-              <w:rPr>
-                <w:webHidden/>
-              </w:rPr>
               <w:fldChar w:fldCharType="begin"/>
-            </w:r>
-            <w:r>
-              <w:rPr>
-                <w:webHidden/>
-              </w:rPr>
               <w:instrText xml:space="preserve"> PAGEREF _Toc208313073 \h </w:instrText>
-            </w:r>
-            <w:r>
-              <w:rPr>
-                <w:webHidden/>
-              </w:rPr>
-            </w:r>
-            <w:r>
-              <w:rPr>
-                <w:webHidden/>
-              </w:rPr>
               <w:fldChar w:fldCharType="separate"/>
-            </w:r>
-            <w:r>
-              <w:rPr>
-                <w:webHidden/>
-              </w:rPr>
               <w:t>21</w:t>
-            </w:r>
-            <w:r>
-              <w:rPr>
-                <w:webHidden/>
-              </w:rPr>
               <w:fldChar w:fldCharType="end"/>
             </w:r>
           </w:hyperlink>
@@ -7119,40 +4305,10 @@
                 <w:webHidden/>
               </w:rPr>
               <w:tab/>
-            </w:r>
-            <w:r>
-              <w:rPr>
-                <w:webHidden/>
-              </w:rPr>
               <w:fldChar w:fldCharType="begin"/>
-            </w:r>
-            <w:r>
-              <w:rPr>
-                <w:webHidden/>
-              </w:rPr>
               <w:instrText xml:space="preserve"> PAGEREF _Toc208313074 \h </w:instrText>
-            </w:r>
-            <w:r>
-              <w:rPr>
-                <w:webHidden/>
-              </w:rPr>
-            </w:r>
-            <w:r>
-              <w:rPr>
-                <w:webHidden/>
-              </w:rPr>
               <w:fldChar w:fldCharType="separate"/>
-            </w:r>
-            <w:r>
-              <w:rPr>
-                <w:webHidden/>
-              </w:rPr>
               <w:t>21</w:t>
-            </w:r>
-            <w:r>
-              <w:rPr>
-                <w:webHidden/>
-              </w:rPr>
               <w:fldChar w:fldCharType="end"/>
             </w:r>
           </w:hyperlink>
@@ -7179,10 +4335,7 @@
       <w:bookmarkStart w:id="0" w:name="_Toc208312981"/>
       <w:r>
         <w:lastRenderedPageBreak/>
-        <w:t>Customer/</w:t>
-      </w:r>
-      <w:r>
-        <w:t>Business Overview</w:t>
+        <w:t>Customer/Business Overview</w:t>
       </w:r>
       <w:bookmarkEnd w:id="0"/>
     </w:p>
@@ -7209,20 +4362,7 @@
     </w:p>
     <w:p>
       <w:r>
-        <w:t>{{</w:t>
-      </w:r>
-      <w:proofErr w:type="spellStart"/>
-      <w:proofErr w:type="gramStart"/>
-      <w:r>
-        <w:t>data.Customer</w:t>
-      </w:r>
-      <w:proofErr w:type="gramEnd"/>
-      <w:r>
-        <w:t>_Business_Overview.Schedule_of_Events.content</w:t>
-      </w:r>
-      <w:proofErr w:type="spellEnd"/>
-      <w:r>
-        <w:t>}}</w:t>
+        <w:t>{{data.General_Business_Overview.Schedule_of_Events.content}}</w:t>
       </w:r>
     </w:p>
     <w:p>
@@ -7237,20 +4377,7 @@
     </w:p>
     <w:p>
       <w:r>
-        <w:t>{{</w:t>
-      </w:r>
-      <w:proofErr w:type="spellStart"/>
-      <w:proofErr w:type="gramStart"/>
-      <w:r>
-        <w:t>data.Customer</w:t>
-      </w:r>
-      <w:proofErr w:type="gramEnd"/>
-      <w:r>
-        <w:t>_Business_Overview.Contacts_Identified.content</w:t>
-      </w:r>
-      <w:proofErr w:type="spellEnd"/>
-      <w:r>
-        <w:t>}}</w:t>
+        <w:t>{{data.General_Business_Overview.Contacts_Identified.content}}</w:t>
       </w:r>
     </w:p>
     <w:p>
@@ -7259,10 +4386,7 @@
       </w:pPr>
       <w:bookmarkStart w:id="3" w:name="_Toc208312984"/>
       <w:r>
-        <w:t>Industry</w:t>
-      </w:r>
-      <w:r>
-        <w:t xml:space="preserve"> Categorization</w:t>
+        <w:t>Industry Categorization</w:t>
       </w:r>
       <w:bookmarkEnd w:id="3"/>
     </w:p>
@@ -7285,7 +4409,7 @@
           <w:lang w:val="en-IN" w:eastAsia="en-GB"/>
           <w14:ligatures w14:val="none"/>
         </w:rPr>
-        <w:t>{{data.Customer_Business_Overview.Industry_Categorization.content}}</w:t>
+        <w:t>{{data.General_Business_Overview.Industry_Categorization.content}}</w:t>
       </w:r>
     </w:p>
     <w:p/>
@@ -7295,29 +4419,13 @@
       </w:pPr>
       <w:bookmarkStart w:id="4" w:name="_Toc208312985"/>
       <w:r>
-        <w:t>Revenue</w:t>
-      </w:r>
-      <w:r>
-        <w:t xml:space="preserve"> Band</w:t>
+        <w:t>Revenue Band</w:t>
       </w:r>
       <w:bookmarkEnd w:id="4"/>
     </w:p>
     <w:p>
       <w:r>
-        <w:t>{{</w:t>
-      </w:r>
-      <w:proofErr w:type="spellStart"/>
-      <w:proofErr w:type="gramStart"/>
-      <w:r>
-        <w:t>data.Customer</w:t>
-      </w:r>
-      <w:proofErr w:type="gramEnd"/>
-      <w:r>
-        <w:t>_Business_Overview.Revenue_Band.content</w:t>
-      </w:r>
-      <w:proofErr w:type="spellEnd"/>
-      <w:r>
-        <w:t>}}</w:t>
+        <w:t>{{data.General_Business_Overview.Revenue_Band.content}}</w:t>
       </w:r>
     </w:p>
     <w:p>
@@ -7326,13 +4434,7 @@
       </w:pPr>
       <w:bookmarkStart w:id="5" w:name="_Toc208312986"/>
       <w:r>
-        <w:t>Leg</w:t>
-      </w:r>
-      <w:r>
-        <w:t>a</w:t>
-      </w:r>
-      <w:r>
-        <w:t>l Entities and Names</w:t>
+        <w:t>Legal Entities and Names</w:t>
       </w:r>
       <w:bookmarkEnd w:id="5"/>
     </w:p>
@@ -7355,7 +4457,7 @@
           <w:lang w:val="en-IN" w:eastAsia="en-GB"/>
           <w14:ligatures w14:val="none"/>
         </w:rPr>
-        <w:t>{{data.Customer_Business_Overview.Legal_Entities_and_Names.content}}</w:t>
+        <w:t>{{data.General_Business_Overview.Legal_Entities_and_Names.content}}</w:t>
       </w:r>
     </w:p>
     <w:p>
@@ -7370,20 +4472,7 @@
     </w:p>
     <w:p>
       <w:r>
-        <w:t>{{</w:t>
-      </w:r>
-      <w:proofErr w:type="spellStart"/>
-      <w:proofErr w:type="gramStart"/>
-      <w:r>
-        <w:t>data.Customer</w:t>
-      </w:r>
-      <w:proofErr w:type="gramEnd"/>
-      <w:r>
-        <w:t>_Business_Overview.Business_Locations.content</w:t>
-      </w:r>
-      <w:proofErr w:type="spellEnd"/>
-      <w:r>
-        <w:t>}}</w:t>
+        <w:t>{{data.General_Business_Overview.Business_Locations.content}}</w:t>
       </w:r>
     </w:p>
     <w:p>
@@ -7415,29 +4504,7 @@
           <w:lang w:val="en-IN" w:eastAsia="en-GB"/>
           <w14:ligatures w14:val="none"/>
         </w:rPr>
-        <w:t>{{</w:t>
-      </w:r>
-      <w:proofErr w:type="spellStart"/>
-      <w:r>
-        <w:rPr>
-          <w:rFonts w:ascii="Times New Roman" w:eastAsia="Times New Roman" w:hAnsi="Times New Roman" w:cs="Times New Roman"/>
-          <w:kern w:val="0"/>
-          <w:sz w:val="24"/>
-          <w:lang w:val="en-IN" w:eastAsia="en-GB"/>
-          <w14:ligatures w14:val="none"/>
-        </w:rPr>
-        <w:t>data.Customer_Business_Overview.Fiscal_Year_Format.content</w:t>
-      </w:r>
-      <w:proofErr w:type="spellEnd"/>
-      <w:r>
-        <w:rPr>
-          <w:rFonts w:ascii="Times New Roman" w:eastAsia="Times New Roman" w:hAnsi="Times New Roman" w:cs="Times New Roman"/>
-          <w:kern w:val="0"/>
-          <w:sz w:val="24"/>
-          <w:lang w:val="en-IN" w:eastAsia="en-GB"/>
-          <w14:ligatures w14:val="none"/>
-        </w:rPr>
-        <w:t>}}</w:t>
+        <w:t>{{data.General_Business_Overview.Fiscal_Year_Format.content}}</w:t>
       </w:r>
     </w:p>
     <w:p/>
@@ -7482,20 +4549,7 @@
         </w:rPr>
       </w:pPr>
       <w:r>
-        <w:t>{{</w:t>
-      </w:r>
-      <w:proofErr w:type="spellStart"/>
-      <w:proofErr w:type="gramStart"/>
-      <w:r>
-        <w:t>data.Customer</w:t>
-      </w:r>
-      <w:proofErr w:type="gramEnd"/>
-      <w:r>
-        <w:t>_Business_Overview.Total_SAP_Users.content</w:t>
-      </w:r>
-      <w:proofErr w:type="spellEnd"/>
-      <w:r>
-        <w:t>}}</w:t>
+        <w:t>{{data.General_Business_Overview.Total_SAP_Users.content}}</w:t>
       </w:r>
     </w:p>
     <w:p>
@@ -7550,29 +4604,7 @@
           <w:lang w:val="en-IN" w:eastAsia="en-GB"/>
           <w14:ligatures w14:val="none"/>
         </w:rPr>
-        <w:t>{{</w:t>
-      </w:r>
-      <w:proofErr w:type="spellStart"/>
-      <w:r>
-        <w:rPr>
-          <w:rFonts w:ascii="Times New Roman" w:eastAsia="Times New Roman" w:hAnsi="Times New Roman" w:cs="Times New Roman"/>
-          <w:kern w:val="0"/>
-          <w:sz w:val="24"/>
-          <w:lang w:val="en-IN" w:eastAsia="en-GB"/>
-          <w14:ligatures w14:val="none"/>
-        </w:rPr>
-        <w:t>data.Customer_Business_Overview.System_Landscape.content</w:t>
-      </w:r>
-      <w:proofErr w:type="spellEnd"/>
-      <w:r>
-        <w:rPr>
-          <w:rFonts w:ascii="Times New Roman" w:eastAsia="Times New Roman" w:hAnsi="Times New Roman" w:cs="Times New Roman"/>
-          <w:kern w:val="0"/>
-          <w:sz w:val="24"/>
-          <w:lang w:val="en-IN" w:eastAsia="en-GB"/>
-          <w14:ligatures w14:val="none"/>
-        </w:rPr>
-        <w:t>}}</w:t>
+        <w:t>{{data.General_Business_Overview.System_Landscape.content}}</w:t>
       </w:r>
     </w:p>
     <w:p>
@@ -7612,29 +4644,7 @@
           <w:lang w:val="en-IN" w:eastAsia="en-GB"/>
           <w14:ligatures w14:val="none"/>
         </w:rPr>
-        <w:t>{{</w:t>
-      </w:r>
-      <w:proofErr w:type="spellStart"/>
-      <w:r>
-        <w:rPr>
-          <w:rFonts w:ascii="Times New Roman" w:eastAsia="Times New Roman" w:hAnsi="Times New Roman" w:cs="Times New Roman"/>
-          <w:kern w:val="0"/>
-          <w:sz w:val="24"/>
-          <w:lang w:val="en-IN" w:eastAsia="en-GB"/>
-          <w14:ligatures w14:val="none"/>
-        </w:rPr>
-        <w:t>data.Customer_Business_Overview.Key_Value_Drivers.content</w:t>
-      </w:r>
-      <w:proofErr w:type="spellEnd"/>
-      <w:r>
-        <w:rPr>
-          <w:rFonts w:ascii="Times New Roman" w:eastAsia="Times New Roman" w:hAnsi="Times New Roman" w:cs="Times New Roman"/>
-          <w:kern w:val="0"/>
-          <w:sz w:val="24"/>
-          <w:lang w:val="en-IN" w:eastAsia="en-GB"/>
-          <w14:ligatures w14:val="none"/>
-        </w:rPr>
-        <w:t>}}</w:t>
+        <w:t>{{data.General_Business_Overview.Key_Value_Drivers.content}}</w:t>
       </w:r>
     </w:p>
     <w:p/>
@@ -7651,15 +4661,7 @@
     </w:p>
     <w:p>
       <w:r>
-        <w:t>{{</w:t>
-      </w:r>
-      <w:proofErr w:type="gramStart"/>
-      <w:r>
-        <w:t>data.Customer</w:t>
-      </w:r>
-      <w:proofErr w:type="gramEnd"/>
-      <w:r>
-        <w:t>_Business_Overview.Motivations_for_Transformation.content}}</w:t>
+        <w:t>{{data.General_Business_Overview.Motivations_for_Transformation.content}}</w:t>
       </w:r>
     </w:p>
     <w:p>
@@ -7692,7 +4694,7 @@
           <w:lang w:val="en-IN" w:eastAsia="en-GB"/>
           <w14:ligatures w14:val="none"/>
         </w:rPr>
-        <w:t>{{data.Customer_Business_Overview.Areas_of_Perceived_Competitive_Advantage.content}}</w:t>
+        <w:t>{{data.General_Business_Overview.Areas_of_Perceived_Competitive_Advantage.content}}</w:t>
       </w:r>
     </w:p>
     <w:p/>
@@ -7710,15 +4712,7 @@
     </w:p>
     <w:p>
       <w:r>
-        <w:t>{{</w:t>
-      </w:r>
-      <w:proofErr w:type="gramStart"/>
-      <w:r>
-        <w:t>data.Customer</w:t>
-      </w:r>
-      <w:proofErr w:type="gramEnd"/>
-      <w:r>
-        <w:t>_Business_Overview.Perceived_Change_Resistance.content}}</w:t>
+        <w:t>{{data.General_Business_Overview.Perceived_Change_Resistance.content}}</w:t>
       </w:r>
     </w:p>
     <w:p>
@@ -7733,15 +4727,7 @@
     </w:p>
     <w:p>
       <w:r>
-        <w:t>{{</w:t>
-      </w:r>
-      <w:proofErr w:type="gramStart"/>
-      <w:r>
-        <w:t>data.Customer</w:t>
-      </w:r>
-      <w:proofErr w:type="gramEnd"/>
-      <w:r>
-        <w:t>_Business_Overview.Technical_Challenges_and_Requirements.content}}</w:t>
+        <w:t>{{data.General_Business_Overview.Technical_Challenges_and_Requirements.content}}</w:t>
       </w:r>
     </w:p>
     <w:p>
@@ -7756,15 +4742,7 @@
     </w:p>
     <w:p>
       <w:r>
-        <w:t>{{</w:t>
-      </w:r>
-      <w:proofErr w:type="gramStart"/>
-      <w:r>
-        <w:t>data.Customer</w:t>
-      </w:r>
-      <w:proofErr w:type="gramEnd"/>
-      <w:r>
-        <w:t>_Business_Overview.Regulatory_Compliance_Requirements.content}}</w:t>
+        <w:t>{{data.General_Business_Overview.Regulatory_Compliance_Requirements.content}}</w:t>
       </w:r>
     </w:p>
     <w:p>
@@ -7789,39 +4767,7 @@
           <w:i/>
           <w:iCs/>
         </w:rPr>
-        <w:t>Success of this project be measured by _</w:t>
-      </w:r>
-      <w:proofErr w:type="gramStart"/>
-      <w:r>
-        <w:rPr>
-          <w:i/>
-          <w:iCs/>
-        </w:rPr>
-        <w:t>_ ;</w:t>
-      </w:r>
-      <w:proofErr w:type="gramEnd"/>
-      <w:r>
-        <w:rPr>
-          <w:i/>
-          <w:iCs/>
-        </w:rPr>
-        <w:t xml:space="preserve"> We need to know how SAP will interface with _</w:t>
-      </w:r>
-      <w:proofErr w:type="gramStart"/>
-      <w:r>
-        <w:rPr>
-          <w:i/>
-          <w:iCs/>
-        </w:rPr>
-        <w:t>_ ;</w:t>
-      </w:r>
-      <w:proofErr w:type="gramEnd"/>
-      <w:r>
-        <w:rPr>
-          <w:i/>
-          <w:iCs/>
-        </w:rPr>
-        <w:t xml:space="preserve"> etc.</w:t>
+        <w:t>Success of this project be measured by __ ; We need to know how SAP will interface with __ ; etc.</w:t>
       </w:r>
     </w:p>
     <w:p>
@@ -7851,7 +4797,7 @@
           <w:lang w:val="en-IN" w:eastAsia="en-GB"/>
           <w14:ligatures w14:val="none"/>
         </w:rPr>
-        <w:t>{{data.Customer_Business_Overview.Transformation_Program_C_Suite_KPIs.content}}</w:t>
+        <w:t>{{data.General_Business_Overview.Transformation_Program_C_Suite_KPIs.content}}</w:t>
       </w:r>
     </w:p>
     <w:p>
@@ -7884,15 +4830,16 @@
           <w:i/>
           <w:iCs/>
         </w:rPr>
-        <w:t>Things like catch weight will need to be called out to the agent to ensure it includes those business processes into this section</w:t>
-      </w:r>
-      <w:r>
+        <w:t>Things like catch weight will need to be called out to the agent to ensure it includes those business processes into this section.</w:t>
+      </w:r>
+    </w:p>
+    <w:p>
+      <w:pPr>
         <w:rPr>
           <w:i/>
           <w:iCs/>
         </w:rPr>
-        <w:t>.</w:t>
-      </w:r>
+      </w:pPr>
     </w:p>
     <w:p>
       <w:pPr>
@@ -7901,24 +4848,8 @@
           <w:iCs/>
         </w:rPr>
       </w:pPr>
-    </w:p>
-    <w:p>
-      <w:pPr>
-        <w:rPr>
-          <w:i/>
-          <w:iCs/>
-        </w:rPr>
-      </w:pPr>
-      <w:r>
-        <w:t>{{</w:t>
-      </w:r>
-      <w:proofErr w:type="gramStart"/>
-      <w:r>
-        <w:t>data.Customer</w:t>
-      </w:r>
-      <w:proofErr w:type="gramEnd"/>
-      <w:r>
-        <w:t>_Business_Overview.Key_Public_Cloud_Disqualifiers.content}}</w:t>
+      <w:r>
+        <w:t>{{data.General_Business_Overview.Key_Public_Cloud_Disqualifiers.content}}</w:t>
       </w:r>
     </w:p>
     <w:p>
@@ -7953,10 +4884,7 @@
       </w:pPr>
       <w:bookmarkStart w:id="19" w:name="_Toc208313000"/>
       <w:r>
-        <w:t>Current Processes</w:t>
-      </w:r>
-      <w:r>
-        <w:t xml:space="preserve"> (Key Findings)</w:t>
+        <w:t>Current Processes (Key Findings)</w:t>
       </w:r>
       <w:bookmarkEnd w:id="19"/>
     </w:p>
@@ -7979,29 +4907,7 @@
           <w:lang w:val="en-IN" w:eastAsia="en-GB"/>
           <w14:ligatures w14:val="none"/>
         </w:rPr>
-        <w:t>{{</w:t>
-      </w:r>
-      <w:proofErr w:type="spellStart"/>
-      <w:r>
-        <w:rPr>
-          <w:rFonts w:ascii="Times New Roman" w:eastAsia="Times New Roman" w:hAnsi="Times New Roman" w:cs="Times New Roman"/>
-          <w:kern w:val="0"/>
-          <w:sz w:val="24"/>
-          <w:lang w:val="en-IN" w:eastAsia="en-GB"/>
-          <w14:ligatures w14:val="none"/>
-        </w:rPr>
-        <w:t>data.Idea_to_Market.Current_Processes_Key_Findings.content</w:t>
-      </w:r>
-      <w:proofErr w:type="spellEnd"/>
-      <w:r>
-        <w:rPr>
-          <w:rFonts w:ascii="Times New Roman" w:eastAsia="Times New Roman" w:hAnsi="Times New Roman" w:cs="Times New Roman"/>
-          <w:kern w:val="0"/>
-          <w:sz w:val="24"/>
-          <w:lang w:val="en-IN" w:eastAsia="en-GB"/>
-          <w14:ligatures w14:val="none"/>
-        </w:rPr>
-        <w:t>}}</w:t>
+        <w:t>{{data.Idea_to_Market.Current_Processes_Key_Findings.content}}</w:t>
       </w:r>
     </w:p>
     <w:p/>
@@ -8018,20 +4924,7 @@
     </w:p>
     <w:p>
       <w:r>
-        <w:t>{{</w:t>
-      </w:r>
-      <w:proofErr w:type="spellStart"/>
-      <w:proofErr w:type="gramStart"/>
-      <w:r>
-        <w:t>data.Idea</w:t>
-      </w:r>
-      <w:proofErr w:type="gramEnd"/>
-      <w:r>
-        <w:t>_to_Market.Pain_Points.content</w:t>
-      </w:r>
-      <w:proofErr w:type="spellEnd"/>
-      <w:r>
-        <w:t>}}</w:t>
+        <w:t>{{data.Idea_to_Market.Pain_Points.content}}</w:t>
       </w:r>
     </w:p>
     <w:p/>
@@ -8065,29 +4958,7 @@
           <w:lang w:val="en-IN" w:eastAsia="en-GB"/>
           <w14:ligatures w14:val="none"/>
         </w:rPr>
-        <w:t>{{</w:t>
-      </w:r>
-      <w:proofErr w:type="spellStart"/>
-      <w:r>
-        <w:rPr>
-          <w:rFonts w:ascii="Times New Roman" w:eastAsia="Times New Roman" w:hAnsi="Times New Roman" w:cs="Times New Roman"/>
-          <w:kern w:val="0"/>
-          <w:sz w:val="24"/>
-          <w:lang w:val="en-IN" w:eastAsia="en-GB"/>
-          <w14:ligatures w14:val="none"/>
-        </w:rPr>
-        <w:t>data.Idea_to_Market.Proposed_SAP_Solutions_Mapping.content</w:t>
-      </w:r>
-      <w:proofErr w:type="spellEnd"/>
-      <w:r>
-        <w:rPr>
-          <w:rFonts w:ascii="Times New Roman" w:eastAsia="Times New Roman" w:hAnsi="Times New Roman" w:cs="Times New Roman"/>
-          <w:kern w:val="0"/>
-          <w:sz w:val="24"/>
-          <w:lang w:val="en-IN" w:eastAsia="en-GB"/>
-          <w14:ligatures w14:val="none"/>
-        </w:rPr>
-        <w:t>}}</w:t>
+        <w:t>{{data.Idea_to_Market.Proposed_SAP_Solutions_Mapping.content}}</w:t>
       </w:r>
     </w:p>
     <w:p/>
@@ -8104,20 +4975,7 @@
     </w:p>
     <w:p>
       <w:r>
-        <w:t>{{</w:t>
-      </w:r>
-      <w:proofErr w:type="spellStart"/>
-      <w:proofErr w:type="gramStart"/>
-      <w:r>
-        <w:t>data.Idea</w:t>
-      </w:r>
-      <w:proofErr w:type="gramEnd"/>
-      <w:r>
-        <w:t>_to_Market.Major_Gaps_and_Integrations.content</w:t>
-      </w:r>
-      <w:proofErr w:type="spellEnd"/>
-      <w:r>
-        <w:t>}}</w:t>
+        <w:t>{{data.Idea_to_Market.Major_Gaps_and_Integrations.content}}</w:t>
       </w:r>
     </w:p>
     <w:p>
@@ -8165,10 +5023,7 @@
       </w:pPr>
       <w:bookmarkStart w:id="24" w:name="_Toc208313005"/>
       <w:r>
-        <w:t>Current Processes</w:t>
-      </w:r>
-      <w:r>
-        <w:t xml:space="preserve"> (Key Findings)</w:t>
+        <w:t>Current Processes (Key Findings)</w:t>
       </w:r>
       <w:bookmarkEnd w:id="24"/>
     </w:p>
@@ -8240,15 +5095,7 @@
     </w:p>
     <w:p>
       <w:r>
-        <w:t>{{</w:t>
-      </w:r>
-      <w:proofErr w:type="gramStart"/>
-      <w:r>
-        <w:t>data.Source</w:t>
-      </w:r>
-      <w:proofErr w:type="gramEnd"/>
-      <w:r>
-        <w:t>_to_Pay_S2P.Proposed_SAP_Solutions_Mapping.content}}</w:t>
+        <w:t>{{data.Source_to_Pay_S2P.Proposed_SAP_Solutions_Mapping.content}}</w:t>
       </w:r>
     </w:p>
     <w:p>
@@ -8263,15 +5110,7 @@
     </w:p>
     <w:p>
       <w:r>
-        <w:t>{{</w:t>
-      </w:r>
-      <w:proofErr w:type="gramStart"/>
-      <w:r>
-        <w:t>data.Source</w:t>
-      </w:r>
-      <w:proofErr w:type="gramEnd"/>
-      <w:r>
-        <w:t>_to_Pay_S2P.Major_Gaps_and_Integrations.content}}</w:t>
+        <w:t>{{data.Source_to_Pay_S2P.Major_Gaps_and_Integrations.content}}</w:t>
       </w:r>
     </w:p>
     <w:p>
@@ -8291,24 +5130,13 @@
       </w:pPr>
       <w:bookmarkStart w:id="29" w:name="_Toc208313010"/>
       <w:r>
-        <w:t>Current Processes</w:t>
-      </w:r>
-      <w:r>
-        <w:t xml:space="preserve"> (Key Findings)</w:t>
+        <w:t>Current Processes (Key Findings)</w:t>
       </w:r>
       <w:bookmarkEnd w:id="29"/>
     </w:p>
     <w:p>
       <w:r>
-        <w:t>{{</w:t>
-      </w:r>
-      <w:proofErr w:type="gramStart"/>
-      <w:r>
-        <w:t>data.Plan</w:t>
-      </w:r>
-      <w:proofErr w:type="gramEnd"/>
-      <w:r>
-        <w:t>_to_Produce_P2P.Current_Processes_Key_Findings.content}}</w:t>
+        <w:t>{{data.Plan_to_Produce_P2P.Current_Processes_Key_Findings.content}}</w:t>
       </w:r>
     </w:p>
     <w:p>
@@ -8323,21 +5151,7 @@
     </w:p>
     <w:p>
       <w:r>
-        <w:t>{{</w:t>
-      </w:r>
-      <w:proofErr w:type="gramStart"/>
-      <w:r>
-        <w:t>data.</w:t>
-      </w:r>
-      <w:r>
-        <w:t>Plan</w:t>
-      </w:r>
-      <w:proofErr w:type="gramEnd"/>
-      <w:r>
-        <w:t>_to_Produce_P2P</w:t>
-      </w:r>
-      <w:r>
-        <w:t>.Pain_Points.content}}</w:t>
+        <w:t>{{data.Plan_to_Produce_P2P.Pain_Points.content}}</w:t>
       </w:r>
     </w:p>
     <w:p>
@@ -8352,15 +5166,7 @@
     </w:p>
     <w:p>
       <w:r>
-        <w:t>{{</w:t>
-      </w:r>
-      <w:proofErr w:type="gramStart"/>
-      <w:r>
-        <w:t>data.Plan</w:t>
-      </w:r>
-      <w:proofErr w:type="gramEnd"/>
-      <w:r>
-        <w:t>_to_Produce_P2P.Proposed_SAP_Solutions_Mapping.content}}</w:t>
+        <w:t>{{data.Plan_to_Produce_P2P.Proposed_SAP_Solutions_Mapping.content}}</w:t>
       </w:r>
     </w:p>
     <w:p>
@@ -8375,15 +5181,7 @@
     </w:p>
     <w:p>
       <w:r>
-        <w:t>{{</w:t>
-      </w:r>
-      <w:proofErr w:type="gramStart"/>
-      <w:r>
-        <w:t>data.Plan</w:t>
-      </w:r>
-      <w:proofErr w:type="gramEnd"/>
-      <w:r>
-        <w:t>_to_Produce_P2P.Major_Gaps_and_Integrations.content}}</w:t>
+        <w:t>{{data.Plan_to_Produce_P2P.Major_Gaps_and_Integrations.content}}</w:t>
       </w:r>
     </w:p>
     <w:p>
@@ -8418,24 +5216,13 @@
       </w:pPr>
       <w:bookmarkStart w:id="34" w:name="_Toc208313015"/>
       <w:r>
-        <w:t>Current Processes</w:t>
-      </w:r>
-      <w:r>
-        <w:t xml:space="preserve"> (Key Findings)</w:t>
+        <w:t>Current Processes (Key Findings)</w:t>
       </w:r>
       <w:bookmarkEnd w:id="34"/>
     </w:p>
     <w:p>
       <w:r>
-        <w:t>{{</w:t>
-      </w:r>
-      <w:proofErr w:type="gramStart"/>
-      <w:r>
-        <w:t>data.Detect</w:t>
-      </w:r>
-      <w:proofErr w:type="gramEnd"/>
-      <w:r>
-        <w:t>_to_Correct_D2C.Current_Processes_Key_Findings.content}}</w:t>
+        <w:t>{{data.Detect_to_Correct_D2C.Current_Processes_Key_Findings.content}}</w:t>
       </w:r>
     </w:p>
     <w:p>
@@ -8450,15 +5237,7 @@
     </w:p>
     <w:p>
       <w:r>
-        <w:t>{{</w:t>
-      </w:r>
-      <w:proofErr w:type="gramStart"/>
-      <w:r>
-        <w:t>data.Detect</w:t>
-      </w:r>
-      <w:proofErr w:type="gramEnd"/>
-      <w:r>
-        <w:t>_to_Correct_D2C.Pain_Points.content}}</w:t>
+        <w:t>{{data.Detect_to_Correct_D2C.Pain_Points.content}}</w:t>
       </w:r>
     </w:p>
     <w:p>
@@ -8579,25 +5358,14 @@
       <w:bookmarkStart w:id="40" w:name="_Toc208313020"/>
       <w:bookmarkEnd w:id="39"/>
       <w:r>
-        <w:t>Current Processes</w:t>
-      </w:r>
-      <w:r>
-        <w:t xml:space="preserve"> (Key Findings)</w:t>
+        <w:t>Current Processes (Key Findings)</w:t>
       </w:r>
       <w:bookmarkStart w:id="41" w:name="_Toc208313021"/>
       <w:bookmarkEnd w:id="40"/>
     </w:p>
     <w:p>
       <w:r>
-        <w:t>{{</w:t>
-      </w:r>
-      <w:proofErr w:type="gramStart"/>
-      <w:r>
-        <w:t>data.Forecast</w:t>
-      </w:r>
-      <w:proofErr w:type="gramEnd"/>
-      <w:r>
-        <w:t>_to_Fulfill_F2F.Current_Processes_Key_Findings.content}}</w:t>
+        <w:t>{{data.Forecast_to_Fulfill_F2F.Current_Processes_Key_Findings.content}}</w:t>
       </w:r>
     </w:p>
     <w:p>
@@ -8611,15 +5379,7 @@
     </w:p>
     <w:p>
       <w:r>
-        <w:t>{{</w:t>
-      </w:r>
-      <w:proofErr w:type="gramStart"/>
-      <w:r>
-        <w:t>data.Forecast</w:t>
-      </w:r>
-      <w:proofErr w:type="gramEnd"/>
-      <w:r>
-        <w:t>_to_Fulfill_F2F.Pain_Points.content}}</w:t>
+        <w:t>{{data.Forecast_to_Fulfill_F2F.Pain_Points.content}}</w:t>
       </w:r>
     </w:p>
     <w:p>
@@ -8704,13 +5464,7 @@
       <w:bookmarkStart w:id="44" w:name="_Toc208313024"/>
       <w:r>
         <w:lastRenderedPageBreak/>
-        <w:t>Warehouse Execution</w:t>
-      </w:r>
-      <w:r>
-        <w:t xml:space="preserve"> (</w:t>
-      </w:r>
-      <w:r>
-        <w:t>WM / EWM)</w:t>
+        <w:t>Warehouse Execution (WM / EWM)</w:t>
       </w:r>
       <w:bookmarkEnd w:id="44"/>
     </w:p>
@@ -8720,24 +5474,13 @@
       </w:pPr>
       <w:bookmarkStart w:id="45" w:name="_Toc208313025"/>
       <w:r>
-        <w:t>Current Processes</w:t>
-      </w:r>
-      <w:r>
-        <w:t xml:space="preserve"> (Key Findings)</w:t>
+        <w:t>Current Processes (Key Findings)</w:t>
       </w:r>
       <w:bookmarkEnd w:id="45"/>
     </w:p>
     <w:p>
       <w:r>
-        <w:t>{{</w:t>
-      </w:r>
-      <w:proofErr w:type="gramStart"/>
-      <w:r>
-        <w:t>data.Warehouse</w:t>
-      </w:r>
-      <w:proofErr w:type="gramEnd"/>
-      <w:r>
-        <w:t>_Execution_WM_EWM.Current_Processes_Key_Findings.content}}</w:t>
+        <w:t>{{data.Warehouse_Execution_WM_EWM.Current_Processes_Key_Findings.content}}</w:t>
       </w:r>
     </w:p>
     <w:p>
@@ -8769,29 +5512,7 @@
           <w:lang w:val="en-IN" w:eastAsia="en-GB"/>
           <w14:ligatures w14:val="none"/>
         </w:rPr>
-        <w:t>{{</w:t>
-      </w:r>
-      <w:proofErr w:type="spellStart"/>
-      <w:r>
-        <w:rPr>
-          <w:rFonts w:ascii="Times New Roman" w:eastAsia="Times New Roman" w:hAnsi="Times New Roman" w:cs="Times New Roman"/>
-          <w:kern w:val="0"/>
-          <w:sz w:val="24"/>
-          <w:lang w:val="en-IN" w:eastAsia="en-GB"/>
-          <w14:ligatures w14:val="none"/>
-        </w:rPr>
-        <w:t>data.Warehouse_Execution_WM_EWM.Pain_Points.content</w:t>
-      </w:r>
-      <w:proofErr w:type="spellEnd"/>
-      <w:r>
-        <w:rPr>
-          <w:rFonts w:ascii="Times New Roman" w:eastAsia="Times New Roman" w:hAnsi="Times New Roman" w:cs="Times New Roman"/>
-          <w:kern w:val="0"/>
-          <w:sz w:val="24"/>
-          <w:lang w:val="en-IN" w:eastAsia="en-GB"/>
-          <w14:ligatures w14:val="none"/>
-        </w:rPr>
-        <w:t>}}</w:t>
+        <w:t>{{data.Warehouse_Execution_WM_EWM.Pain_Points.content}}</w:t>
       </w:r>
     </w:p>
     <w:p>
@@ -8864,27 +5585,7 @@
           <w:sz w:val="24"/>
           <w:szCs w:val="24"/>
         </w:rPr>
-        <w:t>{{</w:t>
-      </w:r>
-      <w:proofErr w:type="gramStart"/>
-      <w:r>
-        <w:rPr>
-          <w:b w:val="0"/>
-          <w:bCs w:val="0"/>
-          <w:sz w:val="24"/>
-          <w:szCs w:val="24"/>
-        </w:rPr>
-        <w:t>data.Warehouse</w:t>
-      </w:r>
-      <w:proofErr w:type="gramEnd"/>
-      <w:r>
-        <w:rPr>
-          <w:b w:val="0"/>
-          <w:bCs w:val="0"/>
-          <w:sz w:val="24"/>
-          <w:szCs w:val="24"/>
-        </w:rPr>
-        <w:t>_Execution_WM_EWM.Major_Gaps_and_Integrations.content}}</w:t>
+        <w:t>{{data.Warehouse_Execution_WM_EWM.Major_Gaps_and_Integrations.content}}</w:t>
       </w:r>
       <w:r>
         <w:rPr>
@@ -8905,19 +5606,7 @@
       <w:bookmarkStart w:id="49" w:name="_Toc208313029"/>
       <w:r>
         <w:lastRenderedPageBreak/>
-        <w:t xml:space="preserve">Lead to </w:t>
-      </w:r>
-      <w:r>
-        <w:t>Cash</w:t>
-      </w:r>
-      <w:r>
-        <w:t xml:space="preserve"> (L2</w:t>
-      </w:r>
-      <w:r>
-        <w:t>C</w:t>
-      </w:r>
-      <w:r>
-        <w:t>)</w:t>
+        <w:t>Lead to Cash (L2C)</w:t>
       </w:r>
       <w:bookmarkEnd w:id="49"/>
     </w:p>
@@ -8944,10 +5633,7 @@
       <w:bookmarkStart w:id="51" w:name="_Toc208313030"/>
       <w:bookmarkEnd w:id="50"/>
       <w:r>
-        <w:t>Current Processes</w:t>
-      </w:r>
-      <w:r>
-        <w:t xml:space="preserve"> (Key Findings)</w:t>
+        <w:t>Current Processes (Key Findings)</w:t>
       </w:r>
       <w:bookmarkEnd w:id="51"/>
     </w:p>
@@ -9053,15 +5739,7 @@
     </w:p>
     <w:p>
       <w:r>
-        <w:t>{{</w:t>
-      </w:r>
-      <w:proofErr w:type="gramStart"/>
-      <w:r>
-        <w:t>data.Lead</w:t>
-      </w:r>
-      <w:proofErr w:type="gramEnd"/>
-      <w:r>
-        <w:t>_to_Cash_L2C.Major_Gaps_and_Integrations.content}}</w:t>
+        <w:t>{{data.Lead_to_Cash_L2C.Major_Gaps_and_Integrations.content}}</w:t>
       </w:r>
     </w:p>
     <w:p>
@@ -9071,10 +5749,7 @@
       <w:bookmarkStart w:id="55" w:name="_Toc208313034"/>
       <w:r>
         <w:lastRenderedPageBreak/>
-        <w:t>Logistics Planning &amp; Transportation</w:t>
-      </w:r>
-      <w:r>
-        <w:t xml:space="preserve"> (TM)</w:t>
+        <w:t>Logistics Planning &amp; Transportation (TM)</w:t>
       </w:r>
       <w:bookmarkEnd w:id="55"/>
     </w:p>
@@ -9084,32 +5759,13 @@
       </w:pPr>
       <w:bookmarkStart w:id="56" w:name="_Toc208313035"/>
       <w:r>
-        <w:t>Current Processes</w:t>
-      </w:r>
-      <w:r>
-        <w:t xml:space="preserve"> (Key Findings)</w:t>
+        <w:t>Current Processes (Key Findings)</w:t>
       </w:r>
       <w:bookmarkEnd w:id="56"/>
     </w:p>
     <w:p>
       <w:r>
-        <w:t>{{</w:t>
-      </w:r>
-      <w:proofErr w:type="gramStart"/>
-      <w:r>
-        <w:t>data.Logistics</w:t>
-      </w:r>
-      <w:proofErr w:type="gramEnd"/>
-      <w:r>
-        <w:t>_Planning_Transportation_</w:t>
-      </w:r>
-      <w:proofErr w:type="gramStart"/>
-      <w:r>
-        <w:t>TM.Current</w:t>
-      </w:r>
-      <w:proofErr w:type="gramEnd"/>
-      <w:r>
-        <w:t>_Processes_Key_Findings.content}}</w:t>
+        <w:t>{{data.Logistics_Planning_and_Transportation_TM.Current_Processes_Key_Findings.content}}</w:t>
       </w:r>
     </w:p>
     <w:p>
@@ -9124,23 +5780,7 @@
     </w:p>
     <w:p>
       <w:r>
-        <w:t>{{</w:t>
-      </w:r>
-      <w:proofErr w:type="gramStart"/>
-      <w:r>
-        <w:t>data.Logistics</w:t>
-      </w:r>
-      <w:proofErr w:type="gramEnd"/>
-      <w:r>
-        <w:t>_Planning_Transportation_</w:t>
-      </w:r>
-      <w:proofErr w:type="gramStart"/>
-      <w:r>
-        <w:t>TM.Pain</w:t>
-      </w:r>
-      <w:proofErr w:type="gramEnd"/>
-      <w:r>
-        <w:t>_Points.content}}</w:t>
+        <w:t>{{data.Logistics_Planning_and_Transportation_TM.Pain_Points.content}}</w:t>
       </w:r>
     </w:p>
     <w:p>
@@ -9172,7 +5812,7 @@
           <w:lang w:val="en-IN" w:eastAsia="en-GB"/>
           <w14:ligatures w14:val="none"/>
         </w:rPr>
-        <w:t>{{data.Logistics_Planning_Transportation_TM.Proposed_SAP_Solutions_Mapping.content}}</w:t>
+        <w:t>{{data.Logistics_Planning_and_Transportation_TM.Proposed_SAP_Solutions_Mapping.content}}</w:t>
       </w:r>
     </w:p>
     <w:p/>
@@ -9195,7 +5835,7 @@
         <w:pStyle w:val="HTMLPreformatted"/>
       </w:pPr>
       <w:r>
-        <w:t>{{data.Logistics_Planning_Transportation_TM.Major_Gaps_and_Integrations.content}}</w:t>
+        <w:t>{{data.Logistics_Planning_and_Transportation_TM.Major_Gaps_and_Integrations.content}}</w:t>
       </w:r>
     </w:p>
     <w:p>
@@ -9250,10 +5890,7 @@
       </w:pPr>
       <w:bookmarkStart w:id="61" w:name="_Toc208313040"/>
       <w:r>
-        <w:t>Current Processes</w:t>
-      </w:r>
-      <w:r>
-        <w:t xml:space="preserve"> (Key Findings)</w:t>
+        <w:t>Current Processes (Key Findings)</w:t>
       </w:r>
       <w:bookmarkEnd w:id="61"/>
     </w:p>
@@ -9324,15 +5961,7 @@
     </w:p>
     <w:p>
       <w:r>
-        <w:t>{{</w:t>
-      </w:r>
-      <w:proofErr w:type="gramStart"/>
-      <w:r>
-        <w:t>data.Request</w:t>
-      </w:r>
-      <w:proofErr w:type="gramEnd"/>
-      <w:r>
-        <w:t>_to_Service_R2S.Proposed_SAP_Solutions_Mapping.content}}</w:t>
+        <w:t>{{data.Request_to_Service_R2S.Proposed_SAP_Solutions_Mapping.content}}</w:t>
       </w:r>
     </w:p>
     <w:p>
@@ -9399,24 +6028,13 @@
       </w:pPr>
       <w:bookmarkStart w:id="66" w:name="_Toc208313045"/>
       <w:r>
-        <w:t>Current Processes</w:t>
-      </w:r>
-      <w:r>
-        <w:t xml:space="preserve"> (Key Findings)</w:t>
+        <w:t>Current Processes (Key Findings)</w:t>
       </w:r>
       <w:bookmarkEnd w:id="66"/>
     </w:p>
     <w:p>
       <w:r>
-        <w:t>{{</w:t>
-      </w:r>
-      <w:proofErr w:type="gramStart"/>
-      <w:r>
-        <w:t>data.Record</w:t>
-      </w:r>
-      <w:proofErr w:type="gramEnd"/>
-      <w:r>
-        <w:t>_to_Report_R2R.Current_Processes_Key_Findings.content}}</w:t>
+        <w:t>{{data.Record_to_Report_R2R.Current_Processes_Key_Findings.content}}</w:t>
       </w:r>
     </w:p>
     <w:p>
@@ -9464,15 +6082,7 @@
     </w:p>
     <w:p>
       <w:r>
-        <w:t>{{</w:t>
-      </w:r>
-      <w:proofErr w:type="gramStart"/>
-      <w:r>
-        <w:t>data.Record</w:t>
-      </w:r>
-      <w:proofErr w:type="gramEnd"/>
-      <w:r>
-        <w:t>_to_Report_R2R.Proposed_SAP_Solutions_Mapping.content}}</w:t>
+        <w:t>{{data.Record_to_Report_R2R.Proposed_SAP_Solutions_Mapping.content}}</w:t>
       </w:r>
     </w:p>
     <w:p>
@@ -9539,24 +6149,13 @@
       </w:pPr>
       <w:bookmarkStart w:id="71" w:name="_Toc208313050"/>
       <w:r>
-        <w:t>Current Processes</w:t>
-      </w:r>
-      <w:r>
-        <w:t xml:space="preserve"> (Key Findings)</w:t>
+        <w:t>Current Processes (Key Findings)</w:t>
       </w:r>
       <w:bookmarkEnd w:id="71"/>
     </w:p>
     <w:p>
       <w:r>
-        <w:t>{{</w:t>
-      </w:r>
-      <w:proofErr w:type="gramStart"/>
-      <w:r>
-        <w:t>data.Acquire</w:t>
-      </w:r>
-      <w:proofErr w:type="gramEnd"/>
-      <w:r>
-        <w:t>_to_Dispose_A2D.Current_Processes_Key_Findings.content}}</w:t>
+        <w:t>{{data.Acquire_to_Dispose_A2D.Current_Processes_Key_Findings.content}}</w:t>
       </w:r>
     </w:p>
     <w:p>
@@ -9571,15 +6170,7 @@
     </w:p>
     <w:p>
       <w:r>
-        <w:t>{{</w:t>
-      </w:r>
-      <w:proofErr w:type="gramStart"/>
-      <w:r>
-        <w:t>data.Acquire</w:t>
-      </w:r>
-      <w:proofErr w:type="gramEnd"/>
-      <w:r>
-        <w:t>_to_Dispose_A2D.Pain_Points.content}}</w:t>
+        <w:t>{{data.Acquire_to_Dispose_A2D.Pain_Points.content}}</w:t>
       </w:r>
     </w:p>
     <w:p>
@@ -9594,15 +6185,7 @@
     </w:p>
     <w:p>
       <w:r>
-        <w:t>{{</w:t>
-      </w:r>
-      <w:proofErr w:type="gramStart"/>
-      <w:r>
-        <w:t>data.Acquire</w:t>
-      </w:r>
-      <w:proofErr w:type="gramEnd"/>
-      <w:r>
-        <w:t>_to_Dispose_A2D.Proposed_SAP_Solutions_Mapping.content}}</w:t>
+        <w:t>{{data.Acquire_to_Dispose_A2D.Proposed_SAP_Solutions_Mapping.content}}</w:t>
       </w:r>
     </w:p>
     <w:p>
@@ -9679,10 +6262,7 @@
       </w:pPr>
       <w:bookmarkStart w:id="76" w:name="_Toc208313055"/>
       <w:r>
-        <w:t>Current Processes</w:t>
-      </w:r>
-      <w:r>
-        <w:t xml:space="preserve"> (Key Findings)</w:t>
+        <w:t>Current Processes (Key Findings)</w:t>
       </w:r>
       <w:bookmarkEnd w:id="76"/>
     </w:p>
@@ -9698,15 +6278,7 @@
         </w:rPr>
       </w:pPr>
       <w:r>
-        <w:t>{{</w:t>
-      </w:r>
-      <w:proofErr w:type="gramStart"/>
-      <w:r>
-        <w:t>data.Environmental</w:t>
-      </w:r>
-      <w:proofErr w:type="gramEnd"/>
-      <w:r>
-        <w:t>_Social_and_Governance_ESG_Processes.Current_Processes_Key_Findings.content}}</w:t>
+        <w:t>{{data.Environmental_Social_and_Governance_ESG_Processes.Current_Processes_Key_Findings.content}}</w:t>
       </w:r>
     </w:p>
     <w:p>
@@ -9764,15 +6336,7 @@
         </w:rPr>
       </w:pPr>
       <w:r>
-        <w:t>{{</w:t>
-      </w:r>
-      <w:proofErr w:type="gramStart"/>
-      <w:r>
-        <w:t>data.Environmental</w:t>
-      </w:r>
-      <w:proofErr w:type="gramEnd"/>
-      <w:r>
-        <w:t>_Social_and_Governance_ESG_Processes.Proposed_SAP_Solutions_Mapping.content}}</w:t>
+        <w:t>{{data.Environmental_Social_and_Governance_ESG_Processes.Proposed_SAP_Solutions_Mapping.content}}</w:t>
       </w:r>
     </w:p>
     <w:p/>
@@ -9853,24 +6417,13 @@
       </w:pPr>
       <w:bookmarkStart w:id="81" w:name="_Toc208313060"/>
       <w:r>
-        <w:t>Current Processes</w:t>
-      </w:r>
-      <w:r>
-        <w:t xml:space="preserve"> (Key Findings)</w:t>
+        <w:t>Current Processes (Key Findings)</w:t>
       </w:r>
       <w:bookmarkEnd w:id="81"/>
     </w:p>
     <w:p>
       <w:r>
-        <w:t>{{</w:t>
-      </w:r>
-      <w:proofErr w:type="gramStart"/>
-      <w:r>
-        <w:t>data.Hire</w:t>
-      </w:r>
-      <w:proofErr w:type="gramEnd"/>
-      <w:r>
-        <w:t>_to_Retire_H2R.Current_Processes_Key_Findings.content}}</w:t>
+        <w:t>{{data.Hire_to_Retire_H2R.Current_Processes_Key_Findings.content}}</w:t>
       </w:r>
     </w:p>
     <w:p>
@@ -9885,15 +6438,7 @@
     </w:p>
     <w:p>
       <w:r>
-        <w:t>{{</w:t>
-      </w:r>
-      <w:proofErr w:type="gramStart"/>
-      <w:r>
-        <w:t>data.Hire</w:t>
-      </w:r>
-      <w:proofErr w:type="gramEnd"/>
-      <w:r>
-        <w:t>_to_Retire_H2R.Pain_Points.content}}</w:t>
+        <w:t>{{data.Hire_to_Retire_H2R.Pain_Points.content}}</w:t>
       </w:r>
     </w:p>
     <w:p>
@@ -9908,15 +6453,7 @@
     </w:p>
     <w:p>
       <w:r>
-        <w:t>{{</w:t>
-      </w:r>
-      <w:proofErr w:type="gramStart"/>
-      <w:r>
-        <w:t>data.Hire</w:t>
-      </w:r>
-      <w:proofErr w:type="gramEnd"/>
-      <w:r>
-        <w:t>_to_Retire_H2R.Proposed_SAP_Solutions_Mapping.content}}</w:t>
+        <w:t>{{data.Hire_to_Retire_H2R.Proposed_SAP_Solutions_Mapping.content}}</w:t>
       </w:r>
     </w:p>
     <w:p>
@@ -9980,18 +6517,7 @@
       <w:bookmarkEnd w:id="85"/>
       <w:r>
         <w:lastRenderedPageBreak/>
-        <w:t>Enterprise Reporting</w:t>
-      </w:r>
-      <w:r>
-        <w:t xml:space="preserve">; </w:t>
-      </w:r>
-      <w:proofErr w:type="gramStart"/>
-      <w:r>
-        <w:t>Data  Analytics</w:t>
-      </w:r>
-      <w:proofErr w:type="gramEnd"/>
-      <w:r>
-        <w:t xml:space="preserve"> Strategy</w:t>
+        <w:t>Enterprise Reporting; Data  Analytics Strategy</w:t>
       </w:r>
       <w:bookmarkEnd w:id="86"/>
     </w:p>
@@ -10001,22 +6527,13 @@
       </w:pPr>
       <w:bookmarkStart w:id="87" w:name="_Toc208313065"/>
       <w:r>
-        <w:t>Current Processes</w:t>
-      </w:r>
-      <w:r>
-        <w:t xml:space="preserve"> (Key Findings)</w:t>
+        <w:t>Current Processes (Key Findings)</w:t>
       </w:r>
       <w:bookmarkEnd w:id="87"/>
     </w:p>
     <w:p>
       <w:r>
-        <w:t>{{data.</w:t>
-      </w:r>
-      <w:r>
-        <w:t>Enterprise_Reporting_Data_and_Analytics_Strategy</w:t>
-      </w:r>
-      <w:r>
-        <w:t>.Current_Processes_Key_Findings.content}}</w:t>
+        <w:t>{{data.Enterprise_Reporting_Data_and_Analytics_Strategy.Current_Processes_Key_Findings.content}}</w:t>
       </w:r>
     </w:p>
     <w:p>
@@ -10031,21 +6548,7 @@
     </w:p>
     <w:p>
       <w:r>
-        <w:t>{{</w:t>
-      </w:r>
-      <w:proofErr w:type="gramStart"/>
-      <w:r>
-        <w:t>data.</w:t>
-      </w:r>
-      <w:r>
-        <w:t>Enterprise</w:t>
-      </w:r>
-      <w:proofErr w:type="gramEnd"/>
-      <w:r>
-        <w:t>_Reporting_Data_and_Analytics_Strategy</w:t>
-      </w:r>
-      <w:r>
-        <w:t>.Pain_Points.content}}</w:t>
+        <w:t>{{data.Enterprise_Reporting_Data_and_Analytics_Strategy.Pain_Points.content}}</w:t>
       </w:r>
     </w:p>
     <w:p>
@@ -10060,21 +6563,7 @@
     </w:p>
     <w:p>
       <w:r>
-        <w:t>{{</w:t>
-      </w:r>
-      <w:proofErr w:type="gramStart"/>
-      <w:r>
-        <w:t>data.</w:t>
-      </w:r>
-      <w:r>
-        <w:t>Enterprise</w:t>
-      </w:r>
-      <w:proofErr w:type="gramEnd"/>
-      <w:r>
-        <w:t>_Reporting_Data_and_Analytics_Strategy</w:t>
-      </w:r>
-      <w:r>
-        <w:t>.Proposed_SAP_Solutions_Mapping.content}}</w:t>
+        <w:t>{{data.Enterprise_Reporting_Data_and_Analytics_Strategy.Proposed_SAP_Solutions_Mapping.content}}</w:t>
       </w:r>
     </w:p>
     <w:p>
@@ -10089,21 +6578,7 @@
     </w:p>
     <w:p>
       <w:r>
-        <w:t>{{</w:t>
-      </w:r>
-      <w:proofErr w:type="gramStart"/>
-      <w:r>
-        <w:t>data.</w:t>
-      </w:r>
-      <w:r>
-        <w:t>Enterprise</w:t>
-      </w:r>
-      <w:proofErr w:type="gramEnd"/>
-      <w:r>
-        <w:t>_Reporting_Data_and_Analytics_Strategy</w:t>
-      </w:r>
-      <w:r>
-        <w:t>.Major_Gaps_and_Integrations.content}}</w:t>
+        <w:t>{{data.Enterprise_Reporting_Data_and_Analytics_Strategy.Major_Gaps_and_Integrations.content}}</w:t>
       </w:r>
     </w:p>
     <w:p>
@@ -10447,7 +6922,7 @@
               <v:stroke joinstyle="miter"/>
               <v:path gradientshapeok="t" o:connecttype="rect"/>
             </v:shapetype>
-            <v:shape id="_x0000_s1028" type="#_x0000_t202" style="position:absolute;margin-left:12.15pt;margin-top:.45pt;width:63.35pt;height:12.6pt;z-index:251658245;visibility:visible;mso-wrap-style:square;mso-width-percent:0;mso-height-percent:0;mso-wrap-distance-left:9pt;mso-wrap-distance-top:3.6pt;mso-wrap-distance-right:9pt;mso-wrap-distance-bottom:3.6pt;mso-position-horizontal:right;mso-position-horizontal-relative:margin;mso-position-vertical:absolute;mso-position-vertical-relative:text;mso-width-percent:0;mso-height-percent:0;mso-width-relative:margin;mso-height-relative:margin;v-text-anchor:top" o:gfxdata="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" stroked="f">
+            <v:shape id="_x0000_s1028" type="#_x0000_t202" style="position:absolute;margin-left:12.15pt;margin-top:.45pt;width:63.35pt;height:12.6pt;z-index:251658245;visibility:visible;mso-wrap-style:square;mso-width-percent:0;mso-height-percent:0;mso-wrap-distance-left:9pt;mso-wrap-distance-top:3.6pt;mso-wrap-distance-right:9pt;mso-wrap-distance-bottom:3.6pt;mso-position-horizontal:right;mso-position-horizontal-relative:margin;mso-position-vertical:absolute;mso-position-vertical-relative:text;mso-width-percent:0;mso-height-percent:0;mso-width-relative:margin;mso-height-relative:margin;v-text-anchor:top" o:gfxdata="UEsDBBQABgAIAAAAIQC2gziS/gAAAOEBAAATAAAAW0NvbnRlbnRfVHlwZXNdLnhtbJSRQU7DMBBF 90jcwfIWJU67QAgl6YK0S0CoHGBkTxKLZGx5TGhvj5O2G0SRWNoz/78nu9wcxkFMGNg6quQqL6RA 0s5Y6ir5vt9lD1JwBDIwOMJKHpHlpr69KfdHjyxSmriSfYz+USnWPY7AufNIadK6MEJMx9ApD/oD OlTrorhX2lFEilmcO2RdNtjC5xDF9pCuTyYBB5bi6bQ4syoJ3g9WQ0ymaiLzg5KdCXlKLjvcW893 SUOqXwnz5DrgnHtJTxOsQfEKIT7DmDSUCaxw7Rqn8787ZsmRM9e2VmPeBN4uqYvTtW7jvijg9N/y JsXecLq0q+WD6m8AAAD//wMAUEsDBBQABgAIAAAAIQA4/SH/1gAAAJQBAAALAAAAX3JlbHMvLnJl bHOkkMFqwzAMhu+DvYPRfXGawxijTi+j0GvpHsDYimMaW0Yy2fr2M4PBMnrbUb/Q94l/f/hMi1qR JVI2sOt6UJgd+ZiDgffL8ekFlFSbvV0oo4EbChzGx4f9GRdb25HMsYhqlCwG5lrLq9biZkxWOiqY 22YiTra2kYMu1l1tQD30/bPm3wwYN0x18gb45AdQl1tp5j/sFB2T0FQ7R0nTNEV3j6o9feQzro1i OWA14Fm+Q8a1a8+Bvu/d/dMb2JY5uiPbhG/ktn4cqGU/er3pcvwCAAD//wMAUEsDBBQABgAIAAAA IQA8i0ZCBQIAAOwDAAAOAAAAZHJzL2Uyb0RvYy54bWysU9tu2zAMfR+wfxD0vtgJmqIz4hRdugwD ugvQ9QNkSY6FyaJGKbGzrx8lJ+nQvg3Tg0BJ5CF5eLS6HXvLDhqDAVfz+azkTDsJyrhdzZ9+bN/d cBaicEpYcLrmRx347frtm9XgK72ADqzSyAjEhWrwNe9i9FVRBNnpXoQZeO3osQXsRaQj7gqFYiD0 3haLsrwuBkDlEaQOgW7vp0e+zvhtq2X81rZBR2ZrTrXFvGPem7QX65Wodih8Z+SpDPEPVfTCOEp6 gboXUbA9mldQvZEIAdo4k9AX0LZG6twDdTMvX3Tz2Amvcy9ETvAXmsL/g5VfD4/+O7I4foCRBpib CP4B5M/AHGw64Xb6DhGGTgtFieeJsmLwoTqFJqpDFRJIM3wBRUMW+wgZaGyxT6xQn4zQaQDHC+l6 jEzS5U15tbxacibpaX5dlos8lEJU52CPIX7S0LNk1BxpphlcHB5CTMWI6uyScgWwRm2NtfmAu2Zj kR0EzX+bV67/hZt1bKj5++VimZEdpPgsjd5E0qc1fSo0rUkxiYyPTmWXKIydbKrEuhM7iZCJmjg2 IzOq5osUm8hqQB2JLoRJjvR9yOgAf3M2kBRrHn7tBWrO7GdHlCfdng08G83ZEE5SaM0jZ5O5iVnf uX1/R6PYmkzTc+ZTiSSpzN5J/kmzf5+z1/MnXf8BAAD//wMAUEsDBBQABgAIAAAAIQCzmrPi4QAA AAkBAAAPAAAAZHJzL2Rvd25yZXYueG1sTI/BTsMwEETvSPyDtUhcEHUaqgBpNlVV4ACXitALNzfe xoF4HcVOG/4e9wSXkVajnZlXrCbbiSMNvnWMMJ8lIIhrp1tuEHYfL7cPIHxQrFXnmBB+yMOqvLwo VK7did/pWIVGxBD2uUIwIfS5lL42ZJWfuZ44egc3WBXiOTRSD+oUw20n0yTJpFUtxwajetoYqr+r 0SJsF59bczMent/Wi7vhdTdusq+mQry+mp6WUdZLEIGm8PcBZ4a4H8o4bO9G1l50CJEmIDyCOHtp dg9ij5Bmc5BlIf8TlL8AAAD//wMAUEsBAi0AFAAGAAgAAAAhALaDOJL+AAAA4QEAABMAAAAAAAAA AAAAAAAAAAAAAFtDb250ZW50X1R5cGVzXS54bWxQSwECLQAUAAYACAAAACEAOP0h/9YAAACUAQAA CwAAAAAAAAAAAAAAAAAvAQAAX3JlbHMvLnJlbHNQSwECLQAUAAYACAAAACEAPItGQgUCAADsAwAA DgAAAAAAAAAAAAAAAAAuAgAAZHJzL2Uyb0RvYy54bWxQSwECLQAUAAYACAAAACEAs5qz4uEAAAAJ AQAADwAAAAAAAAAAAAAAAABfBAAAZHJzL2Rvd25yZXYueG1sUEsFBgAAAAAEAAQA8wAAAG0FAAAA AA== " stroked="f">
               <v:textbox style="mso-fit-shape-to-text:t" inset="0,0,0,0">
                 <w:txbxContent>
                   <w:p>
@@ -10731,7 +7206,7 @@
               <v:stroke joinstyle="miter"/>
               <v:path gradientshapeok="t" o:connecttype="rect"/>
             </v:shapetype>
-            <v:shape id="_x0000_s1031" type="#_x0000_t202" style="position:absolute;margin-left:12.15pt;margin-top:.35pt;width:63.35pt;height:12.6pt;z-index:251658246;visibility:visible;mso-wrap-style:square;mso-width-percent:0;mso-height-percent:0;mso-wrap-distance-left:9pt;mso-wrap-distance-top:3.6pt;mso-wrap-distance-right:9pt;mso-wrap-distance-bottom:3.6pt;mso-position-horizontal:right;mso-position-horizontal-relative:margin;mso-position-vertical:absolute;mso-position-vertical-relative:text;mso-width-percent:0;mso-height-percent:0;mso-width-relative:margin;mso-height-relative:margin;v-text-anchor:top" o:gfxdata="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" stroked="f">
+            <v:shape id="_x0000_s1031" type="#_x0000_t202" style="position:absolute;margin-left:12.15pt;margin-top:.35pt;width:63.35pt;height:12.6pt;z-index:251658246;visibility:visible;mso-wrap-style:square;mso-width-percent:0;mso-height-percent:0;mso-wrap-distance-left:9pt;mso-wrap-distance-top:3.6pt;mso-wrap-distance-right:9pt;mso-wrap-distance-bottom:3.6pt;mso-position-horizontal:right;mso-position-horizontal-relative:margin;mso-position-vertical:absolute;mso-position-vertical-relative:text;mso-width-percent:0;mso-height-percent:0;mso-width-relative:margin;mso-height-relative:margin;v-text-anchor:top" o:gfxdata="UEsDBBQABgAIAAAAIQC2gziS/gAAAOEBAAATAAAAW0NvbnRlbnRfVHlwZXNdLnhtbJSRQU7DMBBF 90jcwfIWJU67QAgl6YK0S0CoHGBkTxKLZGx5TGhvj5O2G0SRWNoz/78nu9wcxkFMGNg6quQqL6RA 0s5Y6ir5vt9lD1JwBDIwOMJKHpHlpr69KfdHjyxSmriSfYz+USnWPY7AufNIadK6MEJMx9ApD/oD OlTrorhX2lFEilmcO2RdNtjC5xDF9pCuTyYBB5bi6bQ4syoJ3g9WQ0ymaiLzg5KdCXlKLjvcW893 SUOqXwnz5DrgnHtJTxOsQfEKIT7DmDSUCaxw7Rqn8787ZsmRM9e2VmPeBN4uqYvTtW7jvijg9N/y JsXecLq0q+WD6m8AAAD//wMAUEsDBBQABgAIAAAAIQA4/SH/1gAAAJQBAAALAAAAX3JlbHMvLnJl bHOkkMFqwzAMhu+DvYPRfXGawxijTi+j0GvpHsDYimMaW0Yy2fr2M4PBMnrbUb/Q94l/f/hMi1qR JVI2sOt6UJgd+ZiDgffL8ekFlFSbvV0oo4EbChzGx4f9GRdb25HMsYhqlCwG5lrLq9biZkxWOiqY 22YiTra2kYMu1l1tQD30/bPm3wwYN0x18gb45AdQl1tp5j/sFB2T0FQ7R0nTNEV3j6o9feQzro1i OWA14Fm+Q8a1a8+Bvu/d/dMb2JY5uiPbhG/ktn4cqGU/er3pcvwCAAD//wMAUEsDBBQABgAIAAAA IQCLYsYxBQIAAOwDAAAOAAAAZHJzL2Uyb0RvYy54bWysU9tu2zAMfR+wfxD0vtgJmqIz4hRdugwD ugvQ9QNkSY6FyaJGKbGzrx8lJ+nQvg3Tg0BJ5CF5eLS6HXvLDhqDAVfz+azkTDsJyrhdzZ9+bN/d cBaicEpYcLrmRx347frtm9XgK72ADqzSyAjEhWrwNe9i9FVRBNnpXoQZeO3osQXsRaQj7gqFYiD0 3haLsrwuBkDlEaQOgW7vp0e+zvhtq2X81rZBR2ZrTrXFvGPem7QX65Wodih8Z+SpDPEPVfTCOEp6 gboXUbA9mldQvZEIAdo4k9AX0LZG6twDdTMvX3Tz2Amvcy9ETvAXmsL/g5VfD4/+O7I4foCRBpib CP4B5M/AHGw64Xb6DhGGTgtFieeJsmLwoTqFJqpDFRJIM3wBRUMW+wgZaGyxT6xQn4zQaQDHC+l6 jEzS5U15tbxacibpaX5dlos8lEJU52CPIX7S0LNk1BxpphlcHB5CTMWI6uyScgWwRm2NtfmAu2Zj kR0EzX+bV67/hZt1bKj5++VimZEdpPgsjd5E0qc1fSo0rUkxiYyPTmWXKIydbKrEuhM7iZCJmjg2 IzOq5ssUm8hqQB2JLoRJjvR9yOgAf3M2kBRrHn7tBWrO7GdHlCfdng08G83ZEE5SaM0jZ5O5iVnf uX1/R6PYmkzTc+ZTiSSpzN5J/kmzf5+z1/MnXf8BAAD//wMAUEsDBBQABgAIAAAAIQAujNv94AAA AAkBAAAPAAAAZHJzL2Rvd25yZXYueG1sTI8xT8MwEIV3JP6DdUgsiDqEEiDNpaoKDLBUhC5sbnxN ArEd2U4b/j3XCZbTnZ7eu/cVy8n04kA+dM4i3MwSEGRrpzvbIGw/Xq4fQISorFa9s4TwQwGW5flZ oXLtjvadDlVsBIfYkCuENsYhlzLULRkVZm4gy9reeaMin76R2qsjh5tepkmSSaM6yx9aNdC6pfq7 Gg3CZv65aa/G/fPban7rX7fjOvtqKsTLi+lpwWO1ABFpin8OODFwfyi52M6NVgfRIzBNRLgHcdLS jJcdQnr3CLIs5H+C8hcAAP//AwBQSwECLQAUAAYACAAAACEAtoM4kv4AAADhAQAAEwAAAAAAAAAA AAAAAAAAAAAAW0NvbnRlbnRfVHlwZXNdLnhtbFBLAQItABQABgAIAAAAIQA4/SH/1gAAAJQBAAAL AAAAAAAAAAAAAAAAAC8BAABfcmVscy8ucmVsc1BLAQItABQABgAIAAAAIQCLYsYxBQIAAOwDAAAO AAAAAAAAAAAAAAAAAC4CAABkcnMvZTJvRG9jLnhtbFBLAQItABQABgAIAAAAIQAujNv94AAAAAkB AAAPAAAAAAAAAAAAAAAAAF8EAABkcnMvZG93bnJldi54bWxQSwUGAAAAAAQABADzAAAAbAUAAAAA " stroked="f">
               <v:textbox style="mso-fit-shape-to-text:t" inset="0,0,0,0">
                 <w:txbxContent>
                   <w:p>
@@ -11061,7 +7536,7 @@
               <v:stroke joinstyle="miter"/>
               <v:path gradientshapeok="t" o:connecttype="rect"/>
             </v:shapetype>
-            <v:shape id="_x0000_s1033" type="#_x0000_t202" style="position:absolute;margin-left:12.15pt;margin-top:.35pt;width:63.35pt;height:12.6pt;z-index:251658242;visibility:visible;mso-wrap-style:square;mso-width-percent:0;mso-height-percent:0;mso-wrap-distance-left:9pt;mso-wrap-distance-top:3.6pt;mso-wrap-distance-right:9pt;mso-wrap-distance-bottom:3.6pt;mso-position-horizontal:right;mso-position-horizontal-relative:margin;mso-position-vertical:absolute;mso-position-vertical-relative:text;mso-width-percent:0;mso-height-percent:0;mso-width-relative:margin;mso-height-relative:margin;v-text-anchor:top" o:gfxdata="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" stroked="f">
+            <v:shape id="_x0000_s1033" type="#_x0000_t202" style="position:absolute;margin-left:12.15pt;margin-top:.35pt;width:63.35pt;height:12.6pt;z-index:251658242;visibility:visible;mso-wrap-style:square;mso-width-percent:0;mso-height-percent:0;mso-wrap-distance-left:9pt;mso-wrap-distance-top:3.6pt;mso-wrap-distance-right:9pt;mso-wrap-distance-bottom:3.6pt;mso-position-horizontal:right;mso-position-horizontal-relative:margin;mso-position-vertical:absolute;mso-position-vertical-relative:text;mso-width-percent:0;mso-height-percent:0;mso-width-relative:margin;mso-height-relative:margin;v-text-anchor:top" o:gfxdata="UEsDBBQABgAIAAAAIQC2gziS/gAAAOEBAAATAAAAW0NvbnRlbnRfVHlwZXNdLnhtbJSRQU7DMBBF 90jcwfIWJU67QAgl6YK0S0CoHGBkTxKLZGx5TGhvj5O2G0SRWNoz/78nu9wcxkFMGNg6quQqL6RA 0s5Y6ir5vt9lD1JwBDIwOMJKHpHlpr69KfdHjyxSmriSfYz+USnWPY7AufNIadK6MEJMx9ApD/oD OlTrorhX2lFEilmcO2RdNtjC5xDF9pCuTyYBB5bi6bQ4syoJ3g9WQ0ymaiLzg5KdCXlKLjvcW893 SUOqXwnz5DrgnHtJTxOsQfEKIT7DmDSUCaxw7Rqn8787ZsmRM9e2VmPeBN4uqYvTtW7jvijg9N/y JsXecLq0q+WD6m8AAAD//wMAUEsDBBQABgAIAAAAIQA4/SH/1gAAAJQBAAALAAAAX3JlbHMvLnJl bHOkkMFqwzAMhu+DvYPRfXGawxijTi+j0GvpHsDYimMaW0Yy2fr2M4PBMnrbUb/Q94l/f/hMi1qR JVI2sOt6UJgd+ZiDgffL8ekFlFSbvV0oo4EbChzGx4f9GRdb25HMsYhqlCwG5lrLq9biZkxWOiqY 22YiTra2kYMu1l1tQD30/bPm3wwYN0x18gb45AdQl1tp5j/sFB2T0FQ7R0nTNEV3j6o9feQzro1i OWA14Fm+Q8a1a8+Bvu/d/dMb2JY5uiPbhG/ktn4cqGU/er3pcvwCAAD//wMAUEsDBBQABgAIAAAA IQAySNZVBQIAAOwDAAAOAAAAZHJzL2Uyb0RvYy54bWysU1Fv0zAQfkfiP1h+p0mrdYyo6TQ6ipDG QBr8AMd2GgvHZ85uk/LrOTtth8Ybwg/W2b777u67z6vbsbfsoDEYcDWfz0rOtJOgjNvV/Pu37Zsb zkIUTgkLTtf8qAO/Xb9+tRp8pRfQgVUaGYG4UA2+5l2MviqKIDvdizADrx09toC9iHTEXaFQDITe 22JRltfFAKg8gtQh0O399MjXGb9ttYxf2jboyGzNqbaYd8x7k/ZivRLVDoXvjDyVIf6hil4YR0kv UPciCrZH8xdUbyRCgDbOJPQFtK2ROvdA3czLF908dcLr3AuRE/yFpvD/YOXj4cl/RRbH9zDSAHMT wT+A/BGYg00n3E7fIcLQaaEo8TxRVgw+VKfQRHWoQgJphs+gaMhiHyEDjS32iRXqkxE6DeB4IV2P kUm6vCmvlldLziQ9za/LcpGHUojqHOwxxI8aepaMmiPNNIOLw0OIqRhRnV1SrgDWqK2xNh9w12ws soOg+W/zyvW/cLOODTV/t1wsM7KDFJ+l0ZtI+rSmT4WmNSkmkfHBqewShbGTTZVYd2InETJRE8dm ZEbV/G2KTWQ1oI5EF8IkR/o+ZHSAvzgbSIo1Dz/3AjVn9pMjypNuzwaejeZsCCcptOaRs8ncxKzv 3L6/o1FsTabpOfOpRJJUZu8k/6TZP8/Z6/mTrn8DAAD//wMAUEsDBBQABgAIAAAAIQAujNv94AAA AAkBAAAPAAAAZHJzL2Rvd25yZXYueG1sTI8xT8MwEIV3JP6DdUgsiDqEEiDNpaoKDLBUhC5sbnxN ArEd2U4b/j3XCZbTnZ7eu/cVy8n04kA+dM4i3MwSEGRrpzvbIGw/Xq4fQISorFa9s4TwQwGW5flZ oXLtjvadDlVsBIfYkCuENsYhlzLULRkVZm4gy9reeaMin76R2qsjh5tepkmSSaM6yx9aNdC6pfq7 Gg3CZv65aa/G/fPban7rX7fjOvtqKsTLi+lpwWO1ABFpin8OODFwfyi52M6NVgfRIzBNRLgHcdLS jJcdQnr3CLIs5H+C8hcAAP//AwBQSwECLQAUAAYACAAAACEAtoM4kv4AAADhAQAAEwAAAAAAAAAA AAAAAAAAAAAAW0NvbnRlbnRfVHlwZXNdLnhtbFBLAQItABQABgAIAAAAIQA4/SH/1gAAAJQBAAAL AAAAAAAAAAAAAAAAAC8BAABfcmVscy8ucmVsc1BLAQItABQABgAIAAAAIQAySNZVBQIAAOwDAAAO AAAAAAAAAAAAAAAAAC4CAABkcnMvZTJvRG9jLnhtbFBLAQItABQABgAIAAAAIQAujNv94AAAAAkB AAAPAAAAAAAAAAAAAAAAAF8EAABkcnMvZG93bnJldi54bWxQSwUGAAAAAAQABADzAAAAbAUAAAAA " stroked="f">
               <v:textbox style="mso-fit-shape-to-text:t" inset="0,0,0,0">
                 <w:txbxContent>
                   <w:p>
@@ -11334,7 +7809,7 @@
               <v:stroke joinstyle="miter"/>
               <v:path gradientshapeok="t" o:connecttype="rect"/>
             </v:shapetype>
-            <v:shape id="Text Box 2" o:spid="_x0000_s1026" type="#_x0000_t202" alt="RESTRICTED" style="position:absolute;margin-left:0;margin-top:0;width:66.75pt;height:31.5pt;z-index:251662342;visibility:visible;mso-wrap-style:none;mso-wrap-distance-left:0;mso-wrap-distance-top:0;mso-wrap-distance-right:0;mso-wrap-distance-bottom:0;mso-position-horizontal:center;mso-position-horizontal-relative:page;mso-position-vertical:top;mso-position-vertical-relative:page;v-text-anchor:top" o:gfxdata="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" filled="f" stroked="f">
+            <v:shape id="Text Box 2" o:spid="_x0000_s1026" type="#_x0000_t202" alt="RESTRICTED" style="position:absolute;margin-left:0;margin-top:0;width:66.75pt;height:31.5pt;z-index:251662342;visibility:visible;mso-wrap-style:none;mso-wrap-distance-left:0;mso-wrap-distance-top:0;mso-wrap-distance-right:0;mso-wrap-distance-bottom:0;mso-position-horizontal:center;mso-position-horizontal-relative:page;mso-position-vertical:top;mso-position-vertical-relative:page;v-text-anchor:top" o:gfxdata="UEsDBBQABgAIAAAAIQC2gziS/gAAAOEBAAATAAAAW0NvbnRlbnRfVHlwZXNdLnhtbJSRQU7DMBBF 90jcwfIWJU67QAgl6YK0S0CoHGBkTxKLZGx5TGhvj5O2G0SRWNoz/78nu9wcxkFMGNg6quQqL6RA 0s5Y6ir5vt9lD1JwBDIwOMJKHpHlpr69KfdHjyxSmriSfYz+USnWPY7AufNIadK6MEJMx9ApD/oD OlTrorhX2lFEilmcO2RdNtjC5xDF9pCuTyYBB5bi6bQ4syoJ3g9WQ0ymaiLzg5KdCXlKLjvcW893 SUOqXwnz5DrgnHtJTxOsQfEKIT7DmDSUCaxw7Rqn8787ZsmRM9e2VmPeBN4uqYvTtW7jvijg9N/y JsXecLq0q+WD6m8AAAD//wMAUEsDBBQABgAIAAAAIQA4/SH/1gAAAJQBAAALAAAAX3JlbHMvLnJl bHOkkMFqwzAMhu+DvYPRfXGawxijTi+j0GvpHsDYimMaW0Yy2fr2M4PBMnrbUb/Q94l/f/hMi1qR JVI2sOt6UJgd+ZiDgffL8ekFlFSbvV0oo4EbChzGx4f9GRdb25HMsYhqlCwG5lrLq9biZkxWOiqY 22YiTra2kYMu1l1tQD30/bPm3wwYN0x18gb45AdQl1tp5j/sFB2T0FQ7R0nTNEV3j6o9feQzro1i OWA14Fm+Q8a1a8+Bvu/d/dMb2JY5uiPbhG/ktn4cqGU/er3pcvwCAAD//wMAUEsDBBQABgAIAAAA IQDMXfDWCQIAABUEAAAOAAAAZHJzL2Uyb0RvYy54bWysU01v2zAMvQ/YfxB0X+wE7doacYqsRYYB QVsgHXpWZCk2IIuCxMTOfv0oxU62bqdhF5kiaX689zS/71vDDsqHBmzJp5OcM2UlVI3dlfz76+rT LWcBha2EAatKflSB3y8+fph3rlAzqMFUyjMqYkPRuZLXiK7IsiBr1YowAacsBTX4ViBd/S6rvOio emuyWZ5/zjrwlfMgVQjkfTwF+SLV11pJfNY6KGSm5DQbptOncxvPbDEXxc4LVzdyGEP8wxStaCw1 PZd6FCjY3jd/lGob6SGAxomENgOtG6nSDrTNNH+3zaYWTqVdCJzgzjCF/1dWPh027sUz7L9ATwRG QDoXikDOuE+vfRu/NCmjOEF4PMOmemSSnLdXNzeza84kha7yPL9OsGaXn50P+FVBy6JRck+sJLDE YR2QGlLqmBJ7WVg1xiRmjP3NQYnRk10mjBb2234YewvVkbbxcCI6OLlqqOdaBHwRnpilBUit+EyH NtCVHAaLsxr8j7/5Yz4BTlHOOlJKyS1JmTPzzRIRUVTJmN7R4nTzo3s7GnbfPgDpb0pPwclkxjw0 o6k9tG+k42VsRCFhJbUrOY7mA54kS+9AquUyJZF+nMC13TgZS0ecIoiv/ZvwbkAaiaInGGUkineA n3Ljn8Et90iwJzYipicgB6hJe4mk4Z1Ecf96T1mX17z4CQAA//8DAFBLAwQUAAYACAAAACEACiNl Dd0AAAAJAQAADwAAAGRycy9kb3ducmV2LnhtbEyPzU7DMBCE70i8g7VI3KgTolQozaaqQD30VsrP 2Y2XJBCvo3jbhj49Lhe4jLQazex85XJyvTrSGDrPCOksAUVce9txg/D6sr57ABXEsDW9Z0L4pgDL 6vqqNIX1J36m404aFUs4FAahFRkKrUPdkjNh5gfi6H340RmJ59hoO5pTLHe9vk+SuXam4/ihNQM9 tlR/7Q4OoctXXlJ626w/313q0/N2k5+3iLc309MiymoBSmiSvwRcGOJ+qOKwvT+wDapHiDTyqxcv y3JQe4R5loCuSv2foPoBAAD//wMAUEsBAi0AFAAGAAgAAAAhALaDOJL+AAAA4QEAABMAAAAAAAAA AAAAAAAAAAAAAFtDb250ZW50X1R5cGVzXS54bWxQSwECLQAUAAYACAAAACEAOP0h/9YAAACUAQAA CwAAAAAAAAAAAAAAAAAvAQAAX3JlbHMvLnJlbHNQSwECLQAUAAYACAAAACEAzF3w1gkCAAAVBAAA DgAAAAAAAAAAAAAAAAAuAgAAZHJzL2Uyb0RvYy54bWxQSwECLQAUAAYACAAAACEACiNlDd0AAAAJ AQAADwAAAAAAAAAAAAAAAABjBAAAZHJzL2Rvd25yZXYueG1sUEsFBgAAAAAEAAQA8wAAAG0FAAAA AA== " filled="f" stroked="f">
               <v:textbox style="mso-fit-shape-to-text:t" inset="0,15pt,0,0">
                 <w:txbxContent>
                   <w:p>
@@ -11475,7 +7950,7 @@
                   <v:stroke joinstyle="miter"/>
                   <v:path gradientshapeok="t" o:connecttype="rect"/>
                 </v:shapetype>
-                <v:shape id="Text Box 3" o:spid="_x0000_s1027" type="#_x0000_t202" alt="RESTRICTED" style="position:absolute;margin-left:0;margin-top:0;width:66.75pt;height:31.5pt;z-index:251663366;visibility:visible;mso-wrap-style:none;mso-wrap-distance-left:0;mso-wrap-distance-top:0;mso-wrap-distance-right:0;mso-wrap-distance-bottom:0;mso-position-horizontal:center;mso-position-horizontal-relative:page;mso-position-vertical:top;mso-position-vertical-relative:page;v-text-anchor:top" o:gfxdata="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" filled="f" stroked="f">
+                <v:shape id="Text Box 3" o:spid="_x0000_s1027" type="#_x0000_t202" alt="RESTRICTED" style="position:absolute;margin-left:0;margin-top:0;width:66.75pt;height:31.5pt;z-index:251663366;visibility:visible;mso-wrap-style:none;mso-wrap-distance-left:0;mso-wrap-distance-top:0;mso-wrap-distance-right:0;mso-wrap-distance-bottom:0;mso-position-horizontal:center;mso-position-horizontal-relative:page;mso-position-vertical:top;mso-position-vertical-relative:page;v-text-anchor:top" o:gfxdata="UEsDBBQABgAIAAAAIQC2gziS/gAAAOEBAAATAAAAW0NvbnRlbnRfVHlwZXNdLnhtbJSRQU7DMBBF 90jcwfIWJU67QAgl6YK0S0CoHGBkTxKLZGx5TGhvj5O2G0SRWNoz/78nu9wcxkFMGNg6quQqL6RA 0s5Y6ir5vt9lD1JwBDIwOMJKHpHlpr69KfdHjyxSmriSfYz+USnWPY7AufNIadK6MEJMx9ApD/oD OlTrorhX2lFEilmcO2RdNtjC5xDF9pCuTyYBB5bi6bQ4syoJ3g9WQ0ymaiLzg5KdCXlKLjvcW893 SUOqXwnz5DrgnHtJTxOsQfEKIT7DmDSUCaxw7Rqn8787ZsmRM9e2VmPeBN4uqYvTtW7jvijg9N/y JsXecLq0q+WD6m8AAAD//wMAUEsDBBQABgAIAAAAIQA4/SH/1gAAAJQBAAALAAAAX3JlbHMvLnJl bHOkkMFqwzAMhu+DvYPRfXGawxijTi+j0GvpHsDYimMaW0Yy2fr2M4PBMnrbUb/Q94l/f/hMi1qR JVI2sOt6UJgd+ZiDgffL8ekFlFSbvV0oo4EbChzGx4f9GRdb25HMsYhqlCwG5lrLq9biZkxWOiqY 22YiTra2kYMu1l1tQD30/bPm3wwYN0x18gb45AdQl1tp5j/sFB2T0FQ7R0nTNEV3j6o9feQzro1i OWA14Fm+Q8a1a8+Bvu/d/dMb2JY5uiPbhG/ktn4cqGU/er3pcvwCAAD//wMAUEsDBBQABgAIAAAA IQAkGdQADAIAABwEAAAOAAAAZHJzL2Uyb0RvYy54bWysU01v2zAMvQ/YfxB0X+wE7doZcYqsRYYB QVsgHXpWZDk2IImCxMTOfv0oxU66bqdhF5kiaX689zS/641mB+VDC7bk00nOmbISqtbuSv7jZfXp lrOAwlZCg1UlP6rA7xYfP8w7V6gZNKAr5RkVsaHoXMkbRFdkWZCNMiJMwClLwRq8EUhXv8sqLzqq bnQ2y/PPWQe+ch6kCoG8D6cgX6T6da0kPtV1UMh0yWk2TKdP5zae2WIuip0XrmnlMIb4hymMaC01 PZd6ECjY3rd/lDKt9BCgxokEk0Fdt1KlHWibaf5um00jnEq7EDjBnWEK/6+sfDxs3LNn2H+FngiM gHQuFIGccZ++9iZ+aVJGcYLweIZN9cgkOW+vbm5m15xJCl3leX6dYM0uPzsf8JsCw6JRck+sJLDE YR2QGlLqmBJ7WVi1WidmtP3NQYnRk10mjBb225611Zvpt1AdaSkPJ76Dk6uWWq9FwGfhiWDag0SL T3TUGrqSw2Bx1oD/+Td/zCfcKcpZR4IpuSVFc6a/W+IjaisZ0y+0P9386N6Oht2beyAZTulFOJnM mId6NGsP5pXkvIyNKCSspHYlx9G8x5Ny6TlItVymJJKRE7i2Gydj6QhXxPKlfxXeDYAjMfUIo5pE 8Q73U278M7jlHgn9REqE9gTkgDhJMHE1PJeo8bf3lHV51ItfAAAA//8DAFBLAwQUAAYACAAAACEA CiNlDd0AAAAJAQAADwAAAGRycy9kb3ducmV2LnhtbEyPzU7DMBCE70i8g7VI3KgTolQozaaqQD30 VsrP2Y2XJBCvo3jbhj49Lhe4jLQazex85XJyvTrSGDrPCOksAUVce9txg/D6sr57ABXEsDW9Z0L4 pgDL6vqqNIX1J36m404aFUs4FAahFRkKrUPdkjNh5gfi6H340RmJ59hoO5pTLHe9vk+SuXam4/ih NQM9tlR/7Q4OoctXXlJ626w/313q0/N2k5+3iLc309MiymoBSmiSvwRcGOJ+qOKwvT+wDapHiDTy qxcvy3JQe4R5loCuSv2foPoBAAD//wMAUEsBAi0AFAAGAAgAAAAhALaDOJL+AAAA4QEAABMAAAAA AAAAAAAAAAAAAAAAAFtDb250ZW50X1R5cGVzXS54bWxQSwECLQAUAAYACAAAACEAOP0h/9YAAACU AQAACwAAAAAAAAAAAAAAAAAvAQAAX3JlbHMvLnJlbHNQSwECLQAUAAYACAAAACEAJBnUAAwCAAAc BAAADgAAAAAAAAAAAAAAAAAuAgAAZHJzL2Uyb0RvYy54bWxQSwECLQAUAAYACAAAACEACiNlDd0A AAAJAQAADwAAAAAAAAAAAAAAAABmBAAAZHJzL2Rvd25yZXYueG1sUEsFBgAAAAAEAAQA8wAAAHAF AAAAAA== " filled="f" stroked="f">
                   <v:textbox style="mso-fit-shape-to-text:t" inset="0,15pt,0,0">
                     <w:txbxContent>
                       <w:p>
@@ -11731,7 +8206,7 @@
               <v:stroke joinstyle="miter"/>
               <v:path gradientshapeok="t" o:connecttype="rect"/>
             </v:shapetype>
-            <v:shape id="Text Box 1" o:spid="_x0000_s1029" type="#_x0000_t202" alt="RESTRICTED" style="position:absolute;margin-left:0;margin-top:0;width:66.75pt;height:31.5pt;z-index:251661318;visibility:visible;mso-wrap-style:none;mso-wrap-distance-left:0;mso-wrap-distance-top:0;mso-wrap-distance-right:0;mso-wrap-distance-bottom:0;mso-position-horizontal:center;mso-position-horizontal-relative:page;mso-position-vertical:top;mso-position-vertical-relative:page;v-text-anchor:top" o:gfxdata="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" filled="f" stroked="f">
+            <v:shape id="Text Box 1" o:spid="_x0000_s1029" type="#_x0000_t202" alt="RESTRICTED" style="position:absolute;margin-left:0;margin-top:0;width:66.75pt;height:31.5pt;z-index:251661318;visibility:visible;mso-wrap-style:none;mso-wrap-distance-left:0;mso-wrap-distance-top:0;mso-wrap-distance-right:0;mso-wrap-distance-bottom:0;mso-position-horizontal:center;mso-position-horizontal-relative:page;mso-position-vertical:top;mso-position-vertical-relative:page;v-text-anchor:top" o:gfxdata="UEsDBBQABgAIAAAAIQC2gziS/gAAAOEBAAATAAAAW0NvbnRlbnRfVHlwZXNdLnhtbJSRQU7DMBBF 90jcwfIWJU67QAgl6YK0S0CoHGBkTxKLZGx5TGhvj5O2G0SRWNoz/78nu9wcxkFMGNg6quQqL6RA 0s5Y6ir5vt9lD1JwBDIwOMJKHpHlpr69KfdHjyxSmriSfYz+USnWPY7AufNIadK6MEJMx9ApD/oD OlTrorhX2lFEilmcO2RdNtjC5xDF9pCuTyYBB5bi6bQ4syoJ3g9WQ0ymaiLzg5KdCXlKLjvcW893 SUOqXwnz5DrgnHtJTxOsQfEKIT7DmDSUCaxw7Rqn8787ZsmRM9e2VmPeBN4uqYvTtW7jvijg9N/y JsXecLq0q+WD6m8AAAD//wMAUEsDBBQABgAIAAAAIQA4/SH/1gAAAJQBAAALAAAAX3JlbHMvLnJl bHOkkMFqwzAMhu+DvYPRfXGawxijTi+j0GvpHsDYimMaW0Yy2fr2M4PBMnrbUb/Q94l/f/hMi1qR JVI2sOt6UJgd+ZiDgffL8ekFlFSbvV0oo4EbChzGx4f9GRdb25HMsYhqlCwG5lrLq9biZkxWOiqY 22YiTra2kYMu1l1tQD30/bPm3wwYN0x18gb45AdQl1tp5j/sFB2T0FQ7R0nTNEV3j6o9feQzro1i OWA14Fm+Q8a1a8+Bvu/d/dMb2JY5uiPbhG/ktn4cqGU/er3pcvwCAAD//wMAUEsDBBQABgAIAAAA IQD+Z7F7DgIAABwEAAAOAAAAZHJzL2Uyb0RvYy54bWysU01v2zAMvQ/YfxB0X+xk7doZcYqsRYYB QVsgHXpWZCk2IIuCxMTOfv0oxU62bqdhF5kiaX689zS/61vDDsqHBmzJp5OcM2UlVI3dlfz7y+rD LWcBha2EAatKflSB3y3ev5t3rlAzqMFUyjMqYkPRuZLXiK7IsiBr1YowAacsBTX4ViBd/S6rvOio emuyWZ5/yjrwlfMgVQjkfTgF+SLV11pJfNI6KGSm5DQbptOncxvPbDEXxc4LVzdyGEP8wxStaCw1 PZd6ECjY3jd/lGob6SGAxomENgOtG6nSDrTNNH+zzaYWTqVdCJzgzjCF/1dWPh427tkz7L9ATwRG QDoXikDOuE+vfRu/NCmjOEF4PMOmemSSnLdXNzeza84kha7yPL9OsGaXn50P+FVBy6JRck+sJLDE YR2QGlLqmBJ7WVg1xiRmjP3NQYnRk10mjBb22541Vck/jtNvoTrSUh5OfAcnVw21XouAz8ITwbQH iRaf6NAGupLDYHFWg//xN3/MJ9wpyllHgim5JUVzZr5Z4iNqKxnTz7Q/3fzo3o6G3bf3QDKc0otw MpkxD81oag/tK8l5GRtRSFhJ7UqOo3mPJ+XSc5BquUxJJCMncG03TsbSEa6I5Uv/KrwbAEdi6hFG NYniDe6n3PhncMs9EvqJlAjtCcgBcZJg4mp4LlHjv95T1uVRL34CAAD//wMAUEsDBBQABgAIAAAA IQAKI2UN3QAAAAkBAAAPAAAAZHJzL2Rvd25yZXYueG1sTI/NTsMwEITvSLyDtUjcqBOiVCjNpqpA PfRWys/ZjZckEK+jeNuGPj0uF7iMtBrN7HzlcnK9OtIYOs8I6SwBRVx723GD8PqyvnsAFcSwNb1n QvimAMvq+qo0hfUnfqbjThoVSzgUBqEVGQqtQ92SM2HmB+LoffjRGYnn2Gg7mlMsd72+T5K5dqbj +KE1Az22VH/tDg6hy1deUnrbrD/fXerT83aTn7eItzfT0yLKagFKaJK/BFwY4n6o4rC9P7ANqkeI NPKrFy/LclB7hHmWgK5K/Z+g+gEAAP//AwBQSwECLQAUAAYACAAAACEAtoM4kv4AAADhAQAAEwAA AAAAAAAAAAAAAAAAAAAAW0NvbnRlbnRfVHlwZXNdLnhtbFBLAQItABQABgAIAAAAIQA4/SH/1gAA AJQBAAALAAAAAAAAAAAAAAAAAC8BAABfcmVscy8ucmVsc1BLAQItABQABgAIAAAAIQD+Z7F7DgIA ABwEAAAOAAAAAAAAAAAAAAAAAC4CAABkcnMvZTJvRG9jLnhtbFBLAQItABQABgAIAAAAIQAKI2UN 3QAAAAkBAAAPAAAAAAAAAAAAAAAAAGgEAABkcnMvZG93bnJldi54bWxQSwUGAAAAAAQABADzAAAA cgUAAAAA " filled="f" stroked="f">
               <v:textbox style="mso-fit-shape-to-text:t" inset="0,15pt,0,0">
                 <w:txbxContent>
                   <w:p>
@@ -11777,7 +8252,7 @@
           <wp:extent cx="1823577" cy="396000"/>
           <wp:effectExtent l="0" t="0" r="5715" b="4445"/>
           <wp:wrapNone/>
-          <wp:docPr id="589847318" name="Picture 589847318" descr="A blue text on a black background&#10;&#10;Description automatically generated"/>
+          <wp:docPr id="589847318" name="Picture 589847318" descr="A blue text on a black background  Description automatically generated"/>
           <wp:cNvGraphicFramePr>
             <a:graphicFrameLocks xmlns:a="http://schemas.openxmlformats.org/drawingml/2006/main" noChangeAspect="1"/>
           </wp:cNvGraphicFramePr>
@@ -11785,7 +8260,7 @@
             <a:graphicData uri="http://schemas.openxmlformats.org/drawingml/2006/picture">
               <pic:pic xmlns:pic="http://schemas.openxmlformats.org/drawingml/2006/picture">
                 <pic:nvPicPr>
-                  <pic:cNvPr id="2" name="Picture 2" descr="A blue text on a black background&#10;&#10;Description automatically generated"/>
+                  <pic:cNvPr id="2" name="Picture 2" descr="A blue text on a black background  Description automatically generated"/>
                   <pic:cNvPicPr/>
                 </pic:nvPicPr>
                 <pic:blipFill rotWithShape="1">
@@ -11925,7 +8400,7 @@
               <v:stroke joinstyle="miter"/>
               <v:path gradientshapeok="t" o:connecttype="rect"/>
             </v:shapetype>
-            <v:shape id="Text Box 5" o:spid="_x0000_s1030" type="#_x0000_t202" alt="RESTRICTED" style="position:absolute;margin-left:0;margin-top:0;width:66.75pt;height:31.5pt;z-index:251665414;visibility:visible;mso-wrap-style:none;mso-wrap-distance-left:0;mso-wrap-distance-top:0;mso-wrap-distance-right:0;mso-wrap-distance-bottom:0;mso-position-horizontal:center;mso-position-horizontal-relative:page;mso-position-vertical:top;mso-position-vertical-relative:page;v-text-anchor:top" o:gfxdata="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" filled="f" stroked="f">
+            <v:shape id="Text Box 5" o:spid="_x0000_s1030" type="#_x0000_t202" alt="RESTRICTED" style="position:absolute;margin-left:0;margin-top:0;width:66.75pt;height:31.5pt;z-index:251665414;visibility:visible;mso-wrap-style:none;mso-wrap-distance-left:0;mso-wrap-distance-top:0;mso-wrap-distance-right:0;mso-wrap-distance-bottom:0;mso-position-horizontal:center;mso-position-horizontal-relative:page;mso-position-vertical:top;mso-position-vertical-relative:page;v-text-anchor:top" o:gfxdata="UEsDBBQABgAIAAAAIQC2gziS/gAAAOEBAAATAAAAW0NvbnRlbnRfVHlwZXNdLnhtbJSRQU7DMBBF 90jcwfIWJU67QAgl6YK0S0CoHGBkTxKLZGx5TGhvj5O2G0SRWNoz/78nu9wcxkFMGNg6quQqL6RA 0s5Y6ir5vt9lD1JwBDIwOMJKHpHlpr69KfdHjyxSmriSfYz+USnWPY7AufNIadK6MEJMx9ApD/oD OlTrorhX2lFEilmcO2RdNtjC5xDF9pCuTyYBB5bi6bQ4syoJ3g9WQ0ymaiLzg5KdCXlKLjvcW893 SUOqXwnz5DrgnHtJTxOsQfEKIT7DmDSUCaxw7Rqn8787ZsmRM9e2VmPeBN4uqYvTtW7jvijg9N/y JsXecLq0q+WD6m8AAAD//wMAUEsDBBQABgAIAAAAIQA4/SH/1gAAAJQBAAALAAAAX3JlbHMvLnJl bHOkkMFqwzAMhu+DvYPRfXGawxijTi+j0GvpHsDYimMaW0Yy2fr2M4PBMnrbUb/Q94l/f/hMi1qR JVI2sOt6UJgd+ZiDgffL8ekFlFSbvV0oo4EbChzGx4f9GRdb25HMsYhqlCwG5lrLq9biZkxWOiqY 22YiTra2kYMu1l1tQD30/bPm3wwYN0x18gb45AdQl1tp5j/sFB2T0FQ7R0nTNEV3j6o9feQzro1i OWA14Fm+Q8a1a8+Bvu/d/dMb2JY5uiPbhG/ktn4cqGU/er3pcvwCAAD//wMAUEsDBBQABgAIAAAA IQD9W6zLDQIAABwEAAAOAAAAZHJzL2Uyb0RvYy54bWysU01v2zAMvQ/YfxB0X+wE7doacYqsRYYB QVsgHXpWZCk2IIuCxMTOfv0oxU62bqdhF5kiaX689zS/71vDDsqHBmzJp5OcM2UlVI3dlfz76+rT LWcBha2EAatKflSB3y8+fph3rlAzqMFUyjMqYkPRuZLXiK7IsiBr1YowAacsBTX4ViBd/S6rvOio emuyWZ5/zjrwlfMgVQjkfTwF+SLV11pJfNY6KGSm5DQbptOncxvPbDEXxc4LVzdyGEP8wxStaCw1 PZd6FCjY3jd/lGob6SGAxomENgOtG6nSDrTNNH+3zaYWTqVdCJzgzjCF/1dWPh027sUz7L9ATwRG QDoXikDOuE+vfRu/NCmjOEF4PMOmemSSnLdXNzeza84kha7yPL9OsGaXn50P+FVBy6JRck+sJLDE YR2QGlLqmBJ7WVg1xiRmjP3NQYnRk10mjBb22541FTUfp99CdaSlPJz4Dk6uGmq9FgFfhCeCaQ8S LT7ToQ10JYfB4qwG/+Nv/phPuFOUs44EU3JLiubMfLPER9RWMqZ3tD/d/Ojejobdtw9AMpzSi3Ay mTEPzWhqD+0byXkZG1FIWEntSo6j+YAn5dJzkGq5TEkkIydwbTdOxtIRrojla/8mvBsAR2LqCUY1 ieId7qfc+Gdwyz0S+omUCO0JyAFxkmDianguUeO/3lPW5VEvfgIAAP//AwBQSwMEFAAGAAgAAAAh AAojZQ3dAAAACQEAAA8AAABkcnMvZG93bnJldi54bWxMj81OwzAQhO9IvIO1SNyoE6JUKM2mqkA9 9FbKz9mNlyQQr6N424Y+PS4XuIy0Gs3sfOVycr060hg6zwjpLAFFXHvbcYPw+rK+ewAVxLA1vWdC +KYAy+r6qjSF9Sd+puNOGhVLOBQGoRUZCq1D3ZIzYeYH4uh9+NEZiefYaDuaUyx3vb5Pkrl2puP4 oTUDPbZUf+0ODqHLV15SetusP99d6tPzdpOft4i3N9PTIspqAUpokr8EXBjifqjisL0/sA2qR4g0 8qsXL8tyUHuEeZaArkr9n6D6AQAA//8DAFBLAQItABQABgAIAAAAIQC2gziS/gAAAOEBAAATAAAA AAAAAAAAAAAAAAAAAABbQ29udGVudF9UeXBlc10ueG1sUEsBAi0AFAAGAAgAAAAhADj9If/WAAAA lAEAAAsAAAAAAAAAAAAAAAAALwEAAF9yZWxzLy5yZWxzUEsBAi0AFAAGAAgAAAAhAP1brMsNAgAA HAQAAA4AAAAAAAAAAAAAAAAALgIAAGRycy9lMm9Eb2MueG1sUEsBAi0AFAAGAAgAAAAhAAojZQ3d AAAACQEAAA8AAAAAAAAAAAAAAAAAZwQAAGRycy9kb3ducmV2LnhtbFBLBQYAAAAABAAEAPMAAABx BQAAAAA= " filled="f" stroked="f">
               <v:textbox style="mso-fit-shape-to-text:t" inset="0,15pt,0,0">
                 <w:txbxContent>
                   <w:p>
@@ -12192,7 +8667,7 @@
               <v:stroke joinstyle="miter"/>
               <v:path gradientshapeok="t" o:connecttype="rect"/>
             </v:shapetype>
-            <v:shape id="Text Box 4" o:spid="_x0000_s1032" type="#_x0000_t202" alt="RESTRICTED" style="position:absolute;margin-left:0;margin-top:0;width:66.75pt;height:31.5pt;z-index:251664390;visibility:visible;mso-wrap-style:none;mso-wrap-distance-left:0;mso-wrap-distance-top:0;mso-wrap-distance-right:0;mso-wrap-distance-bottom:0;mso-position-horizontal:center;mso-position-horizontal-relative:page;mso-position-vertical:top;mso-position-vertical-relative:page;v-text-anchor:top" o:gfxdata="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" filled="f" stroked="f">
+            <v:shape id="Text Box 4" o:spid="_x0000_s1032" type="#_x0000_t202" alt="RESTRICTED" style="position:absolute;margin-left:0;margin-top:0;width:66.75pt;height:31.5pt;z-index:251664390;visibility:visible;mso-wrap-style:none;mso-wrap-distance-left:0;mso-wrap-distance-top:0;mso-wrap-distance-right:0;mso-wrap-distance-bottom:0;mso-position-horizontal:center;mso-position-horizontal-relative:page;mso-position-vertical:top;mso-position-vertical-relative:page;v-text-anchor:top" o:gfxdata="UEsDBBQABgAIAAAAIQC2gziS/gAAAOEBAAATAAAAW0NvbnRlbnRfVHlwZXNdLnhtbJSRQU7DMBBF 90jcwfIWJU67QAgl6YK0S0CoHGBkTxKLZGx5TGhvj5O2G0SRWNoz/78nu9wcxkFMGNg6quQqL6RA 0s5Y6ir5vt9lD1JwBDIwOMJKHpHlpr69KfdHjyxSmriSfYz+USnWPY7AufNIadK6MEJMx9ApD/oD OlTrorhX2lFEilmcO2RdNtjC5xDF9pCuTyYBB5bi6bQ4syoJ3g9WQ0ymaiLzg5KdCXlKLjvcW893 SUOqXwnz5DrgnHtJTxOsQfEKIT7DmDSUCaxw7Rqn8787ZsmRM9e2VmPeBN4uqYvTtW7jvijg9N/y JsXecLq0q+WD6m8AAAD//wMAUEsDBBQABgAIAAAAIQA4/SH/1gAAAJQBAAALAAAAX3JlbHMvLnJl bHOkkMFqwzAMhu+DvYPRfXGawxijTi+j0GvpHsDYimMaW0Yy2fr2M4PBMnrbUb/Q94l/f/hMi1qR JVI2sOt6UJgd+ZiDgffL8ekFlFSbvV0oo4EbChzGx4f9GRdb25HMsYhqlCwG5lrLq9biZkxWOiqY 22YiTra2kYMu1l1tQD30/bPm3wwYN0x18gb45AdQl1tp5j/sFB2T0FQ7R0nTNEV3j6o9feQzro1i OWA14Fm+Q8a1a8+Bvu/d/dMb2JY5uiPbhG/ktn4cqGU/er3pcvwCAAD//wMAUEsDBBQABgAIAAAA IQAnJcmwDQIAABwEAAAOAAAAZHJzL2Uyb0RvYy54bWysU01v2zAMvQ/YfxB0X+wE/ZoRp8haZBgQ tAXSoWdFlmIDsihITOzs14+S42Trdhp2kSmS5sd7T/P7vjXsoHxowJZ8Osk5U1ZC1dhdyb+/rj7d cRZQ2EoYsKrkRxX4/eLjh3nnCjWDGkylPKMiNhSdK3mN6IosC7JWrQgTcMpSUINvBdLV77LKi46q tyab5flN1oGvnAepQiDv4xDki1RfayXxWeugkJmS02yYTp/ObTyzxVwUOy9c3cjTGOIfpmhFY6np udSjQMH2vvmjVNtIDwE0TiS0GWjdSJV2oG2m+bttNrVwKu1C4AR3hin8v7Ly6bBxL55h/wV6IjAC 0rlQBHLGfXrt2/ilSRnFCcLjGTbVI5PkvLu6vZ1dcyYpdJXn+XWCNbv87HzArwpaFo2Se2IlgSUO 64DUkFLHlNjLwqoxJjFj7G8OSoye7DJhtLDf9qypSn4zTr+F6khLeRj4Dk6uGmq9FgFfhCeCaQ8S LT7ToQ10JYeTxVkN/sff/DGfcKcoZx0JpuSWFM2Z+WaJj6itZEw/0/5086N7Oxp23z4AyXBKL8LJ ZMY8NKOpPbRvJOdlbEQhYSW1KzmO5gMOyqXnINVymZJIRk7g2m6cjKUjXBHL1/5NeHcCHImpJxjV JIp3uA+58c/glnsk9BMpEdoByBPiJMHE1em5RI3/ek9Zl0e9+AkAAP//AwBQSwMEFAAGAAgAAAAh AAojZQ3dAAAACQEAAA8AAABkcnMvZG93bnJldi54bWxMj81OwzAQhO9IvIO1SNyoE6JUKM2mqkA9 9FbKz9mNlyQQr6N424Y+PS4XuIy0Gs3sfOVycr060hg6zwjpLAFFXHvbcYPw+rK+ewAVxLA1vWdC +KYAy+r6qjSF9Sd+puNOGhVLOBQGoRUZCq1D3ZIzYeYH4uh9+NEZiefYaDuaUyx3vb5Pkrl2puP4 oTUDPbZUf+0ODqHLV15SetusP99d6tPzdpOft4i3N9PTIspqAUpokr8EXBjifqjisL0/sA2qR4g0 8qsXL8tyUHuEeZaArkr9n6D6AQAA//8DAFBLAQItABQABgAIAAAAIQC2gziS/gAAAOEBAAATAAAA AAAAAAAAAAAAAAAAAABbQ29udGVudF9UeXBlc10ueG1sUEsBAi0AFAAGAAgAAAAhADj9If/WAAAA lAEAAAsAAAAAAAAAAAAAAAAALwEAAF9yZWxzLy5yZWxzUEsBAi0AFAAGAAgAAAAhACclybANAgAA HAQAAA4AAAAAAAAAAAAAAAAALgIAAGRycy9lMm9Eb2MueG1sUEsBAi0AFAAGAAgAAAAhAAojZQ3d AAAACQEAAA8AAAAAAAAAAAAAAAAAZwQAAGRycy9kb3ducmV2LnhtbFBLBQYAAAAABAAEAPMAAABx BQAAAAA= " filled="f" stroked="f">
               <v:textbox style="mso-fit-shape-to-text:t" inset="0,15pt,0,0">
                 <w:txbxContent>
                   <w:p>

--- a/word_template.docx
+++ b/word_template.docx
@@ -4362,7 +4362,7 @@
     </w:p>
     <w:p>
       <w:r>
-        <w:t>{{data.General_Business_Overview.Schedule_of_Events.content}}</w:t>
+        <w:t>{{data.General_Business_Overview.Schedule_of_Events.content | default('')}}</w:t>
       </w:r>
     </w:p>
     <w:p>
@@ -4377,7 +4377,7 @@
     </w:p>
     <w:p>
       <w:r>
-        <w:t>{{data.General_Business_Overview.Contacts_Identified.content}}</w:t>
+        <w:t>{{data.General_Business_Overview.Contacts_Identified.content | default('')}}</w:t>
       </w:r>
     </w:p>
     <w:p>
@@ -4409,7 +4409,7 @@
           <w:lang w:val="en-IN" w:eastAsia="en-GB"/>
           <w14:ligatures w14:val="none"/>
         </w:rPr>
-        <w:t>{{data.General_Business_Overview.Industry_Categorization.content}}</w:t>
+        <w:t>{{data.General_Business_Overview.Industry_Categorization.content | default('')}}</w:t>
       </w:r>
     </w:p>
     <w:p/>
@@ -4425,7 +4425,7 @@
     </w:p>
     <w:p>
       <w:r>
-        <w:t>{{data.General_Business_Overview.Revenue_Band.content}}</w:t>
+        <w:t>{{data.General_Business_Overview.Revenue_Band.content | default('')}}</w:t>
       </w:r>
     </w:p>
     <w:p>
@@ -4457,7 +4457,7 @@
           <w:lang w:val="en-IN" w:eastAsia="en-GB"/>
           <w14:ligatures w14:val="none"/>
         </w:rPr>
-        <w:t>{{data.General_Business_Overview.Legal_Entities_and_Names.content}}</w:t>
+        <w:t>{{data.General_Business_Overview.Legal_Entities_and_Names.content | default('')}}</w:t>
       </w:r>
     </w:p>
     <w:p>
@@ -4472,7 +4472,7 @@
     </w:p>
     <w:p>
       <w:r>
-        <w:t>{{data.General_Business_Overview.Business_Locations.content}}</w:t>
+        <w:t>{{data.General_Business_Overview.Business_Locations.content | default('')}}</w:t>
       </w:r>
     </w:p>
     <w:p>
@@ -4504,7 +4504,7 @@
           <w:lang w:val="en-IN" w:eastAsia="en-GB"/>
           <w14:ligatures w14:val="none"/>
         </w:rPr>
-        <w:t>{{data.General_Business_Overview.Fiscal_Year_Format.content}}</w:t>
+        <w:t>{{data.General_Business_Overview.Fiscal_Year_Format.content | default('')}}</w:t>
       </w:r>
     </w:p>
     <w:p/>
@@ -4549,7 +4549,7 @@
         </w:rPr>
       </w:pPr>
       <w:r>
-        <w:t>{{data.General_Business_Overview.Total_SAP_Users.content}}</w:t>
+        <w:t>{{data.General_Business_Overview.Total_SAP_Users.content | default('')}}</w:t>
       </w:r>
     </w:p>
     <w:p>
@@ -4604,7 +4604,7 @@
           <w:lang w:val="en-IN" w:eastAsia="en-GB"/>
           <w14:ligatures w14:val="none"/>
         </w:rPr>
-        <w:t>{{data.General_Business_Overview.System_Landscape.content}}</w:t>
+        <w:t>{{data.General_Business_Overview.System_Landscape.content | default('')}}</w:t>
       </w:r>
     </w:p>
     <w:p>
@@ -4644,7 +4644,7 @@
           <w:lang w:val="en-IN" w:eastAsia="en-GB"/>
           <w14:ligatures w14:val="none"/>
         </w:rPr>
-        <w:t>{{data.General_Business_Overview.Key_Value_Drivers.content}}</w:t>
+        <w:t>{{data.General_Business_Overview.Key_Value_Drivers.content | default('')}}</w:t>
       </w:r>
     </w:p>
     <w:p/>
@@ -4661,7 +4661,7 @@
     </w:p>
     <w:p>
       <w:r>
-        <w:t>{{data.General_Business_Overview.Motivations_for_Transformation.content}}</w:t>
+        <w:t>{{data.General_Business_Overview.Motivations_for_Transformation.content | default('')}}</w:t>
       </w:r>
     </w:p>
     <w:p>
@@ -4694,7 +4694,7 @@
           <w:lang w:val="en-IN" w:eastAsia="en-GB"/>
           <w14:ligatures w14:val="none"/>
         </w:rPr>
-        <w:t>{{data.General_Business_Overview.Areas_of_Perceived_Competitive_Advantage.content}}</w:t>
+        <w:t>{{data.General_Business_Overview.Areas_of_Perceived_Competitive_Advantage.content | default('')}}</w:t>
       </w:r>
     </w:p>
     <w:p/>
@@ -4712,7 +4712,7 @@
     </w:p>
     <w:p>
       <w:r>
-        <w:t>{{data.General_Business_Overview.Perceived_Change_Resistance.content}}</w:t>
+        <w:t>{{data.General_Business_Overview.Perceived_Change_Resistance.content | default('')}}</w:t>
       </w:r>
     </w:p>
     <w:p>
@@ -4727,7 +4727,7 @@
     </w:p>
     <w:p>
       <w:r>
-        <w:t>{{data.General_Business_Overview.Technical_Challenges_and_Requirements.content}}</w:t>
+        <w:t>{{data.General_Business_Overview.Technical_Challenges_and_Requirements.content | default('')}}</w:t>
       </w:r>
     </w:p>
     <w:p>
@@ -4742,7 +4742,7 @@
     </w:p>
     <w:p>
       <w:r>
-        <w:t>{{data.General_Business_Overview.Regulatory_Compliance_Requirements.content}}</w:t>
+        <w:t>{{data.General_Business_Overview.Regulatory_Compliance_Requirements.content | default('')}}</w:t>
       </w:r>
     </w:p>
     <w:p>
@@ -4797,7 +4797,7 @@
           <w:lang w:val="en-IN" w:eastAsia="en-GB"/>
           <w14:ligatures w14:val="none"/>
         </w:rPr>
-        <w:t>{{data.General_Business_Overview.Transformation_Program_C_Suite_KPIs.content}}</w:t>
+        <w:t>{{data.General_Business_Overview.Transformation_Program_C_Suite_KPIs.content | default('')}}</w:t>
       </w:r>
     </w:p>
     <w:p>
@@ -4849,7 +4849,7 @@
         </w:rPr>
       </w:pPr>
       <w:r>
-        <w:t>{{data.General_Business_Overview.Key_Public_Cloud_Disqualifiers.content}}</w:t>
+        <w:t>{{data.General_Business_Overview.Key_Public_Cloud_Disqualifiers.content | default('')}}</w:t>
       </w:r>
     </w:p>
     <w:p>
@@ -4907,7 +4907,7 @@
           <w:lang w:val="en-IN" w:eastAsia="en-GB"/>
           <w14:ligatures w14:val="none"/>
         </w:rPr>
-        <w:t>{{data.Idea_to_Market.Current_Processes_Key_Findings.content}}</w:t>
+        <w:t>{{data.Idea_to_Market.Current_Processes_Key_Findings.content | default('')}}</w:t>
       </w:r>
     </w:p>
     <w:p/>
@@ -4924,7 +4924,7 @@
     </w:p>
     <w:p>
       <w:r>
-        <w:t>{{data.Idea_to_Market.Pain_Points.content}}</w:t>
+        <w:t>{{data.Idea_to_Market.Pain_Points.content | default('')}}</w:t>
       </w:r>
     </w:p>
     <w:p/>
@@ -4958,7 +4958,7 @@
           <w:lang w:val="en-IN" w:eastAsia="en-GB"/>
           <w14:ligatures w14:val="none"/>
         </w:rPr>
-        <w:t>{{data.Idea_to_Market.Proposed_SAP_Solutions_Mapping.content}}</w:t>
+        <w:t>{{data.Idea_to_Market.Proposed_SAP_Solutions_Mapping.content | default('')}}</w:t>
       </w:r>
     </w:p>
     <w:p/>
@@ -4975,7 +4975,7 @@
     </w:p>
     <w:p>
       <w:r>
-        <w:t>{{data.Idea_to_Market.Major_Gaps_and_Integrations.content}}</w:t>
+        <w:t>{{data.Idea_to_Market.Major_Gaps_and_Integrations.content | default('')}}</w:t>
       </w:r>
     </w:p>
     <w:p>
@@ -5046,7 +5046,7 @@
           <w:lang w:val="en-IN" w:eastAsia="en-GB"/>
           <w14:ligatures w14:val="none"/>
         </w:rPr>
-        <w:t>{{data.Source_to_Pay_S2P.Current_Processes_Key_Findings.content}}</w:t>
+        <w:t>{{data.Source_to_Pay_S2P.Current_Processes_Key_Findings.content | default('')}}</w:t>
       </w:r>
     </w:p>
     <w:p/>
@@ -5080,7 +5080,7 @@
           <w:lang w:val="en-IN" w:eastAsia="en-GB"/>
           <w14:ligatures w14:val="none"/>
         </w:rPr>
-        <w:t>{{data.Source_to_Pay_S2P.Pain_Points.content}}</w:t>
+        <w:t>{{data.Source_to_Pay_S2P.Pain_Points.content | default('')}}</w:t>
       </w:r>
     </w:p>
     <w:p/>
@@ -5095,7 +5095,7 @@
     </w:p>
     <w:p>
       <w:r>
-        <w:t>{{data.Source_to_Pay_S2P.Proposed_SAP_Solutions_Mapping.content}}</w:t>
+        <w:t>{{data.Source_to_Pay_S2P.Proposed_SAP_Solutions_Mapping.content | default('')}}</w:t>
       </w:r>
     </w:p>
     <w:p>
@@ -5110,7 +5110,7 @@
     </w:p>
     <w:p>
       <w:r>
-        <w:t>{{data.Source_to_Pay_S2P.Major_Gaps_and_Integrations.content}}</w:t>
+        <w:t>{{data.Source_to_Pay_S2P.Major_Gaps_and_Integrations.content | default('')}}</w:t>
       </w:r>
     </w:p>
     <w:p>
@@ -5136,7 +5136,7 @@
     </w:p>
     <w:p>
       <w:r>
-        <w:t>{{data.Plan_to_Produce_P2P.Current_Processes_Key_Findings.content}}</w:t>
+        <w:t>{{data.Plan_to_Produce_P2P.Current_Processes_Key_Findings.content | default('')}}</w:t>
       </w:r>
     </w:p>
     <w:p>
@@ -5151,7 +5151,7 @@
     </w:p>
     <w:p>
       <w:r>
-        <w:t>{{data.Plan_to_Produce_P2P.Pain_Points.content}}</w:t>
+        <w:t>{{data.Plan_to_Produce_P2P.Pain_Points.content | default('')}}</w:t>
       </w:r>
     </w:p>
     <w:p>
@@ -5166,7 +5166,7 @@
     </w:p>
     <w:p>
       <w:r>
-        <w:t>{{data.Plan_to_Produce_P2P.Proposed_SAP_Solutions_Mapping.content}}</w:t>
+        <w:t>{{data.Plan_to_Produce_P2P.Proposed_SAP_Solutions_Mapping.content | default('')}}</w:t>
       </w:r>
     </w:p>
     <w:p>
@@ -5181,7 +5181,7 @@
     </w:p>
     <w:p>
       <w:r>
-        <w:t>{{data.Plan_to_Produce_P2P.Major_Gaps_and_Integrations.content}}</w:t>
+        <w:t>{{data.Plan_to_Produce_P2P.Major_Gaps_and_Integrations.content | default('')}}</w:t>
       </w:r>
     </w:p>
     <w:p>
@@ -5222,7 +5222,7 @@
     </w:p>
     <w:p>
       <w:r>
-        <w:t>{{data.Detect_to_Correct_D2C.Current_Processes_Key_Findings.content}}</w:t>
+        <w:t>{{data.Detect_to_Correct_D2C.Current_Processes_Key_Findings.content | default('')}}</w:t>
       </w:r>
     </w:p>
     <w:p>
@@ -5237,7 +5237,7 @@
     </w:p>
     <w:p>
       <w:r>
-        <w:t>{{data.Detect_to_Correct_D2C.Pain_Points.content}}</w:t>
+        <w:t>{{data.Detect_to_Correct_D2C.Pain_Points.content | default('')}}</w:t>
       </w:r>
     </w:p>
     <w:p>
@@ -5269,7 +5269,7 @@
           <w:lang w:val="en-IN" w:eastAsia="en-GB"/>
           <w14:ligatures w14:val="none"/>
         </w:rPr>
-        <w:t>{{data.Detect_to_Correct_D2C.Proposed_SAP_Solutions_Mapping.content}}</w:t>
+        <w:t>{{data.Detect_to_Correct_D2C.Proposed_SAP_Solutions_Mapping.content | default('')}}</w:t>
       </w:r>
     </w:p>
     <w:p/>
@@ -5320,7 +5320,7 @@
           <w:lang w:val="en-IN" w:eastAsia="en-GB"/>
           <w14:ligatures w14:val="none"/>
         </w:rPr>
-        <w:t>{{data.Detect_to_Correct_D2C.Major_Gaps_and_Integrations.content}}</w:t>
+        <w:t>{{data.Detect_to_Correct_D2C.Major_Gaps_and_Integrations.content | default('')}}</w:t>
       </w:r>
     </w:p>
     <w:p/>
@@ -5365,7 +5365,7 @@
     </w:p>
     <w:p>
       <w:r>
-        <w:t>{{data.Forecast_to_Fulfill_F2F.Current_Processes_Key_Findings.content}}</w:t>
+        <w:t>{{data.Forecast_to_Fulfill_F2F.Current_Processes_Key_Findings.content | default('')}}</w:t>
       </w:r>
     </w:p>
     <w:p>
@@ -5379,7 +5379,7 @@
     </w:p>
     <w:p>
       <w:r>
-        <w:t>{{data.Forecast_to_Fulfill_F2F.Pain_Points.content}}</w:t>
+        <w:t>{{data.Forecast_to_Fulfill_F2F.Pain_Points.content | default('')}}</w:t>
       </w:r>
     </w:p>
     <w:p>
@@ -5411,7 +5411,7 @@
           <w:lang w:val="en-IN" w:eastAsia="en-GB"/>
           <w14:ligatures w14:val="none"/>
         </w:rPr>
-        <w:t>{{data.Forecast_to_Fulfill_F2F.Proposed_SAP_Solutions_Mapping.content}}</w:t>
+        <w:t>{{data.Forecast_to_Fulfill_F2F.Proposed_SAP_Solutions_Mapping.content | default('')}}</w:t>
       </w:r>
     </w:p>
     <w:p/>
@@ -5434,7 +5434,7 @@
         <w:pStyle w:val="HTMLPreformatted"/>
       </w:pPr>
       <w:r>
-        <w:t>{{data.Forecast_to_Fulfill_F2F.Major_Gaps_and_Integrations.content}}</w:t>
+        <w:t>{{data.Forecast_to_Fulfill_F2F.Major_Gaps_and_Integrations.content | default('')}}</w:t>
       </w:r>
     </w:p>
     <w:p>
@@ -5480,7 +5480,7 @@
     </w:p>
     <w:p>
       <w:r>
-        <w:t>{{data.Warehouse_Execution_WM_EWM.Current_Processes_Key_Findings.content}}</w:t>
+        <w:t>{{data.Warehouse_Execution_WM_EWM.Current_Processes_Key_Findings.content | default('')}}</w:t>
       </w:r>
     </w:p>
     <w:p>
@@ -5512,7 +5512,7 @@
           <w:lang w:val="en-IN" w:eastAsia="en-GB"/>
           <w14:ligatures w14:val="none"/>
         </w:rPr>
-        <w:t>{{data.Warehouse_Execution_WM_EWM.Pain_Points.content}}</w:t>
+        <w:t>{{data.Warehouse_Execution_WM_EWM.Pain_Points.content | default('')}}</w:t>
       </w:r>
     </w:p>
     <w:p>
@@ -5544,7 +5544,7 @@
           <w:lang w:val="en-IN" w:eastAsia="en-GB"/>
           <w14:ligatures w14:val="none"/>
         </w:rPr>
-        <w:t>{{data.Warehouse_Execution_WM_EWM.Proposed_SAP_Solutions_Mapping.content}}</w:t>
+        <w:t>{{data.Warehouse_Execution_WM_EWM.Proposed_SAP_Solutions_Mapping.content | default('')}}</w:t>
       </w:r>
     </w:p>
     <w:p/>
@@ -5585,7 +5585,7 @@
           <w:sz w:val="24"/>
           <w:szCs w:val="24"/>
         </w:rPr>
-        <w:t>{{data.Warehouse_Execution_WM_EWM.Major_Gaps_and_Integrations.content}}</w:t>
+        <w:t>{{data.Warehouse_Execution_WM_EWM.Major_Gaps_and_Integrations.content | default('')}}</w:t>
       </w:r>
       <w:r>
         <w:rPr>
@@ -5656,7 +5656,7 @@
           <w:lang w:val="en-IN" w:eastAsia="en-GB"/>
           <w14:ligatures w14:val="none"/>
         </w:rPr>
-        <w:t>{{data.Lead_to_Cash_L2C.Current_Processes_Key_Findings.content}}</w:t>
+        <w:t>{{data.Lead_to_Cash_L2C.Current_Processes_Key_Findings.content | default('')}}</w:t>
       </w:r>
     </w:p>
     <w:p/>
@@ -5689,7 +5689,7 @@
           <w:lang w:val="en-IN" w:eastAsia="en-GB"/>
           <w14:ligatures w14:val="none"/>
         </w:rPr>
-        <w:t>{{data.Lead_to_Cash_L2C.Pain_Points.content}}</w:t>
+        <w:t>{{data.Lead_to_Cash_L2C.Pain_Points.content | default('')}}</w:t>
       </w:r>
     </w:p>
     <w:p/>
@@ -5722,7 +5722,7 @@
           <w:lang w:val="en-IN" w:eastAsia="en-GB"/>
           <w14:ligatures w14:val="none"/>
         </w:rPr>
-        <w:t>{{data.Lead_to_Cash_L2C.Proposed_SAP_Solutions_Mapping.content}}</w:t>
+        <w:t>{{data.Lead_to_Cash_L2C.Proposed_SAP_Solutions_Mapping.content | default('')}}</w:t>
       </w:r>
     </w:p>
     <w:p/>
@@ -5739,7 +5739,7 @@
     </w:p>
     <w:p>
       <w:r>
-        <w:t>{{data.Lead_to_Cash_L2C.Major_Gaps_and_Integrations.content}}</w:t>
+        <w:t>{{data.Lead_to_Cash_L2C.Major_Gaps_and_Integrations.content | default('')}}</w:t>
       </w:r>
     </w:p>
     <w:p>
@@ -5765,7 +5765,7 @@
     </w:p>
     <w:p>
       <w:r>
-        <w:t>{{data.Logistics_Planning_and_Transportation_TM.Current_Processes_Key_Findings.content}}</w:t>
+        <w:t>{{data.Logistics_Planning_and_Transportation_TM.Current_Processes_Key_Findings.content | default('')}}</w:t>
       </w:r>
     </w:p>
     <w:p>
@@ -5780,7 +5780,7 @@
     </w:p>
     <w:p>
       <w:r>
-        <w:t>{{data.Logistics_Planning_and_Transportation_TM.Pain_Points.content}}</w:t>
+        <w:t>{{data.Logistics_Planning_and_Transportation_TM.Pain_Points.content | default('')}}</w:t>
       </w:r>
     </w:p>
     <w:p>
@@ -5812,7 +5812,7 @@
           <w:lang w:val="en-IN" w:eastAsia="en-GB"/>
           <w14:ligatures w14:val="none"/>
         </w:rPr>
-        <w:t>{{data.Logistics_Planning_and_Transportation_TM.Proposed_SAP_Solutions_Mapping.content}}</w:t>
+        <w:t>{{data.Logistics_Planning_and_Transportation_TM.Proposed_SAP_Solutions_Mapping.content | default('')}}</w:t>
       </w:r>
     </w:p>
     <w:p/>
@@ -5835,7 +5835,7 @@
         <w:pStyle w:val="HTMLPreformatted"/>
       </w:pPr>
       <w:r>
-        <w:t>{{data.Logistics_Planning_and_Transportation_TM.Major_Gaps_and_Integrations.content}}</w:t>
+        <w:t>{{data.Logistics_Planning_and_Transportation_TM.Major_Gaps_and_Integrations.content | default('')}}</w:t>
       </w:r>
     </w:p>
     <w:p>
@@ -5913,7 +5913,7 @@
           <w:lang w:val="en-IN" w:eastAsia="en-GB"/>
           <w14:ligatures w14:val="none"/>
         </w:rPr>
-        <w:t>{{data.Request_to_Service_R2S.Current_Processes_Key_Findings.content}}</w:t>
+        <w:t>{{data.Request_to_Service_R2S.Current_Processes_Key_Findings.content | default('')}}</w:t>
       </w:r>
     </w:p>
     <w:p/>
@@ -5946,7 +5946,7 @@
           <w:lang w:val="en-IN" w:eastAsia="en-GB"/>
           <w14:ligatures w14:val="none"/>
         </w:rPr>
-        <w:t>{{data.Request_to_Service_R2S.Pain_Points.content}}</w:t>
+        <w:t>{{data.Request_to_Service_R2S.Pain_Points.content | default('')}}</w:t>
       </w:r>
     </w:p>
     <w:p>
@@ -5961,7 +5961,7 @@
     </w:p>
     <w:p>
       <w:r>
-        <w:t>{{data.Request_to_Service_R2S.Proposed_SAP_Solutions_Mapping.content}}</w:t>
+        <w:t>{{data.Request_to_Service_R2S.Proposed_SAP_Solutions_Mapping.content | default('')}}</w:t>
       </w:r>
     </w:p>
     <w:p>
@@ -5983,7 +5983,7 @@
         <w:pStyle w:val="HTMLPreformatted"/>
       </w:pPr>
       <w:r>
-        <w:t>{{data.Request_to_Service_R2S.Major_Gaps_and_Integrations.content}}</w:t>
+        <w:t>{{data.Request_to_Service_R2S.Major_Gaps_and_Integrations.content | default('')}}</w:t>
       </w:r>
     </w:p>
     <w:p>
@@ -6034,7 +6034,7 @@
     </w:p>
     <w:p>
       <w:r>
-        <w:t>{{data.Record_to_Report_R2R.Current_Processes_Key_Findings.content}}</w:t>
+        <w:t>{{data.Record_to_Report_R2R.Current_Processes_Key_Findings.content | default('')}}</w:t>
       </w:r>
     </w:p>
     <w:p>
@@ -6066,7 +6066,7 @@
           <w:lang w:val="en-IN" w:eastAsia="en-GB"/>
           <w14:ligatures w14:val="none"/>
         </w:rPr>
-        <w:t>{{data.Record_to_Report_R2R.Pain_Points.content}}</w:t>
+        <w:t>{{data.Record_to_Report_R2R.Pain_Points.content | default('')}}</w:t>
       </w:r>
     </w:p>
     <w:p/>
@@ -6082,7 +6082,7 @@
     </w:p>
     <w:p>
       <w:r>
-        <w:t>{{data.Record_to_Report_R2R.Proposed_SAP_Solutions_Mapping.content}}</w:t>
+        <w:t>{{data.Record_to_Report_R2R.Proposed_SAP_Solutions_Mapping.content | default('')}}</w:t>
       </w:r>
     </w:p>
     <w:p>
@@ -6100,7 +6100,7 @@
         <w:pStyle w:val="HTMLPreformatted"/>
       </w:pPr>
       <w:r>
-        <w:t>{{data.Record_to_Report_R2R.Major_Gaps_and_Integrations.content}}</w:t>
+        <w:t>{{data.Record_to_Report_R2R.Major_Gaps_and_Integrations.content | default('')}}</w:t>
       </w:r>
     </w:p>
     <w:p/>
@@ -6155,7 +6155,7 @@
     </w:p>
     <w:p>
       <w:r>
-        <w:t>{{data.Acquire_to_Dispose_A2D.Current_Processes_Key_Findings.content}}</w:t>
+        <w:t>{{data.Acquire_to_Dispose_A2D.Current_Processes_Key_Findings.content | default('')}}</w:t>
       </w:r>
     </w:p>
     <w:p>
@@ -6170,7 +6170,7 @@
     </w:p>
     <w:p>
       <w:r>
-        <w:t>{{data.Acquire_to_Dispose_A2D.Pain_Points.content}}</w:t>
+        <w:t>{{data.Acquire_to_Dispose_A2D.Pain_Points.content | default('')}}</w:t>
       </w:r>
     </w:p>
     <w:p>
@@ -6185,7 +6185,7 @@
     </w:p>
     <w:p>
       <w:r>
-        <w:t>{{data.Acquire_to_Dispose_A2D.Proposed_SAP_Solutions_Mapping.content}}</w:t>
+        <w:t>{{data.Acquire_to_Dispose_A2D.Proposed_SAP_Solutions_Mapping.content | default('')}}</w:t>
       </w:r>
     </w:p>
     <w:p>
@@ -6207,7 +6207,7 @@
         <w:pStyle w:val="HTMLPreformatted"/>
       </w:pPr>
       <w:r>
-        <w:t>{{data.Acquire_to_Dispose_A2D.Major_Gaps_and_Integrations.content}}</w:t>
+        <w:t>{{data.Acquire_to_Dispose_A2D.Major_Gaps_and_Integrations.content | default('')}}</w:t>
       </w:r>
     </w:p>
     <w:p>
@@ -6278,7 +6278,7 @@
         </w:rPr>
       </w:pPr>
       <w:r>
-        <w:t>{{data.Environmental_Social_and_Governance_ESG_Processes.Current_Processes_Key_Findings.content}}</w:t>
+        <w:t>{{data.Environmental_Social_and_Governance_ESG_Processes.Current_Processes_Key_Findings.content | default('')}}</w:t>
       </w:r>
     </w:p>
     <w:p>
@@ -6310,7 +6310,7 @@
           <w:lang w:val="en-IN" w:eastAsia="en-GB"/>
           <w14:ligatures w14:val="none"/>
         </w:rPr>
-        <w:t>{{data.Environmental_Social_and_Governance_ESG_Processes.Pain_Points.content}}</w:t>
+        <w:t>{{data.Environmental_Social_and_Governance_ESG_Processes.Pain_Points.content | default('')}}</w:t>
       </w:r>
     </w:p>
     <w:p/>
@@ -6336,7 +6336,7 @@
         </w:rPr>
       </w:pPr>
       <w:r>
-        <w:t>{{data.Environmental_Social_and_Governance_ESG_Processes.Proposed_SAP_Solutions_Mapping.content}}</w:t>
+        <w:t>{{data.Environmental_Social_and_Governance_ESG_Processes.Proposed_SAP_Solutions_Mapping.content | default('')}}</w:t>
       </w:r>
     </w:p>
     <w:p/>
@@ -6359,7 +6359,7 @@
         <w:pStyle w:val="HTMLPreformatted"/>
       </w:pPr>
       <w:r>
-        <w:t>{{data.Environmental_Social_and_Governance_ESG_Processes.Major_Gaps_and_Integrations.content}}</w:t>
+        <w:t>{{data.Environmental_Social_and_Governance_ESG_Processes.Major_Gaps_and_Integrations.content | default('')}}</w:t>
       </w:r>
     </w:p>
     <w:p>
@@ -6423,7 +6423,7 @@
     </w:p>
     <w:p>
       <w:r>
-        <w:t>{{data.Hire_to_Retire_H2R.Current_Processes_Key_Findings.content}}</w:t>
+        <w:t>{{data.Hire_to_Retire_H2R.Current_Processes_Key_Findings.content | default('')}}</w:t>
       </w:r>
     </w:p>
     <w:p>
@@ -6438,7 +6438,7 @@
     </w:p>
     <w:p>
       <w:r>
-        <w:t>{{data.Hire_to_Retire_H2R.Pain_Points.content}}</w:t>
+        <w:t>{{data.Hire_to_Retire_H2R.Pain_Points.content | default('')}}</w:t>
       </w:r>
     </w:p>
     <w:p>
@@ -6453,7 +6453,7 @@
     </w:p>
     <w:p>
       <w:r>
-        <w:t>{{data.Hire_to_Retire_H2R.Proposed_SAP_Solutions_Mapping.content}}</w:t>
+        <w:t>{{data.Hire_to_Retire_H2R.Proposed_SAP_Solutions_Mapping.content | default('')}}</w:t>
       </w:r>
     </w:p>
     <w:p>
@@ -6475,7 +6475,7 @@
         <w:pStyle w:val="HTMLPreformatted"/>
       </w:pPr>
       <w:r>
-        <w:t>{{data.Hire_to_Retire_H2R.Major_Gaps_and_Integrations.content}}</w:t>
+        <w:t>{{data.Hire_to_Retire_H2R.Major_Gaps_and_Integrations.content | default('')}}</w:t>
       </w:r>
     </w:p>
     <w:p>
@@ -6533,7 +6533,7 @@
     </w:p>
     <w:p>
       <w:r>
-        <w:t>{{data.Enterprise_Reporting_Data_and_Analytics_Strategy.Current_Processes_Key_Findings.content}}</w:t>
+        <w:t>{{data.Enterprise_Reporting_Data_and_Analytics_Strategy.Current_Processes_Key_Findings.content | default('')}}</w:t>
       </w:r>
     </w:p>
     <w:p>
@@ -6548,7 +6548,7 @@
     </w:p>
     <w:p>
       <w:r>
-        <w:t>{{data.Enterprise_Reporting_Data_and_Analytics_Strategy.Pain_Points.content}}</w:t>
+        <w:t>{{data.Enterprise_Reporting_Data_and_Analytics_Strategy.Pain_Points.content | default('')}}</w:t>
       </w:r>
     </w:p>
     <w:p>
@@ -6563,7 +6563,7 @@
     </w:p>
     <w:p>
       <w:r>
-        <w:t>{{data.Enterprise_Reporting_Data_and_Analytics_Strategy.Proposed_SAP_Solutions_Mapping.content}}</w:t>
+        <w:t>{{data.Enterprise_Reporting_Data_and_Analytics_Strategy.Proposed_SAP_Solutions_Mapping.content | default('')}}</w:t>
       </w:r>
     </w:p>
     <w:p>
@@ -6578,7 +6578,7 @@
     </w:p>
     <w:p>
       <w:r>
-        <w:t>{{data.Enterprise_Reporting_Data_and_Analytics_Strategy.Major_Gaps_and_Integrations.content}}</w:t>
+        <w:t>{{data.Enterprise_Reporting_Data_and_Analytics_Strategy.Major_Gaps_and_Integrations.content | default('')}}</w:t>
       </w:r>
     </w:p>
     <w:p>

--- a/word_template.docx
+++ b/word_template.docx
@@ -107,7 +107,7 @@
               <w:rPr>
                 <w:noProof/>
               </w:rPr>
-              <w:t>26 February 2026</w:t>
+              <w:t>25 March 2026</w:t>
             </w:r>
             <w:r>
               <w:fldChar w:fldCharType="end"/>
@@ -162,8 +162,8 @@
         <w:rPr>
           <w:rFonts w:ascii="Arial" w:eastAsiaTheme="minorEastAsia" w:hAnsi="Arial" w:cstheme="minorBidi"/>
           <w:color w:val="auto"/>
-          <w:sz w:val="20"/>
-          <w:szCs w:val="20"/>
+          <w:sz w:val="24"/>
+          <w:szCs w:val="24"/>
         </w:rPr>
         <w:id w:val="-587922214"/>
         <w:docPartObj>
@@ -184,14 +184,14 @@
             <w:pStyle w:val="TOCHeading"/>
             <w:jc w:val="center"/>
             <w:rPr>
-              <w:sz w:val="20"/>
-              <w:szCs w:val="20"/>
+              <w:sz w:val="24"/>
+              <w:szCs w:val="24"/>
             </w:rPr>
           </w:pPr>
           <w:r>
             <w:rPr>
-              <w:sz w:val="20"/>
-              <w:szCs w:val="20"/>
+              <w:sz w:val="24"/>
+              <w:szCs w:val="24"/>
             </w:rPr>
             <w:t>Contents</w:t>
           </w:r>
@@ -209,8 +209,8 @@
           </w:pPr>
           <w:r>
             <w:rPr>
-              <w:sz w:val="16"/>
-              <w:szCs w:val="16"/>
+              <w:sz w:val="24"/>
+              <w:szCs w:val="24"/>
             </w:rPr>
             <w:fldChar w:fldCharType="begin"/>
             <w:instrText xml:space="preserve"> TOC \o "1-3" \h \z \u </w:instrText>
@@ -265,7 +265,6 @@
             <w:r>
               <w:rPr>
                 <w:rStyle w:val="Hyperlink"/>
-                <w:highlight w:val="yellow"/>
               </w:rPr>
               <w:t>1.1.</w:t>
             </w:r>
@@ -280,7 +279,6 @@
             <w:r>
               <w:rPr>
                 <w:rStyle w:val="Hyperlink"/>
-                <w:highlight w:val="yellow"/>
               </w:rPr>
               <w:t>Schedule of Events – Not found</w:t>
             </w:r>
@@ -4319,8 +4317,8 @@
               <w:b/>
               <w:bCs/>
               <w:noProof/>
-              <w:sz w:val="16"/>
-              <w:szCs w:val="16"/>
+              <w:sz w:val="24"/>
+              <w:szCs w:val="24"/>
             </w:rPr>
             <w:fldChar w:fldCharType="end"/>
           </w:r>
@@ -4342,15 +4340,9 @@
     <w:p>
       <w:pPr>
         <w:pStyle w:val="Heading2"/>
-        <w:rPr>
-          <w:highlight w:val="yellow"/>
-        </w:rPr>
       </w:pPr>
       <w:bookmarkStart w:id="1" w:name="_Toc208312982"/>
       <w:r>
-        <w:rPr>
-          <w:highlight w:val="yellow"/>
-        </w:rPr>
         <w:t>Schedule of Events – Not found</w:t>
       </w:r>
       <w:bookmarkEnd w:id="1"/>
@@ -4394,7 +4386,7 @@
       <w:pPr>
         <w:spacing w:line="240" w:lineRule="auto"/>
         <w:rPr>
-          <w:rFonts w:ascii="Times New Roman" w:eastAsia="Times New Roman" w:hAnsi="Times New Roman" w:cs="Times New Roman"/>
+          <w:rFonts w:ascii="Arial" w:eastAsia="Arial" w:hAnsi="Arial" w:cs="Arial"/>
           <w:kern w:val="0"/>
           <w:sz w:val="24"/>
           <w:lang w:val="en-IN" w:eastAsia="en-GB"/>
@@ -4403,7 +4395,7 @@
       </w:pPr>
       <w:r>
         <w:rPr>
-          <w:rFonts w:ascii="Times New Roman" w:eastAsia="Times New Roman" w:hAnsi="Times New Roman" w:cs="Times New Roman"/>
+          <w:rFonts w:ascii="Arial" w:eastAsia="Arial" w:hAnsi="Arial" w:cs="Arial"/>
           <w:kern w:val="0"/>
           <w:sz w:val="24"/>
           <w:lang w:val="en-IN" w:eastAsia="en-GB"/>
@@ -4442,7 +4434,7 @@
       <w:pPr>
         <w:spacing w:line="240" w:lineRule="auto"/>
         <w:rPr>
-          <w:rFonts w:ascii="Times New Roman" w:eastAsia="Times New Roman" w:hAnsi="Times New Roman" w:cs="Times New Roman"/>
+          <w:rFonts w:ascii="Arial" w:eastAsia="Arial" w:hAnsi="Arial" w:cs="Arial"/>
           <w:kern w:val="0"/>
           <w:sz w:val="24"/>
           <w:lang w:val="en-IN" w:eastAsia="en-GB"/>
@@ -4451,7 +4443,7 @@
       </w:pPr>
       <w:r>
         <w:rPr>
-          <w:rFonts w:ascii="Times New Roman" w:eastAsia="Times New Roman" w:hAnsi="Times New Roman" w:cs="Times New Roman"/>
+          <w:rFonts w:ascii="Arial" w:eastAsia="Arial" w:hAnsi="Arial" w:cs="Arial"/>
           <w:kern w:val="0"/>
           <w:sz w:val="24"/>
           <w:lang w:val="en-IN" w:eastAsia="en-GB"/>
@@ -4489,7 +4481,7 @@
       <w:pPr>
         <w:spacing w:line="240" w:lineRule="auto"/>
         <w:rPr>
-          <w:rFonts w:ascii="Times New Roman" w:eastAsia="Times New Roman" w:hAnsi="Times New Roman" w:cs="Times New Roman"/>
+          <w:rFonts w:ascii="Arial" w:eastAsia="Arial" w:hAnsi="Arial" w:cs="Arial"/>
           <w:kern w:val="0"/>
           <w:sz w:val="24"/>
           <w:lang w:val="en-IN" w:eastAsia="en-GB"/>
@@ -4498,7 +4490,7 @@
       </w:pPr>
       <w:r>
         <w:rPr>
-          <w:rFonts w:ascii="Times New Roman" w:eastAsia="Times New Roman" w:hAnsi="Times New Roman" w:cs="Times New Roman"/>
+          <w:rFonts w:ascii="Arial" w:eastAsia="Arial" w:hAnsi="Arial" w:cs="Arial"/>
           <w:kern w:val="0"/>
           <w:sz w:val="24"/>
           <w:lang w:val="en-IN" w:eastAsia="en-GB"/>
@@ -4589,7 +4581,7 @@
       <w:pPr>
         <w:spacing w:line="240" w:lineRule="auto"/>
         <w:rPr>
-          <w:rFonts w:ascii="Times New Roman" w:eastAsia="Times New Roman" w:hAnsi="Times New Roman" w:cs="Times New Roman"/>
+          <w:rFonts w:ascii="Arial" w:eastAsia="Arial" w:hAnsi="Arial" w:cs="Arial"/>
           <w:kern w:val="0"/>
           <w:sz w:val="24"/>
           <w:lang w:val="en-IN" w:eastAsia="en-GB"/>
@@ -4598,7 +4590,7 @@
       </w:pPr>
       <w:r>
         <w:rPr>
-          <w:rFonts w:ascii="Times New Roman" w:eastAsia="Times New Roman" w:hAnsi="Times New Roman" w:cs="Times New Roman"/>
+          <w:rFonts w:ascii="Arial" w:eastAsia="Arial" w:hAnsi="Arial" w:cs="Arial"/>
           <w:kern w:val="0"/>
           <w:sz w:val="24"/>
           <w:lang w:val="en-IN" w:eastAsia="en-GB"/>
@@ -4629,7 +4621,7 @@
       <w:pPr>
         <w:spacing w:line="240" w:lineRule="auto"/>
         <w:rPr>
-          <w:rFonts w:ascii="Times New Roman" w:eastAsia="Times New Roman" w:hAnsi="Times New Roman" w:cs="Times New Roman"/>
+          <w:rFonts w:ascii="Arial" w:eastAsia="Arial" w:hAnsi="Arial" w:cs="Arial"/>
           <w:kern w:val="0"/>
           <w:sz w:val="24"/>
           <w:lang w:val="en-IN" w:eastAsia="en-GB"/>
@@ -4638,7 +4630,7 @@
       </w:pPr>
       <w:r>
         <w:rPr>
-          <w:rFonts w:ascii="Times New Roman" w:eastAsia="Times New Roman" w:hAnsi="Times New Roman" w:cs="Times New Roman"/>
+          <w:rFonts w:ascii="Arial" w:eastAsia="Arial" w:hAnsi="Arial" w:cs="Arial"/>
           <w:kern w:val="0"/>
           <w:sz w:val="24"/>
           <w:lang w:val="en-IN" w:eastAsia="en-GB"/>
@@ -4679,7 +4671,7 @@
       <w:pPr>
         <w:spacing w:line="240" w:lineRule="auto"/>
         <w:rPr>
-          <w:rFonts w:ascii="Times New Roman" w:eastAsia="Times New Roman" w:hAnsi="Times New Roman" w:cs="Times New Roman"/>
+          <w:rFonts w:ascii="Arial" w:eastAsia="Arial" w:hAnsi="Arial" w:cs="Arial"/>
           <w:kern w:val="0"/>
           <w:sz w:val="24"/>
           <w:lang w:val="en-IN" w:eastAsia="en-GB"/>
@@ -4688,7 +4680,7 @@
       </w:pPr>
       <w:r>
         <w:rPr>
-          <w:rFonts w:ascii="Times New Roman" w:eastAsia="Times New Roman" w:hAnsi="Times New Roman" w:cs="Times New Roman"/>
+          <w:rFonts w:ascii="Arial" w:eastAsia="Arial" w:hAnsi="Arial" w:cs="Arial"/>
           <w:kern w:val="0"/>
           <w:sz w:val="24"/>
           <w:lang w:val="en-IN" w:eastAsia="en-GB"/>
@@ -4782,7 +4774,7 @@
       <w:pPr>
         <w:spacing w:line="240" w:lineRule="auto"/>
         <w:rPr>
-          <w:rFonts w:ascii="Times New Roman" w:eastAsia="Times New Roman" w:hAnsi="Times New Roman" w:cs="Times New Roman"/>
+          <w:rFonts w:ascii="Arial" w:eastAsia="Arial" w:hAnsi="Arial" w:cs="Arial"/>
           <w:kern w:val="0"/>
           <w:sz w:val="24"/>
           <w:lang w:val="en-IN" w:eastAsia="en-GB"/>
@@ -4791,7 +4783,7 @@
       </w:pPr>
       <w:r>
         <w:rPr>
-          <w:rFonts w:ascii="Times New Roman" w:eastAsia="Times New Roman" w:hAnsi="Times New Roman" w:cs="Times New Roman"/>
+          <w:rFonts w:ascii="Arial" w:eastAsia="Arial" w:hAnsi="Arial" w:cs="Arial"/>
           <w:kern w:val="0"/>
           <w:sz w:val="24"/>
           <w:lang w:val="en-IN" w:eastAsia="en-GB"/>
@@ -4892,7 +4884,7 @@
       <w:pPr>
         <w:spacing w:line="240" w:lineRule="auto"/>
         <w:rPr>
-          <w:rFonts w:ascii="Times New Roman" w:eastAsia="Times New Roman" w:hAnsi="Times New Roman" w:cs="Times New Roman"/>
+          <w:rFonts w:ascii="Arial" w:eastAsia="Arial" w:hAnsi="Arial" w:cs="Arial"/>
           <w:kern w:val="0"/>
           <w:sz w:val="24"/>
           <w:lang w:val="en-IN" w:eastAsia="en-GB"/>
@@ -4901,7 +4893,7 @@
       </w:pPr>
       <w:r>
         <w:rPr>
-          <w:rFonts w:ascii="Times New Roman" w:eastAsia="Times New Roman" w:hAnsi="Times New Roman" w:cs="Times New Roman"/>
+          <w:rFonts w:ascii="Arial" w:eastAsia="Arial" w:hAnsi="Arial" w:cs="Arial"/>
           <w:kern w:val="0"/>
           <w:sz w:val="24"/>
           <w:lang w:val="en-IN" w:eastAsia="en-GB"/>
@@ -4943,7 +4935,7 @@
       <w:pPr>
         <w:spacing w:line="240" w:lineRule="auto"/>
         <w:rPr>
-          <w:rFonts w:ascii="Times New Roman" w:eastAsia="Times New Roman" w:hAnsi="Times New Roman" w:cs="Times New Roman"/>
+          <w:rFonts w:ascii="Arial" w:eastAsia="Arial" w:hAnsi="Arial" w:cs="Arial"/>
           <w:kern w:val="0"/>
           <w:sz w:val="24"/>
           <w:lang w:val="en-IN" w:eastAsia="en-GB"/>
@@ -4952,7 +4944,7 @@
       </w:pPr>
       <w:r>
         <w:rPr>
-          <w:rFonts w:ascii="Times New Roman" w:eastAsia="Times New Roman" w:hAnsi="Times New Roman" w:cs="Times New Roman"/>
+          <w:rFonts w:ascii="Arial" w:eastAsia="Arial" w:hAnsi="Arial" w:cs="Arial"/>
           <w:kern w:val="0"/>
           <w:sz w:val="24"/>
           <w:lang w:val="en-IN" w:eastAsia="en-GB"/>
@@ -5031,7 +5023,7 @@
       <w:pPr>
         <w:spacing w:line="240" w:lineRule="auto"/>
         <w:rPr>
-          <w:rFonts w:ascii="Times New Roman" w:eastAsia="Times New Roman" w:hAnsi="Times New Roman" w:cs="Times New Roman"/>
+          <w:rFonts w:ascii="Arial" w:eastAsia="Arial" w:hAnsi="Arial" w:cs="Arial"/>
           <w:kern w:val="0"/>
           <w:sz w:val="24"/>
           <w:lang w:val="en-IN" w:eastAsia="en-GB"/>
@@ -5040,7 +5032,7 @@
       </w:pPr>
       <w:r>
         <w:rPr>
-          <w:rFonts w:ascii="Times New Roman" w:eastAsia="Times New Roman" w:hAnsi="Times New Roman" w:cs="Times New Roman"/>
+          <w:rFonts w:ascii="Arial" w:eastAsia="Arial" w:hAnsi="Arial" w:cs="Arial"/>
           <w:kern w:val="0"/>
           <w:sz w:val="24"/>
           <w:lang w:val="en-IN" w:eastAsia="en-GB"/>
@@ -5065,7 +5057,7 @@
       <w:pPr>
         <w:spacing w:line="240" w:lineRule="auto"/>
         <w:rPr>
-          <w:rFonts w:ascii="Times New Roman" w:eastAsia="Times New Roman" w:hAnsi="Times New Roman" w:cs="Times New Roman"/>
+          <w:rFonts w:ascii="Arial" w:eastAsia="Arial" w:hAnsi="Arial" w:cs="Arial"/>
           <w:kern w:val="0"/>
           <w:sz w:val="24"/>
           <w:lang w:val="en-IN" w:eastAsia="en-GB"/>
@@ -5074,7 +5066,7 @@
       </w:pPr>
       <w:r>
         <w:rPr>
-          <w:rFonts w:ascii="Times New Roman" w:eastAsia="Times New Roman" w:hAnsi="Times New Roman" w:cs="Times New Roman"/>
+          <w:rFonts w:ascii="Arial" w:eastAsia="Arial" w:hAnsi="Arial" w:cs="Arial"/>
           <w:kern w:val="0"/>
           <w:sz w:val="24"/>
           <w:lang w:val="en-IN" w:eastAsia="en-GB"/>
@@ -5254,7 +5246,7 @@
       <w:pPr>
         <w:spacing w:line="240" w:lineRule="auto"/>
         <w:rPr>
-          <w:rFonts w:ascii="Times New Roman" w:eastAsia="Times New Roman" w:hAnsi="Times New Roman" w:cs="Times New Roman"/>
+          <w:rFonts w:ascii="Arial" w:eastAsia="Arial" w:hAnsi="Arial" w:cs="Arial"/>
           <w:kern w:val="0"/>
           <w:sz w:val="24"/>
           <w:lang w:val="en-IN" w:eastAsia="en-GB"/>
@@ -5263,7 +5255,7 @@
       </w:pPr>
       <w:r>
         <w:rPr>
-          <w:rFonts w:ascii="Times New Roman" w:eastAsia="Times New Roman" w:hAnsi="Times New Roman" w:cs="Times New Roman"/>
+          <w:rFonts w:ascii="Arial" w:eastAsia="Arial" w:hAnsi="Arial" w:cs="Arial"/>
           <w:kern w:val="0"/>
           <w:sz w:val="24"/>
           <w:lang w:val="en-IN" w:eastAsia="en-GB"/>
@@ -5305,18 +5297,18 @@
         </w:tabs>
         <w:spacing w:line="240" w:lineRule="auto"/>
         <w:rPr>
-          <w:rFonts w:ascii="Courier New" w:eastAsia="Times New Roman" w:hAnsi="Courier New" w:cs="Courier New"/>
+          <w:rFonts w:ascii="Arial" w:eastAsia="Arial" w:hAnsi="Arial" w:cs="Arial"/>
           <w:kern w:val="0"/>
-          <w:szCs w:val="20"/>
+          <w:szCs w:val="24"/>
           <w:lang w:val="en-IN" w:eastAsia="en-GB"/>
           <w14:ligatures w14:val="none"/>
         </w:rPr>
       </w:pPr>
       <w:r>
         <w:rPr>
-          <w:rFonts w:ascii="Courier New" w:eastAsia="Times New Roman" w:hAnsi="Courier New" w:cs="Courier New"/>
+          <w:rFonts w:ascii="Arial" w:eastAsia="Arial" w:hAnsi="Arial" w:cs="Arial"/>
           <w:kern w:val="0"/>
-          <w:szCs w:val="20"/>
+          <w:szCs w:val="24"/>
           <w:lang w:val="en-IN" w:eastAsia="en-GB"/>
           <w14:ligatures w14:val="none"/>
         </w:rPr>
@@ -5396,7 +5388,7 @@
       <w:pPr>
         <w:spacing w:line="240" w:lineRule="auto"/>
         <w:rPr>
-          <w:rFonts w:ascii="Times New Roman" w:eastAsia="Times New Roman" w:hAnsi="Times New Roman" w:cs="Times New Roman"/>
+          <w:rFonts w:ascii="Arial" w:eastAsia="Arial" w:hAnsi="Arial" w:cs="Arial"/>
           <w:kern w:val="0"/>
           <w:sz w:val="24"/>
           <w:lang w:val="en-IN" w:eastAsia="en-GB"/>
@@ -5405,7 +5397,7 @@
       </w:pPr>
       <w:r>
         <w:rPr>
-          <w:rFonts w:ascii="Times New Roman" w:eastAsia="Times New Roman" w:hAnsi="Times New Roman" w:cs="Times New Roman"/>
+          <w:rFonts w:ascii="Arial" w:eastAsia="Arial" w:hAnsi="Arial" w:cs="Arial"/>
           <w:kern w:val="0"/>
           <w:sz w:val="24"/>
           <w:lang w:val="en-IN" w:eastAsia="en-GB"/>
@@ -5497,7 +5489,7 @@
       <w:pPr>
         <w:spacing w:line="240" w:lineRule="auto"/>
         <w:rPr>
-          <w:rFonts w:ascii="Times New Roman" w:eastAsia="Times New Roman" w:hAnsi="Times New Roman" w:cs="Times New Roman"/>
+          <w:rFonts w:ascii="Arial" w:eastAsia="Arial" w:hAnsi="Arial" w:cs="Arial"/>
           <w:kern w:val="0"/>
           <w:sz w:val="24"/>
           <w:lang w:val="en-IN" w:eastAsia="en-GB"/>
@@ -5506,7 +5498,7 @@
       </w:pPr>
       <w:r>
         <w:rPr>
-          <w:rFonts w:ascii="Times New Roman" w:eastAsia="Times New Roman" w:hAnsi="Times New Roman" w:cs="Times New Roman"/>
+          <w:rFonts w:ascii="Arial" w:eastAsia="Arial" w:hAnsi="Arial" w:cs="Arial"/>
           <w:kern w:val="0"/>
           <w:sz w:val="24"/>
           <w:lang w:val="en-IN" w:eastAsia="en-GB"/>
@@ -5529,7 +5521,7 @@
       <w:pPr>
         <w:spacing w:line="240" w:lineRule="auto"/>
         <w:rPr>
-          <w:rFonts w:ascii="Times New Roman" w:eastAsia="Times New Roman" w:hAnsi="Times New Roman" w:cs="Times New Roman"/>
+          <w:rFonts w:ascii="Arial" w:eastAsia="Arial" w:hAnsi="Arial" w:cs="Arial"/>
           <w:kern w:val="0"/>
           <w:sz w:val="24"/>
           <w:lang w:val="en-IN" w:eastAsia="en-GB"/>
@@ -5538,7 +5530,7 @@
       </w:pPr>
       <w:r>
         <w:rPr>
-          <w:rFonts w:ascii="Times New Roman" w:eastAsia="Times New Roman" w:hAnsi="Times New Roman" w:cs="Times New Roman"/>
+          <w:rFonts w:ascii="Arial" w:eastAsia="Arial" w:hAnsi="Arial" w:cs="Arial"/>
           <w:kern w:val="0"/>
           <w:sz w:val="24"/>
           <w:lang w:val="en-IN" w:eastAsia="en-GB"/>
@@ -5641,7 +5633,7 @@
       <w:pPr>
         <w:spacing w:line="240" w:lineRule="auto"/>
         <w:rPr>
-          <w:rFonts w:ascii="Times New Roman" w:eastAsia="Times New Roman" w:hAnsi="Times New Roman" w:cs="Times New Roman"/>
+          <w:rFonts w:ascii="Arial" w:eastAsia="Arial" w:hAnsi="Arial" w:cs="Arial"/>
           <w:kern w:val="0"/>
           <w:sz w:val="24"/>
           <w:lang w:val="en-IN" w:eastAsia="en-GB"/>
@@ -5650,7 +5642,7 @@
       </w:pPr>
       <w:r>
         <w:rPr>
-          <w:rFonts w:ascii="Times New Roman" w:eastAsia="Times New Roman" w:hAnsi="Times New Roman" w:cs="Times New Roman"/>
+          <w:rFonts w:ascii="Arial" w:eastAsia="Arial" w:hAnsi="Arial" w:cs="Arial"/>
           <w:kern w:val="0"/>
           <w:sz w:val="24"/>
           <w:lang w:val="en-IN" w:eastAsia="en-GB"/>
@@ -5674,7 +5666,7 @@
       <w:pPr>
         <w:spacing w:line="240" w:lineRule="auto"/>
         <w:rPr>
-          <w:rFonts w:ascii="Times New Roman" w:eastAsia="Times New Roman" w:hAnsi="Times New Roman" w:cs="Times New Roman"/>
+          <w:rFonts w:ascii="Arial" w:eastAsia="Arial" w:hAnsi="Arial" w:cs="Arial"/>
           <w:kern w:val="0"/>
           <w:sz w:val="24"/>
           <w:lang w:val="en-IN" w:eastAsia="en-GB"/>
@@ -5683,7 +5675,7 @@
       </w:pPr>
       <w:r>
         <w:rPr>
-          <w:rFonts w:ascii="Times New Roman" w:eastAsia="Times New Roman" w:hAnsi="Times New Roman" w:cs="Times New Roman"/>
+          <w:rFonts w:ascii="Arial" w:eastAsia="Arial" w:hAnsi="Arial" w:cs="Arial"/>
           <w:kern w:val="0"/>
           <w:sz w:val="24"/>
           <w:lang w:val="en-IN" w:eastAsia="en-GB"/>
@@ -5707,7 +5699,7 @@
       <w:pPr>
         <w:spacing w:line="240" w:lineRule="auto"/>
         <w:rPr>
-          <w:rFonts w:ascii="Times New Roman" w:eastAsia="Times New Roman" w:hAnsi="Times New Roman" w:cs="Times New Roman"/>
+          <w:rFonts w:ascii="Arial" w:eastAsia="Arial" w:hAnsi="Arial" w:cs="Arial"/>
           <w:kern w:val="0"/>
           <w:sz w:val="24"/>
           <w:lang w:val="en-IN" w:eastAsia="en-GB"/>
@@ -5716,7 +5708,7 @@
       </w:pPr>
       <w:r>
         <w:rPr>
-          <w:rFonts w:ascii="Times New Roman" w:eastAsia="Times New Roman" w:hAnsi="Times New Roman" w:cs="Times New Roman"/>
+          <w:rFonts w:ascii="Arial" w:eastAsia="Arial" w:hAnsi="Arial" w:cs="Arial"/>
           <w:kern w:val="0"/>
           <w:sz w:val="24"/>
           <w:lang w:val="en-IN" w:eastAsia="en-GB"/>
@@ -5797,7 +5789,7 @@
       <w:pPr>
         <w:spacing w:line="240" w:lineRule="auto"/>
         <w:rPr>
-          <w:rFonts w:ascii="Times New Roman" w:eastAsia="Times New Roman" w:hAnsi="Times New Roman" w:cs="Times New Roman"/>
+          <w:rFonts w:ascii="Arial" w:eastAsia="Arial" w:hAnsi="Arial" w:cs="Arial"/>
           <w:kern w:val="0"/>
           <w:sz w:val="24"/>
           <w:lang w:val="en-IN" w:eastAsia="en-GB"/>
@@ -5806,7 +5798,7 @@
       </w:pPr>
       <w:r>
         <w:rPr>
-          <w:rFonts w:ascii="Times New Roman" w:eastAsia="Times New Roman" w:hAnsi="Times New Roman" w:cs="Times New Roman"/>
+          <w:rFonts w:ascii="Arial" w:eastAsia="Arial" w:hAnsi="Arial" w:cs="Arial"/>
           <w:kern w:val="0"/>
           <w:sz w:val="24"/>
           <w:lang w:val="en-IN" w:eastAsia="en-GB"/>
@@ -5898,7 +5890,7 @@
       <w:pPr>
         <w:spacing w:line="240" w:lineRule="auto"/>
         <w:rPr>
-          <w:rFonts w:ascii="Times New Roman" w:eastAsia="Times New Roman" w:hAnsi="Times New Roman" w:cs="Times New Roman"/>
+          <w:rFonts w:ascii="Arial" w:eastAsia="Arial" w:hAnsi="Arial" w:cs="Arial"/>
           <w:kern w:val="0"/>
           <w:sz w:val="24"/>
           <w:lang w:val="en-IN" w:eastAsia="en-GB"/>
@@ -5907,7 +5899,7 @@
       </w:pPr>
       <w:r>
         <w:rPr>
-          <w:rFonts w:ascii="Times New Roman" w:eastAsia="Times New Roman" w:hAnsi="Times New Roman" w:cs="Times New Roman"/>
+          <w:rFonts w:ascii="Arial" w:eastAsia="Arial" w:hAnsi="Arial" w:cs="Arial"/>
           <w:kern w:val="0"/>
           <w:sz w:val="24"/>
           <w:lang w:val="en-IN" w:eastAsia="en-GB"/>
@@ -5931,7 +5923,7 @@
       <w:pPr>
         <w:spacing w:line="240" w:lineRule="auto"/>
         <w:rPr>
-          <w:rFonts w:ascii="Times New Roman" w:eastAsia="Times New Roman" w:hAnsi="Times New Roman" w:cs="Times New Roman"/>
+          <w:rFonts w:ascii="Arial" w:eastAsia="Arial" w:hAnsi="Arial" w:cs="Arial"/>
           <w:kern w:val="0"/>
           <w:sz w:val="24"/>
           <w:lang w:val="en-IN" w:eastAsia="en-GB"/>
@@ -5940,7 +5932,7 @@
       </w:pPr>
       <w:r>
         <w:rPr>
-          <w:rFonts w:ascii="Times New Roman" w:eastAsia="Times New Roman" w:hAnsi="Times New Roman" w:cs="Times New Roman"/>
+          <w:rFonts w:ascii="Arial" w:eastAsia="Arial" w:hAnsi="Arial" w:cs="Arial"/>
           <w:kern w:val="0"/>
           <w:sz w:val="24"/>
           <w:lang w:val="en-IN" w:eastAsia="en-GB"/>
@@ -6051,7 +6043,7 @@
       <w:pPr>
         <w:spacing w:line="240" w:lineRule="auto"/>
         <w:rPr>
-          <w:rFonts w:ascii="Times New Roman" w:eastAsia="Times New Roman" w:hAnsi="Times New Roman" w:cs="Times New Roman"/>
+          <w:rFonts w:ascii="Arial" w:eastAsia="Arial" w:hAnsi="Arial" w:cs="Arial"/>
           <w:kern w:val="0"/>
           <w:sz w:val="24"/>
           <w:lang w:val="en-IN" w:eastAsia="en-GB"/>
@@ -6060,7 +6052,7 @@
       </w:pPr>
       <w:r>
         <w:rPr>
-          <w:rFonts w:ascii="Times New Roman" w:eastAsia="Times New Roman" w:hAnsi="Times New Roman" w:cs="Times New Roman"/>
+          <w:rFonts w:ascii="Arial" w:eastAsia="Arial" w:hAnsi="Arial" w:cs="Arial"/>
           <w:kern w:val="0"/>
           <w:sz w:val="24"/>
           <w:lang w:val="en-IN" w:eastAsia="en-GB"/>
@@ -6270,7 +6262,7 @@
       <w:pPr>
         <w:spacing w:line="240" w:lineRule="auto"/>
         <w:rPr>
-          <w:rFonts w:ascii="Times New Roman" w:eastAsia="Times New Roman" w:hAnsi="Times New Roman" w:cs="Times New Roman"/>
+          <w:rFonts w:ascii="Arial" w:eastAsia="Arial" w:hAnsi="Arial" w:cs="Arial"/>
           <w:kern w:val="0"/>
           <w:sz w:val="24"/>
           <w:lang w:val="en-IN" w:eastAsia="en-GB"/>
@@ -6295,7 +6287,7 @@
       <w:pPr>
         <w:spacing w:line="240" w:lineRule="auto"/>
         <w:rPr>
-          <w:rFonts w:ascii="Times New Roman" w:eastAsia="Times New Roman" w:hAnsi="Times New Roman" w:cs="Times New Roman"/>
+          <w:rFonts w:ascii="Arial" w:eastAsia="Arial" w:hAnsi="Arial" w:cs="Arial"/>
           <w:kern w:val="0"/>
           <w:sz w:val="24"/>
           <w:lang w:val="en-IN" w:eastAsia="en-GB"/>
@@ -6304,7 +6296,7 @@
       </w:pPr>
       <w:r>
         <w:rPr>
-          <w:rFonts w:ascii="Times New Roman" w:eastAsia="Times New Roman" w:hAnsi="Times New Roman" w:cs="Times New Roman"/>
+          <w:rFonts w:ascii="Arial" w:eastAsia="Arial" w:hAnsi="Arial" w:cs="Arial"/>
           <w:kern w:val="0"/>
           <w:sz w:val="24"/>
           <w:lang w:val="en-IN" w:eastAsia="en-GB"/>
@@ -6328,7 +6320,7 @@
       <w:pPr>
         <w:spacing w:line="240" w:lineRule="auto"/>
         <w:rPr>
-          <w:rFonts w:ascii="Times New Roman" w:eastAsia="Times New Roman" w:hAnsi="Times New Roman" w:cs="Times New Roman"/>
+          <w:rFonts w:ascii="Arial" w:eastAsia="Arial" w:hAnsi="Arial" w:cs="Arial"/>
           <w:kern w:val="0"/>
           <w:sz w:val="24"/>
           <w:lang w:val="en-IN" w:eastAsia="en-GB"/>
@@ -7050,8 +7042,8 @@
     <w:r>
       <w:rPr>
         <w:noProof/>
-        <w:sz w:val="12"/>
-        <w:szCs w:val="12"/>
+        <w:sz w:val="24"/>
+        <w:szCs w:val="24"/>
       </w:rPr>
       <mc:AlternateContent>
         <mc:Choice Requires="wps">
@@ -7380,8 +7372,8 @@
     <w:r>
       <w:rPr>
         <w:noProof/>
-        <w:sz w:val="12"/>
-        <w:szCs w:val="12"/>
+        <w:sz w:val="24"/>
+        <w:szCs w:val="24"/>
       </w:rPr>
       <mc:AlternateContent>
         <mc:Choice Requires="wps">
@@ -7773,7 +7765,7 @@
                         <w:p>
                           <w:pPr>
                             <w:rPr>
-                              <w:rFonts w:ascii="Aptos" w:eastAsia="Aptos" w:hAnsi="Aptos" w:cs="Aptos"/>
+                              <w:rFonts w:ascii="Arial" w:eastAsia="Arial" w:hAnsi="Arial" w:cs="Arial"/>
                               <w:noProof/>
                               <w:color w:val="008000"/>
                               <w:sz w:val="24"/>
@@ -7781,7 +7773,7 @@
                           </w:pPr>
                           <w:r>
                             <w:rPr>
-                              <w:rFonts w:ascii="Aptos" w:eastAsia="Aptos" w:hAnsi="Aptos" w:cs="Aptos"/>
+                              <w:rFonts w:ascii="Arial" w:eastAsia="Arial" w:hAnsi="Arial" w:cs="Arial"/>
                               <w:noProof/>
                               <w:color w:val="008000"/>
                               <w:sz w:val="24"/>
@@ -7815,7 +7807,7 @@
                   <w:p>
                     <w:pPr>
                       <w:rPr>
-                        <w:rFonts w:ascii="Aptos" w:eastAsia="Aptos" w:hAnsi="Aptos" w:cs="Aptos"/>
+                        <w:rFonts w:ascii="Arial" w:eastAsia="Arial" w:hAnsi="Arial" w:cs="Arial"/>
                         <w:noProof/>
                         <w:color w:val="008000"/>
                         <w:sz w:val="24"/>
@@ -7823,7 +7815,7 @@
                     </w:pPr>
                     <w:r>
                       <w:rPr>
-                        <w:rFonts w:ascii="Aptos" w:eastAsia="Aptos" w:hAnsi="Aptos" w:cs="Aptos"/>
+                        <w:rFonts w:ascii="Arial" w:eastAsia="Arial" w:hAnsi="Arial" w:cs="Arial"/>
                         <w:noProof/>
                         <w:color w:val="008000"/>
                         <w:sz w:val="24"/>
@@ -7914,7 +7906,7 @@
                             <w:p>
                               <w:pPr>
                                 <w:rPr>
-                                  <w:rFonts w:ascii="Aptos" w:eastAsia="Aptos" w:hAnsi="Aptos" w:cs="Aptos"/>
+                                  <w:rFonts w:ascii="Arial" w:eastAsia="Arial" w:hAnsi="Arial" w:cs="Arial"/>
                                   <w:noProof/>
                                   <w:color w:val="008000"/>
                                   <w:sz w:val="24"/>
@@ -7922,7 +7914,7 @@
                               </w:pPr>
                               <w:r>
                                 <w:rPr>
-                                  <w:rFonts w:ascii="Aptos" w:eastAsia="Aptos" w:hAnsi="Aptos" w:cs="Aptos"/>
+                                  <w:rFonts w:ascii="Arial" w:eastAsia="Arial" w:hAnsi="Arial" w:cs="Arial"/>
                                   <w:noProof/>
                                   <w:color w:val="008000"/>
                                   <w:sz w:val="24"/>
@@ -7956,7 +7948,7 @@
                       <w:p>
                         <w:pPr>
                           <w:rPr>
-                            <w:rFonts w:ascii="Aptos" w:eastAsia="Aptos" w:hAnsi="Aptos" w:cs="Aptos"/>
+                            <w:rFonts w:ascii="Arial" w:eastAsia="Arial" w:hAnsi="Arial" w:cs="Arial"/>
                             <w:noProof/>
                             <w:color w:val="008000"/>
                             <w:sz w:val="24"/>
@@ -7964,7 +7956,7 @@
                         </w:pPr>
                         <w:r>
                           <w:rPr>
-                            <w:rFonts w:ascii="Aptos" w:eastAsia="Aptos" w:hAnsi="Aptos" w:cs="Aptos"/>
+                            <w:rFonts w:ascii="Arial" w:eastAsia="Arial" w:hAnsi="Arial" w:cs="Arial"/>
                             <w:noProof/>
                             <w:color w:val="008000"/>
                             <w:sz w:val="24"/>
@@ -8006,7 +7998,7 @@
           <wp:extent cx="1223645" cy="249555"/>
           <wp:effectExtent l="0" t="0" r="0" b="0"/>
           <wp:wrapNone/>
-          <wp:docPr id="701481139" name="Graphic 701481139">
+          <wp:docPr id="1711539580" name="Graphic 1711539580">
             <a:extLst xmlns:a="http://schemas.openxmlformats.org/drawingml/2006/main">
               <a:ext uri="{FF2B5EF4-FFF2-40B4-BE49-F238E27FC236}">
                 <a16:creationId xmlns:a16="http://schemas.microsoft.com/office/drawing/2014/main" id="{1DB40E02-E43E-21B5-7D2A-60B35F0977AE}"/>
@@ -8170,7 +8162,7 @@
                         <w:p>
                           <w:pPr>
                             <w:rPr>
-                              <w:rFonts w:ascii="Aptos" w:eastAsia="Aptos" w:hAnsi="Aptos" w:cs="Aptos"/>
+                              <w:rFonts w:ascii="Arial" w:eastAsia="Arial" w:hAnsi="Arial" w:cs="Arial"/>
                               <w:noProof/>
                               <w:color w:val="008000"/>
                               <w:sz w:val="24"/>
@@ -8178,7 +8170,7 @@
                           </w:pPr>
                           <w:r>
                             <w:rPr>
-                              <w:rFonts w:ascii="Aptos" w:eastAsia="Aptos" w:hAnsi="Aptos" w:cs="Aptos"/>
+                              <w:rFonts w:ascii="Arial" w:eastAsia="Arial" w:hAnsi="Arial" w:cs="Arial"/>
                               <w:noProof/>
                               <w:color w:val="008000"/>
                               <w:sz w:val="24"/>
@@ -8212,7 +8204,7 @@
                   <w:p>
                     <w:pPr>
                       <w:rPr>
-                        <w:rFonts w:ascii="Aptos" w:eastAsia="Aptos" w:hAnsi="Aptos" w:cs="Aptos"/>
+                        <w:rFonts w:ascii="Arial" w:eastAsia="Arial" w:hAnsi="Arial" w:cs="Arial"/>
                         <w:noProof/>
                         <w:color w:val="008000"/>
                         <w:sz w:val="24"/>
@@ -8220,7 +8212,7 @@
                     </w:pPr>
                     <w:r>
                       <w:rPr>
-                        <w:rFonts w:ascii="Aptos" w:eastAsia="Aptos" w:hAnsi="Aptos" w:cs="Aptos"/>
+                        <w:rFonts w:ascii="Arial" w:eastAsia="Arial" w:hAnsi="Arial" w:cs="Arial"/>
                         <w:noProof/>
                         <w:color w:val="008000"/>
                         <w:sz w:val="24"/>
@@ -8252,7 +8244,7 @@
           <wp:extent cx="1823577" cy="396000"/>
           <wp:effectExtent l="0" t="0" r="5715" b="4445"/>
           <wp:wrapNone/>
-          <wp:docPr id="589847318" name="Picture 589847318" descr="A blue text on a black background  Description automatically generated"/>
+          <wp:docPr id="1668985478" name="Picture 1668985478" descr="A blue text on a black background  Description automatically generated"/>
           <wp:cNvGraphicFramePr>
             <a:graphicFrameLocks xmlns:a="http://schemas.openxmlformats.org/drawingml/2006/main" noChangeAspect="1"/>
           </wp:cNvGraphicFramePr>
@@ -8364,7 +8356,7 @@
                         <w:p>
                           <w:pPr>
                             <w:rPr>
-                              <w:rFonts w:ascii="Aptos" w:eastAsia="Aptos" w:hAnsi="Aptos" w:cs="Aptos"/>
+                              <w:rFonts w:ascii="Arial" w:eastAsia="Arial" w:hAnsi="Arial" w:cs="Arial"/>
                               <w:noProof/>
                               <w:color w:val="008000"/>
                               <w:sz w:val="24"/>
@@ -8372,7 +8364,7 @@
                           </w:pPr>
                           <w:r>
                             <w:rPr>
-                              <w:rFonts w:ascii="Aptos" w:eastAsia="Aptos" w:hAnsi="Aptos" w:cs="Aptos"/>
+                              <w:rFonts w:ascii="Arial" w:eastAsia="Arial" w:hAnsi="Arial" w:cs="Arial"/>
                               <w:noProof/>
                               <w:color w:val="008000"/>
                               <w:sz w:val="24"/>
@@ -8406,7 +8398,7 @@
                   <w:p>
                     <w:pPr>
                       <w:rPr>
-                        <w:rFonts w:ascii="Aptos" w:eastAsia="Aptos" w:hAnsi="Aptos" w:cs="Aptos"/>
+                        <w:rFonts w:ascii="Arial" w:eastAsia="Arial" w:hAnsi="Arial" w:cs="Arial"/>
                         <w:noProof/>
                         <w:color w:val="008000"/>
                         <w:sz w:val="24"/>
@@ -8414,7 +8406,7 @@
                     </w:pPr>
                     <w:r>
                       <w:rPr>
-                        <w:rFonts w:ascii="Aptos" w:eastAsia="Aptos" w:hAnsi="Aptos" w:cs="Aptos"/>
+                        <w:rFonts w:ascii="Arial" w:eastAsia="Arial" w:hAnsi="Arial" w:cs="Arial"/>
                         <w:noProof/>
                         <w:color w:val="008000"/>
                         <w:sz w:val="24"/>
@@ -8545,7 +8537,7 @@
       <w:sdtPr>
         <w:rPr>
           <w:rStyle w:val="ClassificationChar"/>
-          <w:sz w:val="16"/>
+          <w:sz w:val="24"/>
         </w:rPr>
         <w:alias w:val="Classification"/>
         <w:tag w:val="Classification"/>
@@ -8564,7 +8556,7 @@
         <w:r>
           <w:rPr>
             <w:rStyle w:val="ClassificationChar"/>
-            <w:sz w:val="16"/>
+            <w:sz w:val="24"/>
           </w:rPr>
           <w:t>CONFIDENTIAL</w:t>
         </w:r>
@@ -8631,7 +8623,7 @@
                         <w:p>
                           <w:pPr>
                             <w:rPr>
-                              <w:rFonts w:ascii="Aptos" w:eastAsia="Aptos" w:hAnsi="Aptos" w:cs="Aptos"/>
+                              <w:rFonts w:ascii="Arial" w:eastAsia="Arial" w:hAnsi="Arial" w:cs="Arial"/>
                               <w:noProof/>
                               <w:color w:val="008000"/>
                               <w:sz w:val="24"/>
@@ -8639,7 +8631,7 @@
                           </w:pPr>
                           <w:r>
                             <w:rPr>
-                              <w:rFonts w:ascii="Aptos" w:eastAsia="Aptos" w:hAnsi="Aptos" w:cs="Aptos"/>
+                              <w:rFonts w:ascii="Arial" w:eastAsia="Arial" w:hAnsi="Arial" w:cs="Arial"/>
                               <w:noProof/>
                               <w:color w:val="008000"/>
                               <w:sz w:val="24"/>
@@ -8673,7 +8665,7 @@
                   <w:p>
                     <w:pPr>
                       <w:rPr>
-                        <w:rFonts w:ascii="Aptos" w:eastAsia="Aptos" w:hAnsi="Aptos" w:cs="Aptos"/>
+                        <w:rFonts w:ascii="Arial" w:eastAsia="Arial" w:hAnsi="Arial" w:cs="Arial"/>
                         <w:noProof/>
                         <w:color w:val="008000"/>
                         <w:sz w:val="24"/>
@@ -8681,7 +8673,7 @@
                     </w:pPr>
                     <w:r>
                       <w:rPr>
-                        <w:rFonts w:ascii="Aptos" w:eastAsia="Aptos" w:hAnsi="Aptos" w:cs="Aptos"/>
+                        <w:rFonts w:ascii="Arial" w:eastAsia="Arial" w:hAnsi="Arial" w:cs="Arial"/>
                         <w:noProof/>
                         <w:color w:val="008000"/>
                         <w:sz w:val="24"/>
@@ -8813,7 +8805,7 @@
       <w:sdtPr>
         <w:rPr>
           <w:rStyle w:val="ClassificationChar"/>
-          <w:sz w:val="16"/>
+          <w:sz w:val="24"/>
         </w:rPr>
         <w:alias w:val="Classification"/>
         <w:tag w:val="Classification"/>
@@ -8832,7 +8824,7 @@
         <w:r>
           <w:rPr>
             <w:rStyle w:val="ClassificationChar"/>
-            <w:sz w:val="16"/>
+            <w:sz w:val="24"/>
           </w:rPr>
           <w:t>PUBLIC</w:t>
         </w:r>
@@ -8888,7 +8880,7 @@
         <w:ind w:left="850" w:hanging="850"/>
       </w:pPr>
       <w:rPr>
-        <w:rFonts w:ascii="Arial Bold" w:hAnsi="Arial Bold" w:cs="Arial" w:hint="default"/>
+        <w:rFonts w:ascii="Arial" w:hAnsi="Arial" w:cs="Arial" w:hint="default"/>
         <w:b/>
         <w:i w:val="0"/>
         <w:caps w:val="0"/>
@@ -8898,7 +8890,7 @@
         <w:color w:val="0072BC"/>
         <w:spacing w:val="10"/>
         <w:kern w:val="32"/>
-        <w:sz w:val="32"/>
+        <w:sz w:val="24"/>
         <w:u w:val="none"/>
         <w:effect w:val="none"/>
         <w:vertAlign w:val="baseline"/>
@@ -8916,7 +8908,7 @@
         <w:ind w:left="850" w:hanging="850"/>
       </w:pPr>
       <w:rPr>
-        <w:rFonts w:ascii="Arial Bold" w:hAnsi="Arial Bold" w:cs="Arial" w:hint="default"/>
+        <w:rFonts w:ascii="Arial" w:hAnsi="Arial" w:cs="Arial" w:hint="default"/>
         <w:b/>
         <w:i w:val="0"/>
         <w:caps w:val="0"/>
@@ -8943,60 +8935,6 @@
         <w:ind w:left="850" w:hanging="850"/>
       </w:pPr>
       <w:rPr>
-        <w:rFonts w:ascii="Arial Bold" w:hAnsi="Arial Bold" w:cs="Arial" w:hint="default"/>
-        <w:b/>
-        <w:i w:val="0"/>
-        <w:caps w:val="0"/>
-        <w:strike w:val="0"/>
-        <w:dstrike w:val="0"/>
-        <w:vanish w:val="0"/>
-        <w:color w:val="000000"/>
-        <w:spacing w:val="10"/>
-        <w:sz w:val="22"/>
-        <w:u w:val="none"/>
-        <w:effect w:val="none"/>
-        <w:vertAlign w:val="baseline"/>
-      </w:rPr>
-    </w:lvl>
-    <w:lvl w:ilvl="3">
-      <w:start w:val="1"/>
-      <w:numFmt w:val="decimal"/>
-      <w:lvlText w:val="%1.%2.%3.%4"/>
-      <w:lvlJc w:val="left"/>
-      <w:pPr>
-        <w:tabs>
-          <w:tab w:val="num" w:pos="850"/>
-        </w:tabs>
-        <w:ind w:left="850" w:hanging="850"/>
-      </w:pPr>
-      <w:rPr>
-        <w:rFonts w:ascii="Arial Bold" w:hAnsi="Arial Bold" w:cs="Arial" w:hint="default"/>
-        <w:b/>
-        <w:i w:val="0"/>
-        <w:caps w:val="0"/>
-        <w:strike w:val="0"/>
-        <w:dstrike w:val="0"/>
-        <w:vanish w:val="0"/>
-        <w:color w:val="000000"/>
-        <w:spacing w:val="10"/>
-        <w:sz w:val="20"/>
-        <w:u w:val="none"/>
-        <w:effect w:val="none"/>
-        <w:vertAlign w:val="baseline"/>
-      </w:rPr>
-    </w:lvl>
-    <w:lvl w:ilvl="4">
-      <w:start w:val="1"/>
-      <w:numFmt w:val="none"/>
-      <w:lvlText w:val=""/>
-      <w:lvlJc w:val="left"/>
-      <w:pPr>
-        <w:tabs>
-          <w:tab w:val="num" w:pos="850"/>
-        </w:tabs>
-        <w:ind w:left="850" w:hanging="850"/>
-      </w:pPr>
-      <w:rPr>
         <w:rFonts w:ascii="Arial" w:hAnsi="Arial" w:cs="Arial" w:hint="default"/>
         <w:b/>
         <w:i w:val="0"/>
@@ -9006,7 +8944,61 @@
         <w:vanish w:val="0"/>
         <w:color w:val="000000"/>
         <w:spacing w:val="10"/>
-        <w:sz w:val="20"/>
+        <w:sz w:val="24"/>
+        <w:u w:val="none"/>
+        <w:effect w:val="none"/>
+        <w:vertAlign w:val="baseline"/>
+      </w:rPr>
+    </w:lvl>
+    <w:lvl w:ilvl="3">
+      <w:start w:val="1"/>
+      <w:numFmt w:val="decimal"/>
+      <w:lvlText w:val="%1.%2.%3.%4"/>
+      <w:lvlJc w:val="left"/>
+      <w:pPr>
+        <w:tabs>
+          <w:tab w:val="num" w:pos="850"/>
+        </w:tabs>
+        <w:ind w:left="850" w:hanging="850"/>
+      </w:pPr>
+      <w:rPr>
+        <w:rFonts w:ascii="Arial" w:hAnsi="Arial" w:cs="Arial" w:hint="default"/>
+        <w:b/>
+        <w:i w:val="0"/>
+        <w:caps w:val="0"/>
+        <w:strike w:val="0"/>
+        <w:dstrike w:val="0"/>
+        <w:vanish w:val="0"/>
+        <w:color w:val="000000"/>
+        <w:spacing w:val="10"/>
+        <w:sz w:val="24"/>
+        <w:u w:val="none"/>
+        <w:effect w:val="none"/>
+        <w:vertAlign w:val="baseline"/>
+      </w:rPr>
+    </w:lvl>
+    <w:lvl w:ilvl="4">
+      <w:start w:val="1"/>
+      <w:numFmt w:val="none"/>
+      <w:lvlText w:val=""/>
+      <w:lvlJc w:val="left"/>
+      <w:pPr>
+        <w:tabs>
+          <w:tab w:val="num" w:pos="850"/>
+        </w:tabs>
+        <w:ind w:left="850" w:hanging="850"/>
+      </w:pPr>
+      <w:rPr>
+        <w:rFonts w:ascii="Arial" w:hAnsi="Arial" w:cs="Arial" w:hint="default"/>
+        <w:b/>
+        <w:i w:val="0"/>
+        <w:caps w:val="0"/>
+        <w:strike w:val="0"/>
+        <w:dstrike w:val="0"/>
+        <w:vanish w:val="0"/>
+        <w:color w:val="000000"/>
+        <w:spacing w:val="10"/>
+        <w:sz w:val="24"/>
         <w:u w:val="none"/>
         <w:effect w:val="none"/>
         <w:vertAlign w:val="baseline"/>
@@ -9087,7 +9079,7 @@
         <w:vanish w:val="0"/>
         <w:color w:val="000000"/>
         <w:spacing w:val="10"/>
-        <w:sz w:val="22"/>
+        <w:sz w:val="24"/>
         <w:u w:val="none"/>
         <w:effect w:val="none"/>
         <w:vertAlign w:val="baseline"/>
@@ -9114,7 +9106,7 @@
         <w:vanish w:val="0"/>
         <w:color w:val="000000"/>
         <w:spacing w:val="10"/>
-        <w:sz w:val="20"/>
+        <w:sz w:val="24"/>
         <w:u w:val="none"/>
         <w:effect w:val="none"/>
         <w:vertAlign w:val="baseline"/>
@@ -9145,7 +9137,7 @@
         <w:color w:val="000000"/>
         <w:spacing w:val="8"/>
         <w:kern w:val="20"/>
-        <w:sz w:val="20"/>
+        <w:sz w:val="24"/>
       </w:rPr>
     </w:lvl>
     <w:lvl w:ilvl="1">
@@ -9161,11 +9153,11 @@
         <w:ind w:left="1418" w:hanging="284"/>
       </w:pPr>
       <w:rPr>
-        <w:rFonts w:ascii="Times New Roman" w:hAnsi="Times New Roman" w:cs="Times New Roman" w:hint="default"/>
+        <w:rFonts w:ascii="Arial" w:hAnsi="Arial" w:cs="Arial" w:hint="default"/>
         <w:b w:val="0"/>
         <w:i w:val="0"/>
         <w:color w:val="000000"/>
-        <w:sz w:val="20"/>
+        <w:sz w:val="24"/>
       </w:rPr>
     </w:lvl>
     <w:lvl w:ilvl="2">
@@ -9181,11 +9173,11 @@
         <w:ind w:left="1701" w:hanging="283"/>
       </w:pPr>
       <w:rPr>
-        <w:rFonts w:ascii="Times New Roman" w:hAnsi="Times New Roman" w:cs="Times New Roman" w:hint="default"/>
+        <w:rFonts w:ascii="Arial" w:hAnsi="Arial" w:cs="Arial" w:hint="default"/>
         <w:b/>
         <w:i w:val="0"/>
         <w:color w:val="000000"/>
-        <w:sz w:val="20"/>
+        <w:sz w:val="24"/>
       </w:rPr>
     </w:lvl>
     <w:lvl w:ilvl="3">
@@ -9206,8 +9198,8 @@
         <w:i w:val="0"/>
         <w:color w:val="000000"/>
         <w:spacing w:val="0"/>
-        <w:sz w:val="20"/>
-        <w:szCs w:val="20"/>
+        <w:sz w:val="24"/>
+        <w:szCs w:val="24"/>
       </w:rPr>
     </w:lvl>
     <w:lvl w:ilvl="4">
@@ -9228,8 +9220,8 @@
         <w:i w:val="0"/>
         <w:color w:val="000000"/>
         <w:spacing w:val="0"/>
-        <w:sz w:val="20"/>
-        <w:szCs w:val="20"/>
+        <w:sz w:val="24"/>
+        <w:szCs w:val="24"/>
       </w:rPr>
     </w:lvl>
     <w:lvl w:ilvl="5">
@@ -9250,8 +9242,8 @@
         <w:i w:val="0"/>
         <w:color w:val="000000"/>
         <w:spacing w:val="0"/>
-        <w:sz w:val="20"/>
-        <w:szCs w:val="20"/>
+        <w:sz w:val="24"/>
+        <w:szCs w:val="24"/>
       </w:rPr>
     </w:lvl>
     <w:lvl w:ilvl="6">
@@ -9271,8 +9263,8 @@
         <w:b w:val="0"/>
         <w:i w:val="0"/>
         <w:color w:val="000000"/>
-        <w:sz w:val="20"/>
-        <w:szCs w:val="20"/>
+        <w:sz w:val="24"/>
+        <w:szCs w:val="24"/>
       </w:rPr>
     </w:lvl>
     <w:lvl w:ilvl="7">
@@ -9292,8 +9284,8 @@
         <w:b w:val="0"/>
         <w:i w:val="0"/>
         <w:color w:val="000000"/>
-        <w:sz w:val="20"/>
-        <w:szCs w:val="20"/>
+        <w:sz w:val="24"/>
+        <w:szCs w:val="24"/>
       </w:rPr>
     </w:lvl>
     <w:lvl w:ilvl="8">
@@ -9313,8 +9305,8 @@
         <w:b w:val="0"/>
         <w:i w:val="0"/>
         <w:color w:val="000000"/>
-        <w:sz w:val="20"/>
-        <w:szCs w:val="20"/>
+        <w:sz w:val="24"/>
+        <w:szCs w:val="24"/>
       </w:rPr>
     </w:lvl>
   </w:abstractNum>
@@ -9331,11 +9323,11 @@
         <w:ind w:left="284" w:hanging="284"/>
       </w:pPr>
       <w:rPr>
-        <w:rFonts w:ascii="Arial Bold" w:hAnsi="Arial Bold" w:hint="default"/>
+        <w:rFonts w:ascii="Arial" w:hAnsi="Arial" w:hint="default"/>
         <w:b/>
         <w:i w:val="0"/>
         <w:color w:val="0072BC"/>
-        <w:sz w:val="18"/>
+        <w:sz w:val="24"/>
       </w:rPr>
     </w:lvl>
     <w:lvl w:ilvl="1">
@@ -9470,7 +9462,7 @@
         <w:ind w:left="1080" w:hanging="360"/>
       </w:pPr>
       <w:rPr>
-        <w:rFonts w:ascii="Courier New" w:hAnsi="Courier New" w:cs="Courier New" w:hint="default"/>
+        <w:rFonts w:ascii="Arial" w:hAnsi="Arial" w:cs="Arial" w:hint="default"/>
       </w:rPr>
     </w:lvl>
     <w:lvl w:ilvl="2" w:tplc="04090005">
@@ -9506,7 +9498,7 @@
         <w:ind w:left="3240" w:hanging="360"/>
       </w:pPr>
       <w:rPr>
-        <w:rFonts w:ascii="Courier New" w:hAnsi="Courier New" w:cs="Courier New" w:hint="default"/>
+        <w:rFonts w:ascii="Arial" w:hAnsi="Arial" w:cs="Arial" w:hint="default"/>
       </w:rPr>
     </w:lvl>
     <w:lvl w:ilvl="5" w:tplc="04090005" w:tentative="1">
@@ -9542,7 +9534,7 @@
         <w:ind w:left="5400" w:hanging="360"/>
       </w:pPr>
       <w:rPr>
-        <w:rFonts w:ascii="Courier New" w:hAnsi="Courier New" w:cs="Courier New" w:hint="default"/>
+        <w:rFonts w:ascii="Arial" w:hAnsi="Arial" w:cs="Arial" w:hint="default"/>
       </w:rPr>
     </w:lvl>
     <w:lvl w:ilvl="8" w:tplc="04090005" w:tentative="1">
@@ -9572,7 +9564,7 @@
         <w:ind w:left="360" w:hanging="360"/>
       </w:pPr>
       <w:rPr>
-        <w:rFonts w:ascii="Georgia" w:hAnsi="Georgia" w:cs="Arial" w:hint="default"/>
+        <w:rFonts w:ascii="Arial" w:hAnsi="Arial" w:cs="Arial" w:hint="default"/>
         <w:color w:val="00DFED" w:themeColor="accent2"/>
         <w:kern w:val="20"/>
       </w:rPr>
@@ -9754,7 +9746,7 @@
         <w:color w:val="0072BC"/>
         <w:spacing w:val="8"/>
         <w:kern w:val="20"/>
-        <w:sz w:val="20"/>
+        <w:sz w:val="24"/>
       </w:rPr>
     </w:lvl>
     <w:lvl w:ilvl="1">
@@ -9769,11 +9761,11 @@
         <w:ind w:left="1418" w:hanging="284"/>
       </w:pPr>
       <w:rPr>
-        <w:rFonts w:ascii="Arial" w:hAnsi="Arial" w:cs="Times New Roman" w:hint="default"/>
+        <w:rFonts w:ascii="Arial" w:hAnsi="Arial" w:cs="Arial" w:hint="default"/>
         <w:b w:val="0"/>
         <w:i w:val="0"/>
         <w:color w:val="0072BC"/>
-        <w:sz w:val="20"/>
+        <w:sz w:val="24"/>
       </w:rPr>
     </w:lvl>
     <w:lvl w:ilvl="2">
@@ -9788,11 +9780,11 @@
         <w:ind w:left="1701" w:hanging="283"/>
       </w:pPr>
       <w:rPr>
-        <w:rFonts w:ascii="Arial Bold" w:hAnsi="Arial Bold" w:cs="Times New Roman" w:hint="default"/>
+        <w:rFonts w:ascii="Arial" w:hAnsi="Arial" w:cs="Arial" w:hint="default"/>
         <w:b/>
         <w:i w:val="0"/>
         <w:color w:val="0072BC"/>
-        <w:sz w:val="20"/>
+        <w:sz w:val="24"/>
       </w:rPr>
     </w:lvl>
     <w:lvl w:ilvl="3">
@@ -9812,8 +9804,8 @@
         <w:i w:val="0"/>
         <w:color w:val="0072BC"/>
         <w:spacing w:val="0"/>
-        <w:sz w:val="20"/>
-        <w:szCs w:val="20"/>
+        <w:sz w:val="24"/>
+        <w:szCs w:val="24"/>
       </w:rPr>
     </w:lvl>
     <w:lvl w:ilvl="4">
@@ -9833,8 +9825,8 @@
         <w:i w:val="0"/>
         <w:color w:val="0072BC"/>
         <w:spacing w:val="0"/>
-        <w:sz w:val="20"/>
-        <w:szCs w:val="20"/>
+        <w:sz w:val="24"/>
+        <w:szCs w:val="24"/>
       </w:rPr>
     </w:lvl>
     <w:lvl w:ilvl="5">
@@ -9854,8 +9846,8 @@
         <w:i w:val="0"/>
         <w:color w:val="0072BC"/>
         <w:spacing w:val="0"/>
-        <w:sz w:val="20"/>
-        <w:szCs w:val="20"/>
+        <w:sz w:val="24"/>
+        <w:szCs w:val="24"/>
       </w:rPr>
     </w:lvl>
     <w:lvl w:ilvl="6">
@@ -9874,8 +9866,8 @@
         <w:b w:val="0"/>
         <w:i w:val="0"/>
         <w:color w:val="0072BC"/>
-        <w:sz w:val="20"/>
-        <w:szCs w:val="20"/>
+        <w:sz w:val="24"/>
+        <w:szCs w:val="24"/>
       </w:rPr>
     </w:lvl>
     <w:lvl w:ilvl="7">
@@ -9894,8 +9886,8 @@
         <w:b w:val="0"/>
         <w:i w:val="0"/>
         <w:color w:val="0072BC"/>
-        <w:sz w:val="20"/>
-        <w:szCs w:val="20"/>
+        <w:sz w:val="24"/>
+        <w:szCs w:val="24"/>
       </w:rPr>
     </w:lvl>
     <w:lvl w:ilvl="8">
@@ -9914,8 +9906,8 @@
         <w:b w:val="0"/>
         <w:i w:val="0"/>
         <w:color w:val="0072BC"/>
-        <w:sz w:val="20"/>
-        <w:szCs w:val="20"/>
+        <w:sz w:val="24"/>
+        <w:szCs w:val="24"/>
       </w:rPr>
     </w:lvl>
   </w:abstractNum>
@@ -9938,7 +9930,7 @@
         <w:i w:val="0"/>
         <w:color w:val="0072BC"/>
         <w:kern w:val="20"/>
-        <w:sz w:val="20"/>
+        <w:sz w:val="24"/>
       </w:rPr>
     </w:lvl>
     <w:lvl w:ilvl="1">
@@ -9950,7 +9942,7 @@
         <w:ind w:left="567" w:hanging="283"/>
       </w:pPr>
       <w:rPr>
-        <w:rFonts w:ascii="Times New Roman" w:hAnsi="Times New Roman" w:cs="Times New Roman" w:hint="default"/>
+        <w:rFonts w:ascii="Arial" w:hAnsi="Arial" w:cs="Arial" w:hint="default"/>
         <w:color w:val="0072BC"/>
       </w:rPr>
     </w:lvl>
@@ -9963,7 +9955,7 @@
         <w:ind w:left="851" w:hanging="284"/>
       </w:pPr>
       <w:rPr>
-        <w:rFonts w:ascii="Times New Roman" w:hAnsi="Times New Roman" w:cs="Times New Roman" w:hint="default"/>
+        <w:rFonts w:ascii="Arial" w:hAnsi="Arial" w:cs="Arial" w:hint="default"/>
         <w:color w:val="0072BC"/>
       </w:rPr>
     </w:lvl>
@@ -10023,7 +10015,7 @@
         <w:b w:val="0"/>
         <w:i w:val="0"/>
         <w:color w:val="0072BC"/>
-        <w:sz w:val="20"/>
+        <w:sz w:val="24"/>
       </w:rPr>
     </w:lvl>
     <w:lvl w:ilvl="7">
@@ -10039,7 +10031,7 @@
         <w:b w:val="0"/>
         <w:i w:val="0"/>
         <w:color w:val="0072BC"/>
-        <w:sz w:val="20"/>
+        <w:sz w:val="24"/>
       </w:rPr>
     </w:lvl>
     <w:lvl w:ilvl="8">
@@ -10055,7 +10047,7 @@
         <w:b w:val="0"/>
         <w:i w:val="0"/>
         <w:color w:val="0072BC"/>
-        <w:sz w:val="20"/>
+        <w:sz w:val="24"/>
       </w:rPr>
     </w:lvl>
   </w:abstractNum>
@@ -10126,7 +10118,7 @@
         <w:ind w:left="850" w:hanging="850"/>
       </w:pPr>
       <w:rPr>
-        <w:rFonts w:ascii="Arial Bold" w:hAnsi="Arial Bold" w:cs="Arial" w:hint="default"/>
+        <w:rFonts w:ascii="Arial" w:hAnsi="Arial" w:cs="Arial" w:hint="default"/>
         <w:b w:val="0"/>
         <w:bCs/>
         <w:i w:val="0"/>
@@ -10136,7 +10128,7 @@
         <w:vanish w:val="0"/>
         <w:color w:val="000000"/>
         <w:spacing w:val="10"/>
-        <w:sz w:val="20"/>
+        <w:sz w:val="24"/>
         <w:u w:val="none"/>
         <w:effect w:val="none"/>
         <w:vertAlign w:val="baseline"/>
@@ -10164,7 +10156,7 @@
         <w:vanish w:val="0"/>
         <w:color w:val="000000"/>
         <w:spacing w:val="10"/>
-        <w:sz w:val="20"/>
+        <w:sz w:val="24"/>
         <w:u w:val="none"/>
         <w:effect w:val="none"/>
         <w:vertAlign w:val="baseline"/>
@@ -10245,7 +10237,7 @@
         <w:vanish w:val="0"/>
         <w:color w:val="000000"/>
         <w:spacing w:val="10"/>
-        <w:sz w:val="22"/>
+        <w:sz w:val="24"/>
         <w:u w:val="none"/>
         <w:effect w:val="none"/>
         <w:vertAlign w:val="baseline"/>
@@ -10272,7 +10264,7 @@
         <w:vanish w:val="0"/>
         <w:color w:val="000000"/>
         <w:spacing w:val="10"/>
-        <w:sz w:val="20"/>
+        <w:sz w:val="24"/>
         <w:u w:val="none"/>
         <w:effect w:val="none"/>
         <w:vertAlign w:val="baseline"/>
@@ -10380,7 +10372,7 @@
         <w:ind w:left="360" w:hanging="360"/>
       </w:pPr>
       <w:rPr>
-        <w:rFonts w:ascii="Georgia" w:hAnsi="Georgia" w:cs="Arial" w:hint="default"/>
+        <w:rFonts w:ascii="Arial" w:hAnsi="Arial" w:cs="Arial" w:hint="default"/>
         <w:color w:val="00DFED" w:themeColor="accent2"/>
         <w:kern w:val="20"/>
       </w:rPr>
@@ -10627,7 +10619,7 @@
         <w:color w:val="000000"/>
         <w:spacing w:val="8"/>
         <w:kern w:val="20"/>
-        <w:sz w:val="20"/>
+        <w:sz w:val="24"/>
       </w:rPr>
     </w:lvl>
     <w:lvl w:ilvl="1">
@@ -10644,7 +10636,7 @@
       <w:rPr>
         <w:rFonts w:ascii="Arial" w:hAnsi="Arial" w:hint="default"/>
         <w:color w:val="0072BC"/>
-        <w:sz w:val="18"/>
+        <w:sz w:val="24"/>
       </w:rPr>
     </w:lvl>
     <w:lvl w:ilvl="2">
@@ -10662,7 +10654,7 @@
       <w:rPr>
         <w:rFonts w:ascii="Arial" w:hAnsi="Arial" w:hint="default"/>
         <w:color w:val="000000"/>
-        <w:sz w:val="20"/>
+        <w:sz w:val="24"/>
       </w:rPr>
     </w:lvl>
     <w:lvl w:ilvl="3">
@@ -10676,7 +10668,7 @@
       <w:rPr>
         <w:rFonts w:ascii="Arial" w:hAnsi="Arial" w:hint="default"/>
         <w:color w:val="FF0000"/>
-        <w:sz w:val="18"/>
+        <w:sz w:val="24"/>
       </w:rPr>
     </w:lvl>
     <w:lvl w:ilvl="4">
@@ -10690,7 +10682,7 @@
       <w:rPr>
         <w:rFonts w:ascii="Arial" w:hAnsi="Arial" w:hint="default"/>
         <w:color w:val="000000"/>
-        <w:sz w:val="20"/>
+        <w:sz w:val="24"/>
       </w:rPr>
     </w:lvl>
     <w:lvl w:ilvl="5">
@@ -10704,7 +10696,7 @@
       <w:rPr>
         <w:rFonts w:ascii="Arial" w:hAnsi="Arial" w:hint="default"/>
         <w:color w:val="0072BC"/>
-        <w:sz w:val="18"/>
+        <w:sz w:val="24"/>
       </w:rPr>
     </w:lvl>
     <w:lvl w:ilvl="6">
@@ -10720,7 +10712,7 @@
       <w:rPr>
         <w:rFonts w:ascii="Arial" w:hAnsi="Arial" w:hint="default"/>
         <w:color w:val="000000"/>
-        <w:sz w:val="20"/>
+        <w:sz w:val="24"/>
       </w:rPr>
     </w:lvl>
     <w:lvl w:ilvl="7">
@@ -10734,7 +10726,7 @@
       <w:rPr>
         <w:rFonts w:ascii="Arial" w:hAnsi="Arial" w:hint="default"/>
         <w:color w:val="auto"/>
-        <w:sz w:val="20"/>
+        <w:sz w:val="24"/>
       </w:rPr>
     </w:lvl>
     <w:lvl w:ilvl="8">
@@ -10748,7 +10740,7 @@
       <w:rPr>
         <w:rFonts w:ascii="Arial" w:hAnsi="Arial" w:hint="default"/>
         <w:color w:val="auto"/>
-        <w:sz w:val="18"/>
+        <w:sz w:val="24"/>
       </w:rPr>
     </w:lvl>
   </w:abstractNum>
@@ -10772,8 +10764,8 @@
         <w:color w:val="000000"/>
         <w:spacing w:val="8"/>
         <w:kern w:val="18"/>
-        <w:sz w:val="18"/>
-        <w:szCs w:val="20"/>
+        <w:sz w:val="24"/>
+        <w:szCs w:val="24"/>
       </w:rPr>
     </w:lvl>
     <w:lvl w:ilvl="1">
@@ -10789,11 +10781,11 @@
         <w:ind w:left="567" w:hanging="283"/>
       </w:pPr>
       <w:rPr>
-        <w:rFonts w:ascii="Arial" w:hAnsi="Arial" w:cs="Times New Roman" w:hint="default"/>
+        <w:rFonts w:ascii="Arial" w:hAnsi="Arial" w:cs="Arial" w:hint="default"/>
         <w:b w:val="0"/>
         <w:i w:val="0"/>
         <w:color w:val="000000"/>
-        <w:sz w:val="18"/>
+        <w:sz w:val="24"/>
       </w:rPr>
     </w:lvl>
     <w:lvl w:ilvl="2">
@@ -10809,11 +10801,11 @@
         <w:ind w:left="851" w:hanging="284"/>
       </w:pPr>
       <w:rPr>
-        <w:rFonts w:ascii="Arial" w:hAnsi="Arial" w:cs="Times New Roman" w:hint="default"/>
+        <w:rFonts w:ascii="Arial" w:hAnsi="Arial" w:cs="Arial" w:hint="default"/>
         <w:b w:val="0"/>
         <w:i w:val="0"/>
         <w:color w:val="000000"/>
-        <w:sz w:val="18"/>
+        <w:sz w:val="24"/>
       </w:rPr>
     </w:lvl>
     <w:lvl w:ilvl="3">
@@ -10833,8 +10825,8 @@
         <w:i w:val="0"/>
         <w:color w:val="000000"/>
         <w:spacing w:val="-20"/>
-        <w:sz w:val="18"/>
-        <w:szCs w:val="18"/>
+        <w:sz w:val="24"/>
+        <w:szCs w:val="24"/>
       </w:rPr>
     </w:lvl>
     <w:lvl w:ilvl="4">
@@ -10854,8 +10846,8 @@
         <w:i w:val="0"/>
         <w:color w:val="000000"/>
         <w:spacing w:val="-20"/>
-        <w:sz w:val="18"/>
-        <w:szCs w:val="18"/>
+        <w:sz w:val="24"/>
+        <w:szCs w:val="24"/>
       </w:rPr>
     </w:lvl>
     <w:lvl w:ilvl="5">
@@ -10875,8 +10867,8 @@
         <w:i w:val="0"/>
         <w:color w:val="000000"/>
         <w:spacing w:val="-20"/>
-        <w:sz w:val="18"/>
-        <w:szCs w:val="18"/>
+        <w:sz w:val="24"/>
+        <w:szCs w:val="24"/>
       </w:rPr>
     </w:lvl>
     <w:lvl w:ilvl="6">
@@ -10895,8 +10887,8 @@
         <w:b w:val="0"/>
         <w:i w:val="0"/>
         <w:color w:val="000000"/>
-        <w:sz w:val="18"/>
-        <w:szCs w:val="18"/>
+        <w:sz w:val="24"/>
+        <w:szCs w:val="24"/>
       </w:rPr>
     </w:lvl>
     <w:lvl w:ilvl="7">
@@ -10916,8 +10908,8 @@
         <w:b w:val="0"/>
         <w:i w:val="0"/>
         <w:color w:val="000000"/>
-        <w:sz w:val="18"/>
-        <w:szCs w:val="18"/>
+        <w:sz w:val="24"/>
+        <w:szCs w:val="24"/>
       </w:rPr>
     </w:lvl>
     <w:lvl w:ilvl="8">
@@ -10937,8 +10929,8 @@
         <w:b w:val="0"/>
         <w:i w:val="0"/>
         <w:color w:val="000000"/>
-        <w:sz w:val="18"/>
-        <w:szCs w:val="18"/>
+        <w:sz w:val="24"/>
+        <w:szCs w:val="24"/>
       </w:rPr>
     </w:lvl>
   </w:abstractNum>
@@ -10961,7 +10953,7 @@
         <w:i w:val="0"/>
         <w:color w:val="000000"/>
         <w:kern w:val="20"/>
-        <w:sz w:val="20"/>
+        <w:sz w:val="24"/>
       </w:rPr>
     </w:lvl>
     <w:lvl w:ilvl="1">
@@ -10974,11 +10966,11 @@
         <w:ind w:left="567" w:hanging="283"/>
       </w:pPr>
       <w:rPr>
-        <w:rFonts w:ascii="Arial" w:hAnsi="Arial" w:cs="Times New Roman" w:hint="default"/>
+        <w:rFonts w:ascii="Arial" w:hAnsi="Arial" w:cs="Arial" w:hint="default"/>
         <w:b w:val="0"/>
         <w:i w:val="0"/>
         <w:color w:val="000000"/>
-        <w:sz w:val="20"/>
+        <w:sz w:val="24"/>
       </w:rPr>
     </w:lvl>
     <w:lvl w:ilvl="2">
@@ -10991,11 +10983,11 @@
         <w:ind w:left="851" w:hanging="284"/>
       </w:pPr>
       <w:rPr>
-        <w:rFonts w:ascii="Arial" w:hAnsi="Arial" w:cs="Times New Roman" w:hint="default"/>
+        <w:rFonts w:ascii="Arial" w:hAnsi="Arial" w:cs="Arial" w:hint="default"/>
         <w:b w:val="0"/>
         <w:i w:val="0"/>
         <w:color w:val="000000"/>
-        <w:sz w:val="20"/>
+        <w:sz w:val="24"/>
       </w:rPr>
     </w:lvl>
     <w:lvl w:ilvl="3">
@@ -11323,7 +11315,7 @@
         <w:rPr>
           <w:rFonts w:ascii="Arial" w:hAnsi="Arial" w:hint="default"/>
           <w:color w:val="000000"/>
-          <w:sz w:val="20"/>
+          <w:sz w:val="24"/>
         </w:rPr>
       </w:lvl>
     </w:lvlOverride>
@@ -11361,7 +11353,7 @@
           <w:ind w:left="360" w:hanging="360"/>
         </w:pPr>
         <w:rPr>
-          <w:rFonts w:ascii="Georgia" w:hAnsi="Georgia" w:cs="Arial" w:hint="default"/>
+          <w:rFonts w:ascii="Arial" w:hAnsi="Arial" w:cs="Arial" w:hint="default"/>
           <w:color w:val="0072BC"/>
           <w:kern w:val="20"/>
           <w:sz w:val="28"/>
@@ -11382,8 +11374,8 @@
         <w:rPr>
           <w:rFonts w:hint="default"/>
           <w:color w:val="2E404D" w:themeColor="text2"/>
-          <w:sz w:val="22"/>
-          <w:szCs w:val="22"/>
+          <w:sz w:val="24"/>
+          <w:szCs w:val="24"/>
         </w:rPr>
       </w:lvl>
     </w:lvlOverride>
@@ -11400,8 +11392,8 @@
         <w:rPr>
           <w:rFonts w:ascii="Arial" w:hAnsi="Arial" w:hint="default"/>
           <w:color w:val="000000"/>
-          <w:sz w:val="22"/>
-          <w:szCs w:val="22"/>
+          <w:sz w:val="24"/>
+          <w:szCs w:val="24"/>
         </w:rPr>
       </w:lvl>
     </w:lvlOverride>
@@ -11427,7 +11419,7 @@
           <w:i w:val="0"/>
           <w:color w:val="000000"/>
           <w:kern w:val="20"/>
-          <w:sz w:val="20"/>
+          <w:sz w:val="24"/>
         </w:rPr>
       </w:lvl>
     </w:lvlOverride>
@@ -11442,11 +11434,11 @@
           <w:ind w:left="567" w:hanging="283"/>
         </w:pPr>
         <w:rPr>
-          <w:rFonts w:ascii="Arial" w:hAnsi="Arial" w:cs="Times New Roman" w:hint="default"/>
+          <w:rFonts w:ascii="Arial" w:hAnsi="Arial" w:cs="Arial" w:hint="default"/>
           <w:b w:val="0"/>
           <w:i w:val="0"/>
           <w:color w:val="000000"/>
-          <w:sz w:val="20"/>
+          <w:sz w:val="24"/>
         </w:rPr>
       </w:lvl>
     </w:lvlOverride>
@@ -11461,11 +11453,11 @@
           <w:ind w:left="851" w:hanging="284"/>
         </w:pPr>
         <w:rPr>
-          <w:rFonts w:ascii="Arial" w:hAnsi="Arial" w:cs="Times New Roman" w:hint="default"/>
+          <w:rFonts w:ascii="Arial" w:hAnsi="Arial" w:cs="Arial" w:hint="default"/>
           <w:b w:val="0"/>
           <w:i w:val="0"/>
           <w:color w:val="000000"/>
-          <w:sz w:val="20"/>
+          <w:sz w:val="24"/>
         </w:rPr>
       </w:lvl>
     </w:lvlOverride>
@@ -11966,7 +11958,7 @@
     </w:pPr>
     <w:rPr>
       <w:rFonts w:ascii="Arial" w:hAnsi="Arial"/>
-      <w:sz w:val="20"/>
+      <w:sz w:val="24"/>
       <w:lang w:val="en-US"/>
     </w:rPr>
   </w:style>
@@ -11987,7 +11979,7 @@
       <w:outlineLvl w:val="0"/>
     </w:pPr>
     <w:rPr>
-      <w:rFonts w:ascii="Georgia" w:eastAsia="Times New Roman" w:hAnsi="Georgia" w:cs="Arial"/>
+      <w:rFonts w:ascii="Arial" w:eastAsia="Arial" w:hAnsi="Arial" w:cs="Arial"/>
       <w:bCs/>
       <w:color w:val="0072BC"/>
       <w:kern w:val="32"/>
@@ -12147,7 +12139,7 @@
     <w:rPr>
       <w:b/>
       <w:iCs/>
-      <w:sz w:val="21"/>
+      <w:sz w:val="24"/>
     </w:rPr>
   </w:style>
   <w:style w:type="paragraph" w:styleId="Heading9">
@@ -12218,7 +12210,7 @@
     <w:uiPriority w:val="9"/>
     <w:rsid w:val="00D31D54"/>
     <w:rPr>
-      <w:rFonts w:ascii="Georgia" w:eastAsia="Times New Roman" w:hAnsi="Georgia" w:cs="Arial"/>
+      <w:rFonts w:ascii="Arial" w:eastAsia="Arial" w:hAnsi="Arial" w:cs="Arial"/>
       <w:bCs/>
       <w:color w:val="0072BC"/>
       <w:kern w:val="32"/>
@@ -12243,7 +12235,7 @@
       <w:ind w:right="2835"/>
     </w:pPr>
     <w:rPr>
-      <w:sz w:val="16"/>
+      <w:sz w:val="24"/>
     </w:rPr>
   </w:style>
   <w:style w:type="character" w:customStyle="1" w:styleId="HeaderChar">
@@ -12254,7 +12246,7 @@
     <w:rsid w:val="00AE3C79"/>
     <w:rPr>
       <w:rFonts w:ascii="Arial" w:hAnsi="Arial"/>
-      <w:sz w:val="16"/>
+      <w:sz w:val="24"/>
       <w:lang w:val="en-US"/>
     </w:rPr>
   </w:style>
@@ -12272,7 +12264,7 @@
       </w:tabs>
     </w:pPr>
     <w:rPr>
-      <w:sz w:val="16"/>
+      <w:sz w:val="24"/>
     </w:rPr>
   </w:style>
   <w:style w:type="character" w:customStyle="1" w:styleId="FooterChar">
@@ -12283,7 +12275,7 @@
     <w:rsid w:val="00AE3C79"/>
     <w:rPr>
       <w:rFonts w:ascii="Arial" w:hAnsi="Arial"/>
-      <w:sz w:val="16"/>
+      <w:sz w:val="24"/>
       <w:lang w:val="en-US"/>
     </w:rPr>
   </w:style>
@@ -12293,7 +12285,7 @@
     <w:link w:val="Heading2"/>
     <w:rsid w:val="008923D1"/>
     <w:rPr>
-      <w:rFonts w:asciiTheme="majorHAnsi" w:eastAsia="Times New Roman" w:hAnsiTheme="majorHAnsi" w:cs="Arial"/>
+      <w:rFonts w:asciiTheme="majorHAnsi" w:eastAsia="Arial" w:hAnsiTheme="majorHAnsi" w:cs="Arial"/>
       <w:b/>
       <w:bCs/>
       <w:iCs/>
@@ -12311,7 +12303,7 @@
     <w:link w:val="Heading3"/>
     <w:rsid w:val="00D31D54"/>
     <w:rPr>
-      <w:rFonts w:asciiTheme="majorHAnsi" w:eastAsia="Times New Roman" w:hAnsiTheme="majorHAnsi" w:cs="Arial"/>
+      <w:rFonts w:asciiTheme="majorHAnsi" w:eastAsia="Arial" w:hAnsiTheme="majorHAnsi" w:cs="Arial"/>
       <w:color w:val="2E404D" w:themeColor="text2"/>
       <w:kern w:val="22"/>
       <w:sz w:val="28"/>
@@ -12333,10 +12325,10 @@
       <w:contextualSpacing/>
     </w:pPr>
     <w:rPr>
-      <w:rFonts w:eastAsia="Times New Roman" w:cs="Arial"/>
+      <w:rFonts w:eastAsia="Arial" w:cs="Arial"/>
       <w:color w:val="FFFFFF" w:themeColor="text1"/>
       <w:kern w:val="20"/>
-      <w:szCs w:val="20"/>
+      <w:szCs w:val="24"/>
       <w:lang w:val="en-GB"/>
       <w14:ligatures w14:val="none"/>
     </w:rPr>
@@ -12352,7 +12344,7 @@
     <w:rPr>
       <w:rFonts w:ascii="Arial" w:hAnsi="Arial"/>
       <w:color w:val="FFFFFF" w:themeColor="text1"/>
-      <w:sz w:val="20"/>
+      <w:sz w:val="24"/>
       <w:lang w:val="en-US"/>
     </w:rPr>
   </w:style>
@@ -12362,7 +12354,7 @@
     <w:link w:val="Heading4"/>
     <w:rsid w:val="008923D1"/>
     <w:rPr>
-      <w:rFonts w:asciiTheme="majorHAnsi" w:eastAsia="Times New Roman" w:hAnsiTheme="majorHAnsi" w:cs="Arial"/>
+      <w:rFonts w:asciiTheme="majorHAnsi" w:eastAsia="Arial" w:hAnsiTheme="majorHAnsi" w:cs="Arial"/>
       <w:b/>
       <w:iCs/>
       <w:color w:val="2E404D" w:themeColor="text2"/>
@@ -12378,7 +12370,7 @@
     <w:uiPriority w:val="39"/>
     <w:rsid w:val="004611C6"/>
     <w:rPr>
-      <w:sz w:val="20"/>
+      <w:sz w:val="24"/>
     </w:rPr>
     <w:tblPr>
       <w:tblBorders>
@@ -12414,7 +12406,7 @@
     <w:link w:val="Heading5"/>
     <w:rsid w:val="00C42417"/>
     <w:rPr>
-      <w:rFonts w:asciiTheme="majorHAnsi" w:eastAsia="Times New Roman" w:hAnsiTheme="majorHAnsi" w:cs="Arial"/>
+      <w:rFonts w:asciiTheme="majorHAnsi" w:eastAsia="Arial" w:hAnsiTheme="majorHAnsi" w:cs="Arial"/>
       <w:bCs/>
       <w:color w:val="2E404D" w:themeColor="text2"/>
       <w:kern w:val="20"/>
@@ -12458,7 +12450,7 @@
     <w:qFormat/>
     <w:rsid w:val="008923D1"/>
     <w:rPr>
-      <w:rFonts w:ascii="Georgia" w:hAnsi="Georgia"/>
+      <w:rFonts w:ascii="Arial" w:hAnsi="Arial"/>
       <w:color w:val="0072BC" w:themeColor="background2"/>
       <w:sz w:val="68"/>
       <w:szCs w:val="68"/>
@@ -12484,12 +12476,12 @@
       <w:outlineLvl w:val="0"/>
     </w:pPr>
     <w:rPr>
-      <w:rFonts w:ascii="Georgia" w:eastAsia="Times New Roman" w:hAnsi="Georgia" w:cs="Arial"/>
+      <w:rFonts w:ascii="Arial" w:eastAsia="Arial" w:hAnsi="Arial" w:cs="Arial"/>
       <w:bCs/>
       <w:color w:val="0072BC" w:themeColor="background2"/>
       <w:kern w:val="28"/>
       <w:sz w:val="40"/>
-      <w:szCs w:val="20"/>
+      <w:szCs w:val="24"/>
       <w:lang w:val="en-US"/>
       <w14:ligatures w14:val="none"/>
     </w:rPr>
@@ -12547,7 +12539,7 @@
     <w:uiPriority w:val="99"/>
     <w:rsid w:val="00AE3C79"/>
     <w:rPr>
-      <w:rFonts w:asciiTheme="majorHAnsi" w:eastAsia="Times New Roman" w:hAnsiTheme="majorHAnsi" w:cs="Arial"/>
+      <w:rFonts w:asciiTheme="majorHAnsi" w:eastAsia="Arial" w:hAnsiTheme="majorHAnsi" w:cs="Arial"/>
       <w:b/>
       <w:color w:val="00DFED" w:themeColor="accent2"/>
       <w:kern w:val="20"/>
@@ -12564,7 +12556,7 @@
     <w:uiPriority w:val="99"/>
     <w:rsid w:val="00AE3C79"/>
     <w:rPr>
-      <w:rFonts w:asciiTheme="majorHAnsi" w:eastAsia="Times New Roman" w:hAnsiTheme="majorHAnsi" w:cs="Arial"/>
+      <w:rFonts w:asciiTheme="majorHAnsi" w:eastAsia="Arial" w:hAnsiTheme="majorHAnsi" w:cs="Arial"/>
       <w:color w:val="00DFED" w:themeColor="accent2"/>
       <w:kern w:val="20"/>
       <w:sz w:val="22"/>
@@ -12580,12 +12572,12 @@
     <w:uiPriority w:val="99"/>
     <w:rsid w:val="00AE3C79"/>
     <w:rPr>
-      <w:rFonts w:asciiTheme="majorHAnsi" w:eastAsia="Times New Roman" w:hAnsiTheme="majorHAnsi" w:cs="Arial"/>
+      <w:rFonts w:asciiTheme="majorHAnsi" w:eastAsia="Arial" w:hAnsiTheme="majorHAnsi" w:cs="Arial"/>
       <w:b/>
       <w:iCs/>
       <w:color w:val="00DFED" w:themeColor="accent2"/>
       <w:kern w:val="20"/>
-      <w:sz w:val="21"/>
+      <w:sz w:val="24"/>
       <w:szCs w:val="22"/>
       <w:lang w:val="en-US"/>
       <w14:ligatures w14:val="none"/>
@@ -12598,11 +12590,11 @@
     <w:uiPriority w:val="99"/>
     <w:rsid w:val="00AE3C79"/>
     <w:rPr>
-      <w:rFonts w:asciiTheme="majorHAnsi" w:eastAsia="Times New Roman" w:hAnsiTheme="majorHAnsi" w:cs="Arial"/>
+      <w:rFonts w:asciiTheme="majorHAnsi" w:eastAsia="Arial" w:hAnsiTheme="majorHAnsi" w:cs="Arial"/>
       <w:iCs/>
       <w:color w:val="00DFED" w:themeColor="accent2"/>
       <w:kern w:val="20"/>
-      <w:sz w:val="21"/>
+      <w:sz w:val="24"/>
       <w:szCs w:val="22"/>
       <w:lang w:val="en-US"/>
       <w14:ligatures w14:val="none"/>
@@ -12725,10 +12717,10 @@
       <w:contextualSpacing/>
     </w:pPr>
     <w:rPr>
-      <w:rFonts w:eastAsia="Times New Roman" w:cs="Arial"/>
+      <w:rFonts w:eastAsia="Arial" w:cs="Arial"/>
       <w:color w:val="FFFFFF" w:themeColor="text1"/>
       <w:kern w:val="20"/>
-      <w:szCs w:val="20"/>
+      <w:szCs w:val="24"/>
       <w:lang w:val="en-GB"/>
       <w14:ligatures w14:val="none"/>
     </w:rPr>
@@ -12747,10 +12739,10 @@
       <w:contextualSpacing/>
     </w:pPr>
     <w:rPr>
-      <w:rFonts w:eastAsia="Times New Roman" w:cs="Arial"/>
+      <w:rFonts w:eastAsia="Arial" w:cs="Arial"/>
       <w:color w:val="FFFFFF" w:themeColor="text1"/>
       <w:kern w:val="20"/>
-      <w:szCs w:val="20"/>
+      <w:szCs w:val="24"/>
       <w:lang w:val="en-GB"/>
       <w14:ligatures w14:val="none"/>
     </w:rPr>
@@ -12766,12 +12758,12 @@
       <w:spacing w:after="120"/>
     </w:pPr>
     <w:rPr>
-      <w:rFonts w:eastAsia="Times New Roman" w:cs="Arial"/>
+      <w:rFonts w:eastAsia="Arial" w:cs="Arial"/>
       <w:i/>
       <w:color w:val="000000"/>
       <w:kern w:val="18"/>
-      <w:sz w:val="18"/>
-      <w:szCs w:val="20"/>
+      <w:sz w:val="24"/>
+      <w:szCs w:val="24"/>
       <w:lang w:eastAsia="en-GB"/>
       <w14:ligatures w14:val="none"/>
     </w:rPr>
@@ -12919,8 +12911,8 @@
     <w:unhideWhenUsed/>
     <w:rsid w:val="00AE3C79"/>
     <w:rPr>
-      <w:sz w:val="16"/>
-      <w:szCs w:val="16"/>
+      <w:sz w:val="24"/>
+      <w:szCs w:val="24"/>
     </w:rPr>
   </w:style>
   <w:style w:type="paragraph" w:styleId="CommentText">
@@ -12934,7 +12926,7 @@
       <w:spacing w:line="240" w:lineRule="auto"/>
     </w:pPr>
     <w:rPr>
-      <w:szCs w:val="20"/>
+      <w:szCs w:val="24"/>
     </w:rPr>
   </w:style>
   <w:style w:type="character" w:customStyle="1" w:styleId="CommentTextChar">
@@ -12945,8 +12937,8 @@
     <w:rsid w:val="00AE3C79"/>
     <w:rPr>
       <w:rFonts w:ascii="Arial" w:hAnsi="Arial"/>
-      <w:sz w:val="20"/>
-      <w:szCs w:val="20"/>
+      <w:sz w:val="24"/>
+      <w:szCs w:val="24"/>
       <w:lang w:val="en-US"/>
     </w:rPr>
   </w:style>
@@ -12989,10 +12981,10 @@
       <w:contextualSpacing/>
     </w:pPr>
     <w:rPr>
-      <w:rFonts w:eastAsia="Times New Roman" w:cs="Arial"/>
+      <w:rFonts w:eastAsia="Arial" w:cs="Arial"/>
       <w:color w:val="070F26" w:themeColor="background1"/>
       <w:kern w:val="20"/>
-      <w:szCs w:val="20"/>
+      <w:szCs w:val="24"/>
       <w:lang w:val="en-GB"/>
       <w14:ligatures w14:val="none"/>
     </w:rPr>
@@ -13012,10 +13004,10 @@
       <w:contextualSpacing/>
     </w:pPr>
     <w:rPr>
-      <w:rFonts w:eastAsia="Times New Roman" w:cs="Arial"/>
+      <w:rFonts w:eastAsia="Arial" w:cs="Arial"/>
       <w:color w:val="070F26" w:themeColor="background1"/>
       <w:kern w:val="20"/>
-      <w:szCs w:val="20"/>
+      <w:szCs w:val="24"/>
       <w:lang w:val="en-GB"/>
       <w14:ligatures w14:val="none"/>
     </w:rPr>
@@ -13037,10 +13029,10 @@
       <w:contextualSpacing/>
     </w:pPr>
     <w:rPr>
-      <w:rFonts w:eastAsia="Times New Roman" w:cs="Arial"/>
+      <w:rFonts w:eastAsia="Arial" w:cs="Arial"/>
       <w:color w:val="070F26" w:themeColor="background1"/>
       <w:kern w:val="20"/>
-      <w:szCs w:val="20"/>
+      <w:szCs w:val="24"/>
       <w:lang w:val="en-GB"/>
       <w14:ligatures w14:val="none"/>
     </w:rPr>
@@ -13053,7 +13045,7 @@
     <w:rsid w:val="00F42F0F"/>
     <w:rPr>
       <w:rFonts w:ascii="Arial" w:hAnsi="Arial"/>
-      <w:sz w:val="20"/>
+      <w:sz w:val="24"/>
       <w:lang w:val="en-US"/>
     </w:rPr>
   </w:style>
@@ -13070,7 +13062,7 @@
     </w:pPr>
     <w:rPr>
       <w:color w:val="FFFFFF" w:themeColor="text1"/>
-      <w:sz w:val="17"/>
+      <w:sz w:val="24"/>
     </w:rPr>
   </w:style>
   <w:style w:type="character" w:customStyle="1" w:styleId="BodyText3Char">
@@ -13082,7 +13074,7 @@
     <w:rPr>
       <w:rFonts w:ascii="Arial" w:hAnsi="Arial"/>
       <w:color w:val="FFFFFF" w:themeColor="text1"/>
-      <w:sz w:val="17"/>
+      <w:sz w:val="24"/>
       <w:lang w:val="en-US"/>
     </w:rPr>
   </w:style>
@@ -13108,7 +13100,7 @@
     <w:rsid w:val="00AE3C79"/>
     <w:rPr>
       <w:rFonts w:ascii="Arial" w:hAnsi="Arial"/>
-      <w:sz w:val="20"/>
+      <w:sz w:val="24"/>
       <w:lang w:val="en-US"/>
     </w:rPr>
   </w:style>
@@ -13125,8 +13117,8 @@
       <w:ind w:left="284"/>
     </w:pPr>
     <w:rPr>
-      <w:sz w:val="17"/>
-      <w:szCs w:val="16"/>
+      <w:sz w:val="24"/>
+      <w:szCs w:val="24"/>
     </w:rPr>
   </w:style>
   <w:style w:type="paragraph" w:styleId="BodyTextIndent2">
@@ -13151,7 +13143,7 @@
     <w:rsid w:val="00AE3C79"/>
     <w:rPr>
       <w:rFonts w:ascii="Arial" w:hAnsi="Arial"/>
-      <w:sz w:val="20"/>
+      <w:sz w:val="24"/>
       <w:lang w:val="en-US"/>
     </w:rPr>
   </w:style>
@@ -13164,8 +13156,8 @@
     <w:rsid w:val="00AE3C79"/>
     <w:rPr>
       <w:rFonts w:ascii="Arial" w:hAnsi="Arial"/>
-      <w:sz w:val="17"/>
-      <w:szCs w:val="16"/>
+      <w:sz w:val="24"/>
+      <w:szCs w:val="24"/>
       <w:lang w:val="en-US"/>
     </w:rPr>
   </w:style>
@@ -13356,10 +13348,10 @@
       <w:contextualSpacing/>
     </w:pPr>
     <w:rPr>
-      <w:rFonts w:eastAsia="Times New Roman" w:cs="Arial"/>
+      <w:rFonts w:eastAsia="Arial" w:cs="Arial"/>
       <w:color w:val="070F26" w:themeColor="background1"/>
       <w:kern w:val="20"/>
-      <w:szCs w:val="20"/>
+      <w:szCs w:val="24"/>
       <w:lang w:val="en-GB"/>
       <w14:ligatures w14:val="none"/>
     </w:rPr>
@@ -13371,11 +13363,11 @@
     <w:uiPriority w:val="9"/>
     <w:rsid w:val="008923D1"/>
     <w:rPr>
-      <w:rFonts w:ascii="Arial" w:eastAsia="Times New Roman" w:hAnsi="Arial" w:cs="Arial"/>
+      <w:rFonts w:ascii="Arial" w:eastAsia="Arial" w:hAnsi="Arial" w:cs="Arial"/>
       <w:color w:val="070F26" w:themeColor="background1"/>
       <w:kern w:val="20"/>
-      <w:sz w:val="20"/>
-      <w:szCs w:val="20"/>
+      <w:sz w:val="24"/>
+      <w:szCs w:val="24"/>
       <w:lang w:val="en-GB"/>
       <w14:ligatures w14:val="none"/>
     </w:rPr>
@@ -13430,10 +13422,10 @@
       <w:contextualSpacing/>
     </w:pPr>
     <w:rPr>
-      <w:rFonts w:eastAsia="Times New Roman" w:cs="Arial"/>
+      <w:rFonts w:eastAsia="Arial" w:cs="Arial"/>
       <w:color w:val="070F26" w:themeColor="background1"/>
       <w:kern w:val="20"/>
-      <w:szCs w:val="20"/>
+      <w:szCs w:val="24"/>
       <w:lang w:val="en-GB"/>
       <w14:ligatures w14:val="none"/>
     </w:rPr>
@@ -13487,10 +13479,10 @@
       <w:contextualSpacing/>
     </w:pPr>
     <w:rPr>
-      <w:rFonts w:eastAsia="Times New Roman" w:cs="Arial"/>
+      <w:rFonts w:eastAsia="Arial" w:cs="Arial"/>
       <w:color w:val="070F26" w:themeColor="background1"/>
       <w:kern w:val="20"/>
-      <w:szCs w:val="20"/>
+      <w:szCs w:val="24"/>
       <w:lang w:val="en-GB"/>
       <w14:ligatures w14:val="none"/>
     </w:rPr>
@@ -13558,10 +13550,10 @@
       <w:contextualSpacing/>
     </w:pPr>
     <w:rPr>
-      <w:rFonts w:eastAsia="Times New Roman" w:cs="Arial"/>
+      <w:rFonts w:eastAsia="Arial" w:cs="Arial"/>
       <w:color w:val="070F26" w:themeColor="background1"/>
       <w:kern w:val="18"/>
-      <w:szCs w:val="18"/>
+      <w:szCs w:val="24"/>
       <w:lang w:val="en-GB"/>
       <w14:ligatures w14:val="none"/>
     </w:rPr>
@@ -13614,10 +13606,10 @@
       <w:contextualSpacing/>
     </w:pPr>
     <w:rPr>
-      <w:rFonts w:eastAsia="Times New Roman" w:cs="Arial"/>
+      <w:rFonts w:eastAsia="Arial" w:cs="Arial"/>
       <w:color w:val="FFFFFF" w:themeColor="text1"/>
       <w:kern w:val="18"/>
-      <w:szCs w:val="20"/>
+      <w:szCs w:val="24"/>
       <w:lang w:val="en-GB"/>
       <w14:ligatures w14:val="none"/>
     </w:rPr>
@@ -13638,10 +13630,10 @@
       <w:ind w:left="851" w:hanging="851"/>
     </w:pPr>
     <w:rPr>
-      <w:rFonts w:eastAsia="Times New Roman" w:cs="Arial"/>
+      <w:rFonts w:eastAsia="Arial" w:cs="Arial"/>
       <w:color w:val="FFFFFF" w:themeColor="text1"/>
       <w:kern w:val="18"/>
-      <w:szCs w:val="20"/>
+      <w:szCs w:val="24"/>
       <w:lang w:val="en-GB"/>
       <w14:ligatures w14:val="none"/>
     </w:rPr>
@@ -13663,10 +13655,10 @@
       <w:contextualSpacing/>
     </w:pPr>
     <w:rPr>
-      <w:rFonts w:eastAsia="Times New Roman" w:cs="Arial"/>
+      <w:rFonts w:eastAsia="Arial" w:cs="Arial"/>
       <w:color w:val="070F26" w:themeColor="background1"/>
       <w:kern w:val="18"/>
-      <w:szCs w:val="20"/>
+      <w:szCs w:val="24"/>
       <w:lang w:val="en-GB"/>
       <w14:ligatures w14:val="none"/>
     </w:rPr>
@@ -13688,10 +13680,10 @@
       <w:contextualSpacing/>
     </w:pPr>
     <w:rPr>
-      <w:rFonts w:eastAsia="Times New Roman" w:cs="Arial"/>
+      <w:rFonts w:eastAsia="Arial" w:cs="Arial"/>
       <w:color w:val="070F26" w:themeColor="background1"/>
       <w:kern w:val="18"/>
-      <w:szCs w:val="20"/>
+      <w:szCs w:val="24"/>
       <w:lang w:val="en-GB"/>
       <w14:ligatures w14:val="none"/>
     </w:rPr>
@@ -13737,8 +13729,8 @@
     </w:pPr>
     <w:rPr>
       <w:rFonts w:asciiTheme="minorHAnsi" w:hAnsiTheme="minorHAnsi" w:cs="Segoe UI"/>
-      <w:sz w:val="18"/>
-      <w:szCs w:val="18"/>
+      <w:sz w:val="24"/>
+      <w:szCs w:val="24"/>
     </w:rPr>
   </w:style>
   <w:style w:type="character" w:customStyle="1" w:styleId="BalloonTextChar">
@@ -13750,8 +13742,8 @@
     <w:rsid w:val="00AE3C79"/>
     <w:rPr>
       <w:rFonts w:cs="Segoe UI"/>
-      <w:sz w:val="18"/>
-      <w:szCs w:val="18"/>
+      <w:sz w:val="24"/>
+      <w:szCs w:val="24"/>
       <w:lang w:val="en-US"/>
     </w:rPr>
   </w:style>
@@ -13800,9 +13792,9 @@
       <w:keepNext/>
     </w:pPr>
     <w:rPr>
-      <w:rFonts w:eastAsia="Times New Roman" w:cs="Arial"/>
+      <w:rFonts w:eastAsia="Arial" w:cs="Arial"/>
       <w:kern w:val="20"/>
-      <w:szCs w:val="20"/>
+      <w:szCs w:val="24"/>
       <w:lang w:val="en-GB"/>
       <w14:ligatures w14:val="none"/>
     </w:rPr>
@@ -13820,11 +13812,11 @@
       <w:outlineLvl w:val="0"/>
     </w:pPr>
     <w:rPr>
-      <w:rFonts w:ascii="Arial Bold" w:hAnsi="Arial Bold" w:cs="Arial"/>
+      <w:rFonts w:ascii="Arial" w:hAnsi="Arial" w:cs="Arial"/>
       <w:b/>
       <w:color w:val="FFFFFF" w:themeColor="text1"/>
       <w:kern w:val="20"/>
-      <w:sz w:val="20"/>
+      <w:sz w:val="24"/>
       <w:szCs w:val="22"/>
       <w:lang w:val="en-GB"/>
       <w14:ligatures w14:val="none"/>
@@ -13836,11 +13828,11 @@
     <w:link w:val="NTTDATAAttachment"/>
     <w:rsid w:val="00AB5773"/>
     <w:rPr>
-      <w:rFonts w:ascii="Arial Bold" w:hAnsi="Arial Bold" w:cs="Arial"/>
+      <w:rFonts w:ascii="Arial" w:hAnsi="Arial" w:cs="Arial"/>
       <w:b/>
       <w:color w:val="FFFFFF" w:themeColor="text1"/>
       <w:kern w:val="20"/>
-      <w:sz w:val="20"/>
+      <w:sz w:val="24"/>
       <w:szCs w:val="22"/>
       <w:lang w:val="en-GB"/>
       <w14:ligatures w14:val="none"/>
@@ -13860,11 +13852,11 @@
       <w:ind w:left="851"/>
     </w:pPr>
     <w:rPr>
-      <w:rFonts w:ascii="Arial Bold" w:eastAsia="Times New Roman" w:hAnsi="Arial Bold" w:cs="Arial"/>
+      <w:rFonts w:ascii="Arial" w:eastAsia="Arial" w:hAnsi="Arial" w:cs="Arial"/>
       <w:b/>
       <w:color w:val="070F26" w:themeColor="background1"/>
       <w:kern w:val="20"/>
-      <w:szCs w:val="20"/>
+      <w:szCs w:val="24"/>
       <w:lang w:val="en-GB"/>
       <w14:ligatures w14:val="none"/>
     </w:rPr>
@@ -13878,10 +13870,10 @@
       <w:spacing w:before="160" w:after="160"/>
     </w:pPr>
     <w:rPr>
-      <w:rFonts w:eastAsia="Times New Roman" w:cs="Arial"/>
+      <w:rFonts w:eastAsia="Arial" w:cs="Arial"/>
       <w:color w:val="FFFFFF" w:themeColor="text1"/>
       <w:kern w:val="20"/>
-      <w:szCs w:val="20"/>
+      <w:szCs w:val="24"/>
       <w:lang w:val="en-GB"/>
       <w14:ligatures w14:val="none"/>
     </w:rPr>
@@ -13897,7 +13889,7 @@
       <w:keepLines/>
     </w:pPr>
     <w:rPr>
-      <w:rFonts w:ascii="Arial Bold" w:hAnsi="Arial Bold"/>
+      <w:rFonts w:ascii="Arial" w:hAnsi="Arial"/>
       <w:b/>
       <w:color w:val="auto"/>
     </w:rPr>
@@ -13923,7 +13915,7 @@
       <w:rFonts w:ascii="Arial" w:hAnsi="Arial" w:cs="Arial"/>
       <w:color w:val="FFFFFF" w:themeColor="text1"/>
       <w:kern w:val="20"/>
-      <w:sz w:val="20"/>
+      <w:sz w:val="24"/>
       <w:szCs w:val="22"/>
       <w:lang w:val="en-GB"/>
       <w14:ligatures w14:val="none"/>
@@ -13938,7 +13930,7 @@
       <w:rFonts w:ascii="Arial" w:hAnsi="Arial" w:cs="Arial"/>
       <w:color w:val="FFFFFF" w:themeColor="text1"/>
       <w:kern w:val="20"/>
-      <w:sz w:val="20"/>
+      <w:sz w:val="24"/>
       <w:szCs w:val="22"/>
       <w:lang w:val="en-GB"/>
       <w14:ligatures w14:val="none"/>
@@ -13962,11 +13954,11 @@
     <w:link w:val="NTTDATALegal1"/>
     <w:rsid w:val="00241D70"/>
     <w:rPr>
-      <w:rFonts w:ascii="Arial" w:eastAsia="Times New Roman" w:hAnsi="Arial" w:cs="Arial"/>
+      <w:rFonts w:ascii="Arial" w:eastAsia="Arial" w:hAnsi="Arial" w:cs="Arial"/>
       <w:color w:val="070F26" w:themeColor="background1"/>
       <w:kern w:val="20"/>
-      <w:sz w:val="20"/>
-      <w:szCs w:val="20"/>
+      <w:sz w:val="24"/>
+      <w:szCs w:val="24"/>
       <w:lang w:val="en-GB"/>
       <w14:ligatures w14:val="none"/>
     </w:rPr>
@@ -13987,11 +13979,11 @@
     <w:link w:val="NTTDATALegal2"/>
     <w:rsid w:val="00241D70"/>
     <w:rPr>
-      <w:rFonts w:ascii="Arial" w:eastAsia="Times New Roman" w:hAnsi="Arial" w:cs="Arial"/>
+      <w:rFonts w:ascii="Arial" w:eastAsia="Arial" w:hAnsi="Arial" w:cs="Arial"/>
       <w:color w:val="070F26" w:themeColor="background1"/>
       <w:kern w:val="20"/>
-      <w:sz w:val="20"/>
-      <w:szCs w:val="20"/>
+      <w:sz w:val="24"/>
+      <w:szCs w:val="24"/>
       <w:lang w:val="en-GB"/>
       <w14:ligatures w14:val="none"/>
     </w:rPr>
@@ -14012,11 +14004,11 @@
     <w:link w:val="NTTDATALegal3"/>
     <w:rsid w:val="00241D70"/>
     <w:rPr>
-      <w:rFonts w:ascii="Arial" w:eastAsia="Times New Roman" w:hAnsi="Arial" w:cs="Arial"/>
+      <w:rFonts w:ascii="Arial" w:eastAsia="Arial" w:hAnsi="Arial" w:cs="Arial"/>
       <w:color w:val="070F26" w:themeColor="background1"/>
       <w:kern w:val="20"/>
-      <w:sz w:val="20"/>
-      <w:szCs w:val="20"/>
+      <w:sz w:val="24"/>
+      <w:szCs w:val="24"/>
       <w:lang w:val="en-GB"/>
       <w14:ligatures w14:val="none"/>
     </w:rPr>
@@ -14053,7 +14045,7 @@
       <w:rFonts w:ascii="Arial" w:hAnsi="Arial" w:cs="Arial"/>
       <w:color w:val="FFFFFF" w:themeColor="text1"/>
       <w:kern w:val="20"/>
-      <w:sz w:val="20"/>
+      <w:sz w:val="24"/>
       <w:szCs w:val="22"/>
       <w:lang w:val="en-GB"/>
       <w14:ligatures w14:val="none"/>
@@ -14075,11 +14067,11 @@
     <w:link w:val="NTTDATALegal5"/>
     <w:rsid w:val="00E92B5A"/>
     <w:rPr>
-      <w:rFonts w:ascii="Arial" w:eastAsia="Times New Roman" w:hAnsi="Arial" w:cs="Arial"/>
+      <w:rFonts w:ascii="Arial" w:eastAsia="Arial" w:hAnsi="Arial" w:cs="Arial"/>
       <w:color w:val="070F26" w:themeColor="background1"/>
       <w:kern w:val="20"/>
-      <w:sz w:val="20"/>
-      <w:szCs w:val="20"/>
+      <w:sz w:val="24"/>
+      <w:szCs w:val="24"/>
       <w:lang w:val="en-GB"/>
       <w14:ligatures w14:val="none"/>
     </w:rPr>
@@ -14103,11 +14095,11 @@
     <w:link w:val="NTTDATALegal6"/>
     <w:rsid w:val="00E92B5A"/>
     <w:rPr>
-      <w:rFonts w:ascii="Arial" w:eastAsia="Times New Roman" w:hAnsi="Arial" w:cs="Arial"/>
+      <w:rFonts w:ascii="Arial" w:eastAsia="Arial" w:hAnsi="Arial" w:cs="Arial"/>
       <w:color w:val="FFFFFF" w:themeColor="text1"/>
       <w:kern w:val="20"/>
-      <w:sz w:val="20"/>
-      <w:szCs w:val="20"/>
+      <w:sz w:val="24"/>
+      <w:szCs w:val="24"/>
       <w:lang w:val="en-GB"/>
       <w14:ligatures w14:val="none"/>
     </w:rPr>
@@ -14124,10 +14116,10 @@
       <w:ind w:left="851" w:hanging="851"/>
     </w:pPr>
     <w:rPr>
-      <w:rFonts w:eastAsia="Times New Roman" w:cs="Arial"/>
+      <w:rFonts w:eastAsia="Arial" w:cs="Arial"/>
       <w:color w:val="FFFFFF" w:themeColor="text1"/>
       <w:kern w:val="20"/>
-      <w:szCs w:val="20"/>
+      <w:szCs w:val="24"/>
       <w:lang w:val="en-GB"/>
       <w14:ligatures w14:val="none"/>
     </w:rPr>
@@ -14141,7 +14133,7 @@
     <w:rPr>
       <w:color w:val="070F26" w:themeColor="background1"/>
       <w:kern w:val="17"/>
-      <w:sz w:val="17"/>
+      <w:sz w:val="24"/>
     </w:rPr>
   </w:style>
   <w:style w:type="paragraph" w:customStyle="1" w:styleId="NTTDATATableBodyText">
@@ -14152,11 +14144,11 @@
       <w:spacing w:line="264" w:lineRule="auto"/>
     </w:pPr>
     <w:rPr>
-      <w:rFonts w:ascii="Arial" w:eastAsia="Times New Roman" w:hAnsi="Arial" w:cs="Arial"/>
+      <w:rFonts w:ascii="Arial" w:eastAsia="Arial" w:hAnsi="Arial" w:cs="Arial"/>
       <w:color w:val="070F26" w:themeColor="background1"/>
       <w:kern w:val="18"/>
-      <w:sz w:val="20"/>
-      <w:szCs w:val="18"/>
+      <w:sz w:val="24"/>
+      <w:szCs w:val="24"/>
       <w:lang w:val="en-GB"/>
       <w14:ligatures w14:val="none"/>
     </w:rPr>
@@ -14180,7 +14172,7 @@
       <w:outlineLvl w:val="0"/>
     </w:pPr>
     <w:rPr>
-      <w:rFonts w:ascii="Georgia" w:eastAsia="MS PGothic" w:hAnsi="Georgia" w:cs="Arial"/>
+      <w:rFonts w:ascii="Arial" w:eastAsia="MS PGothic" w:hAnsi="Arial" w:cs="Arial"/>
       <w:bCs/>
       <w:color w:val="2E404D" w:themeColor="text2"/>
       <w:kern w:val="28"/>
@@ -14222,7 +14214,7 @@
     </w:pPr>
     <w:rPr>
       <w:b w:val="0"/>
-      <w:szCs w:val="20"/>
+      <w:szCs w:val="24"/>
     </w:rPr>
   </w:style>
   <w:style w:type="character" w:customStyle="1" w:styleId="NTTDATAFlushSubSubHeadingChar">
@@ -14235,7 +14227,7 @@
       <w:color w:val="FFFFFF" w:themeColor="text1"/>
       <w:kern w:val="24"/>
       <w:sz w:val="28"/>
-      <w:szCs w:val="20"/>
+      <w:szCs w:val="24"/>
       <w:lang w:val="en-GB" w:eastAsia="ja-JP"/>
       <w14:ligatures w14:val="none"/>
     </w:rPr>
@@ -14252,7 +14244,7 @@
       <w:spacing w:after="360"/>
     </w:pPr>
     <w:rPr>
-      <w:rFonts w:ascii="Georgia" w:eastAsiaTheme="majorEastAsia" w:hAnsi="Georgia" w:cstheme="majorBidi"/>
+      <w:rFonts w:ascii="Arial" w:eastAsiaTheme="majorEastAsia" w:hAnsi="Arial" w:cstheme="majorBidi"/>
       <w:color w:val="0072BC" w:themeColor="background2"/>
       <w:sz w:val="40"/>
       <w:szCs w:val="32"/>
@@ -14279,7 +14271,7 @@
       <w:ind w:left="1135" w:hanging="284"/>
     </w:pPr>
     <w:rPr>
-      <w:rFonts w:ascii="Arial Bold" w:hAnsi="Arial Bold"/>
+      <w:rFonts w:ascii="Arial" w:hAnsi="Arial"/>
       <w:b/>
     </w:rPr>
   </w:style>
@@ -14314,9 +14306,9 @@
       </w:numPr>
     </w:pPr>
     <w:rPr>
-      <w:rFonts w:ascii="Arial Bold" w:hAnsi="Arial Bold" w:cs="Tahoma"/>
+      <w:rFonts w:ascii="Arial" w:hAnsi="Arial" w:cs="Tahoma"/>
       <w:b/>
-      <w:szCs w:val="20"/>
+      <w:szCs w:val="24"/>
     </w:rPr>
   </w:style>
   <w:style w:type="paragraph" w:customStyle="1" w:styleId="NTTDATATableWhiteHeader">
@@ -14327,12 +14319,12 @@
       <w:spacing w:line="264" w:lineRule="auto"/>
     </w:pPr>
     <w:rPr>
-      <w:rFonts w:ascii="Arial Bold" w:eastAsia="Times New Roman" w:hAnsi="Arial Bold" w:cs="Arial"/>
+      <w:rFonts w:ascii="Arial" w:eastAsia="Arial" w:hAnsi="Arial" w:cs="Arial"/>
       <w:b/>
       <w:color w:val="FFFFFF"/>
       <w:kern w:val="18"/>
-      <w:sz w:val="20"/>
-      <w:szCs w:val="18"/>
+      <w:sz w:val="24"/>
+      <w:szCs w:val="24"/>
       <w:lang w:val="en-GB"/>
       <w14:ligatures w14:val="none"/>
     </w:rPr>
@@ -14349,7 +14341,7 @@
     <w:qFormat/>
     <w:rsid w:val="00D31309"/>
     <w:rPr>
-      <w:rFonts w:ascii="Arial Bold" w:hAnsi="Arial Bold"/>
+      <w:rFonts w:ascii="Arial" w:hAnsi="Arial"/>
       <w:b/>
     </w:rPr>
   </w:style>
@@ -14371,7 +14363,7 @@
       <w:spacing w:before="240" w:after="120" w:line="264" w:lineRule="auto"/>
     </w:pPr>
     <w:rPr>
-      <w:rFonts w:ascii="Georgia" w:hAnsi="Georgia"/>
+      <w:rFonts w:ascii="Arial" w:hAnsi="Arial"/>
       <w:bCs/>
       <w:kern w:val="36"/>
       <w:sz w:val="68"/>
@@ -14385,7 +14377,7 @@
     <w:uiPriority w:val="41"/>
     <w:rsid w:val="00AE3C79"/>
     <w:rPr>
-      <w:sz w:val="20"/>
+      <w:sz w:val="24"/>
     </w:rPr>
     <w:tblPr>
       <w:tblStyleRowBandSize w:val="1"/>
@@ -14452,7 +14444,7 @@
     <w:link w:val="LOFHeading"/>
     <w:rsid w:val="00AE3C79"/>
     <w:rPr>
-      <w:rFonts w:ascii="Georgia" w:hAnsi="Georgia"/>
+      <w:rFonts w:ascii="Arial" w:hAnsi="Arial"/>
       <w:bCs/>
       <w:kern w:val="36"/>
       <w:sz w:val="68"/>
@@ -14497,7 +14489,7 @@
     <w:uiPriority w:val="46"/>
     <w:rsid w:val="00AE3C79"/>
     <w:rPr>
-      <w:sz w:val="20"/>
+      <w:sz w:val="24"/>
     </w:rPr>
     <w:tblPr>
       <w:tblStyleRowBandSize w:val="1"/>
@@ -14521,7 +14513,7 @@
         <w:b/>
         <w:bCs/>
         <w:color w:val="070F26" w:themeColor="background1"/>
-        <w:sz w:val="20"/>
+        <w:sz w:val="24"/>
       </w:rPr>
       <w:tblPr/>
       <w:tcPr>
@@ -14576,7 +14568,7 @@
         <w:b/>
         <w:bCs/>
         <w:color w:val="070F26" w:themeColor="background1"/>
-        <w:sz w:val="20"/>
+        <w:sz w:val="24"/>
       </w:rPr>
       <w:tblPr/>
       <w:tcPr>
@@ -14619,8 +14611,8 @@
     <w:rsid w:val="00AE3C79"/>
     <w:rPr>
       <w:kern w:val="0"/>
-      <w:sz w:val="20"/>
-      <w:szCs w:val="20"/>
+      <w:sz w:val="24"/>
+      <w:szCs w:val="24"/>
       <w:lang w:val="en-US" w:eastAsia="en-GB"/>
       <w14:ligatures w14:val="none"/>
     </w:rPr>
@@ -14698,7 +14690,7 @@
     <w:uiPriority w:val="46"/>
     <w:rsid w:val="00AE3C79"/>
     <w:rPr>
-      <w:sz w:val="20"/>
+      <w:sz w:val="24"/>
     </w:rPr>
     <w:tblPr>
       <w:tblStyleRowBandSize w:val="1"/>
@@ -14761,7 +14753,7 @@
     <w:uiPriority w:val="46"/>
     <w:rsid w:val="00AE3C79"/>
     <w:rPr>
-      <w:sz w:val="20"/>
+      <w:sz w:val="24"/>
     </w:rPr>
     <w:tblPr>
       <w:tblStyleRowBandSize w:val="1"/>
@@ -14824,7 +14816,7 @@
     <w:uiPriority w:val="46"/>
     <w:rsid w:val="00AE3C79"/>
     <w:rPr>
-      <w:sz w:val="20"/>
+      <w:sz w:val="24"/>
     </w:rPr>
     <w:tblPr>
       <w:tblStyleRowBandSize w:val="1"/>
@@ -14887,7 +14879,7 @@
     <w:uiPriority w:val="46"/>
     <w:rsid w:val="00AE3C79"/>
     <w:rPr>
-      <w:sz w:val="20"/>
+      <w:sz w:val="24"/>
     </w:rPr>
     <w:tblPr>
       <w:tblStyleRowBandSize w:val="1"/>
@@ -14951,7 +14943,7 @@
     <w:rsid w:val="00AE3C79"/>
     <w:rPr>
       <w:color w:val="FFFFFF" w:themeColor="text1"/>
-      <w:sz w:val="20"/>
+      <w:sz w:val="24"/>
     </w:rPr>
     <w:tblPr>
       <w:tblStyleRowBandSize w:val="1"/>
@@ -14975,7 +14967,7 @@
         <w:b/>
         <w:bCs/>
         <w:color w:val="070F26" w:themeColor="background1"/>
-        <w:sz w:val="20"/>
+        <w:sz w:val="24"/>
       </w:rPr>
       <w:tblPr/>
       <w:tcPr>
@@ -15023,7 +15015,7 @@
     <w:rsid w:val="00AE3C79"/>
     <w:rPr>
       <w:color w:val="FFFFFF" w:themeColor="text1"/>
-      <w:sz w:val="20"/>
+      <w:sz w:val="24"/>
     </w:rPr>
     <w:tblPr>
       <w:tblStyleRowBandSize w:val="1"/>
@@ -15153,7 +15145,7 @@
     <w:uiPriority w:val="47"/>
     <w:rsid w:val="00AE3C79"/>
     <w:rPr>
-      <w:sz w:val="20"/>
+      <w:sz w:val="24"/>
     </w:rPr>
     <w:tblPr>
       <w:tblStyleRowBandSize w:val="1"/>
@@ -15234,7 +15226,7 @@
     <w:uiPriority w:val="50"/>
     <w:rsid w:val="00AE3C79"/>
     <w:rPr>
-      <w:sz w:val="20"/>
+      <w:sz w:val="24"/>
     </w:rPr>
     <w:tblPr>
       <w:tblStyleRowBandSize w:val="1"/>
@@ -15347,7 +15339,7 @@
     <w:rsid w:val="00AE3C79"/>
     <w:rPr>
       <w:color w:val="FFFFFF" w:themeColor="text1"/>
-      <w:sz w:val="20"/>
+      <w:sz w:val="24"/>
     </w:rPr>
     <w:tblPr>
       <w:tblStyleRowBandSize w:val="1"/>
@@ -15423,7 +15415,7 @@
     <w:rsid w:val="00AE3C79"/>
     <w:rPr>
       <w:color w:val="FFFFFF" w:themeColor="text1"/>
-      <w:sz w:val="20"/>
+      <w:sz w:val="24"/>
     </w:rPr>
     <w:tblPr>
       <w:tblStyleRowBandSize w:val="1"/>
@@ -15565,7 +15557,7 @@
     <w:uiPriority w:val="46"/>
     <w:rsid w:val="00AE3C79"/>
     <w:rPr>
-      <w:sz w:val="20"/>
+      <w:sz w:val="24"/>
     </w:rPr>
     <w:tblPr>
       <w:tblStyleRowBandSize w:val="1"/>
@@ -15638,7 +15630,7 @@
     <w:uiPriority w:val="47"/>
     <w:rsid w:val="00AE3C79"/>
     <w:rPr>
-      <w:sz w:val="20"/>
+      <w:sz w:val="24"/>
     </w:rPr>
     <w:tblPr>
       <w:tblStyleRowBandSize w:val="1"/>
@@ -15699,7 +15691,7 @@
     <w:uiPriority w:val="48"/>
     <w:rsid w:val="00AE3C79"/>
     <w:rPr>
-      <w:sz w:val="20"/>
+      <w:sz w:val="24"/>
     </w:rPr>
     <w:tblPr>
       <w:tblStyleRowBandSize w:val="1"/>
@@ -15829,7 +15821,7 @@
     <w:uiPriority w:val="49"/>
     <w:rsid w:val="00AE3C79"/>
     <w:rPr>
-      <w:sz w:val="20"/>
+      <w:sz w:val="24"/>
     </w:rPr>
     <w:tblPr>
       <w:tblStyleRowBandSize w:val="1"/>
@@ -15909,7 +15901,7 @@
     <w:rsid w:val="00AE3C79"/>
     <w:rPr>
       <w:color w:val="070F26" w:themeColor="background1"/>
-      <w:sz w:val="20"/>
+      <w:sz w:val="24"/>
     </w:rPr>
     <w:tblPr>
       <w:tblStyleRowBandSize w:val="1"/>
@@ -16047,7 +16039,7 @@
     <w:rsid w:val="00AE3C79"/>
     <w:rPr>
       <w:color w:val="FFFFFF" w:themeColor="text1"/>
-      <w:sz w:val="20"/>
+      <w:sz w:val="24"/>
     </w:rPr>
     <w:tblPr>
       <w:tblStyleRowBandSize w:val="1"/>
@@ -16121,7 +16113,7 @@
     <w:rsid w:val="00AE3C79"/>
     <w:rPr>
       <w:color w:val="FFFFFF" w:themeColor="text1"/>
-      <w:sz w:val="20"/>
+      <w:sz w:val="24"/>
     </w:rPr>
     <w:tblPr>
       <w:tblStyleRowBandSize w:val="1"/>
@@ -16144,7 +16136,7 @@
         <w:rFonts w:asciiTheme="majorHAnsi" w:eastAsiaTheme="majorEastAsia" w:hAnsiTheme="majorHAnsi" w:cstheme="majorBidi"/>
         <w:i/>
         <w:iCs/>
-        <w:sz w:val="26"/>
+        <w:sz w:val="24"/>
       </w:rPr>
       <w:tblPr/>
       <w:tcPr>
@@ -16159,7 +16151,7 @@
         <w:rFonts w:asciiTheme="majorHAnsi" w:eastAsiaTheme="majorEastAsia" w:hAnsiTheme="majorHAnsi" w:cstheme="majorBidi"/>
         <w:i/>
         <w:iCs/>
-        <w:sz w:val="26"/>
+        <w:sz w:val="24"/>
       </w:rPr>
       <w:tblPr/>
       <w:tcPr>
@@ -16177,7 +16169,7 @@
         <w:rFonts w:asciiTheme="majorHAnsi" w:eastAsiaTheme="majorEastAsia" w:hAnsiTheme="majorHAnsi" w:cstheme="majorBidi"/>
         <w:i/>
         <w:iCs/>
-        <w:sz w:val="26"/>
+        <w:sz w:val="24"/>
       </w:rPr>
       <w:tblPr/>
       <w:tcPr>
@@ -16192,7 +16184,7 @@
         <w:rFonts w:asciiTheme="majorHAnsi" w:eastAsiaTheme="majorEastAsia" w:hAnsiTheme="majorHAnsi" w:cstheme="majorBidi"/>
         <w:i/>
         <w:iCs/>
-        <w:sz w:val="26"/>
+        <w:sz w:val="24"/>
       </w:rPr>
       <w:tblPr/>
       <w:tcPr>
@@ -16253,7 +16245,7 @@
     <w:uiPriority w:val="42"/>
     <w:rsid w:val="00AE3C79"/>
     <w:rPr>
-      <w:sz w:val="20"/>
+      <w:sz w:val="24"/>
     </w:rPr>
     <w:tblPr>
       <w:tblStyleRowBandSize w:val="1"/>
@@ -16341,7 +16333,7 @@
     <w:uiPriority w:val="43"/>
     <w:rsid w:val="00AE3C79"/>
     <w:rPr>
-      <w:sz w:val="20"/>
+      <w:sz w:val="24"/>
     </w:rPr>
     <w:tblPr>
       <w:tblStyleRowBandSize w:val="1"/>
@@ -16446,7 +16438,7 @@
     <w:uiPriority w:val="44"/>
     <w:rsid w:val="00AE3C79"/>
     <w:rPr>
-      <w:sz w:val="20"/>
+      <w:sz w:val="24"/>
     </w:rPr>
     <w:tblPr>
       <w:tblStyleRowBandSize w:val="1"/>
@@ -16507,7 +16499,7 @@
     <w:uiPriority w:val="45"/>
     <w:rsid w:val="00AE3C79"/>
     <w:rPr>
-      <w:sz w:val="20"/>
+      <w:sz w:val="24"/>
     </w:rPr>
     <w:tblPr>
       <w:tblStyleRowBandSize w:val="1"/>
@@ -16530,7 +16522,7 @@
         <w:rFonts w:asciiTheme="majorHAnsi" w:eastAsiaTheme="majorEastAsia" w:hAnsiTheme="majorHAnsi" w:cstheme="majorBidi"/>
         <w:i/>
         <w:iCs/>
-        <w:sz w:val="26"/>
+        <w:sz w:val="24"/>
       </w:rPr>
       <w:tblPr/>
       <w:tcPr>
@@ -16545,7 +16537,7 @@
         <w:rFonts w:asciiTheme="majorHAnsi" w:eastAsiaTheme="majorEastAsia" w:hAnsiTheme="majorHAnsi" w:cstheme="majorBidi"/>
         <w:i/>
         <w:iCs/>
-        <w:sz w:val="26"/>
+        <w:sz w:val="24"/>
       </w:rPr>
       <w:tblPr/>
       <w:tcPr>
@@ -16563,7 +16555,7 @@
         <w:rFonts w:asciiTheme="majorHAnsi" w:eastAsiaTheme="majorEastAsia" w:hAnsiTheme="majorHAnsi" w:cstheme="majorBidi"/>
         <w:i/>
         <w:iCs/>
-        <w:sz w:val="26"/>
+        <w:sz w:val="24"/>
       </w:rPr>
       <w:tblPr/>
       <w:tcPr>
@@ -16578,7 +16570,7 @@
         <w:rFonts w:asciiTheme="majorHAnsi" w:eastAsiaTheme="majorEastAsia" w:hAnsiTheme="majorHAnsi" w:cstheme="majorBidi"/>
         <w:i/>
         <w:iCs/>
-        <w:sz w:val="26"/>
+        <w:sz w:val="24"/>
       </w:rPr>
       <w:tblPr/>
       <w:tcPr>
@@ -16639,7 +16631,7 @@
     <w:uiPriority w:val="40"/>
     <w:rsid w:val="003A35DF"/>
     <w:rPr>
-      <w:sz w:val="20"/>
+      <w:sz w:val="24"/>
     </w:rPr>
     <w:tblPr>
       <w:tblBorders>
@@ -16693,8 +16685,8 @@
       <w:rFonts w:ascii="Arial" w:hAnsi="Arial"/>
       <w:b/>
       <w:bCs/>
-      <w:sz w:val="20"/>
-      <w:szCs w:val="20"/>
+      <w:sz w:val="24"/>
+      <w:szCs w:val="24"/>
       <w:lang w:val="en-US"/>
     </w:rPr>
   </w:style>
@@ -16972,11 +16964,11 @@
       <w:spacing w:before="160" w:after="160"/>
     </w:pPr>
     <w:rPr>
-      <w:rFonts w:eastAsia="Times New Roman" w:cs="Arial"/>
+      <w:rFonts w:eastAsia="Arial" w:cs="Arial"/>
       <w:color w:val="070F26" w:themeColor="background1"/>
       <w:kern w:val="17"/>
-      <w:sz w:val="17"/>
-      <w:szCs w:val="20"/>
+      <w:sz w:val="24"/>
+      <w:szCs w:val="24"/>
       <w:lang w:val="en-GB"/>
       <w14:ligatures w14:val="none"/>
     </w:rPr>
@@ -16998,11 +16990,11 @@
       <w:contextualSpacing/>
     </w:pPr>
     <w:rPr>
-      <w:rFonts w:ascii="Arial Bold" w:eastAsia="Times New Roman" w:hAnsi="Arial Bold" w:cs="Tahoma"/>
+      <w:rFonts w:ascii="Arial" w:eastAsia="Arial" w:hAnsi="Arial" w:cs="Tahoma"/>
       <w:b/>
       <w:color w:val="FFFFFF" w:themeColor="text1"/>
       <w:kern w:val="18"/>
-      <w:szCs w:val="20"/>
+      <w:szCs w:val="24"/>
       <w:lang w:val="en-GB"/>
       <w14:ligatures w14:val="none"/>
     </w:rPr>
@@ -17019,7 +17011,7 @@
       <w:outlineLvl w:val="0"/>
     </w:pPr>
     <w:rPr>
-      <w:rFonts w:ascii="Georgia" w:eastAsiaTheme="majorEastAsia" w:hAnsi="Georgia" w:cstheme="majorBidi"/>
+      <w:rFonts w:ascii="Arial" w:eastAsiaTheme="majorEastAsia" w:hAnsi="Arial" w:cstheme="majorBidi"/>
       <w:color w:val="0072BC" w:themeColor="background2"/>
       <w:kern w:val="28"/>
       <w:sz w:val="68"/>
@@ -17034,7 +17026,7 @@
     <w:uiPriority w:val="10"/>
     <w:rsid w:val="008923D1"/>
     <w:rPr>
-      <w:rFonts w:ascii="Georgia" w:eastAsiaTheme="majorEastAsia" w:hAnsi="Georgia" w:cstheme="majorBidi"/>
+      <w:rFonts w:ascii="Arial" w:eastAsiaTheme="majorEastAsia" w:hAnsi="Arial" w:cstheme="majorBidi"/>
       <w:color w:val="0072BC" w:themeColor="background2"/>
       <w:kern w:val="28"/>
       <w:sz w:val="68"/>
@@ -17195,9 +17187,9 @@
       <w:spacing w:line="240" w:lineRule="auto"/>
     </w:pPr>
     <w:rPr>
-      <w:rFonts w:ascii="Courier New" w:eastAsia="Times New Roman" w:hAnsi="Courier New" w:cs="Courier New"/>
+      <w:rFonts w:ascii="Arial" w:eastAsia="Arial" w:hAnsi="Arial" w:cs="Arial"/>
       <w:kern w:val="0"/>
-      <w:szCs w:val="20"/>
+      <w:szCs w:val="24"/>
       <w:lang w:val="en-IN" w:eastAsia="en-GB"/>
       <w14:ligatures w14:val="none"/>
     </w:rPr>
@@ -17210,10 +17202,10 @@
     <w:semiHidden/>
     <w:rsid w:val="003563F9"/>
     <w:rPr>
-      <w:rFonts w:ascii="Courier New" w:eastAsia="Times New Roman" w:hAnsi="Courier New" w:cs="Courier New"/>
+      <w:rFonts w:ascii="Arial" w:eastAsia="Arial" w:hAnsi="Arial" w:cs="Arial"/>
       <w:kern w:val="0"/>
-      <w:sz w:val="20"/>
-      <w:szCs w:val="20"/>
+      <w:sz w:val="24"/>
+      <w:szCs w:val="24"/>
       <w:lang w:val="en-IN" w:eastAsia="en-GB"/>
       <w14:ligatures w14:val="none"/>
     </w:rPr>
@@ -17508,6 +17500,7 @@
     <w:rsid w:val="00133C69"/>
     <w:rsid w:val="00137E8A"/>
     <w:rsid w:val="00186D5D"/>
+    <w:rsid w:val="001C56B8"/>
     <w:rsid w:val="001F238E"/>
     <w:rsid w:val="00207947"/>
     <w:rsid w:val="0022143F"/>
@@ -17535,6 +17528,7 @@
     <w:rsid w:val="00C25536"/>
     <w:rsid w:val="00C7520D"/>
     <w:rsid w:val="00CA3119"/>
+    <w:rsid w:val="00CB7278"/>
     <w:rsid w:val="00CE222C"/>
     <w:rsid w:val="00D3186C"/>
     <w:rsid w:val="00DF3800"/>
@@ -18291,6 +18285,16 @@
 </file>
 
 <file path=customXml/item1.xml><?xml version="1.0" encoding="utf-8"?>
+<p:properties xmlns:p="http://schemas.microsoft.com/office/2006/metadata/properties" xmlns:xsi="http://www.w3.org/2001/XMLSchema-instance" xmlns:pc="http://schemas.microsoft.com/office/infopath/2007/PartnerControls">
+  <documentManagement/>
+</p:properties>
+</file>
+
+<file path=customXml/item2.xml><?xml version="1.0" encoding="utf-8"?>
+<b:Sources xmlns:b="http://schemas.openxmlformats.org/officeDocument/2006/bibliography" xmlns="http://schemas.openxmlformats.org/officeDocument/2006/bibliography" SelectedStyle="\APASixthEditionOfficeOnline.xsl" StyleName="APA" Version="6"/>
+</file>
+
+<file path=customXml/item3.xml><?xml version="1.0" encoding="utf-8"?>
 <ct:contentTypeSchema xmlns:ct="http://schemas.microsoft.com/office/2006/metadata/contentType" xmlns:ma="http://schemas.microsoft.com/office/2006/metadata/properties/metaAttributes" ct:_="" ma:_="" ma:contentTypeName="Document" ma:contentTypeID="0x0101000A49EB99E6499D439FB507E92DFB948A" ma:contentTypeVersion="3" ma:contentTypeDescription="Create a new document." ma:contentTypeScope="" ma:versionID="4e6393af3769a3037de78fdd1e5290c4">
   <xsd:schema xmlns:xsd="http://www.w3.org/2001/XMLSchema" xmlns:xs="http://www.w3.org/2001/XMLSchema" xmlns:p="http://schemas.microsoft.com/office/2006/metadata/properties" xmlns:ns2="ba4cc30b-c043-49b1-8e93-4c9262a918f0" targetNamespace="http://schemas.microsoft.com/office/2006/metadata/properties" ma:root="true" ma:fieldsID="a22f4753efaf92b99cb84030fbd56b80" ns2:_="">
     <xsd:import namespace="ba4cc30b-c043-49b1-8e93-4c9262a918f0"/>
@@ -18428,16 +18432,6 @@
 </ct:contentTypeSchema>
 </file>
 
-<file path=customXml/item2.xml><?xml version="1.0" encoding="utf-8"?>
-<b:Sources xmlns:b="http://schemas.openxmlformats.org/officeDocument/2006/bibliography" xmlns="http://schemas.openxmlformats.org/officeDocument/2006/bibliography" SelectedStyle="\APASixthEditionOfficeOnline.xsl" StyleName="APA" Version="6"/>
-</file>
-
-<file path=customXml/item3.xml><?xml version="1.0" encoding="utf-8"?>
-<p:properties xmlns:p="http://schemas.microsoft.com/office/2006/metadata/properties" xmlns:xsi="http://www.w3.org/2001/XMLSchema-instance" xmlns:pc="http://schemas.microsoft.com/office/infopath/2007/PartnerControls">
-  <documentManagement/>
-</p:properties>
-</file>
-
 <file path=customXml/item4.xml><?xml version="1.0" encoding="utf-8"?>
 <?mso-contentType ?>
 <FormTemplates xmlns="http://schemas.microsoft.com/sharepoint/v3/contenttype/forms">
@@ -18448,6 +18442,23 @@
 </file>
 
 <file path=customXml/itemProps1.xml><?xml version="1.0" encoding="utf-8"?>
+<ds:datastoreItem xmlns:ds="http://schemas.openxmlformats.org/officeDocument/2006/customXml" ds:itemID="{B6ADF4F3-5389-4261-BA50-D9C1C4EE966F}">
+  <ds:schemaRefs>
+    <ds:schemaRef ds:uri="http://schemas.microsoft.com/office/2006/metadata/properties"/>
+    <ds:schemaRef ds:uri="http://schemas.microsoft.com/office/infopath/2007/PartnerControls"/>
+  </ds:schemaRefs>
+</ds:datastoreItem>
+</file>
+
+<file path=customXml/itemProps2.xml><?xml version="1.0" encoding="utf-8"?>
+<ds:datastoreItem xmlns:ds="http://schemas.openxmlformats.org/officeDocument/2006/customXml" ds:itemID="{98BD03B9-BFAB-42BE-8091-69031DD3A8CE}">
+  <ds:schemaRefs>
+    <ds:schemaRef ds:uri="http://schemas.openxmlformats.org/officeDocument/2006/bibliography"/>
+  </ds:schemaRefs>
+</ds:datastoreItem>
+</file>
+
+<file path=customXml/itemProps3.xml><?xml version="1.0" encoding="utf-8"?>
 <ds:datastoreItem xmlns:ds="http://schemas.openxmlformats.org/officeDocument/2006/customXml" ds:itemID="{CE2EA80F-BC29-4285-8F53-00433A445D1D}">
   <ds:schemaRefs>
     <ds:schemaRef ds:uri="http://schemas.microsoft.com/office/2006/metadata/contentType"/>
@@ -18465,23 +18476,6 @@
 </ds:datastoreItem>
 </file>
 
-<file path=customXml/itemProps2.xml><?xml version="1.0" encoding="utf-8"?>
-<ds:datastoreItem xmlns:ds="http://schemas.openxmlformats.org/officeDocument/2006/customXml" ds:itemID="{98BD03B9-BFAB-42BE-8091-69031DD3A8CE}">
-  <ds:schemaRefs>
-    <ds:schemaRef ds:uri="http://schemas.openxmlformats.org/officeDocument/2006/bibliography"/>
-  </ds:schemaRefs>
-</ds:datastoreItem>
-</file>
-
-<file path=customXml/itemProps3.xml><?xml version="1.0" encoding="utf-8"?>
-<ds:datastoreItem xmlns:ds="http://schemas.openxmlformats.org/officeDocument/2006/customXml" ds:itemID="{B6ADF4F3-5389-4261-BA50-D9C1C4EE966F}">
-  <ds:schemaRefs>
-    <ds:schemaRef ds:uri="http://schemas.microsoft.com/office/2006/metadata/properties"/>
-    <ds:schemaRef ds:uri="http://schemas.microsoft.com/office/infopath/2007/PartnerControls"/>
-  </ds:schemaRefs>
-</ds:datastoreItem>
-</file>
-
 <file path=customXml/itemProps4.xml><?xml version="1.0" encoding="utf-8"?>
 <ds:datastoreItem xmlns:ds="http://schemas.openxmlformats.org/officeDocument/2006/customXml" ds:itemID="{F4033E51-A133-484E-A999-B47BB42AC722}">
   <ds:schemaRefs>
